--- a/pc_package/PCP-005_protein_a.docx
+++ b/pc_package/PCP-005_protein_a.docx
@@ -814,61 +814,73 @@
         <w:pStyle w:val="FirstParagraph"/>
       </w:pPr>
       <w:r>
-        <w:t xml:space="preserve">ALCOA+, attributable, legible, contemporaneous, original and accurate, plus complete,</w:t>
+        <w:t xml:space="preserve">ALCOA+, attributable, legible, contemporaneous, original, accurate and complete;</w:t>
       </w:r>
       <w:r>
         <w:t xml:space="preserve"> </w:t>
       </w:r>
       <w:r>
-        <w:t xml:space="preserve">consistent, enduring and available; AMV, analytical method validation; CQA, critical quality</w:t>
+        <w:t xml:space="preserve">AMV, analytical method validation; CPP, critical process parameter; CQA, critical</w:t>
       </w:r>
       <w:r>
         <w:t xml:space="preserve"> </w:t>
       </w:r>
       <w:r>
-        <w:t xml:space="preserve">attribute; CV, column volume; DNA, deoxyribonucleic acid; DoE, design of experiments; ELISA,</w:t>
+        <w:t xml:space="preserve">quality attribute; CV, column volume; DNA, deoxyribonucleic acid; DoE, design of</w:t>
       </w:r>
       <w:r>
         <w:t xml:space="preserve"> </w:t>
       </w:r>
       <w:r>
-        <w:t xml:space="preserve">enzyme-linked immunosorbent assay; Fc, fragment crystallizable region of an immunoglobulin;</w:t>
+        <w:t xml:space="preserve">experiments; ELISA, enzyme-linked immunosorbent assay; GPP, general process parameter;</w:t>
       </w:r>
       <w:r>
         <w:t xml:space="preserve"> </w:t>
       </w:r>
       <w:r>
-        <w:t xml:space="preserve">HCP, host cell protein; HMW, high molecular weight; ICH, International Council for</w:t>
+        <w:t xml:space="preserve">HCP, host cell protein; HMW, high molecular weight; KPP, key process parameter; LOQ,</w:t>
       </w:r>
       <w:r>
         <w:t xml:space="preserve"> </w:t>
       </w:r>
       <w:r>
-        <w:t xml:space="preserve">Harmonisation; IgG, immunoglobulin G; MSAT, Manufacturing Science and Technology; MVM,</w:t>
+        <w:t xml:space="preserve">limit of quantitation; MSAT, Manufacturing Science and Technology; NOR, normal operating</w:t>
       </w:r>
       <w:r>
         <w:t xml:space="preserve"> </w:t>
       </w:r>
       <w:r>
-        <w:t xml:space="preserve">minute virus of mice; NOR, normal operating range; PPQ, process performance qualification;</w:t>
+        <w:t xml:space="preserve">range; PAR, proven acceptable range; PCP, process characterization plan; PCR, process</w:t>
       </w:r>
       <w:r>
         <w:t xml:space="preserve"> </w:t>
       </w:r>
       <w:r>
-        <w:t xml:space="preserve">PRESS, prediction error sum of squares; qPCR, quantitative polymerase chain reaction; RSM,</w:t>
+        <w:t xml:space="preserve">characterization report; PRESS, predicted residual error sum of squares; qPCR,</w:t>
       </w:r>
       <w:r>
         <w:t xml:space="preserve"> </w:t>
       </w:r>
       <w:r>
-        <w:t xml:space="preserve">response-surface methodology; SEC-HPLC, size-exclusion high-performance liquid</w:t>
+        <w:t xml:space="preserve">quantitative polymerase chain reaction; LIMS, laboratory information management</w:t>
       </w:r>
       <w:r>
         <w:t xml:space="preserve"> </w:t>
       </w:r>
       <w:r>
-        <w:t xml:space="preserve">chromatography; SOP, standard operating procedure; XMuLV, xenotropic murine leukaemia virus.</w:t>
+        <w:t xml:space="preserve">system; RSD, relative standard deviation; SEC,</w:t>
+      </w:r>
+      <w:r>
+        <w:t xml:space="preserve"> </w:t>
+      </w:r>
+      <w:r>
+        <w:t xml:space="preserve">size-exclusion chromatography; SOP, standard operating procedure; WC-CPP, well-controlled</w:t>
+      </w:r>
+      <w:r>
+        <w:t xml:space="preserve"> </w:t>
+      </w:r>
+      <w:r>
+        <w:t xml:space="preserve">critical process parameter.</w:t>
       </w:r>
     </w:p>
     <w:p>
@@ -877,7 +889,7 @@
       </w:r>
     </w:p>
     <w:bookmarkEnd w:id="11"/>
-    <w:bookmarkStart w:id="13" w:name="purpose-and-scope"/>
+    <w:bookmarkStart w:id="12" w:name="purpose-and-scope"/>
     <w:p>
       <w:pPr>
         <w:pStyle w:val="Heading1"/>
@@ -891,40 +903,187 @@
         <w:pStyle w:val="FirstParagraph"/>
       </w:pPr>
       <w:r>
-        <w:t xml:space="preserve">Protein A chromatography is the first chromatographic step of the A-Mab purification train.</w:t>
+        <w:t xml:space="preserve">The A-Mab drug substance process is being transferred to the commercial manufacturing site, and every unit operation has to be characterized (Stage 1, process design) before qualification runs begin</w:t>
       </w:r>
       <w:r>
         <w:t xml:space="preserve"> </w:t>
       </w:r>
       <w:r>
-        <w:t xml:space="preserve">This plan defines the Stage-1 characterization study for that step, and it fixes the</w:t>
+        <w:t xml:space="preserve">(U.S. Food and Drug Administration 2011)</w:t>
+      </w:r>
+      <w:r>
+        <w:t xml:space="preserve">. Protein A chromatography is the capture step of that process. Its platform operating conditions are well established, but the ranges that will be registered for commercial manufacture of A-Mab are not yet bounded by data on this product. This plan defines the study that will bound them.</w:t>
+      </w:r>
+    </w:p>
+    <w:p>
+      <w:pPr>
+        <w:pStyle w:val="BodyText"/>
+      </w:pPr>
+      <w:r>
+        <w:t xml:space="preserve">The study covers the 6 process parameters of the capture step, at the set-points and ranges given in</w:t>
       </w:r>
       <w:r>
         <w:t xml:space="preserve"> </w:t>
       </w:r>
-      <w:r>
-        <w:t xml:space="preserve">acceptance and decision criteria that the executed study will be judged against</w:t>
+      <w:hyperlink w:anchor="tbl-params">
+        <w:r>
+          <w:rPr>
+            <w:rStyle w:val="Hyperlink"/>
+          </w:rPr>
+          <w:t xml:space="preserve">Table 7</w:t>
+        </w:r>
+      </w:hyperlink>
+      <w:r>
+        <w:t xml:space="preserve">, on a scale-down model qualified under SOP-1001, of which 4 will be studied in a multivariate design and 2 will be assessed one at a time, following the risk ranking in RA-001. Every run of the designed experiments will measure 3 responses, namely pool host cell protein (HCP), step yield and leached Protein A, and from them the study delivers the operating region, the proven acceptable ranges, the parameter classification and the capability estimate that PCR-005 will report (§11).</w:t>
+      </w:r>
+    </w:p>
+    <w:p>
+      <w:pPr>
+        <w:pStyle w:val="BodyText"/>
+      </w:pPr>
+      <w:r>
+        <w:t xml:space="preserve">Four things sit outside the scope of this plan. Resin lifetime, re-use and sanitization are controlled under SOP-2008 and are supported by a separate resin life-cycle study, and an alternate Protein A resin is excluded as well, since RA-004 has already concluded that such a resin would need independent characterization with no bridging from platform data. Confirmation at commercial scale belongs to Stage 2, and no viral clearance claim is made for the capture step, since the cumulative clearance claim of the drug substance process rests on low-pH inactivation, anion exchange and virus filtration (PCP-006, PCP-008 and PCP-009).</w:t>
+      </w:r>
+    </w:p>
+    <w:bookmarkEnd w:id="12"/>
+    <w:bookmarkStart w:id="13" w:name="objectives"/>
+    <w:p>
+      <w:pPr>
+        <w:pStyle w:val="Heading1"/>
+      </w:pPr>
+      <w:r>
+        <w:t xml:space="preserve">2. Objectives</w:t>
+      </w:r>
+    </w:p>
+    <w:p>
+      <w:pPr>
+        <w:pStyle w:val="FirstParagraph"/>
+      </w:pPr>
+      <w:r>
+        <w:t xml:space="preserve">The study has five objectives, and they follow the enhanced development approach of ICH Q8</w:t>
       </w:r>
       <w:r>
         <w:t xml:space="preserve"> </w:t>
       </w:r>
       <w:r>
-        <w:t xml:space="preserve">(U.S. Food and Drug Administration 2011)</w:t>
-      </w:r>
-      <w:r>
-        <w:t xml:space="preserve">. It is written and approved before any characterization run is executed, and the</w:t>
+        <w:t xml:space="preserve">(International Council for Harmonisation 2009)</w:t>
       </w:r>
       <w:r>
         <w:t xml:space="preserve"> </w:t>
       </w:r>
       <w:r>
-        <w:t xml:space="preserve">study itself will be performed in a qualified scale-down model at the sending site</w:t>
+        <w:t xml:space="preserve">together with the classification logic of SOP-4001.</w:t>
+      </w:r>
+    </w:p>
+    <w:p>
+      <w:pPr>
+        <w:pStyle w:val="Compact"/>
+        <w:numPr>
+          <w:ilvl w:val="0"/>
+          <w:numId w:val="1001"/>
+        </w:numPr>
+      </w:pPr>
+      <w:r>
+        <w:t xml:space="preserve">Quantify the effect of each multivariate parameter, and of the interactions between them, on pool HCP, step yield and leached Protein A across the characterization ranges in</w:t>
       </w:r>
       <w:r>
         <w:t xml:space="preserve"> </w:t>
       </w:r>
-      <w:r>
-        <w:t xml:space="preserve">(Cambridge) and reported in PCR-005.</w:t>
+      <w:hyperlink w:anchor="tbl-params">
+        <w:r>
+          <w:rPr>
+            <w:rStyle w:val="Hyperlink"/>
+          </w:rPr>
+          <w:t xml:space="preserve">Table 7</w:t>
+        </w:r>
+      </w:hyperlink>
+      <w:r>
+        <w:t xml:space="preserve">.</w:t>
+      </w:r>
+    </w:p>
+    <w:p>
+      <w:pPr>
+        <w:pStyle w:val="Compact"/>
+        <w:numPr>
+          <w:ilvl w:val="0"/>
+          <w:numId w:val="1001"/>
+        </w:numPr>
+      </w:pPr>
+      <w:r>
+        <w:t xml:space="preserve">Fit a response-surface model to each response (pool HCP, step yield and leached Protein A) and define the multivariate region within which the governed quality attributes meet the acceptance basis set out in §7.</w:t>
+      </w:r>
+    </w:p>
+    <w:p>
+      <w:pPr>
+        <w:pStyle w:val="Compact"/>
+        <w:numPr>
+          <w:ilvl w:val="0"/>
+          <w:numId w:val="1001"/>
+        </w:numPr>
+      </w:pPr>
+      <w:r>
+        <w:t xml:space="preserve">Establish a proven acceptable range for each combination of governed attribute and multivariate parameter whose criterion is met at the set-point, record the reason where it is not, and confirm that the NOR of each parameter lies inside the range established.</w:t>
+      </w:r>
+    </w:p>
+    <w:p>
+      <w:pPr>
+        <w:pStyle w:val="Compact"/>
+        <w:numPr>
+          <w:ilvl w:val="0"/>
+          <w:numId w:val="1001"/>
+        </w:numPr>
+      </w:pPr>
+      <w:r>
+        <w:t xml:space="preserve">Support the ranges of operating temperature and bed height by univariate study, without adding two factors to the multivariate design.</w:t>
+      </w:r>
+    </w:p>
+    <w:p>
+      <w:pPr>
+        <w:pStyle w:val="Compact"/>
+        <w:numPr>
+          <w:ilvl w:val="0"/>
+          <w:numId w:val="1001"/>
+        </w:numPr>
+      </w:pPr>
+      <w:r>
+        <w:t xml:space="preserve">Classify every parameter of the step under SOP-4001 and state what the step contributes to the control strategy.</w:t>
+      </w:r>
+    </w:p>
+    <w:p>
+      <w:pPr>
+        <w:pStyle w:val="FirstParagraph"/>
+      </w:pPr>
+      <w:r>
+        <w:t xml:space="preserve">The study is not designed to demonstrate viral clearance and it does not qualify commercial-scale equipment, and both of those are covered elsewhere in the package (PCP-006 and PTP-001).</w:t>
+      </w:r>
+    </w:p>
+    <w:bookmarkEnd w:id="13"/>
+    <w:bookmarkStart w:id="16" w:name="related-documents"/>
+    <w:p>
+      <w:pPr>
+        <w:pStyle w:val="Heading1"/>
+      </w:pPr>
+      <w:r>
+        <w:t xml:space="preserve">3. Related documents</w:t>
+      </w:r>
+    </w:p>
+    <w:p>
+      <w:pPr>
+        <w:pStyle w:val="FirstParagraph"/>
+      </w:pPr>
+      <w:hyperlink w:anchor="tbl-related">
+        <w:r>
+          <w:rPr>
+            <w:rStyle w:val="Hyperlink"/>
+          </w:rPr>
+          <w:t xml:space="preserve">Table 2</w:t>
+        </w:r>
+      </w:hyperlink>
+      <w:r>
+        <w:t xml:space="preserve"> </w:t>
+      </w:r>
+      <w:r>
+        <w:t xml:space="preserve">lists the documents this plan depends on and the report it delivers.</w:t>
       </w:r>
     </w:p>
     <w:tbl>
@@ -940,7 +1099,7 @@
       <w:tr>
         <w:tc>
           <w:tcPr/>
-          <w:bookmarkStart w:id="12" w:name="tbl-train"/>
+          <w:bookmarkStart w:id="14" w:name="tbl-related"/>
           <w:p>
             <w:pPr>
               <w:jc w:val="center"/>
@@ -951,824 +1110,7 @@
               <w:pStyle w:val="ImageCaption"/>
             </w:pPr>
             <w:r>
-              <w:t xml:space="preserve">Table 2: The A-Mab drug-substance process train and the principal role of each step.</w:t>
-            </w:r>
-          </w:p>
-          <w:tbl>
-            <w:tblPr>
-              <w:tblStyle w:val="Table"/>
-              <w:tblW w:type="pct" w:w="5000"/>
-              <w:tblLayout w:type="fixed"/>
-              <w:tblLook w:firstRow="1" w:lastRow="0" w:firstColumn="0" w:lastColumn="0" w:noHBand="0" w:noVBand="0" w:val="0020"/>
-            </w:tblPr>
-            <w:tblGrid>
-              <w:gridCol w:w="528"/>
-              <w:gridCol w:w="2244"/>
-              <w:gridCol w:w="5148"/>
-            </w:tblGrid>
-            <w:tr>
-              <w:trPr>
-                <w:tblHeader w:val="on"/>
-              </w:trPr>
-              <w:tc>
-                <w:tcPr/>
-                <w:p>
-                  <w:pPr>
-                    <w:pStyle w:val="Compact"/>
-                    <w:jc w:val="right"/>
-                    <w:jc w:val="center"/>
-                  </w:pPr>
-                  <w:r>
-                    <w:t xml:space="preserve">Step</w:t>
-                  </w:r>
-                </w:p>
-              </w:tc>
-              <w:tc>
-                <w:tcPr/>
-                <w:p>
-                  <w:pPr>
-                    <w:pStyle w:val="Compact"/>
-                    <w:jc w:val="left"/>
-                    <w:jc w:val="center"/>
-                  </w:pPr>
-                  <w:r>
-                    <w:t xml:space="preserve">Unit operation</w:t>
-                  </w:r>
-                </w:p>
-              </w:tc>
-              <w:tc>
-                <w:tcPr/>
-                <w:p>
-                  <w:pPr>
-                    <w:pStyle w:val="Compact"/>
-                    <w:jc w:val="left"/>
-                    <w:jc w:val="center"/>
-                  </w:pPr>
-                  <w:r>
-                    <w:t xml:space="preserve">Principal role</w:t>
-                  </w:r>
-                </w:p>
-              </w:tc>
-            </w:tr>
-            <w:tr>
-              <w:tc>
-                <w:tcPr/>
-                <w:p>
-                  <w:pPr>
-                    <w:pStyle w:val="Compact"/>
-                    <w:jc w:val="right"/>
-                    <w:jc w:val="center"/>
-                  </w:pPr>
-                  <w:r>
-                    <w:t xml:space="preserve">3</w:t>
-                  </w:r>
-                </w:p>
-              </w:tc>
-              <w:tc>
-                <w:tcPr/>
-                <w:p>
-                  <w:pPr>
-                    <w:pStyle w:val="Compact"/>
-                    <w:jc w:val="left"/>
-                    <w:jc w:val="center"/>
-                  </w:pPr>
-                  <w:r>
-                    <w:t xml:space="preserve">Production Bioreactor</w:t>
-                  </w:r>
-                </w:p>
-              </w:tc>
-              <w:tc>
-                <w:tcPr/>
-                <w:p>
-                  <w:pPr>
-                    <w:pStyle w:val="Compact"/>
-                    <w:jc w:val="left"/>
-                    <w:jc w:val="center"/>
-                  </w:pPr>
-                  <w:r>
-                    <w:t xml:space="preserve">Forms the glycan, charge-variant and aggregate CQAs (design-space step)</w:t>
-                  </w:r>
-                </w:p>
-              </w:tc>
-            </w:tr>
-            <w:tr>
-              <w:tc>
-                <w:tcPr/>
-                <w:p>
-                  <w:pPr>
-                    <w:pStyle w:val="Compact"/>
-                    <w:jc w:val="right"/>
-                    <w:jc w:val="center"/>
-                  </w:pPr>
-                  <w:r>
-                    <w:t xml:space="preserve">4</w:t>
-                  </w:r>
-                </w:p>
-              </w:tc>
-              <w:tc>
-                <w:tcPr/>
-                <w:p>
-                  <w:pPr>
-                    <w:pStyle w:val="Compact"/>
-                    <w:jc w:val="left"/>
-                    <w:jc w:val="center"/>
-                  </w:pPr>
-                  <w:r>
-                    <w:t xml:space="preserve">Harvest and Clarification</w:t>
-                  </w:r>
-                </w:p>
-              </w:tc>
-              <w:tc>
-                <w:tcPr/>
-                <w:p>
-                  <w:pPr>
-                    <w:pStyle w:val="Compact"/>
-                    <w:jc w:val="left"/>
-                    <w:jc w:val="center"/>
-                  </w:pPr>
-                  <w:r>
-                    <w:t xml:space="preserve">Primary recovery and clarification; forms no product-quality CQA</w:t>
-                  </w:r>
-                </w:p>
-              </w:tc>
-            </w:tr>
-            <w:tr>
-              <w:tc>
-                <w:tcPr/>
-                <w:p>
-                  <w:pPr>
-                    <w:pStyle w:val="Compact"/>
-                    <w:jc w:val="right"/>
-                    <w:jc w:val="center"/>
-                  </w:pPr>
-                  <w:r>
-                    <w:t xml:space="preserve">5</w:t>
-                  </w:r>
-                </w:p>
-              </w:tc>
-              <w:tc>
-                <w:tcPr/>
-                <w:p>
-                  <w:pPr>
-                    <w:pStyle w:val="Compact"/>
-                    <w:jc w:val="left"/>
-                    <w:jc w:val="center"/>
-                  </w:pPr>
-                  <w:r>
-                    <w:t xml:space="preserve">Protein A Chromatography</w:t>
-                  </w:r>
-                </w:p>
-              </w:tc>
-              <w:tc>
-                <w:tcPr/>
-                <w:p>
-                  <w:pPr>
-                    <w:pStyle w:val="Compact"/>
-                    <w:jc w:val="left"/>
-                    <w:jc w:val="center"/>
-                  </w:pPr>
-                  <w:r>
-                    <w:t xml:space="preserve">Capture; sets leached Protein A; principal HCP and DNA clearance</w:t>
-                  </w:r>
-                </w:p>
-              </w:tc>
-            </w:tr>
-            <w:tr>
-              <w:tc>
-                <w:tcPr/>
-                <w:p>
-                  <w:pPr>
-                    <w:pStyle w:val="Compact"/>
-                    <w:jc w:val="right"/>
-                    <w:jc w:val="center"/>
-                  </w:pPr>
-                  <w:r>
-                    <w:t xml:space="preserve">6</w:t>
-                  </w:r>
-                </w:p>
-              </w:tc>
-              <w:tc>
-                <w:tcPr/>
-                <w:p>
-                  <w:pPr>
-                    <w:pStyle w:val="Compact"/>
-                    <w:jc w:val="left"/>
-                    <w:jc w:val="center"/>
-                  </w:pPr>
-                  <w:r>
-                    <w:t xml:space="preserve">Low-pH Viral Inactivation</w:t>
-                  </w:r>
-                </w:p>
-              </w:tc>
-              <w:tc>
-                <w:tcPr/>
-                <w:p>
-                  <w:pPr>
-                    <w:pStyle w:val="Compact"/>
-                    <w:jc w:val="left"/>
-                    <w:jc w:val="center"/>
-                  </w:pPr>
-                  <w:r>
-                    <w:t xml:space="preserve">Low-pH hold; sets the cumulative XMuLV (enveloped) clearance</w:t>
-                  </w:r>
-                </w:p>
-              </w:tc>
-            </w:tr>
-            <w:tr>
-              <w:tc>
-                <w:tcPr/>
-                <w:p>
-                  <w:pPr>
-                    <w:pStyle w:val="Compact"/>
-                    <w:jc w:val="right"/>
-                    <w:jc w:val="center"/>
-                  </w:pPr>
-                  <w:r>
-                    <w:t xml:space="preserve">7</w:t>
-                  </w:r>
-                </w:p>
-              </w:tc>
-              <w:tc>
-                <w:tcPr/>
-                <w:p>
-                  <w:pPr>
-                    <w:pStyle w:val="Compact"/>
-                    <w:jc w:val="left"/>
-                    <w:jc w:val="center"/>
-                  </w:pPr>
-                  <w:r>
-                    <w:t xml:space="preserve">Cation Exchange Chromatography</w:t>
-                  </w:r>
-                </w:p>
-              </w:tc>
-              <w:tc>
-                <w:tcPr/>
-                <w:p>
-                  <w:pPr>
-                    <w:pStyle w:val="Compact"/>
-                    <w:jc w:val="left"/>
-                    <w:jc w:val="center"/>
-                  </w:pPr>
-                  <w:r>
-                    <w:t xml:space="preserve">Polish; principal aggregate reduction; major HCP/DNA/leached-PA clearance</w:t>
-                  </w:r>
-                </w:p>
-              </w:tc>
-            </w:tr>
-            <w:tr>
-              <w:tc>
-                <w:tcPr/>
-                <w:p>
-                  <w:pPr>
-                    <w:pStyle w:val="Compact"/>
-                    <w:jc w:val="right"/>
-                    <w:jc w:val="center"/>
-                  </w:pPr>
-                  <w:r>
-                    <w:t xml:space="preserve">8</w:t>
-                  </w:r>
-                </w:p>
-              </w:tc>
-              <w:tc>
-                <w:tcPr/>
-                <w:p>
-                  <w:pPr>
-                    <w:pStyle w:val="Compact"/>
-                    <w:jc w:val="left"/>
-                    <w:jc w:val="center"/>
-                  </w:pPr>
-                  <w:r>
-                    <w:t xml:space="preserve">Anion Exchange Chromatography</w:t>
-                  </w:r>
-                </w:p>
-              </w:tc>
-              <w:tc>
-                <w:tcPr/>
-                <w:p>
-                  <w:pPr>
-                    <w:pStyle w:val="Compact"/>
-                    <w:jc w:val="left"/>
-                    <w:jc w:val="center"/>
-                  </w:pPr>
-                  <w:r>
-                    <w:t xml:space="preserve">Flow-through polish; sets the cumulative MVM clearance; clears XMuLV/HCP/DNA</w:t>
-                  </w:r>
-                </w:p>
-              </w:tc>
-            </w:tr>
-            <w:tr>
-              <w:tc>
-                <w:tcPr/>
-                <w:p>
-                  <w:pPr>
-                    <w:pStyle w:val="Compact"/>
-                    <w:jc w:val="right"/>
-                    <w:jc w:val="center"/>
-                  </w:pPr>
-                  <w:r>
-                    <w:t xml:space="preserve">9</w:t>
-                  </w:r>
-                </w:p>
-              </w:tc>
-              <w:tc>
-                <w:tcPr/>
-                <w:p>
-                  <w:pPr>
-                    <w:pStyle w:val="Compact"/>
-                    <w:jc w:val="left"/>
-                    <w:jc w:val="center"/>
-                  </w:pPr>
-                  <w:r>
-                    <w:t xml:space="preserve">Small-Virus Retentive Filtration</w:t>
-                  </w:r>
-                </w:p>
-              </w:tc>
-              <w:tc>
-                <w:tcPr/>
-                <w:p>
-                  <w:pPr>
-                    <w:pStyle w:val="Compact"/>
-                    <w:jc w:val="left"/>
-                    <w:jc w:val="center"/>
-                  </w:pPr>
-                  <w:r>
-                    <w:t xml:space="preserve">Dedicated small-virus removal; principal MVM clearance</w:t>
-                  </w:r>
-                </w:p>
-              </w:tc>
-            </w:tr>
-            <w:tr>
-              <w:tc>
-                <w:tcPr/>
-                <w:p>
-                  <w:pPr>
-                    <w:pStyle w:val="Compact"/>
-                    <w:jc w:val="right"/>
-                    <w:jc w:val="center"/>
-                  </w:pPr>
-                  <w:r>
-                    <w:t xml:space="preserve">10</w:t>
-                  </w:r>
-                </w:p>
-              </w:tc>
-              <w:tc>
-                <w:tcPr/>
-                <w:p>
-                  <w:pPr>
-                    <w:pStyle w:val="Compact"/>
-                    <w:jc w:val="left"/>
-                    <w:jc w:val="center"/>
-                  </w:pPr>
-                  <w:r>
-                    <w:t xml:space="preserve">Ultrafiltration / Diafiltration</w:t>
-                  </w:r>
-                </w:p>
-              </w:tc>
-              <w:tc>
-                <w:tcPr/>
-                <w:p>
-                  <w:pPr>
-                    <w:pStyle w:val="Compact"/>
-                    <w:jc w:val="left"/>
-                    <w:jc w:val="center"/>
-                  </w:pPr>
-                  <w:r>
-                    <w:t xml:space="preserve">Formulation / mass balance; delivers drug substance at target concentration</w:t>
-                  </w:r>
-                </w:p>
-              </w:tc>
-            </w:tr>
-          </w:tbl>
-          <w:bookmarkEnd w:id="12"/>
-          <w:p/>
-        </w:tc>
-      </w:tr>
-    </w:tbl>
-    <w:p>
-      <w:pPr>
-        <w:pStyle w:val="BodyText"/>
-      </w:pPr>
-      <w:r>
-        <w:t xml:space="preserve">The step takes clarified harvest from Step 4, binds the antibody on an immobilized Protein A</w:t>
-      </w:r>
-      <w:r>
-        <w:t xml:space="preserve"> </w:t>
-      </w:r>
-      <w:r>
-        <w:t xml:space="preserve">resin, and elutes it at low pH into the viral inactivation hold of Step 6. It sets one</w:t>
-      </w:r>
-      <w:r>
-        <w:t xml:space="preserve"> </w:t>
-      </w:r>
-      <w:r>
-        <w:t xml:space="preserve">quality attribute, leached Protein A, and it is the principal point of host cell protein and</w:t>
-      </w:r>
-      <w:r>
-        <w:t xml:space="preserve"> </w:t>
-      </w:r>
-      <w:r>
-        <w:t xml:space="preserve">residual DNA removal in the process (</w:t>
-      </w:r>
-      <w:hyperlink w:anchor="tbl-train">
-        <w:r>
-          <w:rPr>
-            <w:rStyle w:val="Hyperlink"/>
-          </w:rPr>
-          <w:t xml:space="preserve">Table 2</w:t>
-        </w:r>
-      </w:hyperlink>
-      <w:r>
-        <w:t xml:space="preserve">). Viral clearance can be shown across</w:t>
-      </w:r>
-      <w:r>
-        <w:t xml:space="preserve"> </w:t>
-      </w:r>
-      <w:r>
-        <w:t xml:space="preserve">affinity capture steps of this kind, but no viral clearance claim will be made for this one.</w:t>
-      </w:r>
-      <w:r>
-        <w:t xml:space="preserve"> </w:t>
-      </w:r>
-      <w:r>
-        <w:t xml:space="preserve">The cumulative claim rests on Steps 6, 8 and 9 and is consolidated in PCMR-001</w:t>
-      </w:r>
-      <w:r>
-        <w:t xml:space="preserve"> </w:t>
-      </w:r>
-      <w:r>
-        <w:t xml:space="preserve">(International Council for Harmonisation 2023a)</w:t>
-      </w:r>
-      <w:r>
-        <w:t xml:space="preserve">.</w:t>
-      </w:r>
-    </w:p>
-    <w:p>
-      <w:pPr>
-        <w:pStyle w:val="BodyText"/>
-      </w:pPr>
-      <w:r>
-        <w:t xml:space="preserve">This plan covers the 4 process parameters that RA-001 assigned to multivariate</w:t>
-      </w:r>
-      <w:r>
-        <w:t xml:space="preserve"> </w:t>
-      </w:r>
-      <w:r>
-        <w:t xml:space="preserve">study and the 2 parameters it assigned to univariate study, over the</w:t>
-      </w:r>
-      <w:r>
-        <w:t xml:space="preserve"> </w:t>
-      </w:r>
-      <w:r>
-        <w:t xml:space="preserve">characterization ranges given in §6.1. Three responses will be measured on every run</w:t>
-      </w:r>
-      <w:r>
-        <w:t xml:space="preserve"> </w:t>
-      </w:r>
-      <w:r>
-        <w:t xml:space="preserve">(pool host cell protein, leached Protein A and step yield), while residual DNA and aggregate</w:t>
-      </w:r>
-      <w:r>
-        <w:t xml:space="preserve"> </w:t>
-      </w:r>
-      <w:r>
-        <w:t xml:space="preserve">will be measured on the reduced scheme of §5.4.</w:t>
-      </w:r>
-    </w:p>
-    <w:p>
-      <w:pPr>
-        <w:pStyle w:val="BodyText"/>
-      </w:pPr>
-      <w:r>
-        <w:t xml:space="preserve">Three areas that a reader might expect here are outside the scope of this plan and are</w:t>
-      </w:r>
-      <w:r>
-        <w:t xml:space="preserve"> </w:t>
-      </w:r>
-      <w:r>
-        <w:t xml:space="preserve">covered by other documents of the characterization package. Resin packing,</w:t>
-      </w:r>
-      <w:r>
-        <w:t xml:space="preserve"> </w:t>
-      </w:r>
-      <w:r>
-        <w:t xml:space="preserve">sanitization, re-use and lifetime are governed by SOP-2008 and are characterized in the</w:t>
-      </w:r>
-      <w:r>
-        <w:t xml:space="preserve"> </w:t>
-      </w:r>
-      <w:r>
-        <w:t xml:space="preserve">resin life-cycle study referenced there. Analytical method performance is established by the</w:t>
-      </w:r>
-      <w:r>
-        <w:t xml:space="preserve"> </w:t>
-      </w:r>
-      <w:r>
-        <w:t xml:space="preserve">validations listed in</w:t>
-      </w:r>
-      <w:r>
-        <w:t xml:space="preserve"> </w:t>
-      </w:r>
-      <w:hyperlink w:anchor="tbl-sops">
-        <w:r>
-          <w:rPr>
-            <w:rStyle w:val="Hyperlink"/>
-          </w:rPr>
-          <w:t xml:space="preserve">Table 4</w:t>
-        </w:r>
-      </w:hyperlink>
-      <w:r>
-        <w:t xml:space="preserve"> </w:t>
-      </w:r>
-      <w:r>
-        <w:t xml:space="preserve">and is not re-established here. Hold times between unit</w:t>
-      </w:r>
-      <w:r>
-        <w:t xml:space="preserve"> </w:t>
-      </w:r>
-      <w:r>
-        <w:t xml:space="preserve">operations, and the equivalence of the receiving site’s equipment, are covered by PTP-001.</w:t>
-      </w:r>
-    </w:p>
-    <w:bookmarkEnd w:id="13"/>
-    <w:bookmarkStart w:id="14" w:name="objectives"/>
-    <w:p>
-      <w:pPr>
-        <w:pStyle w:val="Heading1"/>
-      </w:pPr>
-      <w:r>
-        <w:t xml:space="preserve">2. Objectives</w:t>
-      </w:r>
-    </w:p>
-    <w:p>
-      <w:pPr>
-        <w:pStyle w:val="FirstParagraph"/>
-      </w:pPr>
-      <w:r>
-        <w:t xml:space="preserve">The study pursues the objectives below, and each of them is answered by a named section of</w:t>
-      </w:r>
-      <w:r>
-        <w:t xml:space="preserve"> </w:t>
-      </w:r>
-      <w:r>
-        <w:t xml:space="preserve">PCR-005.</w:t>
-      </w:r>
-    </w:p>
-    <w:p>
-      <w:pPr>
-        <w:pStyle w:val="Compact"/>
-        <w:numPr>
-          <w:ilvl w:val="0"/>
-          <w:numId w:val="1001"/>
-        </w:numPr>
-      </w:pPr>
-    </w:p>
-    <w:p>
-      <w:pPr>
-        <w:pStyle w:val="Compact"/>
-        <w:numPr>
-          <w:ilvl w:val="1"/>
-          <w:numId w:val="1002"/>
-        </w:numPr>
-      </w:pPr>
-      <w:r>
-        <w:t xml:space="preserve">Quantify the effect of each studied parameter on pool host cell protein, on leached</w:t>
-      </w:r>
-      <w:r>
-        <w:t xml:space="preserve"> </w:t>
-      </w:r>
-      <w:r>
-        <w:t xml:space="preserve">Protein A and on step yield, across the characterization ranges of §6.1.</w:t>
-      </w:r>
-    </w:p>
-    <w:p>
-      <w:pPr>
-        <w:pStyle w:val="Compact"/>
-        <w:numPr>
-          <w:ilvl w:val="0"/>
-          <w:numId w:val="1001"/>
-        </w:numPr>
-      </w:pPr>
-    </w:p>
-    <w:p>
-      <w:pPr>
-        <w:pStyle w:val="Compact"/>
-        <w:numPr>
-          <w:ilvl w:val="1"/>
-          <w:numId w:val="1003"/>
-        </w:numPr>
-      </w:pPr>
-      <w:r>
-        <w:t xml:space="preserve">Identify the interactions between the multivariate parameters, and estimate the</w:t>
-      </w:r>
-      <w:r>
-        <w:t xml:space="preserve"> </w:t>
-      </w:r>
-      <w:r>
-        <w:t xml:space="preserve">curvature of any response that shows it.</w:t>
-      </w:r>
-    </w:p>
-    <w:p>
-      <w:pPr>
-        <w:pStyle w:val="Compact"/>
-        <w:numPr>
-          <w:ilvl w:val="0"/>
-          <w:numId w:val="1001"/>
-        </w:numPr>
-      </w:pPr>
-    </w:p>
-    <w:p>
-      <w:pPr>
-        <w:pStyle w:val="Compact"/>
-        <w:numPr>
-          <w:ilvl w:val="1"/>
-          <w:numId w:val="1004"/>
-        </w:numPr>
-      </w:pPr>
-      <w:r>
-        <w:t xml:space="preserve">Define a multivariate operating region for the parameters that govern a quality</w:t>
-      </w:r>
-      <w:r>
-        <w:t xml:space="preserve"> </w:t>
-      </w:r>
-      <w:r>
-        <w:t xml:space="preserve">attribute, and determine a proven acceptable range for each governed attribute and</w:t>
-      </w:r>
-      <w:r>
-        <w:t xml:space="preserve"> </w:t>
-      </w:r>
-      <w:r>
-        <w:t xml:space="preserve">parameter combination.</w:t>
-      </w:r>
-    </w:p>
-    <w:p>
-      <w:pPr>
-        <w:pStyle w:val="Compact"/>
-        <w:numPr>
-          <w:ilvl w:val="0"/>
-          <w:numId w:val="1001"/>
-        </w:numPr>
-      </w:pPr>
-    </w:p>
-    <w:p>
-      <w:pPr>
-        <w:pStyle w:val="Compact"/>
-        <w:numPr>
-          <w:ilvl w:val="1"/>
-          <w:numId w:val="1005"/>
-        </w:numPr>
-      </w:pPr>
-      <w:r>
-        <w:t xml:space="preserve">Provide the effect estimates and the operating-region risk assessment needed to</w:t>
-      </w:r>
-      <w:r>
-        <w:t xml:space="preserve"> </w:t>
-      </w:r>
-      <w:r>
-        <w:t xml:space="preserve">classify every parameter of the step under SOP-4001.</w:t>
-      </w:r>
-    </w:p>
-    <w:p>
-      <w:pPr>
-        <w:pStyle w:val="Compact"/>
-        <w:numPr>
-          <w:ilvl w:val="0"/>
-          <w:numId w:val="1001"/>
-        </w:numPr>
-      </w:pPr>
-    </w:p>
-    <w:p>
-      <w:pPr>
-        <w:pStyle w:val="Compact"/>
-        <w:numPr>
-          <w:ilvl w:val="1"/>
-          <w:numId w:val="1006"/>
-        </w:numPr>
-      </w:pPr>
-      <w:r>
-        <w:t xml:space="preserve">Justify the normal operating ranges to be transferred to the receiving site, and state</w:t>
-      </w:r>
-      <w:r>
-        <w:t xml:space="preserve"> </w:t>
-      </w:r>
-      <w:r>
-        <w:t xml:space="preserve">the contribution this step makes to the overall control strategy.</w:t>
-      </w:r>
-    </w:p>
-    <w:p>
-      <w:pPr>
-        <w:pStyle w:val="FirstParagraph"/>
-      </w:pPr>
-      <w:r>
-        <w:t xml:space="preserve">The enhanced approach of ICH Q8(R2) and ICH Q11 is followed throughout, criticality is</w:t>
-      </w:r>
-      <w:r>
-        <w:t xml:space="preserve"> </w:t>
-      </w:r>
-      <w:r>
-        <w:t xml:space="preserve">treated as a continuum in the sense of ICH Q9(R1), and both the methodology and the</w:t>
-      </w:r>
-      <w:r>
-        <w:t xml:space="preserve"> </w:t>
-      </w:r>
-      <w:r>
-        <w:t xml:space="preserve">attribute framework are those of the A-Mab case study</w:t>
-      </w:r>
-      <w:r>
-        <w:t xml:space="preserve"> </w:t>
-      </w:r>
-      <w:r>
-        <w:t xml:space="preserve">(International Council for Harmonisation 2009, 2012, 2023b; CMC Biotech Working Group 2009)</w:t>
-      </w:r>
-      <w:r>
-        <w:t xml:space="preserve">.</w:t>
-      </w:r>
-    </w:p>
-    <w:bookmarkEnd w:id="14"/>
-    <w:bookmarkStart w:id="17" w:name="related-documents"/>
-    <w:p>
-      <w:pPr>
-        <w:pStyle w:val="Heading1"/>
-      </w:pPr>
-      <w:r>
-        <w:t xml:space="preserve">3. Related documents</w:t>
-      </w:r>
-    </w:p>
-    <w:p>
-      <w:pPr>
-        <w:pStyle w:val="FirstParagraph"/>
-      </w:pPr>
-      <w:hyperlink w:anchor="tbl-related">
-        <w:r>
-          <w:rPr>
-            <w:rStyle w:val="Hyperlink"/>
-          </w:rPr>
-          <w:t xml:space="preserve">Table 3</w:t>
-        </w:r>
-      </w:hyperlink>
-      <w:r>
-        <w:t xml:space="preserve"> </w:t>
-      </w:r>
-      <w:r>
-        <w:t xml:space="preserve">lists the documents this plan depends on (PTP-001, RA-001 and PCMP-001) and the</w:t>
-      </w:r>
-      <w:r>
-        <w:t xml:space="preserve"> </w:t>
-      </w:r>
-      <w:r>
-        <w:t xml:space="preserve">documents it feeds (PCR-005 and PCMR-001). The controlled procedures and validated</w:t>
-      </w:r>
-      <w:r>
-        <w:t xml:space="preserve"> </w:t>
-      </w:r>
-      <w:r>
-        <w:t xml:space="preserve">analytical methods that govern the study are listed in</w:t>
-      </w:r>
-      <w:r>
-        <w:t xml:space="preserve"> </w:t>
-      </w:r>
-      <w:hyperlink w:anchor="tbl-sops">
-        <w:r>
-          <w:rPr>
-            <w:rStyle w:val="Hyperlink"/>
-          </w:rPr>
-          <w:t xml:space="preserve">Table 4</w:t>
-        </w:r>
-      </w:hyperlink>
-      <w:r>
-        <w:t xml:space="preserve">, and all identifiers in</w:t>
-      </w:r>
-      <w:r>
-        <w:t xml:space="preserve"> </w:t>
-      </w:r>
-      <w:r>
-        <w:t xml:space="preserve">both tables are placeholders in a synthetic corpus.</w:t>
-      </w:r>
-    </w:p>
-    <w:tbl>
-      <w:tblPr>
-        <w:tblStyle w:val="Table"/>
-        <w:tblW w:type="pct" w:w="5000"/>
-        <w:tblLayout w:type="fixed"/>
-        <w:tblLook w:firstRow="0" w:lastRow="0" w:firstColumn="0" w:lastColumn="0" w:noHBand="0" w:noVBand="0" w:val="0000"/>
-      </w:tblPr>
-      <w:tblGrid>
-        <w:gridCol w:w="7920"/>
-      </w:tblGrid>
-      <w:tr>
-        <w:tc>
-          <w:tcPr/>
-          <w:bookmarkStart w:id="15" w:name="tbl-related"/>
-          <w:p>
-            <w:pPr>
-              <w:jc w:val="center"/>
-            </w:pPr>
-            <w:pPr>
-              <w:jc w:val="left"/>
-              <w:spacing w:before="200"/>
-              <w:pStyle w:val="ImageCaption"/>
-            </w:pPr>
-            <w:r>
-              <w:t xml:space="preserve">Table 3: Related documents in the characterization package.</w:t>
+              <w:t xml:space="preserve">Table 2: Position of this plan in the A-Mab characterization package.</w:t>
             </w:r>
           </w:p>
           <w:tbl>
@@ -2033,7 +1375,7 @@
               </w:tc>
             </w:tr>
           </w:tbl>
-          <w:bookmarkEnd w:id="15"/>
+          <w:bookmarkEnd w:id="14"/>
           <w:p/>
         </w:tc>
       </w:tr>
@@ -2043,7 +1385,21 @@
         <w:pStyle w:val="BodyText"/>
       </w:pPr>
       <w:r>
+        <w:t xml:space="preserve">The controlled procedures and the validated analytical methods that govern the work are listed in</w:t>
+      </w:r>
+      <w:r>
         <w:t xml:space="preserve"> </w:t>
+      </w:r>
+      <w:hyperlink w:anchor="tbl-sops">
+        <w:r>
+          <w:rPr>
+            <w:rStyle w:val="Hyperlink"/>
+          </w:rPr>
+          <w:t xml:space="preserve">Table 3</w:t>
+        </w:r>
+      </w:hyperlink>
+      <w:r>
+        <w:t xml:space="preserve">. Each modelled quality response is measured by one of the validated methods in that table, and step yield is calculated from mass balance using the protein concentration method named in §5.3.</w:t>
       </w:r>
     </w:p>
     <w:tbl>
@@ -2059,7 +1415,7 @@
       <w:tr>
         <w:tc>
           <w:tcPr/>
-          <w:bookmarkStart w:id="16" w:name="tbl-sops"/>
+          <w:bookmarkStart w:id="15" w:name="tbl-sops"/>
           <w:p>
             <w:pPr>
               <w:jc w:val="center"/>
@@ -2070,7 +1426,7 @@
               <w:pStyle w:val="ImageCaption"/>
             </w:pPr>
             <w:r>
-              <w:t xml:space="preserve">Table 4: Controlled procedures and validated analytical methods for the study.</w:t>
+              <w:t xml:space="preserve">Table 3: Controlled procedures and validated analytical methods for the capture step.</w:t>
             </w:r>
           </w:p>
           <w:tbl>
@@ -2499,13 +1855,13 @@
               </w:tc>
             </w:tr>
           </w:tbl>
-          <w:bookmarkEnd w:id="16"/>
+          <w:bookmarkEnd w:id="15"/>
           <w:p/>
         </w:tc>
       </w:tr>
     </w:tbl>
-    <w:bookmarkEnd w:id="17"/>
-    <w:bookmarkStart w:id="22" w:name="prior-knowledge-and-quality-risk-basis"/>
+    <w:bookmarkEnd w:id="16"/>
+    <w:bookmarkStart w:id="26" w:name="prior-knowledge-and-quality-risk-basis"/>
     <w:p>
       <w:pPr>
         <w:pStyle w:val="Heading1"/>
@@ -2514,7 +1870,7 @@
         <w:t xml:space="preserve">4. Prior knowledge and quality risk basis</w:t>
       </w:r>
     </w:p>
-    <w:bookmarkStart w:id="18" w:name="Xfc9d08e28ad3e20206826e1b5e1507b6461f659"/>
+    <w:bookmarkStart w:id="21" w:name="Xfc9d08e28ad3e20206826e1b5e1507b6461f659"/>
     <w:p>
       <w:pPr>
         <w:pStyle w:val="Heading2"/>
@@ -2528,225 +1884,18 @@
         <w:pStyle w:val="FirstParagraph"/>
       </w:pPr>
       <w:r>
-        <w:t xml:space="preserve">The capture step uses an immobilized Protein A resin operated in bind and elute mode. The</w:t>
-      </w:r>
-      <w:r>
-        <w:t xml:space="preserve"> </w:t>
-      </w:r>
-      <w:r>
-        <w:t xml:space="preserve">clarified harvest is loaded onto an equilibrated column and the antibody binds through its Fc</w:t>
-      </w:r>
-      <w:r>
-        <w:t xml:space="preserve"> </w:t>
-      </w:r>
-      <w:r>
-        <w:t xml:space="preserve">region, while host cell protein, DNA and media components pass into the flow through, and a</w:t>
-      </w:r>
-      <w:r>
-        <w:t xml:space="preserve"> </w:t>
-      </w:r>
-      <w:r>
-        <w:t xml:space="preserve">wash then displaces the weakly retained impurities from the bed. The bound antibody is</w:t>
-      </w:r>
-      <w:r>
-        <w:t xml:space="preserve"> </w:t>
-      </w:r>
-      <w:r>
-        <w:t xml:space="preserve">eluted with a low pH buffer, and the eluate pool is collected until a defined column volume</w:t>
-      </w:r>
-      <w:r>
-        <w:t xml:space="preserve"> </w:t>
-      </w:r>
-      <w:r>
-        <w:t xml:space="preserve">(CV) has passed.</w:t>
-      </w:r>
-      <w:r>
-        <w:t xml:space="preserve"> </w:t>
-      </w:r>
-      <w:r>
-        <w:t xml:space="preserve">The pool feeds the low pH hold of Step 6 without adjustment, so the elution buffer pH also</w:t>
-      </w:r>
-      <w:r>
-        <w:t xml:space="preserve"> </w:t>
-      </w:r>
-      <w:r>
-        <w:t xml:space="preserve">sets the starting condition of that step.</w:t>
-      </w:r>
-    </w:p>
-    <w:p>
-      <w:pPr>
-        <w:pStyle w:val="BodyText"/>
-      </w:pPr>
-      <w:r>
-        <w:t xml:space="preserve">Affinity capture on this platform is well established. The resin, the buffer system and the</w:t>
-      </w:r>
-      <w:r>
-        <w:t xml:space="preserve"> </w:t>
-      </w:r>
-      <w:r>
-        <w:t xml:space="preserve">operating sequence are those used for three previous humanized IgG1 products (X-Mab, Y-Mab</w:t>
-      </w:r>
-      <w:r>
-        <w:t xml:space="preserve"> </w:t>
-      </w:r>
-      <w:r>
-        <w:t xml:space="preserve">and Z-Mab) and for the A-Mab clinical campaigns. That history shows the step to be robust</w:t>
-      </w:r>
-      <w:r>
-        <w:t xml:space="preserve"> </w:t>
-      </w:r>
-      <w:r>
-        <w:t xml:space="preserve">and its performance to be governed by a small number of parameters. Characterization</w:t>
-      </w:r>
-      <w:r>
-        <w:t xml:space="preserve"> </w:t>
-      </w:r>
-      <w:r>
-        <w:t xml:space="preserve">therefore confirms and bounds behaviour that is already understood, and the study is designed</w:t>
-      </w:r>
-      <w:r>
-        <w:t xml:space="preserve"> </w:t>
-      </w:r>
-      <w:r>
-        <w:t xml:space="preserve">on that basis.</w:t>
-      </w:r>
-    </w:p>
-    <w:p>
-      <w:pPr>
-        <w:pStyle w:val="BodyText"/>
-      </w:pPr>
-      <w:r>
-        <w:t xml:space="preserve">Three mechanisms frame what the study expects to find. Protein load determines how much</w:t>
-      </w:r>
-      <w:r>
-        <w:t xml:space="preserve"> </w:t>
-      </w:r>
-      <w:r>
-        <w:t xml:space="preserve">antibody competes for the available binding sites, so a high load is expected to raise the</w:t>
-      </w:r>
-      <w:r>
-        <w:t xml:space="preserve"> </w:t>
-      </w:r>
-      <w:r>
-        <w:t xml:space="preserve">host cell protein carried into the eluate, and at short residence times it is expected to</w:t>
-      </w:r>
-      <w:r>
-        <w:t xml:space="preserve"> </w:t>
-      </w:r>
-      <w:r>
-        <w:t xml:space="preserve">lose product to breakthrough. Elution buffer pH sets the strength of the elution and, through</w:t>
-      </w:r>
-      <w:r>
-        <w:t xml:space="preserve"> </w:t>
-      </w:r>
-      <w:r>
-        <w:t xml:space="preserve">it, the balance between recovery of the antibody and carry-over of impurity. A lower pH</w:t>
-      </w:r>
-      <w:r>
-        <w:t xml:space="preserve"> </w:t>
-      </w:r>
-      <w:r>
-        <w:t xml:space="preserve">releases the antibody more completely, and it also mobilizes impurities that remain</w:t>
-      </w:r>
-      <w:r>
-        <w:t xml:space="preserve"> </w:t>
-      </w:r>
-      <w:r>
-        <w:t xml:space="preserve">associated with the resin and accelerates hydrolysis of the ligand, so both pool host cell</w:t>
-      </w:r>
-      <w:r>
-        <w:t xml:space="preserve"> </w:t>
-      </w:r>
-      <w:r>
-        <w:t xml:space="preserve">protein and leached Protein A are expected to rise as the elution pH falls. The end of pool</w:t>
-      </w:r>
-      <w:r>
-        <w:t xml:space="preserve"> </w:t>
-      </w:r>
-      <w:r>
-        <w:t xml:space="preserve">collect determines how much of the trailing edge of the elution peak is taken, and the</w:t>
-      </w:r>
-      <w:r>
-        <w:t xml:space="preserve"> </w:t>
-      </w:r>
-      <w:r>
-        <w:t xml:space="preserve">trailing edge is where the later eluting impurities (host cell protein and leached ligand)</w:t>
-      </w:r>
-      <w:r>
-        <w:t xml:space="preserve"> </w:t>
-      </w:r>
-      <w:r>
-        <w:t xml:space="preserve">are concentrated.</w:t>
-      </w:r>
-    </w:p>
-    <w:p>
-      <w:pPr>
-        <w:pStyle w:val="BodyText"/>
-      </w:pPr>
-      <w:r>
-        <w:t xml:space="preserve">Load flow rate acts through a different route from the other three factors. It changes the</w:t>
-      </w:r>
-      <w:r>
-        <w:t xml:space="preserve"> </w:t>
-      </w:r>
-      <w:r>
-        <w:t xml:space="preserve">residence time on the column and hence the dynamic binding capacity, so its effect is</w:t>
-      </w:r>
-      <w:r>
-        <w:t xml:space="preserve"> </w:t>
-      </w:r>
-      <w:r>
-        <w:t xml:space="preserve">expected on step yield and not on the quality attributes. The executed study will</w:t>
-      </w:r>
-      <w:r>
-        <w:t xml:space="preserve"> </w:t>
-      </w:r>
-      <w:r>
-        <w:t xml:space="preserve">confirm or refute each of these expectations, and PCR-005 will report the mechanistic</w:t>
-      </w:r>
-      <w:r>
-        <w:t xml:space="preserve"> </w:t>
-      </w:r>
-      <w:r>
-        <w:t xml:space="preserve">interpretation alongside the effect estimates.</w:t>
-      </w:r>
-    </w:p>
-    <w:bookmarkEnd w:id="18"/>
-    <w:bookmarkStart w:id="20" w:name="quality-attributes-in-scope"/>
-    <w:p>
-      <w:pPr>
-        <w:pStyle w:val="Heading2"/>
-      </w:pPr>
-      <w:r>
-        <w:t xml:space="preserve">4.2 Quality attributes in scope</w:t>
-      </w:r>
-    </w:p>
-    <w:p>
-      <w:pPr>
-        <w:pStyle w:val="FirstParagraph"/>
-      </w:pPr>
-      <w:r>
-        <w:t xml:space="preserve">The step sets one of the attributes listed in</w:t>
-      </w:r>
-      <w:r>
-        <w:t xml:space="preserve"> </w:t>
-      </w:r>
-      <w:hyperlink w:anchor="tbl-cqa">
+        <w:t xml:space="preserve">Protein A chromatography is the first chromatographic unit operation of the purification process, and it uses an immobilized Protein A resin that binds the antibody from clarified harvest, so that process impurities such as HCP, DNA and small molecules pass into the flow-through or are removed in the wash. A low pH buffer then elutes the antibody, and the low pH eluate pool feeds the viral inactivation step, where it is held at low pH and neutralized after the hold (</w:t>
+      </w:r>
+      <w:hyperlink w:anchor="fig-train">
         <w:r>
           <w:rPr>
             <w:rStyle w:val="Hyperlink"/>
           </w:rPr>
-          <w:t xml:space="preserve">Table 5</w:t>
+          <w:t xml:space="preserve">Figure 1</w:t>
         </w:r>
       </w:hyperlink>
       <w:r>
-        <w:t xml:space="preserve">, clears two of them, and monitors the</w:t>
-      </w:r>
-      <w:r>
-        <w:t xml:space="preserve"> </w:t>
-      </w:r>
-      <w:r>
-        <w:t xml:space="preserve">fourth.</w:t>
+        <w:t xml:space="preserve">). Two things happen to product quality across the step, since host cell protein and residual DNA are cleared and a small amount of the Protein A ligand leaches from the resin into the pool.</w:t>
       </w:r>
     </w:p>
     <w:tbl>
@@ -2762,2808 +1911,7 @@
       <w:tr>
         <w:tc>
           <w:tcPr/>
-          <w:bookmarkStart w:id="19" w:name="tbl-cqa"/>
-          <w:p>
-            <w:pPr>
-              <w:jc w:val="center"/>
-            </w:pPr>
-            <w:pPr>
-              <w:jc w:val="left"/>
-              <w:spacing w:before="200"/>
-              <w:pStyle w:val="ImageCaption"/>
-            </w:pPr>
-            <w:r>
-              <w:t xml:space="preserve">Table 5: Quality attributes governed or monitored at the capture step, with their drug-substance acceptance criteria.</w:t>
-            </w:r>
-          </w:p>
-          <w:tbl>
-            <w:tblPr>
-              <w:tblStyle w:val="Table"/>
-              <w:tblW w:type="pct" w:w="5000"/>
-              <w:tblLayout w:type="fixed"/>
-              <w:tblLook w:firstRow="1" w:lastRow="0" w:firstColumn="0" w:lastColumn="0" w:noHBand="0" w:noVBand="0" w:val="0020"/>
-            </w:tblPr>
-            <w:tblGrid>
-              <w:gridCol w:w="2302"/>
-              <w:gridCol w:w="1657"/>
-              <w:gridCol w:w="1565"/>
-              <w:gridCol w:w="1381"/>
-              <w:gridCol w:w="1013"/>
-            </w:tblGrid>
-            <w:tr>
-              <w:trPr>
-                <w:tblHeader w:val="on"/>
-              </w:trPr>
-              <w:tc>
-                <w:tcPr/>
-                <w:p>
-                  <w:pPr>
-                    <w:pStyle w:val="Compact"/>
-                    <w:jc w:val="left"/>
-                    <w:jc w:val="center"/>
-                  </w:pPr>
-                  <w:r>
-                    <w:t xml:space="preserve">CQA</w:t>
-                  </w:r>
-                </w:p>
-              </w:tc>
-              <w:tc>
-                <w:tcPr/>
-                <w:p>
-                  <w:pPr>
-                    <w:pStyle w:val="Compact"/>
-                    <w:jc w:val="left"/>
-                    <w:jc w:val="center"/>
-                  </w:pPr>
-                  <w:r>
-                    <w:t xml:space="preserve">Category</w:t>
-                  </w:r>
-                </w:p>
-              </w:tc>
-              <w:tc>
-                <w:tcPr/>
-                <w:p>
-                  <w:pPr>
-                    <w:pStyle w:val="Compact"/>
-                    <w:jc w:val="left"/>
-                    <w:jc w:val="center"/>
-                  </w:pPr>
-                  <w:r>
-                    <w:t xml:space="preserve">Acceptance</w:t>
-                  </w:r>
-                </w:p>
-              </w:tc>
-              <w:tc>
-                <w:tcPr/>
-                <w:p>
-                  <w:pPr>
-                    <w:pStyle w:val="Compact"/>
-                    <w:jc w:val="left"/>
-                    <w:jc w:val="center"/>
-                  </w:pPr>
-                  <w:r>
-                    <w:t xml:space="preserve">Criticality</w:t>
-                  </w:r>
-                </w:p>
-              </w:tc>
-              <w:tc>
-                <w:tcPr/>
-                <w:p>
-                  <w:pPr>
-                    <w:pStyle w:val="Compact"/>
-                    <w:jc w:val="right"/>
-                    <w:jc w:val="center"/>
-                  </w:pPr>
-                  <w:r>
-                    <w:t xml:space="preserve">Tool #1</w:t>
-                  </w:r>
-                </w:p>
-              </w:tc>
-            </w:tr>
-            <w:tr>
-              <w:tc>
-                <w:tcPr/>
-                <w:p>
-                  <w:pPr>
-                    <w:pStyle w:val="Compact"/>
-                    <w:jc w:val="left"/>
-                    <w:jc w:val="center"/>
-                  </w:pPr>
-                  <w:r>
-                    <w:t xml:space="preserve">Leached Protein A</w:t>
-                  </w:r>
-                </w:p>
-              </w:tc>
-              <w:tc>
-                <w:tcPr/>
-                <w:p>
-                  <w:pPr>
-                    <w:pStyle w:val="Compact"/>
-                    <w:jc w:val="left"/>
-                    <w:jc w:val="center"/>
-                  </w:pPr>
-                  <w:r>
-                    <w:t xml:space="preserve">process impurity</w:t>
-                  </w:r>
-                </w:p>
-              </w:tc>
-              <w:tc>
-                <w:tcPr/>
-                <w:p>
-                  <w:pPr>
-                    <w:pStyle w:val="Compact"/>
-                    <w:jc w:val="left"/>
-                    <w:jc w:val="center"/>
-                  </w:pPr>
-                  <w:r>
-                    <w:t xml:space="preserve">0–5 ppm</w:t>
-                  </w:r>
-                </w:p>
-              </w:tc>
-              <w:tc>
-                <w:tcPr/>
-                <w:p>
-                  <w:pPr>
-                    <w:pStyle w:val="Compact"/>
-                    <w:jc w:val="left"/>
-                    <w:jc w:val="center"/>
-                  </w:pPr>
-                  <w:r>
-                    <w:t xml:space="preserve">L-M</w:t>
-                  </w:r>
-                </w:p>
-              </w:tc>
-              <w:tc>
-                <w:tcPr/>
-                <w:p>
-                  <w:pPr>
-                    <w:pStyle w:val="Compact"/>
-                    <w:jc w:val="right"/>
-                    <w:jc w:val="center"/>
-                  </w:pPr>
-                  <w:r>
-                    <w:t xml:space="preserve">16</w:t>
-                  </w:r>
-                </w:p>
-              </w:tc>
-            </w:tr>
-            <w:tr>
-              <w:tc>
-                <w:tcPr/>
-                <w:p>
-                  <w:pPr>
-                    <w:pStyle w:val="Compact"/>
-                    <w:jc w:val="left"/>
-                    <w:jc w:val="center"/>
-                  </w:pPr>
-                  <w:r>
-                    <w:t xml:space="preserve">Host Cell Protein (HCP)</w:t>
-                  </w:r>
-                </w:p>
-              </w:tc>
-              <w:tc>
-                <w:tcPr/>
-                <w:p>
-                  <w:pPr>
-                    <w:pStyle w:val="Compact"/>
-                    <w:jc w:val="left"/>
-                    <w:jc w:val="center"/>
-                  </w:pPr>
-                  <w:r>
-                    <w:t xml:space="preserve">process impurity</w:t>
-                  </w:r>
-                </w:p>
-              </w:tc>
-              <w:tc>
-                <w:tcPr/>
-                <w:p>
-                  <w:pPr>
-                    <w:pStyle w:val="Compact"/>
-                    <w:jc w:val="left"/>
-                    <w:jc w:val="center"/>
-                  </w:pPr>
-                  <w:r>
-                    <w:t xml:space="preserve">0–100 ng/mg</w:t>
-                  </w:r>
-                </w:p>
-              </w:tc>
-              <w:tc>
-                <w:tcPr/>
-                <w:p>
-                  <w:pPr>
-                    <w:pStyle w:val="Compact"/>
-                    <w:jc w:val="left"/>
-                    <w:jc w:val="center"/>
-                  </w:pPr>
-                  <w:r>
-                    <w:t xml:space="preserve">M-H</w:t>
-                  </w:r>
-                </w:p>
-              </w:tc>
-              <w:tc>
-                <w:tcPr/>
-                <w:p>
-                  <w:pPr>
-                    <w:pStyle w:val="Compact"/>
-                    <w:jc w:val="right"/>
-                    <w:jc w:val="center"/>
-                  </w:pPr>
-                  <w:r>
-                    <w:t xml:space="preserve">36</w:t>
-                  </w:r>
-                </w:p>
-              </w:tc>
-            </w:tr>
-            <w:tr>
-              <w:tc>
-                <w:tcPr/>
-                <w:p>
-                  <w:pPr>
-                    <w:pStyle w:val="Compact"/>
-                    <w:jc w:val="left"/>
-                    <w:jc w:val="center"/>
-                  </w:pPr>
-                  <w:r>
-                    <w:t xml:space="preserve">Residual DNA</w:t>
-                  </w:r>
-                </w:p>
-              </w:tc>
-              <w:tc>
-                <w:tcPr/>
-                <w:p>
-                  <w:pPr>
-                    <w:pStyle w:val="Compact"/>
-                    <w:jc w:val="left"/>
-                    <w:jc w:val="center"/>
-                  </w:pPr>
-                  <w:r>
-                    <w:t xml:space="preserve">process impurity</w:t>
-                  </w:r>
-                </w:p>
-              </w:tc>
-              <w:tc>
-                <w:tcPr/>
-                <w:p>
-                  <w:pPr>
-                    <w:pStyle w:val="Compact"/>
-                    <w:jc w:val="left"/>
-                    <w:jc w:val="center"/>
-                  </w:pPr>
-                  <w:r>
-                    <w:t xml:space="preserve">0–0.001 ng/dose</w:t>
-                  </w:r>
-                </w:p>
-              </w:tc>
-              <w:tc>
-                <w:tcPr/>
-                <w:p>
-                  <w:pPr>
-                    <w:pStyle w:val="Compact"/>
-                    <w:jc w:val="left"/>
-                    <w:jc w:val="center"/>
-                  </w:pPr>
-                  <w:r>
-                    <w:t xml:space="preserve">VL</w:t>
-                  </w:r>
-                </w:p>
-              </w:tc>
-              <w:tc>
-                <w:tcPr/>
-                <w:p>
-                  <w:pPr>
-                    <w:pStyle w:val="Compact"/>
-                    <w:jc w:val="right"/>
-                    <w:jc w:val="center"/>
-                  </w:pPr>
-                  <w:r>
-                    <w:t xml:space="preserve">6</w:t>
-                  </w:r>
-                </w:p>
-              </w:tc>
-            </w:tr>
-            <w:tr>
-              <w:tc>
-                <w:tcPr/>
-                <w:p>
-                  <w:pPr>
-                    <w:pStyle w:val="Compact"/>
-                    <w:jc w:val="left"/>
-                    <w:jc w:val="center"/>
-                  </w:pPr>
-                  <w:r>
-                    <w:t xml:space="preserve">Aggregates (HMW)</w:t>
-                  </w:r>
-                </w:p>
-              </w:tc>
-              <w:tc>
-                <w:tcPr/>
-                <w:p>
-                  <w:pPr>
-                    <w:pStyle w:val="Compact"/>
-                    <w:jc w:val="left"/>
-                    <w:jc w:val="center"/>
-                  </w:pPr>
-                  <w:r>
-                    <w:t xml:space="preserve">size variant</w:t>
-                  </w:r>
-                </w:p>
-              </w:tc>
-              <w:tc>
-                <w:tcPr/>
-                <w:p>
-                  <w:pPr>
-                    <w:pStyle w:val="Compact"/>
-                    <w:jc w:val="left"/>
-                    <w:jc w:val="center"/>
-                  </w:pPr>
-                  <w:r>
-                    <w:t xml:space="preserve">0–5 % HMW (SEC)</w:t>
-                  </w:r>
-                </w:p>
-              </w:tc>
-              <w:tc>
-                <w:tcPr/>
-                <w:p>
-                  <w:pPr>
-                    <w:pStyle w:val="Compact"/>
-                    <w:jc w:val="left"/>
-                    <w:jc w:val="center"/>
-                  </w:pPr>
-                  <w:r>
-                    <w:t xml:space="preserve">H</w:t>
-                  </w:r>
-                </w:p>
-              </w:tc>
-              <w:tc>
-                <w:tcPr/>
-                <w:p>
-                  <w:pPr>
-                    <w:pStyle w:val="Compact"/>
-                    <w:jc w:val="right"/>
-                    <w:jc w:val="center"/>
-                  </w:pPr>
-                  <w:r>
-                    <w:t xml:space="preserve">60</w:t>
-                  </w:r>
-                </w:p>
-              </w:tc>
-            </w:tr>
-          </w:tbl>
-          <w:bookmarkEnd w:id="19"/>
-          <w:p/>
-        </w:tc>
-      </w:tr>
-    </w:tbl>
-    <w:p>
-      <w:pPr>
-        <w:pStyle w:val="BodyText"/>
-      </w:pPr>
-      <w:r>
-        <w:t xml:space="preserve">Leached Protein A is formed here and nowhere else in the process, so the criterion of</w:t>
-      </w:r>
-      <w:r>
-        <w:t xml:space="preserve"> </w:t>
-      </w:r>
-      <w:r>
-        <w:t xml:space="preserve">5 ppm is the direct responsibility of this study. Host cell protein enters with</w:t>
-      </w:r>
-      <w:r>
-        <w:t xml:space="preserve"> </w:t>
-      </w:r>
-      <w:r>
-        <w:t xml:space="preserve">the clarified harvest and this step is the principal point of its removal, but the</w:t>
-      </w:r>
-      <w:r>
-        <w:t xml:space="preserve"> </w:t>
-      </w:r>
-      <w:r>
-        <w:t xml:space="preserve">drug-substance criterion of 100 ng/mg is met only after the two polishing steps,</w:t>
-      </w:r>
-      <w:r>
-        <w:t xml:space="preserve"> </w:t>
-      </w:r>
-      <w:r>
-        <w:t xml:space="preserve">which are characterized in PCP-007 and PCP-008. Residual DNA carries the lowest criticality</w:t>
-      </w:r>
-      <w:r>
-        <w:t xml:space="preserve"> </w:t>
-      </w:r>
-      <w:r>
-        <w:t xml:space="preserve">of the four attributes and is cleared across three steps.</w:t>
-      </w:r>
-    </w:p>
-    <w:p>
-      <w:pPr>
-        <w:pStyle w:val="BodyText"/>
-      </w:pPr>
-      <w:r>
-        <w:t xml:space="preserve">Aggregate is formed in the production bioreactor and reduced at cation exchange</w:t>
-      </w:r>
-      <w:r>
-        <w:t xml:space="preserve"> </w:t>
-      </w:r>
-      <w:r>
-        <w:t xml:space="preserve">(</w:t>
-      </w:r>
-      <w:hyperlink w:anchor="tbl-train">
-        <w:r>
-          <w:rPr>
-            <w:rStyle w:val="Hyperlink"/>
-          </w:rPr>
-          <w:t xml:space="preserve">Table 2</w:t>
-        </w:r>
-      </w:hyperlink>
-      <w:r>
-        <w:t xml:space="preserve">). It is monitored across the capture step for one reason. Elution at low pH</w:t>
-      </w:r>
-      <w:r>
-        <w:t xml:space="preserve"> </w:t>
-      </w:r>
-      <w:r>
-        <w:t xml:space="preserve">is the point in the process at which acid induced aggregation would first appear, and the</w:t>
-      </w:r>
-      <w:r>
-        <w:t xml:space="preserve"> </w:t>
-      </w:r>
-      <w:r>
-        <w:t xml:space="preserve">lower edge of the elution pH range studied here is set by that risk (§6.1). No aggregate</w:t>
-      </w:r>
-      <w:r>
-        <w:t xml:space="preserve"> </w:t>
-      </w:r>
-      <w:r>
-        <w:t xml:space="preserve">reduction is claimed for this step.</w:t>
-      </w:r>
-    </w:p>
-    <w:p>
-      <w:pPr>
-        <w:pStyle w:val="BodyText"/>
-      </w:pPr>
-      <w:r>
-        <w:t xml:space="preserve">The glycan and charge-variant attributes are not in scope here, because they are formed in</w:t>
-      </w:r>
-      <w:r>
-        <w:t xml:space="preserve"> </w:t>
-      </w:r>
-      <w:r>
-        <w:t xml:space="preserve">the production bioreactor and platform experience shows that affinity capture under these</w:t>
-      </w:r>
-      <w:r>
-        <w:t xml:space="preserve"> </w:t>
-      </w:r>
-      <w:r>
-        <w:t xml:space="preserve">conditions does not discriminate between the variants concerned (PCR-003 reports their</w:t>
-      </w:r>
-      <w:r>
-        <w:t xml:space="preserve"> </w:t>
-      </w:r>
-      <w:r>
-        <w:t xml:space="preserve">characterization).</w:t>
-      </w:r>
-    </w:p>
-    <w:bookmarkEnd w:id="20"/>
-    <w:bookmarkStart w:id="21" w:name="risk-based-prioritization-of-parameters"/>
-    <w:p>
-      <w:pPr>
-        <w:pStyle w:val="Heading2"/>
-      </w:pPr>
-      <w:r>
-        <w:t xml:space="preserve">4.3 Risk-based prioritization of parameters</w:t>
-      </w:r>
-    </w:p>
-    <w:p>
-      <w:pPr>
-        <w:pStyle w:val="FirstParagraph"/>
-      </w:pPr>
-      <w:r>
-        <w:t xml:space="preserve">RA-001 assigned the study type of every parameter of the step before this plan was written,</w:t>
-      </w:r>
-      <w:r>
-        <w:t xml:space="preserve"> </w:t>
-      </w:r>
-      <w:r>
-        <w:t xml:space="preserve">and that assignment is reproduced in the last column of</w:t>
-      </w:r>
-      <w:r>
-        <w:t xml:space="preserve"> </w:t>
-      </w:r>
-      <w:hyperlink w:anchor="tbl-params">
-        <w:r>
-          <w:rPr>
-            <w:rStyle w:val="Hyperlink"/>
-          </w:rPr>
-          <w:t xml:space="preserve">Table 7</w:t>
-        </w:r>
-      </w:hyperlink>
-      <w:r>
-        <w:t xml:space="preserve">. The ranking gave each</w:t>
-      </w:r>
-      <w:r>
-        <w:t xml:space="preserve"> </w:t>
-      </w:r>
-      <w:r>
-        <w:t xml:space="preserve">parameter a score for its potential main effect on a quality attribute and a second score for</w:t>
-      </w:r>
-      <w:r>
-        <w:t xml:space="preserve"> </w:t>
-      </w:r>
-      <w:r>
-        <w:t xml:space="preserve">its potential to interact with other parameters, and the product of the two determined the</w:t>
-      </w:r>
-      <w:r>
-        <w:t xml:space="preserve"> </w:t>
-      </w:r>
-      <w:r>
-        <w:t xml:space="preserve">study type</w:t>
-      </w:r>
-      <w:r>
-        <w:t xml:space="preserve"> </w:t>
-      </w:r>
-      <w:r>
-        <w:t xml:space="preserve">(CMC Biotech Working Group 2009)</w:t>
-      </w:r>
-      <w:r>
-        <w:t xml:space="preserve">. Parameters that scored high on both went to the multivariate design,</w:t>
-      </w:r>
-      <w:r>
-        <w:t xml:space="preserve"> </w:t>
-      </w:r>
-      <w:r>
-        <w:t xml:space="preserve">and parameters whose effect is expected to be monotonic and independent of the others went</w:t>
-      </w:r>
-      <w:r>
-        <w:t xml:space="preserve"> </w:t>
-      </w:r>
-      <w:r>
-        <w:t xml:space="preserve">to univariate assessment.</w:t>
-      </w:r>
-    </w:p>
-    <w:p>
-      <w:pPr>
-        <w:pStyle w:val="BodyText"/>
-      </w:pPr>
-      <w:r>
-        <w:t xml:space="preserve">No parameter of this step was excluded from study, which is a consequence of the small</w:t>
-      </w:r>
-      <w:r>
-        <w:t xml:space="preserve"> </w:t>
-      </w:r>
-      <w:r>
-        <w:t xml:space="preserve">parameter set, and the knowledge space of the step is therefore the full cross product of</w:t>
-      </w:r>
-      <w:r>
-        <w:t xml:space="preserve"> </w:t>
-      </w:r>
-      <w:r>
-        <w:t xml:space="preserve">the characterization ranges in</w:t>
-      </w:r>
-      <w:r>
-        <w:t xml:space="preserve"> </w:t>
-      </w:r>
-      <w:hyperlink w:anchor="tbl-params">
-        <w:r>
-          <w:rPr>
-            <w:rStyle w:val="Hyperlink"/>
-          </w:rPr>
-          <w:t xml:space="preserve">Table 7</w:t>
-        </w:r>
-      </w:hyperlink>
-      <w:r>
-        <w:t xml:space="preserve">.</w:t>
-      </w:r>
-    </w:p>
-    <w:bookmarkEnd w:id="21"/>
-    <w:bookmarkEnd w:id="22"/>
-    <w:bookmarkStart w:id="29" w:name="materials-and-methods"/>
-    <w:p>
-      <w:pPr>
-        <w:pStyle w:val="Heading1"/>
-      </w:pPr>
-      <w:r>
-        <w:t xml:space="preserve">5. Materials and methods</w:t>
-      </w:r>
-    </w:p>
-    <w:bookmarkStart w:id="23" w:name="scale-down-model-and-its-qualification"/>
-    <w:p>
-      <w:pPr>
-        <w:pStyle w:val="Heading2"/>
-      </w:pPr>
-      <w:r>
-        <w:t xml:space="preserve">5.1 Scale-down model and its qualification</w:t>
-      </w:r>
-    </w:p>
-    <w:p>
-      <w:pPr>
-        <w:pStyle w:val="FirstParagraph"/>
-      </w:pPr>
-      <w:r>
-        <w:t xml:space="preserve">Every characterization run will be performed on a bench-scale column that is a qualified</w:t>
-      </w:r>
-      <w:r>
-        <w:t xml:space="preserve"> </w:t>
-      </w:r>
-      <w:r>
-        <w:t xml:space="preserve">model of the commercial step. The model is designed on the established principles of</w:t>
-      </w:r>
-      <w:r>
-        <w:t xml:space="preserve"> </w:t>
-      </w:r>
-      <w:r>
-        <w:t xml:space="preserve">chromatographic scaling, and the intent behind it is that the product sees the same</w:t>
-      </w:r>
-      <w:r>
-        <w:t xml:space="preserve"> </w:t>
-      </w:r>
-      <w:r>
-        <w:t xml:space="preserve">conditions at both scales. It holds the bed height, the linear flow velocity, the protein</w:t>
-      </w:r>
-      <w:r>
-        <w:t xml:space="preserve"> </w:t>
-      </w:r>
-      <w:r>
-        <w:t xml:space="preserve">load per litre of resin, and the wash and elution volumes expressed in column volumes equal</w:t>
-      </w:r>
-      <w:r>
-        <w:t xml:space="preserve"> </w:t>
-      </w:r>
-      <w:r>
-        <w:t xml:space="preserve">to their commercial values, so that the residence time and the number of column volumes seen</w:t>
-      </w:r>
-      <w:r>
-        <w:t xml:space="preserve"> </w:t>
-      </w:r>
-      <w:r>
-        <w:t xml:space="preserve">by the product are preserved. Column efficiency will be matched on plate count and peak</w:t>
-      </w:r>
-      <w:r>
-        <w:t xml:space="preserve"> </w:t>
-      </w:r>
-      <w:r>
-        <w:t xml:space="preserve">asymmetry, which are the two measures that detect a poorly packed bed.</w:t>
-      </w:r>
-    </w:p>
-    <w:p>
-      <w:pPr>
-        <w:pStyle w:val="BodyText"/>
-      </w:pPr>
-      <w:r>
-        <w:t xml:space="preserve">Qualification will follow SOP-1001 and will precede the first characterization run, and in</w:t>
-      </w:r>
-      <w:r>
-        <w:t xml:space="preserve"> </w:t>
-      </w:r>
-      <w:r>
-        <w:t xml:space="preserve">it triplicate scale-down runs at the set-point condition will be compared with the</w:t>
-      </w:r>
-      <w:r>
-        <w:t xml:space="preserve"> </w:t>
-      </w:r>
-      <w:r>
-        <w:t xml:space="preserve">corresponding at-scale data for step yield, pool host cell protein, leached Protein A and</w:t>
-      </w:r>
-      <w:r>
-        <w:t xml:space="preserve"> </w:t>
-      </w:r>
-      <w:r>
-        <w:t xml:space="preserve">residual DNA. The model will be accepted when no statistically significant difference is</w:t>
-      </w:r>
-      <w:r>
-        <w:t xml:space="preserve"> </w:t>
-      </w:r>
-      <w:r>
-        <w:t xml:space="preserve">found between scales in those performance attributes and when column efficiency falls inside</w:t>
-      </w:r>
-      <w:r>
-        <w:t xml:space="preserve"> </w:t>
-      </w:r>
-      <w:r>
-        <w:t xml:space="preserve">the range recorded for the commercial column. The qualification record will be filed under</w:t>
-      </w:r>
-      <w:r>
-        <w:t xml:space="preserve"> </w:t>
-      </w:r>
-      <w:r>
-        <w:t xml:space="preserve">SOP-1001 and summarized in the materials and methods section of PCR-005.</w:t>
-      </w:r>
-    </w:p>
-    <w:p>
-      <w:pPr>
-        <w:pStyle w:val="BodyText"/>
-      </w:pPr>
-      <w:r>
-        <w:t xml:space="preserve">The centre points of the two designs serve a second purpose beyond their role in the designs</w:t>
-      </w:r>
-      <w:r>
-        <w:t xml:space="preserve"> </w:t>
-      </w:r>
-      <w:r>
-        <w:t xml:space="preserve">themselves. They are true replicates of one</w:t>
-      </w:r>
-      <w:r>
-        <w:t xml:space="preserve"> </w:t>
-      </w:r>
-      <w:r>
-        <w:t xml:space="preserve">condition, so their variance estimates the pure error of the whole measurement system,</w:t>
-      </w:r>
-      <w:r>
-        <w:t xml:space="preserve"> </w:t>
-      </w:r>
-      <w:r>
-        <w:t xml:space="preserve">including the column, the operation and the assay. That estimate is the reference against</w:t>
-      </w:r>
-      <w:r>
-        <w:t xml:space="preserve"> </w:t>
-      </w:r>
-      <w:r>
-        <w:t xml:space="preserve">which the lack of fit of each model is tested (§5.5).</w:t>
-      </w:r>
-    </w:p>
-    <w:p>
-      <w:pPr>
-        <w:pStyle w:val="BodyText"/>
-      </w:pPr>
-      <w:r>
-        <w:t xml:space="preserve">The warrant the qualified model provides is bounded. It supports claims about operating</w:t>
-      </w:r>
-      <w:r>
-        <w:t xml:space="preserve"> </w:t>
-      </w:r>
-      <w:r>
-        <w:t xml:space="preserve">ranges, about impurity clearance and about the shape of the response surfaces. It does not</w:t>
-      </w:r>
-      <w:r>
-        <w:t xml:space="preserve"> </w:t>
-      </w:r>
-      <w:r>
-        <w:t xml:space="preserve">support claims about packing a column at commercial diameter, about resin lifetime, or about</w:t>
-      </w:r>
-      <w:r>
-        <w:t xml:space="preserve"> </w:t>
-      </w:r>
-      <w:r>
-        <w:t xml:space="preserve">the hold time between the eluate pool and the low pH inactivation step. Those are addressed</w:t>
-      </w:r>
-      <w:r>
-        <w:t xml:space="preserve"> </w:t>
-      </w:r>
-      <w:r>
-        <w:t xml:space="preserve">by SOP-2008 and PTP-001, and the first of them is confirmed at commercial scale during PPQ.</w:t>
-      </w:r>
-    </w:p>
-    <w:bookmarkEnd w:id="23"/>
-    <w:bookmarkStart w:id="24" w:name="operation"/>
-    <w:p>
-      <w:pPr>
-        <w:pStyle w:val="Heading2"/>
-      </w:pPr>
-      <w:r>
-        <w:t xml:space="preserve">5.2 Operation</w:t>
-      </w:r>
-    </w:p>
-    <w:p>
-      <w:pPr>
-        <w:pStyle w:val="FirstParagraph"/>
-      </w:pPr>
-      <w:r>
-        <w:t xml:space="preserve">The load material will be clarified harvest produced under the conditions characterized in</w:t>
-      </w:r>
-      <w:r>
-        <w:t xml:space="preserve"> </w:t>
-      </w:r>
-      <w:r>
-        <w:t xml:space="preserve">PCR-004 and released against the platform input specification. A single pooled lot will</w:t>
-      </w:r>
-      <w:r>
-        <w:t xml:space="preserve"> </w:t>
-      </w:r>
-      <w:r>
-        <w:t xml:space="preserve">supply every run of a given design, so that variation in the feed cannot be confounded with</w:t>
-      </w:r>
-      <w:r>
-        <w:t xml:space="preserve"> </w:t>
-      </w:r>
-      <w:r>
-        <w:t xml:space="preserve">the studied factors. The input attributes of that pool (titre, host cell protein, residual</w:t>
-      </w:r>
-      <w:r>
-        <w:t xml:space="preserve"> </w:t>
-      </w:r>
-      <w:r>
-        <w:t xml:space="preserve">DNA and aggregate) will be measured once and reported with the study.</w:t>
-      </w:r>
-    </w:p>
-    <w:p>
-      <w:pPr>
-        <w:pStyle w:val="BodyText"/>
-      </w:pPr>
-      <w:r>
-        <w:t xml:space="preserve">Each run will follow SOP-2007, under which the column is equilibrated, loaded to the assigned</w:t>
-      </w:r>
-      <w:r>
-        <w:t xml:space="preserve"> </w:t>
-      </w:r>
-      <w:r>
-        <w:t xml:space="preserve">protein load at the assigned flow rate, washed, and eluted with the elution buffer at its</w:t>
-      </w:r>
-      <w:r>
-        <w:t xml:space="preserve"> </w:t>
-      </w:r>
-      <w:r>
-        <w:t xml:space="preserve">assigned pH. Pool collection starts at a fixed absorbance threshold on the ascending edge of</w:t>
-      </w:r>
-      <w:r>
-        <w:t xml:space="preserve"> </w:t>
-      </w:r>
-      <w:r>
-        <w:t xml:space="preserve">the elution peak and stops at the assigned column volume, and the column is then regenerated</w:t>
-      </w:r>
-      <w:r>
-        <w:t xml:space="preserve"> </w:t>
-      </w:r>
-      <w:r>
-        <w:t xml:space="preserve">and sanitized under SOP-2008.</w:t>
-      </w:r>
-    </w:p>
-    <w:p>
-      <w:pPr>
-        <w:pStyle w:val="BodyText"/>
-      </w:pPr>
-      <w:r>
-        <w:t xml:space="preserve">Two inputs are controlled to platform specification and are not characterized here. The resin</w:t>
-      </w:r>
-      <w:r>
-        <w:t xml:space="preserve"> </w:t>
-      </w:r>
-      <w:r>
-        <w:t xml:space="preserve">lot and the composition of the equilibration, wash and elution buffers are fixed for the</w:t>
-      </w:r>
-      <w:r>
-        <w:t xml:space="preserve"> </w:t>
-      </w:r>
-      <w:r>
-        <w:t xml:space="preserve">whole study, and their identity and quality are verified on receipt.</w:t>
-      </w:r>
-    </w:p>
-    <w:bookmarkEnd w:id="24"/>
-    <w:bookmarkStart w:id="26" w:name="analytical-methods"/>
-    <w:p>
-      <w:pPr>
-        <w:pStyle w:val="Heading2"/>
-      </w:pPr>
-      <w:r>
-        <w:t xml:space="preserve">5.3 Analytical methods</w:t>
-      </w:r>
-    </w:p>
-    <w:p>
-      <w:pPr>
-        <w:pStyle w:val="FirstParagraph"/>
-      </w:pPr>
-      <w:r>
-        <w:t xml:space="preserve">Every response will be measured by a validated method, and</w:t>
-      </w:r>
-      <w:r>
-        <w:t xml:space="preserve"> </w:t>
-      </w:r>
-      <w:hyperlink w:anchor="tbl-amv">
-        <w:r>
-          <w:rPr>
-            <w:rStyle w:val="Hyperlink"/>
-          </w:rPr>
-          <w:t xml:space="preserve">Table 6</w:t>
-        </w:r>
-      </w:hyperlink>
-      <w:r>
-        <w:t xml:space="preserve"> </w:t>
-      </w:r>
-      <w:r>
-        <w:t xml:space="preserve">lists them with the</w:t>
-      </w:r>
-      <w:r>
-        <w:t xml:space="preserve"> </w:t>
-      </w:r>
-      <w:r>
-        <w:t xml:space="preserve">validation that governs each one. Leached Protein A is measured by ELISA under AMV-3016, and</w:t>
-      </w:r>
-      <w:r>
-        <w:t xml:space="preserve"> </w:t>
-      </w:r>
-      <w:r>
-        <w:t xml:space="preserve">host cell protein by the platform ELISA under AMV-3012. Residual DNA is measured by qPCR</w:t>
-      </w:r>
-      <w:r>
-        <w:t xml:space="preserve"> </w:t>
-      </w:r>
-      <w:r>
-        <w:t xml:space="preserve">under AMV-3014 and aggregate by SEC-HPLC under AMV-3011, while step yield is calculated from</w:t>
-      </w:r>
-      <w:r>
-        <w:t xml:space="preserve"> </w:t>
-      </w:r>
-      <w:r>
-        <w:t xml:space="preserve">the protein concentration and the recorded volume of the load and of the eluate pool.</w:t>
-      </w:r>
-    </w:p>
-    <w:tbl>
-      <w:tblPr>
-        <w:tblStyle w:val="Table"/>
-        <w:tblW w:type="pct" w:w="5000"/>
-        <w:tblLayout w:type="fixed"/>
-        <w:tblLook w:firstRow="0" w:lastRow="0" w:firstColumn="0" w:lastColumn="0" w:noHBand="0" w:noVBand="0" w:val="0000"/>
-      </w:tblPr>
-      <w:tblGrid>
-        <w:gridCol w:w="7920"/>
-      </w:tblGrid>
-      <w:tr>
-        <w:tc>
-          <w:tcPr/>
-          <w:bookmarkStart w:id="25" w:name="tbl-amv"/>
-          <w:p>
-            <w:pPr>
-              <w:jc w:val="center"/>
-            </w:pPr>
-            <w:pPr>
-              <w:jc w:val="left"/>
-              <w:spacing w:before="200"/>
-              <w:pStyle w:val="ImageCaption"/>
-            </w:pPr>
-            <w:r>
-              <w:t xml:space="preserve">Table 6: Validated analytical methods supporting the study.</w:t>
-            </w:r>
-          </w:p>
-          <w:tbl>
-            <w:tblPr>
-              <w:tblStyle w:val="Table"/>
-              <w:tblW w:type="auto" w:w="0"/>
-              <w:tblLook w:firstRow="1" w:lastRow="0" w:firstColumn="0" w:lastColumn="0" w:noHBand="0" w:noVBand="0" w:val="0020"/>
-            </w:tblPr>
-            <w:tblGrid>
-              <w:gridCol w:w="2640"/>
-              <w:gridCol w:w="2640"/>
-              <w:gridCol w:w="2640"/>
-            </w:tblGrid>
-            <w:tr>
-              <w:trPr>
-                <w:tblHeader w:val="on"/>
-              </w:trPr>
-              <w:tc>
-                <w:tcPr/>
-                <w:p>
-                  <w:pPr>
-                    <w:pStyle w:val="Compact"/>
-                    <w:jc w:val="left"/>
-                    <w:jc w:val="center"/>
-                  </w:pPr>
-                  <w:r>
-                    <w:t xml:space="preserve">Reference</w:t>
-                  </w:r>
-                </w:p>
-              </w:tc>
-              <w:tc>
-                <w:tcPr/>
-                <w:p>
-                  <w:pPr>
-                    <w:pStyle w:val="Compact"/>
-                    <w:jc w:val="left"/>
-                    <w:jc w:val="center"/>
-                  </w:pPr>
-                  <w:r>
-                    <w:t xml:space="preserve">Title</w:t>
-                  </w:r>
-                </w:p>
-              </w:tc>
-              <w:tc>
-                <w:tcPr/>
-                <w:p>
-                  <w:pPr>
-                    <w:pStyle w:val="Compact"/>
-                    <w:jc w:val="left"/>
-                    <w:jc w:val="center"/>
-                  </w:pPr>
-                  <w:r>
-                    <w:t xml:space="preserve">Type</w:t>
-                  </w:r>
-                </w:p>
-              </w:tc>
-            </w:tr>
-            <w:tr>
-              <w:tc>
-                <w:tcPr/>
-                <w:p>
-                  <w:pPr>
-                    <w:pStyle w:val="Compact"/>
-                    <w:jc w:val="left"/>
-                    <w:jc w:val="center"/>
-                  </w:pPr>
-                  <w:r>
-                    <w:t xml:space="preserve">AMV-3016</w:t>
-                  </w:r>
-                </w:p>
-              </w:tc>
-              <w:tc>
-                <w:tcPr/>
-                <w:p>
-                  <w:pPr>
-                    <w:pStyle w:val="Compact"/>
-                    <w:jc w:val="left"/>
-                    <w:jc w:val="center"/>
-                  </w:pPr>
-                  <w:r>
-                    <w:t xml:space="preserve">Leached Protein A by ELISA (ppm)</w:t>
-                  </w:r>
-                </w:p>
-              </w:tc>
-              <w:tc>
-                <w:tcPr/>
-                <w:p>
-                  <w:pPr>
-                    <w:pStyle w:val="Compact"/>
-                    <w:jc w:val="left"/>
-                    <w:jc w:val="center"/>
-                  </w:pPr>
-                  <w:r>
-                    <w:t xml:space="preserve">Method validation</w:t>
-                  </w:r>
-                </w:p>
-              </w:tc>
-            </w:tr>
-            <w:tr>
-              <w:tc>
-                <w:tcPr/>
-                <w:p>
-                  <w:pPr>
-                    <w:pStyle w:val="Compact"/>
-                    <w:jc w:val="left"/>
-                    <w:jc w:val="center"/>
-                  </w:pPr>
-                  <w:r>
-                    <w:t xml:space="preserve">AMV-3012</w:t>
-                  </w:r>
-                </w:p>
-              </w:tc>
-              <w:tc>
-                <w:tcPr/>
-                <w:p>
-                  <w:pPr>
-                    <w:pStyle w:val="Compact"/>
-                    <w:jc w:val="left"/>
-                    <w:jc w:val="center"/>
-                  </w:pPr>
-                  <w:r>
-                    <w:t xml:space="preserve">Host-Cell Protein ELISA</w:t>
-                  </w:r>
-                </w:p>
-              </w:tc>
-              <w:tc>
-                <w:tcPr/>
-                <w:p>
-                  <w:pPr>
-                    <w:pStyle w:val="Compact"/>
-                    <w:jc w:val="left"/>
-                    <w:jc w:val="center"/>
-                  </w:pPr>
-                  <w:r>
-                    <w:t xml:space="preserve">Method validation</w:t>
-                  </w:r>
-                </w:p>
-              </w:tc>
-            </w:tr>
-            <w:tr>
-              <w:tc>
-                <w:tcPr/>
-                <w:p>
-                  <w:pPr>
-                    <w:pStyle w:val="Compact"/>
-                    <w:jc w:val="left"/>
-                    <w:jc w:val="center"/>
-                  </w:pPr>
-                  <w:r>
-                    <w:t xml:space="preserve">AMV-3014</w:t>
-                  </w:r>
-                </w:p>
-              </w:tc>
-              <w:tc>
-                <w:tcPr/>
-                <w:p>
-                  <w:pPr>
-                    <w:pStyle w:val="Compact"/>
-                    <w:jc w:val="left"/>
-                    <w:jc w:val="center"/>
-                  </w:pPr>
-                  <w:r>
-                    <w:t xml:space="preserve">Residual DNA (qPCR)</w:t>
-                  </w:r>
-                </w:p>
-              </w:tc>
-              <w:tc>
-                <w:tcPr/>
-                <w:p>
-                  <w:pPr>
-                    <w:pStyle w:val="Compact"/>
-                    <w:jc w:val="left"/>
-                    <w:jc w:val="center"/>
-                  </w:pPr>
-                  <w:r>
-                    <w:t xml:space="preserve">Method validation</w:t>
-                  </w:r>
-                </w:p>
-              </w:tc>
-            </w:tr>
-            <w:tr>
-              <w:tc>
-                <w:tcPr/>
-                <w:p>
-                  <w:pPr>
-                    <w:pStyle w:val="Compact"/>
-                    <w:jc w:val="left"/>
-                    <w:jc w:val="center"/>
-                  </w:pPr>
-                  <w:r>
-                    <w:t xml:space="preserve">AMV-3011</w:t>
-                  </w:r>
-                </w:p>
-              </w:tc>
-              <w:tc>
-                <w:tcPr/>
-                <w:p>
-                  <w:pPr>
-                    <w:pStyle w:val="Compact"/>
-                    <w:jc w:val="left"/>
-                    <w:jc w:val="center"/>
-                  </w:pPr>
-                  <w:r>
-                    <w:t xml:space="preserve">Size-Variants (SEC-HPLC)</w:t>
-                  </w:r>
-                </w:p>
-              </w:tc>
-              <w:tc>
-                <w:tcPr/>
-                <w:p>
-                  <w:pPr>
-                    <w:pStyle w:val="Compact"/>
-                    <w:jc w:val="left"/>
-                    <w:jc w:val="center"/>
-                  </w:pPr>
-                  <w:r>
-                    <w:t xml:space="preserve">Method validation</w:t>
-                  </w:r>
-                </w:p>
-              </w:tc>
-            </w:tr>
-          </w:tbl>
-          <w:bookmarkEnd w:id="25"/>
-          <w:p/>
-        </w:tc>
-      </w:tr>
-    </w:tbl>
-    <w:p>
-      <w:pPr>
-        <w:pStyle w:val="BodyText"/>
-      </w:pPr>
-      <w:r>
-        <w:t xml:space="preserve">Assay precision is most consequential for leached Protein A, because eluate pool</w:t>
-      </w:r>
-      <w:r>
-        <w:t xml:space="preserve"> </w:t>
-      </w:r>
-      <w:r>
-        <w:t xml:space="preserve">concentrations fall in the lower part of the working range of the ELISA. The reportable</w:t>
-      </w:r>
-      <w:r>
-        <w:t xml:space="preserve"> </w:t>
-      </w:r>
-      <w:r>
-        <w:t xml:space="preserve">value, the calibration range and the intermediate precision of each method are given in the</w:t>
-      </w:r>
-      <w:r>
-        <w:t xml:space="preserve"> </w:t>
-      </w:r>
-      <w:r>
-        <w:t xml:space="preserve">validation reports referenced in</w:t>
-      </w:r>
-      <w:r>
-        <w:t xml:space="preserve"> </w:t>
-      </w:r>
-      <w:hyperlink w:anchor="tbl-amv">
-        <w:r>
-          <w:rPr>
-            <w:rStyle w:val="Hyperlink"/>
-          </w:rPr>
-          <w:t xml:space="preserve">Table 6</w:t>
-        </w:r>
-      </w:hyperlink>
-      <w:r>
-        <w:t xml:space="preserve">. Where an estimated effect is of the same order as</w:t>
-      </w:r>
-      <w:r>
-        <w:t xml:space="preserve"> </w:t>
-      </w:r>
-      <w:r>
-        <w:t xml:space="preserve">the precision of the assay that measured it, PCR-005 will report it as such and will not</w:t>
-      </w:r>
-      <w:r>
-        <w:t xml:space="preserve"> </w:t>
-      </w:r>
-      <w:r>
-        <w:t xml:space="preserve">derive an operating limit from it.</w:t>
-      </w:r>
-    </w:p>
-    <w:bookmarkEnd w:id="26"/>
-    <w:bookmarkStart w:id="27" w:name="sampling-plan"/>
-    <w:p>
-      <w:pPr>
-        <w:pStyle w:val="Heading2"/>
-      </w:pPr>
-      <w:r>
-        <w:t xml:space="preserve">5.4 Sampling plan</w:t>
-      </w:r>
-    </w:p>
-    <w:p>
-      <w:pPr>
-        <w:pStyle w:val="FirstParagraph"/>
-      </w:pPr>
-      <w:r>
-        <w:t xml:space="preserve">Samples will be taken from the load, the flow through, the final wash and the eluate pool of</w:t>
-      </w:r>
-      <w:r>
-        <w:t xml:space="preserve"> </w:t>
-      </w:r>
-      <w:r>
-        <w:t xml:space="preserve">every run. Pool host cell protein, leached Protein A and protein concentration will be</w:t>
-      </w:r>
-      <w:r>
-        <w:t xml:space="preserve"> </w:t>
-      </w:r>
-      <w:r>
-        <w:t xml:space="preserve">measured on every pool, since all three are responses of the designs. Residual DNA and</w:t>
-      </w:r>
-      <w:r>
-        <w:t xml:space="preserve"> </w:t>
-      </w:r>
-      <w:r>
-        <w:t xml:space="preserve">aggregate will be measured on the load and on the centre-point pools of both designs, which</w:t>
-      </w:r>
-      <w:r>
-        <w:t xml:space="preserve"> </w:t>
-      </w:r>
-      <w:r>
-        <w:t xml:space="preserve">supports a clearance factor for the step without carrying either attribute as a modelled</w:t>
-      </w:r>
-      <w:r>
-        <w:t xml:space="preserve"> </w:t>
-      </w:r>
-      <w:r>
-        <w:t xml:space="preserve">response.</w:t>
-      </w:r>
-    </w:p>
-    <w:p>
-      <w:pPr>
-        <w:pStyle w:val="BodyText"/>
-      </w:pPr>
-      <w:r>
-        <w:t xml:space="preserve">Centre-point replication differs between the two designs, since the screening design carries</w:t>
-      </w:r>
-      <w:r>
-        <w:t xml:space="preserve"> </w:t>
-      </w:r>
-      <w:r>
-        <w:t xml:space="preserve">3 centre points and the response-surface design carries</w:t>
-      </w:r>
-      <w:r>
-        <w:t xml:space="preserve"> </w:t>
-      </w:r>
-      <w:r>
-        <w:t xml:space="preserve">4. Run order will be randomized within each design, and the samples of a</w:t>
-      </w:r>
-      <w:r>
-        <w:t xml:space="preserve"> </w:t>
-      </w:r>
-      <w:r>
-        <w:t xml:space="preserve">design will be assayed in a single analytical campaign, so that analytical drift is not</w:t>
-      </w:r>
-      <w:r>
-        <w:t xml:space="preserve"> </w:t>
-      </w:r>
-      <w:r>
-        <w:t xml:space="preserve">aliased with a factor.</w:t>
-      </w:r>
-    </w:p>
-    <w:bookmarkEnd w:id="27"/>
-    <w:bookmarkStart w:id="28" w:name="statistical-methods"/>
-    <w:p>
-      <w:pPr>
-        <w:pStyle w:val="Heading2"/>
-      </w:pPr>
-      <w:r>
-        <w:t xml:space="preserve">5.5 Statistical methods</w:t>
-      </w:r>
-    </w:p>
-    <w:p>
-      <w:pPr>
-        <w:pStyle w:val="FirstParagraph"/>
-      </w:pPr>
-      <w:r>
-        <w:t xml:space="preserve">The analysis will be performed under SOP-1002, and each factor is coded so that its</w:t>
-      </w:r>
-      <w:r>
-        <w:t xml:space="preserve"> </w:t>
-      </w:r>
-      <w:r>
-        <w:t xml:space="preserve">set-point is zero and the edges of its characterization range are minus one and plus one.</w:t>
-      </w:r>
-      <w:r>
-        <w:t xml:space="preserve"> </w:t>
-      </w:r>
-      <w:r>
-        <w:t xml:space="preserve">Coding places the factors on a common scale and makes the estimated coefficients comparable</w:t>
-      </w:r>
-      <w:r>
-        <w:t xml:space="preserve"> </w:t>
-      </w:r>
-      <w:r>
-        <w:t xml:space="preserve">across parameters measured in different units (protein load in g/L resin, pH, linear</w:t>
-      </w:r>
-      <w:r>
-        <w:t xml:space="preserve"> </w:t>
-      </w:r>
-      <w:r>
-        <w:t xml:space="preserve">velocity and column volumes).</w:t>
-      </w:r>
-    </w:p>
-    <w:p>
-      <w:pPr>
-        <w:pStyle w:val="BodyText"/>
-      </w:pPr>
-      <w:r>
-        <w:t xml:space="preserve">The screening data will be fitted by ordinary least squares to a model carrying all main</w:t>
-      </w:r>
-      <w:r>
-        <w:t xml:space="preserve"> </w:t>
-      </w:r>
-      <w:r>
-        <w:t xml:space="preserve">effects and all two-factor interactions. An effect will be reported as twice the coded</w:t>
-      </w:r>
-      <w:r>
-        <w:t xml:space="preserve"> </w:t>
-      </w:r>
-      <w:r>
-        <w:t xml:space="preserve">coefficient, which is the change in the response across the full characterization range of</w:t>
-      </w:r>
-      <w:r>
-        <w:t xml:space="preserve"> </w:t>
-      </w:r>
-      <w:r>
-        <w:t xml:space="preserve">that factor. Significance will be judged at alpha = 0.05, and effect estimates will be</w:t>
-      </w:r>
-      <w:r>
-        <w:t xml:space="preserve"> </w:t>
-      </w:r>
-      <w:r>
-        <w:t xml:space="preserve">reported with their standard errors.</w:t>
-      </w:r>
-    </w:p>
-    <w:p>
-      <w:pPr>
-        <w:pStyle w:val="BodyText"/>
-      </w:pPr>
-      <w:r>
-        <w:t xml:space="preserve">The response-surface data will be fitted to the full quadratic model in the same factors.</w:t>
-      </w:r>
-      <w:r>
-        <w:t xml:space="preserve"> </w:t>
-      </w:r>
-      <w:r>
-        <w:t xml:space="preserve">Adequacy will be judged by the coefficient of determination, by its adjusted and predicted</w:t>
-      </w:r>
-      <w:r>
-        <w:t xml:space="preserve"> </w:t>
-      </w:r>
-      <w:r>
-        <w:t xml:space="preserve">forms, by the overall F test, and by an analysis of variance that partitions the residual</w:t>
-      </w:r>
-      <w:r>
-        <w:t xml:space="preserve"> </w:t>
-      </w:r>
-      <w:r>
-        <w:t xml:space="preserve">into lack of fit and pure error. The predicted coefficient is computed from the leave one out</w:t>
-      </w:r>
-      <w:r>
-        <w:t xml:space="preserve"> </w:t>
-      </w:r>
-      <w:r>
-        <w:t xml:space="preserve">residuals (PRESS), so a model that describes its own data without predicting new data will be</w:t>
-      </w:r>
-      <w:r>
-        <w:t xml:space="preserve"> </w:t>
-      </w:r>
-      <w:r>
-        <w:t xml:space="preserve">visible in the comparison of the two.</w:t>
-      </w:r>
-    </w:p>
-    <w:p>
-      <w:pPr>
-        <w:pStyle w:val="BodyText"/>
-      </w:pPr>
-      <w:r>
-        <w:t xml:space="preserve">Commercial-scale capability will be estimated by Monte-Carlo simulation of</w:t>
-      </w:r>
-      <w:r>
-        <w:t xml:space="preserve"> </w:t>
-      </w:r>
-      <w:r>
-        <w:t xml:space="preserve">2,000 batches, in which each parameter is drawn inside its normal operating</w:t>
-      </w:r>
-      <w:r>
-        <w:t xml:space="preserve"> </w:t>
-      </w:r>
-      <w:r>
-        <w:t xml:space="preserve">range, the fitted response-surface model is evaluated at every draw, and a one-sided</w:t>
-      </w:r>
-      <w:r>
-        <w:t xml:space="preserve"> </w:t>
-      </w:r>
-      <w:r>
-        <w:t xml:space="preserve">capability index is computed against the acceptance criterion of each attribute in</w:t>
-      </w:r>
-      <w:r>
-        <w:t xml:space="preserve"> </w:t>
-      </w:r>
-      <w:hyperlink w:anchor="tbl-cqa">
-        <w:r>
-          <w:rPr>
-            <w:rStyle w:val="Hyperlink"/>
-          </w:rPr>
-          <w:t xml:space="preserve">Table 5</w:t>
-        </w:r>
-      </w:hyperlink>
-      <w:r>
-        <w:t xml:space="preserve">. The simulation propagates the fitted model and the residual variance of the study,</w:t>
-      </w:r>
-      <w:r>
-        <w:t xml:space="preserve"> </w:t>
-      </w:r>
-      <w:r>
-        <w:t xml:space="preserve">and it does not carry the additional variability of commercial-scale operation.</w:t>
-      </w:r>
-    </w:p>
-    <w:bookmarkEnd w:id="28"/>
-    <w:bookmarkEnd w:id="29"/>
-    <w:bookmarkStart w:id="40" w:name="study-design"/>
-    <w:p>
-      <w:pPr>
-        <w:pStyle w:val="Heading1"/>
-      </w:pPr>
-      <w:r>
-        <w:t xml:space="preserve">6. Study design</w:t>
-      </w:r>
-    </w:p>
-    <w:bookmarkStart w:id="32" w:name="factors-ranges-and-study-type"/>
-    <w:p>
-      <w:pPr>
-        <w:pStyle w:val="Heading2"/>
-      </w:pPr>
-      <w:r>
-        <w:t xml:space="preserve">6.1 Factors, ranges and study type</w:t>
-      </w:r>
-    </w:p>
-    <w:p>
-      <w:pPr>
-        <w:pStyle w:val="FirstParagraph"/>
-      </w:pPr>
-      <w:hyperlink w:anchor="tbl-params">
-        <w:r>
-          <w:rPr>
-            <w:rStyle w:val="Hyperlink"/>
-          </w:rPr>
-          <w:t xml:space="preserve">Table 7</w:t>
-        </w:r>
-      </w:hyperlink>
-      <w:r>
-        <w:t xml:space="preserve"> </w:t>
-      </w:r>
-      <w:r>
-        <w:t xml:space="preserve">gives every parameter of the step, with its set-point, the range over which it</w:t>
-      </w:r>
-      <w:r>
-        <w:t xml:space="preserve"> </w:t>
-      </w:r>
-      <w:r>
-        <w:t xml:space="preserve">will be studied, its normal operating range and the type of study assigned to it.</w:t>
-      </w:r>
-    </w:p>
-    <w:tbl>
-      <w:tblPr>
-        <w:tblStyle w:val="Table"/>
-        <w:tblW w:type="pct" w:w="5000"/>
-        <w:tblLayout w:type="fixed"/>
-        <w:tblLook w:firstRow="0" w:lastRow="0" w:firstColumn="0" w:lastColumn="0" w:noHBand="0" w:noVBand="0" w:val="0000"/>
-      </w:tblPr>
-      <w:tblGrid>
-        <w:gridCol w:w="7920"/>
-      </w:tblGrid>
-      <w:tr>
-        <w:tc>
-          <w:tcPr/>
-          <w:bookmarkStart w:id="30" w:name="tbl-params"/>
-          <w:p>
-            <w:pPr>
-              <w:jc w:val="center"/>
-            </w:pPr>
-            <w:pPr>
-              <w:jc w:val="left"/>
-              <w:spacing w:before="200"/>
-              <w:pStyle w:val="ImageCaption"/>
-            </w:pPr>
-            <w:r>
-              <w:t xml:space="preserve">Table 7: Parameters of the capture step, with set-point, characterization range, normal operating range and the study type assigned by RA-001.</w:t>
-            </w:r>
-          </w:p>
-          <w:tbl>
-            <w:tblPr>
-              <w:tblStyle w:val="Table"/>
-              <w:tblW w:type="pct" w:w="5000"/>
-              <w:tblLayout w:type="fixed"/>
-              <w:tblLook w:firstRow="1" w:lastRow="0" w:firstColumn="0" w:lastColumn="0" w:noHBand="0" w:noVBand="0" w:val="0020"/>
-            </w:tblPr>
-            <w:tblGrid>
-              <w:gridCol w:w="2093"/>
-              <w:gridCol w:w="1001"/>
-              <w:gridCol w:w="1183"/>
-              <w:gridCol w:w="1547"/>
-              <w:gridCol w:w="819"/>
-              <w:gridCol w:w="1274"/>
-            </w:tblGrid>
-            <w:tr>
-              <w:trPr>
-                <w:tblHeader w:val="on"/>
-              </w:trPr>
-              <w:tc>
-                <w:tcPr/>
-                <w:p>
-                  <w:pPr>
-                    <w:pStyle w:val="Compact"/>
-                    <w:jc w:val="left"/>
-                    <w:jc w:val="center"/>
-                  </w:pPr>
-                  <w:r>
-                    <w:t xml:space="preserve">Parameter</w:t>
-                  </w:r>
-                </w:p>
-              </w:tc>
-              <w:tc>
-                <w:tcPr/>
-                <w:p>
-                  <w:pPr>
-                    <w:pStyle w:val="Compact"/>
-                    <w:jc w:val="left"/>
-                    <w:jc w:val="center"/>
-                  </w:pPr>
-                  <w:r>
-                    <w:t xml:space="preserve">Unit</w:t>
-                  </w:r>
-                </w:p>
-              </w:tc>
-              <w:tc>
-                <w:tcPr/>
-                <w:p>
-                  <w:pPr>
-                    <w:pStyle w:val="Compact"/>
-                    <w:jc w:val="right"/>
-                    <w:jc w:val="center"/>
-                  </w:pPr>
-                  <w:r>
-                    <w:t xml:space="preserve">Set-point</w:t>
-                  </w:r>
-                </w:p>
-              </w:tc>
-              <w:tc>
-                <w:tcPr/>
-                <w:p>
-                  <w:pPr>
-                    <w:pStyle w:val="Compact"/>
-                    <w:jc w:val="left"/>
-                    <w:jc w:val="center"/>
-                  </w:pPr>
-                  <w:r>
-                    <w:t xml:space="preserve">Range studied</w:t>
-                  </w:r>
-                </w:p>
-              </w:tc>
-              <w:tc>
-                <w:tcPr/>
-                <w:p>
-                  <w:pPr>
-                    <w:pStyle w:val="Compact"/>
-                    <w:jc w:val="left"/>
-                    <w:jc w:val="center"/>
-                  </w:pPr>
-                  <w:r>
-                    <w:t xml:space="preserve">NOR</w:t>
-                  </w:r>
-                </w:p>
-              </w:tc>
-              <w:tc>
-                <w:tcPr/>
-                <w:p>
-                  <w:pPr>
-                    <w:pStyle w:val="Compact"/>
-                    <w:jc w:val="left"/>
-                    <w:jc w:val="center"/>
-                  </w:pPr>
-                  <w:r>
-                    <w:t xml:space="preserve">Study type</w:t>
-                  </w:r>
-                </w:p>
-              </w:tc>
-            </w:tr>
-            <w:tr>
-              <w:tc>
-                <w:tcPr/>
-                <w:p>
-                  <w:pPr>
-                    <w:pStyle w:val="Compact"/>
-                    <w:jc w:val="left"/>
-                    <w:jc w:val="center"/>
-                  </w:pPr>
-                  <w:r>
-                    <w:t xml:space="preserve">Protein load</w:t>
-                  </w:r>
-                </w:p>
-              </w:tc>
-              <w:tc>
-                <w:tcPr/>
-                <w:p>
-                  <w:pPr>
-                    <w:pStyle w:val="Compact"/>
-                    <w:jc w:val="left"/>
-                    <w:jc w:val="center"/>
-                  </w:pPr>
-                  <w:r>
-                    <w:t xml:space="preserve">g/L resin</w:t>
-                  </w:r>
-                </w:p>
-              </w:tc>
-              <w:tc>
-                <w:tcPr/>
-                <w:p>
-                  <w:pPr>
-                    <w:pStyle w:val="Compact"/>
-                    <w:jc w:val="right"/>
-                    <w:jc w:val="center"/>
-                  </w:pPr>
-                  <w:r>
-                    <w:t xml:space="preserve">30</w:t>
-                  </w:r>
-                </w:p>
-              </w:tc>
-              <w:tc>
-                <w:tcPr/>
-                <w:p>
-                  <w:pPr>
-                    <w:pStyle w:val="Compact"/>
-                    <w:jc w:val="left"/>
-                    <w:jc w:val="center"/>
-                  </w:pPr>
-                  <w:r>
-                    <w:t xml:space="preserve">10–50</w:t>
-                  </w:r>
-                </w:p>
-              </w:tc>
-              <w:tc>
-                <w:tcPr/>
-                <w:p>
-                  <w:pPr>
-                    <w:pStyle w:val="Compact"/>
-                    <w:jc w:val="left"/>
-                    <w:jc w:val="center"/>
-                  </w:pPr>
-                  <w:r>
-                    <w:t xml:space="preserve">20–40</w:t>
-                  </w:r>
-                </w:p>
-              </w:tc>
-              <w:tc>
-                <w:tcPr/>
-                <w:p>
-                  <w:pPr>
-                    <w:pStyle w:val="Compact"/>
-                    <w:jc w:val="left"/>
-                    <w:jc w:val="center"/>
-                  </w:pPr>
-                  <w:r>
-                    <w:t xml:space="preserve">multivariate</w:t>
-                  </w:r>
-                </w:p>
-              </w:tc>
-            </w:tr>
-            <w:tr>
-              <w:tc>
-                <w:tcPr/>
-                <w:p>
-                  <w:pPr>
-                    <w:pStyle w:val="Compact"/>
-                    <w:jc w:val="left"/>
-                    <w:jc w:val="center"/>
-                  </w:pPr>
-                  <w:r>
-                    <w:t xml:space="preserve">Elution buffer pH</w:t>
-                  </w:r>
-                </w:p>
-              </w:tc>
-              <w:tc>
-                <w:tcPr/>
-                <w:p>
-                  <w:pPr>
-                    <w:pStyle w:val="Compact"/>
-                    <w:jc w:val="left"/>
-                    <w:jc w:val="center"/>
-                  </w:pPr>
-                  <w:r>
-                    <w:t xml:space="preserve">pH</w:t>
-                  </w:r>
-                </w:p>
-              </w:tc>
-              <w:tc>
-                <w:tcPr/>
-                <w:p>
-                  <w:pPr>
-                    <w:pStyle w:val="Compact"/>
-                    <w:jc w:val="right"/>
-                    <w:jc w:val="center"/>
-                  </w:pPr>
-                  <w:r>
-                    <w:t xml:space="preserve">3.55</w:t>
-                  </w:r>
-                </w:p>
-              </w:tc>
-              <w:tc>
-                <w:tcPr/>
-                <w:p>
-                  <w:pPr>
-                    <w:pStyle w:val="Compact"/>
-                    <w:jc w:val="left"/>
-                    <w:jc w:val="center"/>
-                  </w:pPr>
-                  <w:r>
-                    <w:t xml:space="preserve">3.2–3.9</w:t>
-                  </w:r>
-                </w:p>
-              </w:tc>
-              <w:tc>
-                <w:tcPr/>
-                <w:p>
-                  <w:pPr>
-                    <w:pStyle w:val="Compact"/>
-                    <w:jc w:val="left"/>
-                    <w:jc w:val="center"/>
-                  </w:pPr>
-                  <w:r>
-                    <w:t xml:space="preserve">3.4–3.7</w:t>
-                  </w:r>
-                </w:p>
-              </w:tc>
-              <w:tc>
-                <w:tcPr/>
-                <w:p>
-                  <w:pPr>
-                    <w:pStyle w:val="Compact"/>
-                    <w:jc w:val="left"/>
-                    <w:jc w:val="center"/>
-                  </w:pPr>
-                  <w:r>
-                    <w:t xml:space="preserve">multivariate</w:t>
-                  </w:r>
-                </w:p>
-              </w:tc>
-            </w:tr>
-            <w:tr>
-              <w:tc>
-                <w:tcPr/>
-                <w:p>
-                  <w:pPr>
-                    <w:pStyle w:val="Compact"/>
-                    <w:jc w:val="left"/>
-                    <w:jc w:val="center"/>
-                  </w:pPr>
-                  <w:r>
-                    <w:t xml:space="preserve">Load flow rate</w:t>
-                  </w:r>
-                </w:p>
-              </w:tc>
-              <w:tc>
-                <w:tcPr/>
-                <w:p>
-                  <w:pPr>
-                    <w:pStyle w:val="Compact"/>
-                    <w:jc w:val="left"/>
-                    <w:jc w:val="center"/>
-                  </w:pPr>
-                  <w:r>
-                    <w:t xml:space="preserve">cm/hr</w:t>
-                  </w:r>
-                </w:p>
-              </w:tc>
-              <w:tc>
-                <w:tcPr/>
-                <w:p>
-                  <w:pPr>
-                    <w:pStyle w:val="Compact"/>
-                    <w:jc w:val="right"/>
-                    <w:jc w:val="center"/>
-                  </w:pPr>
-                  <w:r>
-                    <w:t xml:space="preserve">200</w:t>
-                  </w:r>
-                </w:p>
-              </w:tc>
-              <w:tc>
-                <w:tcPr/>
-                <w:p>
-                  <w:pPr>
-                    <w:pStyle w:val="Compact"/>
-                    <w:jc w:val="left"/>
-                    <w:jc w:val="center"/>
-                  </w:pPr>
-                  <w:r>
-                    <w:t xml:space="preserve">100–300</w:t>
-                  </w:r>
-                </w:p>
-              </w:tc>
-              <w:tc>
-                <w:tcPr/>
-                <w:p>
-                  <w:pPr>
-                    <w:pStyle w:val="Compact"/>
-                    <w:jc w:val="left"/>
-                    <w:jc w:val="center"/>
-                  </w:pPr>
-                  <w:r>
-                    <w:t xml:space="preserve">150–250</w:t>
-                  </w:r>
-                </w:p>
-              </w:tc>
-              <w:tc>
-                <w:tcPr/>
-                <w:p>
-                  <w:pPr>
-                    <w:pStyle w:val="Compact"/>
-                    <w:jc w:val="left"/>
-                    <w:jc w:val="center"/>
-                  </w:pPr>
-                  <w:r>
-                    <w:t xml:space="preserve">multivariate</w:t>
-                  </w:r>
-                </w:p>
-              </w:tc>
-            </w:tr>
-            <w:tr>
-              <w:tc>
-                <w:tcPr/>
-                <w:p>
-                  <w:pPr>
-                    <w:pStyle w:val="Compact"/>
-                    <w:jc w:val="left"/>
-                    <w:jc w:val="center"/>
-                  </w:pPr>
-                  <w:r>
-                    <w:t xml:space="preserve">End of pool collect</w:t>
-                  </w:r>
-                </w:p>
-              </w:tc>
-              <w:tc>
-                <w:tcPr/>
-                <w:p>
-                  <w:pPr>
-                    <w:pStyle w:val="Compact"/>
-                    <w:jc w:val="left"/>
-                    <w:jc w:val="center"/>
-                  </w:pPr>
-                  <w:r>
-                    <w:t xml:space="preserve">CV</w:t>
-                  </w:r>
-                </w:p>
-              </w:tc>
-              <w:tc>
-                <w:tcPr/>
-                <w:p>
-                  <w:pPr>
-                    <w:pStyle w:val="Compact"/>
-                    <w:jc w:val="right"/>
-                    <w:jc w:val="center"/>
-                  </w:pPr>
-                  <w:r>
-                    <w:t xml:space="preserve">2.6</w:t>
-                  </w:r>
-                </w:p>
-              </w:tc>
-              <w:tc>
-                <w:tcPr/>
-                <w:p>
-                  <w:pPr>
-                    <w:pStyle w:val="Compact"/>
-                    <w:jc w:val="left"/>
-                    <w:jc w:val="center"/>
-                  </w:pPr>
-                  <w:r>
-                    <w:t xml:space="preserve">2–3.2</w:t>
-                  </w:r>
-                </w:p>
-              </w:tc>
-              <w:tc>
-                <w:tcPr/>
-                <w:p>
-                  <w:pPr>
-                    <w:pStyle w:val="Compact"/>
-                    <w:jc w:val="left"/>
-                    <w:jc w:val="center"/>
-                  </w:pPr>
-                  <w:r>
-                    <w:t xml:space="preserve">2.3–2.9</w:t>
-                  </w:r>
-                </w:p>
-              </w:tc>
-              <w:tc>
-                <w:tcPr/>
-                <w:p>
-                  <w:pPr>
-                    <w:pStyle w:val="Compact"/>
-                    <w:jc w:val="left"/>
-                    <w:jc w:val="center"/>
-                  </w:pPr>
-                  <w:r>
-                    <w:t xml:space="preserve">multivariate</w:t>
-                  </w:r>
-                </w:p>
-              </w:tc>
-            </w:tr>
-            <w:tr>
-              <w:tc>
-                <w:tcPr/>
-                <w:p>
-                  <w:pPr>
-                    <w:pStyle w:val="Compact"/>
-                    <w:jc w:val="left"/>
-                    <w:jc w:val="center"/>
-                  </w:pPr>
-                  <w:r>
-                    <w:t xml:space="preserve">Operating temperature</w:t>
-                  </w:r>
-                </w:p>
-              </w:tc>
-              <w:tc>
-                <w:tcPr/>
-                <w:p>
-                  <w:pPr>
-                    <w:pStyle w:val="Compact"/>
-                    <w:jc w:val="left"/>
-                    <w:jc w:val="center"/>
-                  </w:pPr>
-                  <w:r>
-                    <w:t xml:space="preserve">°C</w:t>
-                  </w:r>
-                </w:p>
-              </w:tc>
-              <w:tc>
-                <w:tcPr/>
-                <w:p>
-                  <w:pPr>
-                    <w:pStyle w:val="Compact"/>
-                    <w:jc w:val="right"/>
-                    <w:jc w:val="center"/>
-                  </w:pPr>
-                  <w:r>
-                    <w:t xml:space="preserve">22</w:t>
-                  </w:r>
-                </w:p>
-              </w:tc>
-              <w:tc>
-                <w:tcPr/>
-                <w:p>
-                  <w:pPr>
-                    <w:pStyle w:val="Compact"/>
-                    <w:jc w:val="left"/>
-                    <w:jc w:val="center"/>
-                  </w:pPr>
-                  <w:r>
-                    <w:t xml:space="preserve">15–30</w:t>
-                  </w:r>
-                </w:p>
-              </w:tc>
-              <w:tc>
-                <w:tcPr/>
-                <w:p>
-                  <w:pPr>
-                    <w:pStyle w:val="Compact"/>
-                    <w:jc w:val="left"/>
-                    <w:jc w:val="center"/>
-                  </w:pPr>
-                  <w:r>
-                    <w:t xml:space="preserve">18–26</w:t>
-                  </w:r>
-                </w:p>
-              </w:tc>
-              <w:tc>
-                <w:tcPr/>
-                <w:p>
-                  <w:pPr>
-                    <w:pStyle w:val="Compact"/>
-                    <w:jc w:val="left"/>
-                    <w:jc w:val="center"/>
-                  </w:pPr>
-                  <w:r>
-                    <w:t xml:space="preserve">univariate</w:t>
-                  </w:r>
-                </w:p>
-              </w:tc>
-            </w:tr>
-            <w:tr>
-              <w:tc>
-                <w:tcPr/>
-                <w:p>
-                  <w:pPr>
-                    <w:pStyle w:val="Compact"/>
-                    <w:jc w:val="left"/>
-                    <w:jc w:val="center"/>
-                  </w:pPr>
-                  <w:r>
-                    <w:t xml:space="preserve">Bed height</w:t>
-                  </w:r>
-                </w:p>
-              </w:tc>
-              <w:tc>
-                <w:tcPr/>
-                <w:p>
-                  <w:pPr>
-                    <w:pStyle w:val="Compact"/>
-                    <w:jc w:val="left"/>
-                    <w:jc w:val="center"/>
-                  </w:pPr>
-                  <w:r>
-                    <w:t xml:space="preserve">cm</w:t>
-                  </w:r>
-                </w:p>
-              </w:tc>
-              <w:tc>
-                <w:tcPr/>
-                <w:p>
-                  <w:pPr>
-                    <w:pStyle w:val="Compact"/>
-                    <w:jc w:val="right"/>
-                    <w:jc w:val="center"/>
-                  </w:pPr>
-                  <w:r>
-                    <w:t xml:space="preserve">20</w:t>
-                  </w:r>
-                </w:p>
-              </w:tc>
-              <w:tc>
-                <w:tcPr/>
-                <w:p>
-                  <w:pPr>
-                    <w:pStyle w:val="Compact"/>
-                    <w:jc w:val="left"/>
-                    <w:jc w:val="center"/>
-                  </w:pPr>
-                  <w:r>
-                    <w:t xml:space="preserve">10–30</w:t>
-                  </w:r>
-                </w:p>
-              </w:tc>
-              <w:tc>
-                <w:tcPr/>
-                <w:p>
-                  <w:pPr>
-                    <w:pStyle w:val="Compact"/>
-                    <w:jc w:val="left"/>
-                    <w:jc w:val="center"/>
-                  </w:pPr>
-                  <w:r>
-                    <w:t xml:space="preserve">15–25</w:t>
-                  </w:r>
-                </w:p>
-              </w:tc>
-              <w:tc>
-                <w:tcPr/>
-                <w:p>
-                  <w:pPr>
-                    <w:pStyle w:val="Compact"/>
-                    <w:jc w:val="left"/>
-                    <w:jc w:val="center"/>
-                  </w:pPr>
-                  <w:r>
-                    <w:t xml:space="preserve">univariate</w:t>
-                  </w:r>
-                </w:p>
-              </w:tc>
-            </w:tr>
-          </w:tbl>
-          <w:bookmarkEnd w:id="30"/>
-          <w:p/>
-        </w:tc>
-      </w:tr>
-    </w:tbl>
-    <w:p>
-      <w:pPr>
-        <w:pStyle w:val="BodyText"/>
-      </w:pPr>
-      <w:r>
-        <w:t xml:space="preserve">Each characterization range extends beyond its</w:t>
-      </w:r>
-      <w:r>
-        <w:t xml:space="preserve"> </w:t>
-      </w:r>
-      <w:r>
-        <w:t xml:space="preserve">normal operating range on both sides, so that the study covers credible excursions as well as</w:t>
-      </w:r>
-      <w:r>
-        <w:t xml:space="preserve"> </w:t>
-      </w:r>
-      <w:r>
-        <w:t xml:space="preserve">routine operation, and so that the resulting knowledge space is larger than the region the</w:t>
-      </w:r>
-      <w:r>
-        <w:t xml:space="preserve"> </w:t>
-      </w:r>
-      <w:r>
-        <w:t xml:space="preserve">process will be operated in</w:t>
-      </w:r>
-      <w:r>
-        <w:t xml:space="preserve"> </w:t>
-      </w:r>
-      <w:r>
-        <w:t xml:space="preserve">(International Council for Harmonisation 2009)</w:t>
-      </w:r>
-      <w:r>
-        <w:t xml:space="preserve">. The 4 multivariate factors carry the</w:t>
-      </w:r>
-      <w:r>
-        <w:t xml:space="preserve"> </w:t>
-      </w:r>
-      <w:r>
-        <w:t xml:space="preserve">letter codes of</w:t>
-      </w:r>
-      <w:r>
-        <w:t xml:space="preserve"> </w:t>
-      </w:r>
-      <w:hyperlink w:anchor="tbl-legend">
-        <w:r>
-          <w:rPr>
-            <w:rStyle w:val="Hyperlink"/>
-          </w:rPr>
-          <w:t xml:space="preserve">Table 8</w:t>
-        </w:r>
-      </w:hyperlink>
-      <w:r>
-        <w:t xml:space="preserve"> </w:t>
-      </w:r>
-      <w:r>
-        <w:t xml:space="preserve">throughout the design matrices in the appendices.</w:t>
-      </w:r>
-    </w:p>
-    <w:tbl>
-      <w:tblPr>
-        <w:tblStyle w:val="Table"/>
-        <w:tblW w:type="pct" w:w="5000"/>
-        <w:tblLayout w:type="fixed"/>
-        <w:tblLook w:firstRow="0" w:lastRow="0" w:firstColumn="0" w:lastColumn="0" w:noHBand="0" w:noVBand="0" w:val="0000"/>
-      </w:tblPr>
-      <w:tblGrid>
-        <w:gridCol w:w="7920"/>
-      </w:tblGrid>
-      <w:tr>
-        <w:tc>
-          <w:tcPr/>
-          <w:bookmarkStart w:id="31" w:name="tbl-legend"/>
-          <w:p>
-            <w:pPr>
-              <w:jc w:val="center"/>
-            </w:pPr>
-            <w:pPr>
-              <w:jc w:val="left"/>
-              <w:spacing w:before="200"/>
-              <w:pStyle w:val="ImageCaption"/>
-            </w:pPr>
-            <w:r>
-              <w:t xml:space="preserve">Table 8: Letter codes for the multivariate factors, used in Appendix A and Appendix B.</w:t>
-            </w:r>
-          </w:p>
-          <w:tbl>
-            <w:tblPr>
-              <w:tblStyle w:val="Table"/>
-              <w:tblW w:type="auto" w:w="0"/>
-              <w:tblLook w:firstRow="1" w:lastRow="0" w:firstColumn="0" w:lastColumn="0" w:noHBand="0" w:noVBand="0" w:val="0020"/>
-            </w:tblPr>
-            <w:tblGrid>
-              <w:gridCol w:w="1980"/>
-              <w:gridCol w:w="1980"/>
-              <w:gridCol w:w="1980"/>
-              <w:gridCol w:w="1980"/>
-            </w:tblGrid>
-            <w:tr>
-              <w:trPr>
-                <w:tblHeader w:val="on"/>
-              </w:trPr>
-              <w:tc>
-                <w:tcPr/>
-                <w:p>
-                  <w:pPr>
-                    <w:pStyle w:val="Compact"/>
-                    <w:jc w:val="left"/>
-                    <w:jc w:val="center"/>
-                  </w:pPr>
-                  <w:r>
-                    <w:t xml:space="preserve">Code</w:t>
-                  </w:r>
-                </w:p>
-              </w:tc>
-              <w:tc>
-                <w:tcPr/>
-                <w:p>
-                  <w:pPr>
-                    <w:pStyle w:val="Compact"/>
-                    <w:jc w:val="left"/>
-                    <w:jc w:val="center"/>
-                  </w:pPr>
-                  <w:r>
-                    <w:t xml:space="preserve">Factor</w:t>
-                  </w:r>
-                </w:p>
-              </w:tc>
-              <w:tc>
-                <w:tcPr/>
-                <w:p>
-                  <w:pPr>
-                    <w:pStyle w:val="Compact"/>
-                    <w:jc w:val="left"/>
-                    <w:jc w:val="center"/>
-                  </w:pPr>
-                  <w:r>
-                    <w:t xml:space="preserve">Unit</w:t>
-                  </w:r>
-                </w:p>
-              </w:tc>
-              <w:tc>
-                <w:tcPr/>
-                <w:p>
-                  <w:pPr>
-                    <w:pStyle w:val="Compact"/>
-                    <w:jc w:val="left"/>
-                    <w:jc w:val="center"/>
-                  </w:pPr>
-                  <w:r>
-                    <w:t xml:space="preserve">Studied in</w:t>
-                  </w:r>
-                </w:p>
-              </w:tc>
-            </w:tr>
-            <w:tr>
-              <w:tc>
-                <w:tcPr/>
-                <w:p>
-                  <w:pPr>
-                    <w:pStyle w:val="Compact"/>
-                    <w:jc w:val="left"/>
-                    <w:jc w:val="center"/>
-                  </w:pPr>
-                  <w:r>
-                    <w:t xml:space="preserve">A</w:t>
-                  </w:r>
-                </w:p>
-              </w:tc>
-              <w:tc>
-                <w:tcPr/>
-                <w:p>
-                  <w:pPr>
-                    <w:pStyle w:val="Compact"/>
-                    <w:jc w:val="left"/>
-                    <w:jc w:val="center"/>
-                  </w:pPr>
-                  <w:r>
-                    <w:t xml:space="preserve">Protein load</w:t>
-                  </w:r>
-                </w:p>
-              </w:tc>
-              <w:tc>
-                <w:tcPr/>
-                <w:p>
-                  <w:pPr>
-                    <w:pStyle w:val="Compact"/>
-                    <w:jc w:val="left"/>
-                    <w:jc w:val="center"/>
-                  </w:pPr>
-                  <w:r>
-                    <w:t xml:space="preserve">g/L resin</w:t>
-                  </w:r>
-                </w:p>
-              </w:tc>
-              <w:tc>
-                <w:tcPr/>
-                <w:p>
-                  <w:pPr>
-                    <w:pStyle w:val="Compact"/>
-                    <w:jc w:val="left"/>
-                    <w:jc w:val="center"/>
-                  </w:pPr>
-                  <w:r>
-                    <w:t xml:space="preserve">screening + RSM</w:t>
-                  </w:r>
-                </w:p>
-              </w:tc>
-            </w:tr>
-            <w:tr>
-              <w:tc>
-                <w:tcPr/>
-                <w:p>
-                  <w:pPr>
-                    <w:pStyle w:val="Compact"/>
-                    <w:jc w:val="left"/>
-                    <w:jc w:val="center"/>
-                  </w:pPr>
-                  <w:r>
-                    <w:t xml:space="preserve">B</w:t>
-                  </w:r>
-                </w:p>
-              </w:tc>
-              <w:tc>
-                <w:tcPr/>
-                <w:p>
-                  <w:pPr>
-                    <w:pStyle w:val="Compact"/>
-                    <w:jc w:val="left"/>
-                    <w:jc w:val="center"/>
-                  </w:pPr>
-                  <w:r>
-                    <w:t xml:space="preserve">Elution buffer pH</w:t>
-                  </w:r>
-                </w:p>
-              </w:tc>
-              <w:tc>
-                <w:tcPr/>
-                <w:p>
-                  <w:pPr>
-                    <w:pStyle w:val="Compact"/>
-                    <w:jc w:val="left"/>
-                    <w:jc w:val="center"/>
-                  </w:pPr>
-                  <w:r>
-                    <w:t xml:space="preserve">pH</w:t>
-                  </w:r>
-                </w:p>
-              </w:tc>
-              <w:tc>
-                <w:tcPr/>
-                <w:p>
-                  <w:pPr>
-                    <w:pStyle w:val="Compact"/>
-                    <w:jc w:val="left"/>
-                    <w:jc w:val="center"/>
-                  </w:pPr>
-                  <w:r>
-                    <w:t xml:space="preserve">screening + RSM</w:t>
-                  </w:r>
-                </w:p>
-              </w:tc>
-            </w:tr>
-            <w:tr>
-              <w:tc>
-                <w:tcPr/>
-                <w:p>
-                  <w:pPr>
-                    <w:pStyle w:val="Compact"/>
-                    <w:jc w:val="left"/>
-                    <w:jc w:val="center"/>
-                  </w:pPr>
-                  <w:r>
-                    <w:t xml:space="preserve">C</w:t>
-                  </w:r>
-                </w:p>
-              </w:tc>
-              <w:tc>
-                <w:tcPr/>
-                <w:p>
-                  <w:pPr>
-                    <w:pStyle w:val="Compact"/>
-                    <w:jc w:val="left"/>
-                    <w:jc w:val="center"/>
-                  </w:pPr>
-                  <w:r>
-                    <w:t xml:space="preserve">Load flow rate</w:t>
-                  </w:r>
-                </w:p>
-              </w:tc>
-              <w:tc>
-                <w:tcPr/>
-                <w:p>
-                  <w:pPr>
-                    <w:pStyle w:val="Compact"/>
-                    <w:jc w:val="left"/>
-                    <w:jc w:val="center"/>
-                  </w:pPr>
-                  <w:r>
-                    <w:t xml:space="preserve">cm/hr</w:t>
-                  </w:r>
-                </w:p>
-              </w:tc>
-              <w:tc>
-                <w:tcPr/>
-                <w:p>
-                  <w:pPr>
-                    <w:pStyle w:val="Compact"/>
-                    <w:jc w:val="left"/>
-                    <w:jc w:val="center"/>
-                  </w:pPr>
-                  <w:r>
-                    <w:t xml:space="preserve">screening + RSM</w:t>
-                  </w:r>
-                </w:p>
-              </w:tc>
-            </w:tr>
-            <w:tr>
-              <w:tc>
-                <w:tcPr/>
-                <w:p>
-                  <w:pPr>
-                    <w:pStyle w:val="Compact"/>
-                    <w:jc w:val="left"/>
-                    <w:jc w:val="center"/>
-                  </w:pPr>
-                  <w:r>
-                    <w:t xml:space="preserve">D</w:t>
-                  </w:r>
-                </w:p>
-              </w:tc>
-              <w:tc>
-                <w:tcPr/>
-                <w:p>
-                  <w:pPr>
-                    <w:pStyle w:val="Compact"/>
-                    <w:jc w:val="left"/>
-                    <w:jc w:val="center"/>
-                  </w:pPr>
-                  <w:r>
-                    <w:t xml:space="preserve">End of pool collect</w:t>
-                  </w:r>
-                </w:p>
-              </w:tc>
-              <w:tc>
-                <w:tcPr/>
-                <w:p>
-                  <w:pPr>
-                    <w:pStyle w:val="Compact"/>
-                    <w:jc w:val="left"/>
-                    <w:jc w:val="center"/>
-                  </w:pPr>
-                  <w:r>
-                    <w:t xml:space="preserve">CV</w:t>
-                  </w:r>
-                </w:p>
-              </w:tc>
-              <w:tc>
-                <w:tcPr/>
-                <w:p>
-                  <w:pPr>
-                    <w:pStyle w:val="Compact"/>
-                    <w:jc w:val="left"/>
-                    <w:jc w:val="center"/>
-                  </w:pPr>
-                  <w:r>
-                    <w:t xml:space="preserve">screening + RSM</w:t>
-                  </w:r>
-                </w:p>
-              </w:tc>
-            </w:tr>
-          </w:tbl>
-          <w:bookmarkEnd w:id="31"/>
-          <w:p/>
-        </w:tc>
-      </w:tr>
-    </w:tbl>
-    <w:p>
-      <w:pPr>
-        <w:pStyle w:val="BodyText"/>
-      </w:pPr>
-      <w:r>
-        <w:t xml:space="preserve">The edges of each range are chosen for a stated reason. Protein load will be studied over</w:t>
-      </w:r>
-      <w:r>
-        <w:t xml:space="preserve"> </w:t>
-      </w:r>
-      <w:r>
-        <w:t xml:space="preserve">10–50 g/L resin. The lower edge represents an early, low-titre harvest, and the</w:t>
-      </w:r>
-      <w:r>
-        <w:t xml:space="preserve"> </w:t>
-      </w:r>
-      <w:r>
-        <w:t xml:space="preserve">upper edge approaches the dynamic binding capacity of the resin at the shortest residence</w:t>
-      </w:r>
-      <w:r>
-        <w:t xml:space="preserve"> </w:t>
-      </w:r>
-      <w:r>
-        <w:t xml:space="preserve">time in the design, which is where breakthrough would first appear. Elution buffer pH will be</w:t>
-      </w:r>
-      <w:r>
-        <w:t xml:space="preserve"> </w:t>
-      </w:r>
-      <w:r>
-        <w:t xml:space="preserve">studied over 3.2–3.9. Its lower edge is bounded by the risk of acid</w:t>
-      </w:r>
-      <w:r>
-        <w:t xml:space="preserve"> </w:t>
-      </w:r>
-      <w:r>
-        <w:t xml:space="preserve">induced aggregation, which platform experience places below the value studied here, and its</w:t>
-      </w:r>
-      <w:r>
-        <w:t xml:space="preserve"> </w:t>
-      </w:r>
-      <w:r>
-        <w:t xml:space="preserve">upper edge is bounded by incomplete elution and the yield loss that accompanies it. Load flow</w:t>
-      </w:r>
-      <w:r>
-        <w:t xml:space="preserve"> </w:t>
-      </w:r>
-      <w:r>
-        <w:t xml:space="preserve">rate will be studied over 100–300 cm/hr. That range spans the residence times</w:t>
-      </w:r>
-      <w:r>
-        <w:t xml:space="preserve"> </w:t>
-      </w:r>
-      <w:r>
-        <w:t xml:space="preserve">achievable at commercial scale within the packing tolerance of the column. End of pool</w:t>
-      </w:r>
-      <w:r>
-        <w:t xml:space="preserve"> </w:t>
-      </w:r>
-      <w:r>
-        <w:t xml:space="preserve">collect will be studied over 2–3.2 CV. Its lower edge truncates the</w:t>
-      </w:r>
-      <w:r>
-        <w:t xml:space="preserve"> </w:t>
-      </w:r>
-      <w:r>
-        <w:t xml:space="preserve">peak before the trailing edge, and its upper edge extends well into it.</w:t>
-      </w:r>
-    </w:p>
-    <w:p>
-      <w:pPr>
-        <w:pStyle w:val="BodyText"/>
-      </w:pPr>
-      <w:r>
-        <w:t xml:space="preserve">The two univariate parameters are ranged on the same principle, so operating temperature will</w:t>
-      </w:r>
-      <w:r>
-        <w:t xml:space="preserve"> </w:t>
-      </w:r>
-      <w:r>
-        <w:t xml:space="preserve">be studied over 15–30 °C, which covers the extremes of the</w:t>
-      </w:r>
-      <w:r>
-        <w:t xml:space="preserve"> </w:t>
-      </w:r>
-      <w:r>
-        <w:t xml:space="preserve">chromatography suite, and bed height over 10–30 cm, which covers the</w:t>
-      </w:r>
-      <w:r>
-        <w:t xml:space="preserve"> </w:t>
-      </w:r>
-      <w:r>
-        <w:t xml:space="preserve">packing tolerance of the commercial column.</w:t>
-      </w:r>
-    </w:p>
-    <w:bookmarkEnd w:id="32"/>
-    <w:bookmarkStart w:id="33" w:name="screening-design"/>
-    <w:p>
-      <w:pPr>
-        <w:pStyle w:val="Heading2"/>
-      </w:pPr>
-      <w:r>
-        <w:t xml:space="preserve">6.2 Screening design</w:t>
-      </w:r>
-    </w:p>
-    <w:p>
-      <w:pPr>
-        <w:pStyle w:val="FirstParagraph"/>
-      </w:pPr>
-      <w:r>
-        <w:t xml:space="preserve">The screening stage establishes which factors matter. A two-level full factorial in the</w:t>
-      </w:r>
-      <w:r>
-        <w:t xml:space="preserve"> </w:t>
-      </w:r>
-      <w:r>
-        <w:t xml:space="preserve">4 multivariate factors will be run and augmented with 3</w:t>
-      </w:r>
-      <w:r>
-        <w:t xml:space="preserve"> </w:t>
-      </w:r>
-      <w:r>
-        <w:t xml:space="preserve">centre points, giving 19 runs in total. The design is not fractional, so all</w:t>
-      </w:r>
-      <w:r>
-        <w:t xml:space="preserve"> </w:t>
-      </w:r>
-      <w:r>
-        <w:t xml:space="preserve">4 main effects and all 6 two-factor interactions are estimated</w:t>
-      </w:r>
-      <w:r>
-        <w:t xml:space="preserve"> </w:t>
-      </w:r>
-      <w:r>
-        <w:t xml:space="preserve">without aliasing.</w:t>
-      </w:r>
-    </w:p>
-    <w:p>
-      <w:pPr>
-        <w:pStyle w:val="BodyText"/>
-      </w:pPr>
-      <w:r>
-        <w:t xml:space="preserve">A design of this size identifies effects. It does not by itself support prediction, because</w:t>
-      </w:r>
-      <w:r>
-        <w:t xml:space="preserve"> </w:t>
-      </w:r>
-      <w:r>
-        <w:t xml:space="preserve">it carries no quadratic terms and few residual degrees of freedom once the interactions are</w:t>
-      </w:r>
-      <w:r>
-        <w:t xml:space="preserve"> </w:t>
-      </w:r>
-      <w:r>
-        <w:t xml:space="preserve">fitted. The predictive model of this study is the response-surface model of §6.3, and the</w:t>
-      </w:r>
-      <w:r>
-        <w:t xml:space="preserve"> </w:t>
-      </w:r>
-      <w:r>
-        <w:t xml:space="preserve">operating region and the proven acceptable ranges will be derived from that model and not</w:t>
-      </w:r>
-      <w:r>
-        <w:t xml:space="preserve"> </w:t>
-      </w:r>
-      <w:r>
-        <w:t xml:space="preserve">from the screening fit.</w:t>
-      </w:r>
-    </w:p>
-    <w:p>
-      <w:pPr>
-        <w:pStyle w:val="BodyText"/>
-      </w:pPr>
-      <w:r>
-        <w:t xml:space="preserve">Run order will be randomized, and the centre points will be distributed through the sequence,</w:t>
-      </w:r>
-      <w:r>
-        <w:t xml:space="preserve"> </w:t>
-      </w:r>
-      <w:r>
-        <w:t xml:space="preserve">so that drift in the column or in the assay appears as centre-point variation and is</w:t>
-      </w:r>
-      <w:r>
-        <w:t xml:space="preserve"> </w:t>
-      </w:r>
-      <w:r>
-        <w:t xml:space="preserve">separated from the factor effects. The planned matrix is given in Appendix A.</w:t>
-      </w:r>
-    </w:p>
-    <w:bookmarkEnd w:id="33"/>
-    <w:bookmarkStart w:id="38" w:name="response-surface-design"/>
-    <w:p>
-      <w:pPr>
-        <w:pStyle w:val="Heading2"/>
-      </w:pPr>
-      <w:r>
-        <w:t xml:space="preserve">6.3 Response-surface design</w:t>
-      </w:r>
-    </w:p>
-    <w:p>
-      <w:pPr>
-        <w:pStyle w:val="FirstParagraph"/>
-      </w:pPr>
-      <w:r>
-        <w:t xml:space="preserve">A face-centred central composite design will follow in the same 4 factors, and</w:t>
-      </w:r>
-      <w:r>
-        <w:t xml:space="preserve"> </w:t>
-      </w:r>
-      <w:r>
-        <w:t xml:space="preserve">it comprises 16 factorial runs, 8 axial runs and</w:t>
-      </w:r>
-      <w:r>
-        <w:t xml:space="preserve"> </w:t>
-      </w:r>
-      <w:r>
-        <w:t xml:space="preserve">4 centre points, giving 28 runs. The axial points sit on the</w:t>
-      </w:r>
-      <w:r>
-        <w:t xml:space="preserve"> </w:t>
-      </w:r>
-      <w:r>
-        <w:t xml:space="preserve">faces of the cube, so no run is set outside the characterization range of any factor, and the</w:t>
-      </w:r>
-      <w:r>
-        <w:t xml:space="preserve"> </w:t>
-      </w:r>
-      <w:r>
-        <w:t xml:space="preserve">design stays inside the region the scale-down model was qualified over.</w:t>
-      </w:r>
-    </w:p>
-    <w:p>
-      <w:pPr>
-        <w:pStyle w:val="BodyText"/>
-      </w:pPr>
-      <w:r>
-        <w:t xml:space="preserve">The quadratic terms are the reason for this second design. Curvature distinguishes a response</w:t>
-      </w:r>
-      <w:r>
-        <w:t xml:space="preserve"> </w:t>
-      </w:r>
-      <w:r>
-        <w:t xml:space="preserve">with an interior optimum from one that changes monotonically across the range, and only the</w:t>
-      </w:r>
-      <w:r>
-        <w:t xml:space="preserve"> </w:t>
-      </w:r>
-      <w:r>
-        <w:t xml:space="preserve">second kind can be summarized honestly by a univariate limit. The fitted quadratic model is</w:t>
-      </w:r>
-      <w:r>
-        <w:t xml:space="preserve"> </w:t>
-      </w:r>
-      <w:r>
-        <w:t xml:space="preserve">the model to which the criteria of §7 and the analysis of §8 will be applied.</w:t>
-      </w:r>
-    </w:p>
-    <w:p>
-      <w:pPr>
-        <w:pStyle w:val="BodyText"/>
-      </w:pPr>
-      <w:hyperlink w:anchor="fig-design">
-        <w:r>
-          <w:rPr>
-            <w:rStyle w:val="Hyperlink"/>
-          </w:rPr>
-          <w:t xml:space="preserve">Figure 1</w:t>
-        </w:r>
-      </w:hyperlink>
-      <w:r>
-        <w:t xml:space="preserve"> </w:t>
-      </w:r>
-      <w:r>
-        <w:t xml:space="preserve">shows the planned design in the plane of protein load and elution buffer pH,</w:t>
-      </w:r>
-      <w:r>
-        <w:t xml:space="preserve"> </w:t>
-      </w:r>
-      <w:r>
-        <w:t xml:space="preserve">which are the two parameters expected to govern the quality attributes of the step, and it</w:t>
-      </w:r>
-      <w:r>
-        <w:t xml:space="preserve"> </w:t>
-      </w:r>
-      <w:r>
-        <w:t xml:space="preserve">also shows that the normal operating range sits well inside the characterized region on both</w:t>
-      </w:r>
-      <w:r>
-        <w:t xml:space="preserve"> </w:t>
-      </w:r>
-      <w:r>
-        <w:t xml:space="preserve">axes.</w:t>
-      </w:r>
-    </w:p>
-    <w:tbl>
-      <w:tblPr>
-        <w:tblStyle w:val="Table"/>
-        <w:tblW w:type="pct" w:w="5000"/>
-        <w:tblLayout w:type="fixed"/>
-        <w:tblLook w:firstRow="0" w:lastRow="0" w:firstColumn="0" w:lastColumn="0" w:noHBand="0" w:noVBand="0" w:val="0000"/>
-      </w:tblPr>
-      <w:tblGrid>
-        <w:gridCol w:w="7920"/>
-      </w:tblGrid>
-      <w:tr>
-        <w:tc>
-          <w:tcPr/>
-          <w:bookmarkStart w:id="37" w:name="fig-design"/>
+          <w:bookmarkStart w:id="20" w:name="fig-train"/>
           <w:p>
             <w:pPr>
               <w:pStyle w:val="Compact"/>
@@ -5572,20 +1920,20 @@
             <w:r>
               <w:drawing>
                 <wp:inline>
-                  <wp:extent cx="5029200" cy="3733800"/>
+                  <wp:extent cx="5334000" cy="1608622"/>
                   <wp:effectExtent b="0" l="0" r="0" t="0"/>
-                  <wp:docPr descr="" title="" id="35" name="Picture"/>
+                  <wp:docPr descr="" title="" id="18" name="Picture"/>
                   <a:graphic>
                     <a:graphicData uri="http://schemas.openxmlformats.org/drawingml/2006/picture">
                       <pic:pic>
                         <pic:nvPicPr>
-                          <pic:cNvPr descr="PCP-005_protein_a_files/figure-docx/fig-design-output-1.png" id="36" name="Picture"/>
+                          <pic:cNvPr descr="../outputs/figures/fig_process_flow.png" id="19" name="Picture"/>
                           <pic:cNvPicPr>
                             <a:picLocks noChangeArrowheads="1" noChangeAspect="1"/>
                           </pic:cNvPicPr>
                         </pic:nvPicPr>
                         <pic:blipFill>
-                          <a:blip r:embed="rId34"/>
+                          <a:blip r:embed="rId17"/>
                           <a:stretch>
                             <a:fillRect/>
                           </a:stretch>
@@ -5593,7 +1941,7 @@
                         <pic:spPr bwMode="auto">
                           <a:xfrm>
                             <a:off x="0" y="0"/>
-                            <a:ext cx="5029200" cy="3733800"/>
+                            <a:ext cx="5334000" cy="1608622"/>
                           </a:xfrm>
                           <a:prstGeom prst="rect">
                             <a:avLst/>
@@ -5622,10 +1970,10 @@
               <w:pStyle w:val="ImageCaption"/>
             </w:pPr>
             <w:r>
-              <w:t xml:space="preserve">Figure 1: Planned response-surface design, projected onto the plane of protein load and elution buffer pH. Runs coincide in this projection because the other two factors are not shown. The dashed box is the normal operating range and the star marks the set-point.</w:t>
+              <w:t xml:space="preserve">Figure 1: The A-Mab drug substance process train. Protein A capture is Step 5, between clarification and low-pH viral inactivation.</w:t>
             </w:r>
           </w:p>
-          <w:bookmarkEnd w:id="37"/>
+          <w:bookmarkEnd w:id="20"/>
         </w:tc>
       </w:tr>
     </w:tbl>
@@ -5634,17 +1982,84 @@
         <w:pStyle w:val="BodyText"/>
       </w:pPr>
       <w:r>
-        <w:t xml:space="preserve">The planned matrix is given in Appendix B.</w:t>
-      </w:r>
-    </w:p>
-    <w:bookmarkEnd w:id="38"/>
-    <w:bookmarkStart w:id="39" w:name="univariate-assessment"/>
+        <w:t xml:space="preserve">The downstream process for A-Mab is a platform process with an extensive performance history</w:t>
+      </w:r>
+      <w:r>
+        <w:t xml:space="preserve"> </w:t>
+      </w:r>
+      <w:r>
+        <w:t xml:space="preserve">(CMC Biotech Working Group 2009)</w:t>
+      </w:r>
+      <w:r>
+        <w:t xml:space="preserve">. The same capture step, with the same resin chemistry, the same buffer system and the same mode of operation, has been used for three previously licensed antibodies (X-Mab, Y-Mab and Z-Mab) and throughout A-Mab clinical manufacture. Across those programmes the step has performed consistently within the ranges run in manufacture</w:t>
+      </w:r>
+      <w:r>
+        <w:t xml:space="preserve"> </w:t>
+      </w:r>
+      <w:r>
+        <w:t xml:space="preserve">(CMC Biotech Working Group 2009)</w:t>
+      </w:r>
+      <w:r>
+        <w:t xml:space="preserve">. That experience is the reason this study is designed to confirm and bound the behaviour of the step instead of to discover it, but it is not a reason to leave the ranges unsupported, since the ranges registered for commercial manufacture must be justified by A-Mab data at the ranges claimed.</w:t>
+      </w:r>
+    </w:p>
+    <w:p>
+      <w:pPr>
+        <w:pStyle w:val="BodyText"/>
+      </w:pPr>
+      <w:r>
+        <w:t xml:space="preserve">The design of the study rests on mechanistic expectations for each of the 4 parameters carried into the multivariate design, and the data can confirm or refute every one of them. The report will state which of them held.</w:t>
+      </w:r>
+    </w:p>
+    <w:p>
+      <w:pPr>
+        <w:pStyle w:val="BodyText"/>
+      </w:pPr>
+      <w:r>
+        <w:t xml:space="preserve">Protein load is expected to be the dominant parameter for pool HCP, since as the load approaches the dynamic binding capacity of the resin the column loses selectivity, and impurities that co-adsorb with the antibody or are entrained in the bed are then carried into the eluate. Yield is expected to fall when a high load is combined with a high linear velocity, because the residence time available for mass transfer is then shortest.</w:t>
+      </w:r>
+    </w:p>
+    <w:p>
+      <w:pPr>
+        <w:pStyle w:val="BodyText"/>
+      </w:pPr>
+      <w:r>
+        <w:t xml:space="preserve">Elution buffer pH is expected to act on pool HCP in the opposite direction, because a lower elution pH strips more of the tightly associated impurity from the column together with the product, and it is also the condition under which the immobilized ligand is least stable. Leached Protein A is expected to rise as elution pH falls, for the same reason.</w:t>
+      </w:r>
+    </w:p>
+    <w:p>
+      <w:pPr>
+        <w:pStyle w:val="BodyText"/>
+      </w:pPr>
+      <w:r>
+        <w:t xml:space="preserve">The end of pool collect fixes how far into the descending edge of the elution peak the pool is taken, and collecting further recovers more product while it also collects the late-eluting material in the tail, so the parameter trades yield against pool purity. Its effect on the pool concentration is a process performance question and not a product quality question.</w:t>
+      </w:r>
+    </w:p>
+    <w:p>
+      <w:pPr>
+        <w:pStyle w:val="BodyText"/>
+      </w:pPr>
+      <w:r>
+        <w:t xml:space="preserve">One assumption sits outside that list, and the study does not test it. Pool HCP at this step is set mainly by the operating conditions of the step and not by the HCP burden of the feed, and platform experience shows robust performance when affinity capture is challenged with a wide range of feed inputs</w:t>
+      </w:r>
+      <w:r>
+        <w:t xml:space="preserve"> </w:t>
+      </w:r>
+      <w:r>
+        <w:t xml:space="preserve">(CMC Biotech Working Group 2009)</w:t>
+      </w:r>
+      <w:r>
+        <w:t xml:space="preserve">. Feed quality is for that reason not carried into the design as a factor, and the variability of the feed is bounded by the characterization of the upstream steps (PCR-003 and PCR-004).</w:t>
+      </w:r>
+    </w:p>
+    <w:bookmarkEnd w:id="21"/>
+    <w:bookmarkStart w:id="24" w:name="quality-attributes-in-scope"/>
     <w:p>
       <w:pPr>
         <w:pStyle w:val="Heading2"/>
       </w:pPr>
       <w:r>
-        <w:t xml:space="preserve">6.4 Univariate assessment</w:t>
+        <w:t xml:space="preserve">4.2 Quality attributes in scope</w:t>
       </w:r>
     </w:p>
     <w:p>
@@ -5652,108 +2067,242 @@
         <w:pStyle w:val="FirstParagraph"/>
       </w:pPr>
       <w:r>
-        <w:t xml:space="preserve">Operating temperature and bed height will be assessed one factor at a time, with every other</w:t>
+        <w:t xml:space="preserve">The step sets one quality attribute of the drug substance and acts on three others.</w:t>
       </w:r>
       <w:r>
         <w:t xml:space="preserve"> </w:t>
       </w:r>
-      <w:r>
-        <w:t xml:space="preserve">parameter held at its set-point. RA-001 kept both out of the multivariate design for a</w:t>
-      </w:r>
-      <w:r>
-        <w:t xml:space="preserve"> </w:t>
-      </w:r>
-      <w:r>
-        <w:t xml:space="preserve">mechanistic reason. Temperature acts on binding kinetics and on the rate of ligand</w:t>
-      </w:r>
-      <w:r>
-        <w:t xml:space="preserve"> </w:t>
-      </w:r>
-      <w:r>
-        <w:t xml:space="preserve">hydrolysis, and both processes are slow compared with the residence time of the step. Bed</w:t>
-      </w:r>
-      <w:r>
-        <w:t xml:space="preserve"> </w:t>
-      </w:r>
-      <w:r>
-        <w:t xml:space="preserve">height acts on residence time at a fixed linear velocity, so its influence is already spanned</w:t>
-      </w:r>
-      <w:r>
-        <w:t xml:space="preserve"> </w:t>
-      </w:r>
-      <w:r>
-        <w:t xml:space="preserve">by the load flow rate factor of the multivariate design.</w:t>
-      </w:r>
-    </w:p>
-    <w:p>
-      <w:pPr>
-        <w:pStyle w:val="BodyText"/>
-      </w:pPr>
-      <w:r>
-        <w:t xml:space="preserve">Each of the two will be run at both edges of its characterization range and at its set-point,</w:t>
-      </w:r>
-      <w:r>
-        <w:t xml:space="preserve"> </w:t>
-      </w:r>
-      <w:r>
-        <w:t xml:space="preserve">and the responses measured are those of</w:t>
-      </w:r>
-      <w:r>
-        <w:t xml:space="preserve"> </w:t>
-      </w:r>
-      <w:hyperlink w:anchor="tbl-amv">
+      <w:hyperlink w:anchor="tbl-cqa-set">
         <w:r>
           <w:rPr>
             <w:rStyle w:val="Hyperlink"/>
           </w:rPr>
-          <w:t xml:space="preserve">Table 6</w:t>
+          <w:t xml:space="preserve">Table 4</w:t>
         </w:r>
       </w:hyperlink>
       <w:r>
-        <w:t xml:space="preserve">. The outcome will be reported as a proven</w:t>
-      </w:r>
-      <w:r>
         <w:t xml:space="preserve"> </w:t>
       </w:r>
       <w:r>
-        <w:t xml:space="preserve">acceptable range for the parameter, on the same basis as §8, and not as a term in the</w:t>
+        <w:t xml:space="preserve">gives the attribute the step sets, with its acceptance criterion and its position on the criticality continuum (the A-Mab scale runs from very low to very high).</w:t>
+      </w:r>
+    </w:p>
+    <w:tbl>
+      <w:tblPr>
+        <w:tblStyle w:val="Table"/>
+        <w:tblW w:type="pct" w:w="5000"/>
+        <w:tblLayout w:type="fixed"/>
+        <w:tblLook w:firstRow="0" w:lastRow="0" w:firstColumn="0" w:lastColumn="0" w:noHBand="0" w:noVBand="0" w:val="0000"/>
+      </w:tblPr>
+      <w:tblGrid>
+        <w:gridCol w:w="7920"/>
+      </w:tblGrid>
+      <w:tr>
+        <w:tc>
+          <w:tcPr/>
+          <w:bookmarkStart w:id="22" w:name="tbl-cqa-set"/>
+          <w:p>
+            <w:pPr>
+              <w:jc w:val="center"/>
+            </w:pPr>
+            <w:pPr>
+              <w:jc w:val="left"/>
+              <w:spacing w:before="200"/>
+              <w:pStyle w:val="ImageCaption"/>
+            </w:pPr>
+            <w:r>
+              <w:t xml:space="preserve">Table 4: The drug substance quality attribute set by the capture step.</w:t>
+            </w:r>
+          </w:p>
+          <w:tbl>
+            <w:tblPr>
+              <w:tblStyle w:val="Table"/>
+              <w:tblW w:type="pct" w:w="5000"/>
+              <w:tblLayout w:type="fixed"/>
+              <w:tblLook w:firstRow="1" w:lastRow="0" w:firstColumn="0" w:lastColumn="0" w:noHBand="0" w:noVBand="0" w:val="0020"/>
+            </w:tblPr>
+            <w:tblGrid>
+              <w:gridCol w:w="1954"/>
+              <w:gridCol w:w="1851"/>
+              <w:gridCol w:w="1440"/>
+              <w:gridCol w:w="1542"/>
+              <w:gridCol w:w="1131"/>
+            </w:tblGrid>
+            <w:tr>
+              <w:trPr>
+                <w:tblHeader w:val="on"/>
+              </w:trPr>
+              <w:tc>
+                <w:tcPr/>
+                <w:p>
+                  <w:pPr>
+                    <w:pStyle w:val="Compact"/>
+                    <w:jc w:val="left"/>
+                    <w:jc w:val="center"/>
+                  </w:pPr>
+                  <w:r>
+                    <w:t xml:space="preserve">CQA</w:t>
+                  </w:r>
+                </w:p>
+              </w:tc>
+              <w:tc>
+                <w:tcPr/>
+                <w:p>
+                  <w:pPr>
+                    <w:pStyle w:val="Compact"/>
+                    <w:jc w:val="left"/>
+                    <w:jc w:val="center"/>
+                  </w:pPr>
+                  <w:r>
+                    <w:t xml:space="preserve">Category</w:t>
+                  </w:r>
+                </w:p>
+              </w:tc>
+              <w:tc>
+                <w:tcPr/>
+                <w:p>
+                  <w:pPr>
+                    <w:pStyle w:val="Compact"/>
+                    <w:jc w:val="left"/>
+                    <w:jc w:val="center"/>
+                  </w:pPr>
+                  <w:r>
+                    <w:t xml:space="preserve">Acceptance</w:t>
+                  </w:r>
+                </w:p>
+              </w:tc>
+              <w:tc>
+                <w:tcPr/>
+                <w:p>
+                  <w:pPr>
+                    <w:pStyle w:val="Compact"/>
+                    <w:jc w:val="left"/>
+                    <w:jc w:val="center"/>
+                  </w:pPr>
+                  <w:r>
+                    <w:t xml:space="preserve">Criticality</w:t>
+                  </w:r>
+                </w:p>
+              </w:tc>
+              <w:tc>
+                <w:tcPr/>
+                <w:p>
+                  <w:pPr>
+                    <w:pStyle w:val="Compact"/>
+                    <w:jc w:val="right"/>
+                    <w:jc w:val="center"/>
+                  </w:pPr>
+                  <w:r>
+                    <w:t xml:space="preserve">Tool #1</w:t>
+                  </w:r>
+                </w:p>
+              </w:tc>
+            </w:tr>
+            <w:tr>
+              <w:tc>
+                <w:tcPr/>
+                <w:p>
+                  <w:pPr>
+                    <w:pStyle w:val="Compact"/>
+                    <w:jc w:val="left"/>
+                    <w:jc w:val="center"/>
+                  </w:pPr>
+                  <w:r>
+                    <w:t xml:space="preserve">Leached Protein A</w:t>
+                  </w:r>
+                </w:p>
+              </w:tc>
+              <w:tc>
+                <w:tcPr/>
+                <w:p>
+                  <w:pPr>
+                    <w:pStyle w:val="Compact"/>
+                    <w:jc w:val="left"/>
+                    <w:jc w:val="center"/>
+                  </w:pPr>
+                  <w:r>
+                    <w:t xml:space="preserve">process impurity</w:t>
+                  </w:r>
+                </w:p>
+              </w:tc>
+              <w:tc>
+                <w:tcPr/>
+                <w:p>
+                  <w:pPr>
+                    <w:pStyle w:val="Compact"/>
+                    <w:jc w:val="left"/>
+                    <w:jc w:val="center"/>
+                  </w:pPr>
+                  <w:r>
+                    <w:t xml:space="preserve">0–5 ppm</w:t>
+                  </w:r>
+                </w:p>
+              </w:tc>
+              <w:tc>
+                <w:tcPr/>
+                <w:p>
+                  <w:pPr>
+                    <w:pStyle w:val="Compact"/>
+                    <w:jc w:val="left"/>
+                    <w:jc w:val="center"/>
+                  </w:pPr>
+                  <w:r>
+                    <w:t xml:space="preserve">L-M</w:t>
+                  </w:r>
+                </w:p>
+              </w:tc>
+              <w:tc>
+                <w:tcPr/>
+                <w:p>
+                  <w:pPr>
+                    <w:pStyle w:val="Compact"/>
+                    <w:jc w:val="right"/>
+                    <w:jc w:val="center"/>
+                  </w:pPr>
+                  <w:r>
+                    <w:t xml:space="preserve">16</w:t>
+                  </w:r>
+                </w:p>
+              </w:tc>
+            </w:tr>
+          </w:tbl>
+          <w:bookmarkEnd w:id="22"/>
+          <w:p/>
+        </w:tc>
+      </w:tr>
+    </w:tbl>
+    <w:p>
+      <w:pPr>
+        <w:pStyle w:val="BodyText"/>
+      </w:pPr>
+      <w:r>
+        <w:t xml:space="preserve">Leached Protein A is a process impurity that the step introduces, and it is the only attribute in the A-Mab register whose origin is the capture step, with a criterion that is a ceiling on the drug substance. Criticality is treated as a continuum and not as a binary split into critical and non-critical attributes</w:t>
       </w:r>
       <w:r>
         <w:t xml:space="preserve"> </w:t>
       </w:r>
       <w:r>
-        <w:t xml:space="preserve">response-surface model.</w:t>
-      </w:r>
-    </w:p>
-    <w:bookmarkEnd w:id="39"/>
-    <w:bookmarkEnd w:id="40"/>
-    <w:bookmarkStart w:id="41" w:name="acceptance-and-decision-criteria"/>
-    <w:p>
-      <w:pPr>
-        <w:pStyle w:val="Heading1"/>
-      </w:pPr>
-      <w:r>
-        <w:t xml:space="preserve">7. Acceptance and decision criteria</w:t>
-      </w:r>
-    </w:p>
-    <w:p>
-      <w:pPr>
-        <w:pStyle w:val="FirstParagraph"/>
-      </w:pPr>
-      <w:r>
-        <w:t xml:space="preserve">The criteria in this section are fixed before the study is executed, and PCR-005 will judge</w:t>
+        <w:t xml:space="preserve">(International Council for Harmonisation 2023)</w:t>
+      </w:r>
+      <w:r>
+        <w:t xml:space="preserve">. The Tool #1 score in</w:t>
       </w:r>
       <w:r>
         <w:t xml:space="preserve"> </w:t>
       </w:r>
-      <w:r>
-        <w:t xml:space="preserve">the study against them. They are stated as rules, so that the disposition of a result does not</w:t>
-      </w:r>
+      <w:hyperlink w:anchor="tbl-cqa-set">
+        <w:r>
+          <w:rPr>
+            <w:rStyle w:val="Hyperlink"/>
+          </w:rPr>
+          <w:t xml:space="preserve">Table 4</w:t>
+        </w:r>
+      </w:hyperlink>
       <w:r>
         <w:t xml:space="preserve"> </w:t>
       </w:r>
       <w:r>
-        <w:t xml:space="preserve">depend on the result.</w:t>
+        <w:t xml:space="preserve">places leached Protein A below the attributes that the A-Mab framework calls critical, which is a statement about impact and uncertainty together, and not a reason to leave the attribute uncontrolled.</w:t>
       </w:r>
     </w:p>
     <w:p>
@@ -5761,96 +2310,12 @@
         <w:pStyle w:val="BodyText"/>
       </w:pPr>
       <w:r>
-        <w:t xml:space="preserve">The scale-down model must be qualified before the first characterization run, against the</w:t>
+        <w:t xml:space="preserve">The three attributes that the step has to clear, or carry through unchanged, are given in</w:t>
       </w:r>
       <w:r>
         <w:t xml:space="preserve"> </w:t>
       </w:r>
-      <w:r>
-        <w:t xml:space="preserve">criterion of §5.1. If the model fails to qualify, the study stops, the model is modified, and</w:t>
-      </w:r>
-      <w:r>
-        <w:t xml:space="preserve"> </w:t>
-      </w:r>
-      <w:r>
-        <w:t xml:space="preserve">it is requalified before any design is executed.</w:t>
-      </w:r>
-    </w:p>
-    <w:p>
-      <w:pPr>
-        <w:pStyle w:val="BodyText"/>
-      </w:pPr>
-      <w:r>
-        <w:t xml:space="preserve">A fitted model will be accepted as adequate when its lack of fit is not significant against</w:t>
-      </w:r>
-      <w:r>
-        <w:t xml:space="preserve"> </w:t>
-      </w:r>
-      <w:r>
-        <w:t xml:space="preserve">pure error at alpha = 0.05 and when its adjusted coefficient of determination supports the</w:t>
-      </w:r>
-      <w:r>
-        <w:t xml:space="preserve"> </w:t>
-      </w:r>
-      <w:r>
-        <w:t xml:space="preserve">effects being reported. A model will be described as predictive only when its predicted</w:t>
-      </w:r>
-      <w:r>
-        <w:t xml:space="preserve"> </w:t>
-      </w:r>
-      <w:r>
-        <w:t xml:space="preserve">coefficient of determination is close to its adjusted value. Where the two diverge, the model</w:t>
-      </w:r>
-      <w:r>
-        <w:t xml:space="preserve"> </w:t>
-      </w:r>
-      <w:r>
-        <w:t xml:space="preserve">will be reported as descriptive over the ranges studied, and no prediction outside the</w:t>
-      </w:r>
-      <w:r>
-        <w:t xml:space="preserve"> </w:t>
-      </w:r>
-      <w:r>
-        <w:t xml:space="preserve">observed conditions will be made from it.</w:t>
-      </w:r>
-    </w:p>
-    <w:p>
-      <w:pPr>
-        <w:pStyle w:val="BodyText"/>
-      </w:pPr>
-      <w:r>
-        <w:t xml:space="preserve">A response with no significant term is a result and will be reported as one. That response</w:t>
-      </w:r>
-      <w:r>
-        <w:t xml:space="preserve"> </w:t>
-      </w:r>
-      <w:r>
-        <w:t xml:space="preserve">will be described as robust over the characterization ranges studied. Its parameters will</w:t>
-      </w:r>
-      <w:r>
-        <w:t xml:space="preserve"> </w:t>
-      </w:r>
-      <w:r>
-        <w:t xml:space="preserve">remain in the knowledge space as the evidence for that robustness, and no operating limit</w:t>
-      </w:r>
-      <w:r>
-        <w:t xml:space="preserve"> </w:t>
-      </w:r>
-      <w:r>
-        <w:t xml:space="preserve">will be derived from an effect that the study could not resolve.</w:t>
-      </w:r>
-    </w:p>
-    <w:p>
-      <w:pPr>
-        <w:pStyle w:val="BodyText"/>
-      </w:pPr>
-      <w:r>
-        <w:t xml:space="preserve">Attribute acceptance is taken from the drug-substance criteria in</w:t>
-      </w:r>
-      <w:r>
-        <w:t xml:space="preserve"> </w:t>
-      </w:r>
-      <w:hyperlink w:anchor="tbl-cqa">
+      <w:hyperlink w:anchor="tbl-cqa-clear">
         <w:r>
           <w:rPr>
             <w:rStyle w:val="Hyperlink"/>
@@ -5859,95 +2324,333 @@
         </w:r>
       </w:hyperlink>
       <w:r>
-        <w:t xml:space="preserve">, so leached</w:t>
-      </w:r>
-      <w:r>
-        <w:t xml:space="preserve"> </w:t>
-      </w:r>
-      <w:r>
-        <w:t xml:space="preserve">Protein A in the eluate pool must not exceed 5 ppm. Pool host cell protein will</w:t>
-      </w:r>
-      <w:r>
-        <w:t xml:space="preserve"> </w:t>
-      </w:r>
-      <w:r>
-        <w:t xml:space="preserve">be judged</w:t>
-      </w:r>
-      <w:r>
-        <w:t xml:space="preserve"> </w:t>
-      </w:r>
-      <w:r>
-        <w:t xml:space="preserve">against the drug-substance criterion of 100 ng/mg, which is a conservative reference</w:t>
-      </w:r>
-      <w:r>
-        <w:t xml:space="preserve"> </w:t>
-      </w:r>
-      <w:r>
-        <w:t xml:space="preserve">for an intermediate pool, because cation exchange and anion exchange each remove further host</w:t>
-      </w:r>
-      <w:r>
-        <w:t xml:space="preserve"> </w:t>
-      </w:r>
-      <w:r>
-        <w:t xml:space="preserve">cell protein (PCP-007, PCP-008). Where that criterion is not met across the characterization</w:t>
-      </w:r>
-      <w:r>
-        <w:t xml:space="preserve"> </w:t>
-      </w:r>
-      <w:r>
-        <w:t xml:space="preserve">range, the operating limits for host cell protein will be set jointly with the polishing</w:t>
-      </w:r>
-      <w:r>
-        <w:t xml:space="preserve"> </w:t>
-      </w:r>
-      <w:r>
-        <w:t xml:space="preserve">steps and consolidated in PCMR-001, and this report will state the pool levels the polishing</w:t>
-      </w:r>
-      <w:r>
-        <w:t xml:space="preserve"> </w:t>
-      </w:r>
-      <w:r>
-        <w:t xml:space="preserve">steps must accept.</w:t>
-      </w:r>
-    </w:p>
+        <w:t xml:space="preserve">.</w:t>
+      </w:r>
+    </w:p>
+    <w:tbl>
+      <w:tblPr>
+        <w:tblStyle w:val="Table"/>
+        <w:tblW w:type="pct" w:w="5000"/>
+        <w:tblLayout w:type="fixed"/>
+        <w:tblLook w:firstRow="0" w:lastRow="0" w:firstColumn="0" w:lastColumn="0" w:noHBand="0" w:noVBand="0" w:val="0000"/>
+      </w:tblPr>
+      <w:tblGrid>
+        <w:gridCol w:w="7920"/>
+      </w:tblGrid>
+      <w:tr>
+        <w:tc>
+          <w:tcPr/>
+          <w:bookmarkStart w:id="23" w:name="tbl-cqa-clear"/>
+          <w:p>
+            <w:pPr>
+              <w:jc w:val="center"/>
+            </w:pPr>
+            <w:pPr>
+              <w:jc w:val="left"/>
+              <w:spacing w:before="200"/>
+              <w:pStyle w:val="ImageCaption"/>
+            </w:pPr>
+            <w:r>
+              <w:t xml:space="preserve">Table 5: Drug substance quality attributes cleared or carried through the capture step.</w:t>
+            </w:r>
+          </w:p>
+          <w:tbl>
+            <w:tblPr>
+              <w:tblStyle w:val="Table"/>
+              <w:tblW w:type="pct" w:w="5000"/>
+              <w:tblLayout w:type="fixed"/>
+              <w:tblLook w:firstRow="1" w:lastRow="0" w:firstColumn="0" w:lastColumn="0" w:noHBand="0" w:noVBand="0" w:val="0020"/>
+            </w:tblPr>
+            <w:tblGrid>
+              <w:gridCol w:w="2302"/>
+              <w:gridCol w:w="1657"/>
+              <w:gridCol w:w="1565"/>
+              <w:gridCol w:w="1381"/>
+              <w:gridCol w:w="1013"/>
+            </w:tblGrid>
+            <w:tr>
+              <w:trPr>
+                <w:tblHeader w:val="on"/>
+              </w:trPr>
+              <w:tc>
+                <w:tcPr/>
+                <w:p>
+                  <w:pPr>
+                    <w:pStyle w:val="Compact"/>
+                    <w:jc w:val="left"/>
+                    <w:jc w:val="center"/>
+                  </w:pPr>
+                  <w:r>
+                    <w:t xml:space="preserve">CQA</w:t>
+                  </w:r>
+                </w:p>
+              </w:tc>
+              <w:tc>
+                <w:tcPr/>
+                <w:p>
+                  <w:pPr>
+                    <w:pStyle w:val="Compact"/>
+                    <w:jc w:val="left"/>
+                    <w:jc w:val="center"/>
+                  </w:pPr>
+                  <w:r>
+                    <w:t xml:space="preserve">Category</w:t>
+                  </w:r>
+                </w:p>
+              </w:tc>
+              <w:tc>
+                <w:tcPr/>
+                <w:p>
+                  <w:pPr>
+                    <w:pStyle w:val="Compact"/>
+                    <w:jc w:val="left"/>
+                    <w:jc w:val="center"/>
+                  </w:pPr>
+                  <w:r>
+                    <w:t xml:space="preserve">Acceptance</w:t>
+                  </w:r>
+                </w:p>
+              </w:tc>
+              <w:tc>
+                <w:tcPr/>
+                <w:p>
+                  <w:pPr>
+                    <w:pStyle w:val="Compact"/>
+                    <w:jc w:val="left"/>
+                    <w:jc w:val="center"/>
+                  </w:pPr>
+                  <w:r>
+                    <w:t xml:space="preserve">Criticality</w:t>
+                  </w:r>
+                </w:p>
+              </w:tc>
+              <w:tc>
+                <w:tcPr/>
+                <w:p>
+                  <w:pPr>
+                    <w:pStyle w:val="Compact"/>
+                    <w:jc w:val="right"/>
+                    <w:jc w:val="center"/>
+                  </w:pPr>
+                  <w:r>
+                    <w:t xml:space="preserve">Tool #1</w:t>
+                  </w:r>
+                </w:p>
+              </w:tc>
+            </w:tr>
+            <w:tr>
+              <w:tc>
+                <w:tcPr/>
+                <w:p>
+                  <w:pPr>
+                    <w:pStyle w:val="Compact"/>
+                    <w:jc w:val="left"/>
+                    <w:jc w:val="center"/>
+                  </w:pPr>
+                  <w:r>
+                    <w:t xml:space="preserve">Host Cell Protein (HCP)</w:t>
+                  </w:r>
+                </w:p>
+              </w:tc>
+              <w:tc>
+                <w:tcPr/>
+                <w:p>
+                  <w:pPr>
+                    <w:pStyle w:val="Compact"/>
+                    <w:jc w:val="left"/>
+                    <w:jc w:val="center"/>
+                  </w:pPr>
+                  <w:r>
+                    <w:t xml:space="preserve">process impurity</w:t>
+                  </w:r>
+                </w:p>
+              </w:tc>
+              <w:tc>
+                <w:tcPr/>
+                <w:p>
+                  <w:pPr>
+                    <w:pStyle w:val="Compact"/>
+                    <w:jc w:val="left"/>
+                    <w:jc w:val="center"/>
+                  </w:pPr>
+                  <w:r>
+                    <w:t xml:space="preserve">0–100 ng/mg</w:t>
+                  </w:r>
+                </w:p>
+              </w:tc>
+              <w:tc>
+                <w:tcPr/>
+                <w:p>
+                  <w:pPr>
+                    <w:pStyle w:val="Compact"/>
+                    <w:jc w:val="left"/>
+                    <w:jc w:val="center"/>
+                  </w:pPr>
+                  <w:r>
+                    <w:t xml:space="preserve">M-H</w:t>
+                  </w:r>
+                </w:p>
+              </w:tc>
+              <w:tc>
+                <w:tcPr/>
+                <w:p>
+                  <w:pPr>
+                    <w:pStyle w:val="Compact"/>
+                    <w:jc w:val="right"/>
+                    <w:jc w:val="center"/>
+                  </w:pPr>
+                  <w:r>
+                    <w:t xml:space="preserve">36</w:t>
+                  </w:r>
+                </w:p>
+              </w:tc>
+            </w:tr>
+            <w:tr>
+              <w:tc>
+                <w:tcPr/>
+                <w:p>
+                  <w:pPr>
+                    <w:pStyle w:val="Compact"/>
+                    <w:jc w:val="left"/>
+                    <w:jc w:val="center"/>
+                  </w:pPr>
+                  <w:r>
+                    <w:t xml:space="preserve">Residual DNA</w:t>
+                  </w:r>
+                </w:p>
+              </w:tc>
+              <w:tc>
+                <w:tcPr/>
+                <w:p>
+                  <w:pPr>
+                    <w:pStyle w:val="Compact"/>
+                    <w:jc w:val="left"/>
+                    <w:jc w:val="center"/>
+                  </w:pPr>
+                  <w:r>
+                    <w:t xml:space="preserve">process impurity</w:t>
+                  </w:r>
+                </w:p>
+              </w:tc>
+              <w:tc>
+                <w:tcPr/>
+                <w:p>
+                  <w:pPr>
+                    <w:pStyle w:val="Compact"/>
+                    <w:jc w:val="left"/>
+                    <w:jc w:val="center"/>
+                  </w:pPr>
+                  <w:r>
+                    <w:t xml:space="preserve">0–0.001 ng/dose</w:t>
+                  </w:r>
+                </w:p>
+              </w:tc>
+              <w:tc>
+                <w:tcPr/>
+                <w:p>
+                  <w:pPr>
+                    <w:pStyle w:val="Compact"/>
+                    <w:jc w:val="left"/>
+                    <w:jc w:val="center"/>
+                  </w:pPr>
+                  <w:r>
+                    <w:t xml:space="preserve">VL</w:t>
+                  </w:r>
+                </w:p>
+              </w:tc>
+              <w:tc>
+                <w:tcPr/>
+                <w:p>
+                  <w:pPr>
+                    <w:pStyle w:val="Compact"/>
+                    <w:jc w:val="right"/>
+                    <w:jc w:val="center"/>
+                  </w:pPr>
+                  <w:r>
+                    <w:t xml:space="preserve">6</w:t>
+                  </w:r>
+                </w:p>
+              </w:tc>
+            </w:tr>
+            <w:tr>
+              <w:tc>
+                <w:tcPr/>
+                <w:p>
+                  <w:pPr>
+                    <w:pStyle w:val="Compact"/>
+                    <w:jc w:val="left"/>
+                    <w:jc w:val="center"/>
+                  </w:pPr>
+                  <w:r>
+                    <w:t xml:space="preserve">Aggregates (HMW)</w:t>
+                  </w:r>
+                </w:p>
+              </w:tc>
+              <w:tc>
+                <w:tcPr/>
+                <w:p>
+                  <w:pPr>
+                    <w:pStyle w:val="Compact"/>
+                    <w:jc w:val="left"/>
+                    <w:jc w:val="center"/>
+                  </w:pPr>
+                  <w:r>
+                    <w:t xml:space="preserve">size variant</w:t>
+                  </w:r>
+                </w:p>
+              </w:tc>
+              <w:tc>
+                <w:tcPr/>
+                <w:p>
+                  <w:pPr>
+                    <w:pStyle w:val="Compact"/>
+                    <w:jc w:val="left"/>
+                    <w:jc w:val="center"/>
+                  </w:pPr>
+                  <w:r>
+                    <w:t xml:space="preserve">0–5 % HMW (SEC)</w:t>
+                  </w:r>
+                </w:p>
+              </w:tc>
+              <w:tc>
+                <w:tcPr/>
+                <w:p>
+                  <w:pPr>
+                    <w:pStyle w:val="Compact"/>
+                    <w:jc w:val="left"/>
+                    <w:jc w:val="center"/>
+                  </w:pPr>
+                  <w:r>
+                    <w:t xml:space="preserve">H</w:t>
+                  </w:r>
+                </w:p>
+              </w:tc>
+              <w:tc>
+                <w:tcPr/>
+                <w:p>
+                  <w:pPr>
+                    <w:pStyle w:val="Compact"/>
+                    <w:jc w:val="right"/>
+                    <w:jc w:val="center"/>
+                  </w:pPr>
+                  <w:r>
+                    <w:t xml:space="preserve">60</w:t>
+                  </w:r>
+                </w:p>
+              </w:tc>
+            </w:tr>
+          </w:tbl>
+          <w:bookmarkEnd w:id="23"/>
+          <w:p/>
+        </w:tc>
+      </w:tr>
+    </w:tbl>
     <w:p>
       <w:pPr>
         <w:pStyle w:val="BodyText"/>
       </w:pPr>
       <w:r>
-        <w:t xml:space="preserve">Step yield carries no acceptance criterion of that kind. It is a process-performance</w:t>
-      </w:r>
-      <w:r>
-        <w:t xml:space="preserve"> </w:t>
-      </w:r>
-      <w:r>
-        <w:t xml:space="preserve">attribute, and it will be reported with its model and used to justify the normal operating</w:t>
-      </w:r>
-      <w:r>
-        <w:t xml:space="preserve"> </w:t>
-      </w:r>
-      <w:r>
-        <w:t xml:space="preserve">ranges of the parameters that affect it.</w:t>
-      </w:r>
-    </w:p>
-    <w:p>
-      <w:pPr>
-        <w:pStyle w:val="BodyText"/>
-      </w:pPr>
-      <w:r>
-        <w:t xml:space="preserve">The operating region will be declared as the multivariate subset of the characterization</w:t>
-      </w:r>
-      <w:r>
-        <w:t xml:space="preserve"> </w:t>
-      </w:r>
-      <w:r>
-        <w:t xml:space="preserve">ranges over which every attribute with a criterion is predicted to stay inside that</w:t>
-      </w:r>
-      <w:r>
-        <w:t xml:space="preserve"> </w:t>
-      </w:r>
-      <w:r>
-        <w:t xml:space="preserve">criterion. The normal operating ranges of</w:t>
+        <w:t xml:space="preserve">Host cell protein is the attribute that drives the design of this study, since its criterion is a limit on the drug substance and three chromatography steps in series contribute to meeting it. Affinity capture provides the principal clearance, and cation exchange and anion exchange clear further (PCP-007 and PCP-008). Residual DNA is cleared by a mechanism that does not depend on the parameters in</w:t>
       </w:r>
       <w:r>
         <w:t xml:space="preserve"> </w:t>
@@ -5961,28 +2664,81 @@
         </w:r>
       </w:hyperlink>
       <w:r>
+        <w:t xml:space="preserve">, and the clearance is claimed from platform data. Aggregate carries a higher criticality than either impurity, but affinity capture under platform conditions does not modify it, so aggregate is monitored across the step and is polished at cation exchange (PCP-007).</w:t>
+      </w:r>
+    </w:p>
+    <w:bookmarkEnd w:id="24"/>
+    <w:bookmarkStart w:id="25" w:name="risk-based-prioritization-of-parameters"/>
+    <w:p>
+      <w:pPr>
+        <w:pStyle w:val="Heading2"/>
+      </w:pPr>
+      <w:r>
+        <w:t xml:space="preserve">4.3 Risk-based prioritization of parameters</w:t>
+      </w:r>
+    </w:p>
+    <w:p>
+      <w:pPr>
+        <w:pStyle w:val="FirstParagraph"/>
+      </w:pPr>
+      <w:r>
+        <w:t xml:space="preserve">The scope of this study is set by RA-001. That assessment ranked every parameter of the step on two axes, the potential impact on a quality attribute and the potential for interaction with other parameters, and it used the combined score to assign a study type (multivariate, univariate or no study)</w:t>
+      </w:r>
+      <w:r>
         <w:t xml:space="preserve"> </w:t>
       </w:r>
       <w:r>
-        <w:t xml:space="preserve">must lie inside that region with</w:t>
+        <w:t xml:space="preserve">(CMC Biotech Working Group 2009)</w:t>
+      </w:r>
+      <w:r>
+        <w:t xml:space="preserve">. The outcome for the capture step is the split shown in the last column of</w:t>
       </w:r>
       <w:r>
         <w:t xml:space="preserve"> </w:t>
       </w:r>
-      <w:r>
-        <w:t xml:space="preserve">margin on every axis. If they do not, PCR-005 will narrow the normal operating range and</w:t>
+      <w:hyperlink w:anchor="tbl-params">
+        <w:r>
+          <w:rPr>
+            <w:rStyle w:val="Hyperlink"/>
+          </w:rPr>
+          <w:t xml:space="preserve">Table 7</w:t>
+        </w:r>
+      </w:hyperlink>
+      <w:r>
+        <w:t xml:space="preserve">.</w:t>
+      </w:r>
+    </w:p>
+    <w:p>
+      <w:pPr>
+        <w:pStyle w:val="BodyText"/>
+      </w:pPr>
+      <w:r>
+        <w:t xml:space="preserve">Protein load and elution buffer pH were ranked highest, because both act directly on the impurity content of the pool and because their effects are expected to interact. Load flow rate and end of pool collect were carried into the multivariate design for a different reason, since neither is expected to move product quality on its own, but both change the performance of the step, and flow interacts with load through residence time. Studying all 4 parameters together costs 19 runs and removes the need to assume that any pair of them is independent.</w:t>
+      </w:r>
+    </w:p>
+    <w:p>
+      <w:pPr>
+        <w:pStyle w:val="BodyText"/>
+      </w:pPr>
+      <w:r>
+        <w:t xml:space="preserve">Operating temperature and bed height were assigned univariate studies, because RA-001 ranked both on process performance alone and expected no impact on the quality of the pool, and because neither has shown such an effect in platform manufacture. The mechanism through which each of them acts on the step is given in §6.4. A univariate study over the range in</w:t>
       </w:r>
       <w:r>
         <w:t xml:space="preserve"> </w:t>
       </w:r>
-      <w:r>
-        <w:t xml:space="preserve">carry the change into the control strategy, and the acceptance criterion will not be relaxed</w:t>
-      </w:r>
+      <w:hyperlink w:anchor="tbl-params">
+        <w:r>
+          <w:rPr>
+            <w:rStyle w:val="Hyperlink"/>
+          </w:rPr>
+          <w:t xml:space="preserve">Table 7</w:t>
+        </w:r>
+      </w:hyperlink>
       <w:r>
         <w:t xml:space="preserve"> </w:t>
       </w:r>
       <w:r>
-        <w:t xml:space="preserve">to accommodate the observed performance.</w:t>
+        <w:t xml:space="preserve">supports the range of each without spending runs on interactions that prior knowledge does not expect, and should the univariate data contradict that expectation, the parameter will be carried into a follow-up multivariate study and the change will be recorded as a deviation in PCR-005.</w:t>
       </w:r>
     </w:p>
     <w:p>
@@ -5990,25 +2746,1841 @@
         <w:pStyle w:val="BodyText"/>
       </w:pPr>
       <w:r>
-        <w:t xml:space="preserve">Capability will be judged against the minimum capability index defined in PCMP-001, and it</w:t>
+        <w:t xml:space="preserve">The characterization ranges are wider than the normal operating ranges, by a factor of between 1.9 and 2.3 on the individual parameters, and wide ranges expose an edge of failure where one exists and leave room for the operating point to move inside the design space without further study</w:t>
       </w:r>
       <w:r>
         <w:t xml:space="preserve"> </w:t>
       </w:r>
       <w:r>
-        <w:t xml:space="preserve">will be reported for each attribute together with its margin to the limit. Parameter</w:t>
+        <w:t xml:space="preserve">(CMC Biotech Working Group 2009)</w:t>
+      </w:r>
+      <w:r>
+        <w:t xml:space="preserve">. Two of the edges are set by prior knowledge instead of by a multiple of the NOR. The low edge of elution buffer pH is pH 3.2, which is the lowest pH at which the platform has shown no antibody precipitation, and the high edge of protein load is set to challenge the column above the loading used in routine manufacture.</w:t>
+      </w:r>
+    </w:p>
+    <w:bookmarkEnd w:id="25"/>
+    <w:bookmarkEnd w:id="26"/>
+    <w:bookmarkStart w:id="33" w:name="materials-and-methods"/>
+    <w:p>
+      <w:pPr>
+        <w:pStyle w:val="Heading1"/>
+      </w:pPr>
+      <w:r>
+        <w:t xml:space="preserve">5. Materials and methods</w:t>
+      </w:r>
+    </w:p>
+    <w:bookmarkStart w:id="27" w:name="scale-down-model-and-its-qualification"/>
+    <w:p>
+      <w:pPr>
+        <w:pStyle w:val="Heading2"/>
+      </w:pPr>
+      <w:r>
+        <w:t xml:space="preserve">5.1 Scale-down model and its qualification</w:t>
+      </w:r>
+    </w:p>
+    <w:p>
+      <w:pPr>
+        <w:pStyle w:val="FirstParagraph"/>
+      </w:pPr>
+      <w:r>
+        <w:t xml:space="preserve">The study will be executed on a scale-down model of the commercial capture column, qualified under SOP-1001 before any design run is executed. The model is built on the established principles of chromatography scaling. Bed height, linear velocity, load per litre of resin, and the wash and elution volumes expressed in column volumes (CV) are held at the commercial-scale values, so that the residence time and the number of column volumes seen by the product are preserved across scales. Column diameter, and with it the column volume, is the quantity that is deliberately scaled. Bed height is matched to the commercial column for the qualification runs and for every run of the multivariate designs, and it is varied only in the univariate study of §6.4.</w:t>
+      </w:r>
+    </w:p>
+    <w:p>
+      <w:pPr>
+        <w:pStyle w:val="BodyText"/>
+      </w:pPr>
+      <w:r>
+        <w:t xml:space="preserve">Qualification will compare replicate runs of the scale-down model at the set-point against the at-scale data recorded for the same step in clinical manufacture, on step yield, pool volume, pool HCP, residual DNA and leached Protein A, together with the column efficiency measures of SOP-2008 (plate count and peak asymmetry). The model is accepted as qualified when no statistically significant difference is found on the performance parameters at the significance level given in §5.5, and when column efficiency meets the packing criteria of SOP-2008. The qualification result will be reported in PCR-005, and the raw data are retained under §9.</w:t>
+      </w:r>
+    </w:p>
+    <w:p>
+      <w:pPr>
+        <w:pStyle w:val="BodyText"/>
+      </w:pPr>
+      <w:r>
+        <w:t xml:space="preserve">Two limits of the model will be stated in the report. The model is qualified at the set-point and not at the corners of the characterization ranges, so it supports the fitted response surface without confirming performance at commercial scale at those corners. The model is also conditioned on the materials of this study, since one resin lot and one harvest campaign supply every run (§5.2 and §12). Confirmation at scale belongs to Stage 2.</w:t>
+      </w:r>
+    </w:p>
+    <w:p>
+      <w:pPr>
+        <w:pStyle w:val="BodyText"/>
+      </w:pPr>
+      <w:r>
+        <w:t xml:space="preserve">The centre point of each design is replicated, and those replicates give an estimate of pure error that does not depend on the fitted model, which is what makes the lack-of-fit test of §5.5 possible.</w:t>
+      </w:r>
+    </w:p>
+    <w:bookmarkEnd w:id="27"/>
+    <w:bookmarkStart w:id="28" w:name="operation"/>
+    <w:p>
+      <w:pPr>
+        <w:pStyle w:val="Heading2"/>
+      </w:pPr>
+      <w:r>
+        <w:t xml:space="preserve">5.2 Operation</w:t>
+      </w:r>
+    </w:p>
+    <w:p>
+      <w:pPr>
+        <w:pStyle w:val="FirstParagraph"/>
+      </w:pPr>
+      <w:r>
+        <w:t xml:space="preserve">Each run is one complete chromatographic cycle on the scale-down column, executed under SOP-2007. The column is equilibrated, loaded with clarified harvest (the output of Step 4) to the protein load of the run at the linear velocity of the run, washed, and eluted with the low pH elution buffer. The eluate is collected from a fixed trigger on the ascending edge of the peak to the end of pool collect volume set for that run, measured in column volumes. The pool is held at low pH for the viral inactivation step, which is characterized separately under PCP-006, and it is neutralized after that hold.</w:t>
+      </w:r>
+    </w:p>
+    <w:p>
+      <w:pPr>
+        <w:pStyle w:val="BodyText"/>
+      </w:pPr>
+      <w:r>
+        <w:t xml:space="preserve">Inputs that are controlled to platform specification are not characterized here. Resin, buffers and clarified harvest are released against their identity and quality specifications, and buffer preparation follows SOP-2103. One resin lot supplies the whole study, and the cycle number of the column is recorded for every run and kept inside a defined band, so that resin age cannot be confounded with a factor effect.</w:t>
+      </w:r>
+    </w:p>
+    <w:p>
+      <w:pPr>
+        <w:pStyle w:val="BodyText"/>
+      </w:pPr>
+      <w:r>
+        <w:t xml:space="preserve">The order of the runs within each design will be randomized, and the randomization will be generated and recorded under SOP-1002. Runs will be spread across operators and days as evenly as the design allows, so that no day effect can align with a factor.</w:t>
+      </w:r>
+    </w:p>
+    <w:bookmarkEnd w:id="28"/>
+    <w:bookmarkStart w:id="30" w:name="analytical-methods"/>
+    <w:p>
+      <w:pPr>
+        <w:pStyle w:val="Heading2"/>
+      </w:pPr>
+      <w:r>
+        <w:t xml:space="preserve">5.3 Analytical methods</w:t>
+      </w:r>
+    </w:p>
+    <w:p>
+      <w:pPr>
+        <w:pStyle w:val="FirstParagraph"/>
+      </w:pPr>
+      <w:r>
+        <w:t xml:space="preserve">Each modelled quality response is measured by a validated method (</w:t>
+      </w:r>
+      <w:hyperlink w:anchor="tbl-sops">
+        <w:r>
+          <w:rPr>
+            <w:rStyle w:val="Hyperlink"/>
+          </w:rPr>
+          <w:t xml:space="preserve">Table 3</w:t>
+        </w:r>
+      </w:hyperlink>
+      <w:r>
+        <w:t xml:space="preserve">). Pool HCP is measured on the eluate pool by the host cell protein ELISA of AMV-3012, and leached Protein A is measured on the same pool sample by the ELISA of AMV-3016. Step yield is calculated from the product mass in the pool relative to the product mass in the load, using the pool volume and the protein concentration measured by ultraviolet absorbance under AMV-3019.</w:t>
+      </w:r>
+    </w:p>
+    <w:p>
+      <w:pPr>
+        <w:pStyle w:val="BodyText"/>
+      </w:pPr>
+      <w:r>
+        <w:t xml:space="preserve">Residual DNA (AMV-3014) and size variants by SEC (AMV-3011) are measured on the load and on the pool of the centre-point runs. Neither is modelled as a response. DNA clearance across affinity capture is claimed from platform data, and the platform capture step does not modify size variants, so both measurements confirm prior knowledge and do not feed a model.</w:t>
+      </w:r>
+    </w:p>
+    <w:p>
+      <w:pPr>
+        <w:pStyle w:val="BodyText"/>
+      </w:pPr>
+      <w:r>
+        <w:t xml:space="preserve">The validated performance of the methods that carry the acceptance-linked responses is summarized in</w:t>
       </w:r>
       <w:r>
         <w:t xml:space="preserve"> </w:t>
       </w:r>
-      <w:r>
-        <w:t xml:space="preserve">classification will follow the decision logic of SOP-4001 and will be recorded in PCR-005. No</w:t>
+      <w:hyperlink w:anchor="tbl-methods">
+        <w:r>
+          <w:rPr>
+            <w:rStyle w:val="Hyperlink"/>
+          </w:rPr>
+          <w:t xml:space="preserve">Table 6</w:t>
+        </w:r>
+      </w:hyperlink>
+      <w:r>
+        <w:t xml:space="preserve">.</w:t>
+      </w:r>
+    </w:p>
+    <w:tbl>
+      <w:tblPr>
+        <w:tblStyle w:val="Table"/>
+        <w:tblW w:type="pct" w:w="5000"/>
+        <w:tblLayout w:type="fixed"/>
+        <w:tblLook w:firstRow="0" w:lastRow="0" w:firstColumn="0" w:lastColumn="0" w:noHBand="0" w:noVBand="0" w:val="0000"/>
+      </w:tblPr>
+      <w:tblGrid>
+        <w:gridCol w:w="7920"/>
+      </w:tblGrid>
+      <w:tr>
+        <w:tc>
+          <w:tcPr/>
+          <w:bookmarkStart w:id="29" w:name="tbl-methods"/>
+          <w:p>
+            <w:pPr>
+              <w:jc w:val="center"/>
+            </w:pPr>
+            <w:pPr>
+              <w:jc w:val="left"/>
+              <w:spacing w:before="200"/>
+              <w:pStyle w:val="ImageCaption"/>
+            </w:pPr>
+            <w:r>
+              <w:t xml:space="preserve">Table 6: Validated performance of the analytical methods for the acceptance-linked responses.</w:t>
+            </w:r>
+          </w:p>
+          <w:tbl>
+            <w:tblPr>
+              <w:tblStyle w:val="Table"/>
+              <w:tblW w:type="pct" w:w="5000"/>
+              <w:tblLayout w:type="fixed"/>
+              <w:tblLook w:firstRow="1" w:lastRow="0" w:firstColumn="0" w:lastColumn="0" w:noHBand="0" w:noVBand="0" w:val="0020"/>
+            </w:tblPr>
+            <w:tblGrid>
+              <w:gridCol w:w="776"/>
+              <w:gridCol w:w="2174"/>
+              <w:gridCol w:w="1552"/>
+              <w:gridCol w:w="776"/>
+              <w:gridCol w:w="1242"/>
+              <w:gridCol w:w="1397"/>
+            </w:tblGrid>
+            <w:tr>
+              <w:trPr>
+                <w:tblHeader w:val="on"/>
+              </w:trPr>
+              <w:tc>
+                <w:tcPr/>
+                <w:p>
+                  <w:pPr>
+                    <w:pStyle w:val="Compact"/>
+                    <w:jc w:val="left"/>
+                    <w:jc w:val="center"/>
+                  </w:pPr>
+                  <w:r>
+                    <w:t xml:space="preserve">Method</w:t>
+                  </w:r>
+                </w:p>
+              </w:tc>
+              <w:tc>
+                <w:tcPr/>
+                <w:p>
+                  <w:pPr>
+                    <w:pStyle w:val="Compact"/>
+                    <w:jc w:val="left"/>
+                    <w:jc w:val="center"/>
+                  </w:pPr>
+                  <w:r>
+                    <w:t xml:space="preserve">Title</w:t>
+                  </w:r>
+                </w:p>
+              </w:tc>
+              <w:tc>
+                <w:tcPr/>
+                <w:p>
+                  <w:pPr>
+                    <w:pStyle w:val="Compact"/>
+                    <w:jc w:val="right"/>
+                    <w:jc w:val="center"/>
+                  </w:pPr>
+                  <w:r>
+                    <w:t xml:space="preserve">Precision (%RSD)</w:t>
+                  </w:r>
+                </w:p>
+              </w:tc>
+              <w:tc>
+                <w:tcPr/>
+                <w:p>
+                  <w:pPr>
+                    <w:pStyle w:val="Compact"/>
+                    <w:jc w:val="left"/>
+                    <w:jc w:val="center"/>
+                  </w:pPr>
+                  <w:r>
+                    <w:t xml:space="preserve">LOQ</w:t>
+                  </w:r>
+                </w:p>
+              </w:tc>
+              <w:tc>
+                <w:tcPr/>
+                <w:p>
+                  <w:pPr>
+                    <w:pStyle w:val="Compact"/>
+                    <w:jc w:val="right"/>
+                    <w:jc w:val="center"/>
+                  </w:pPr>
+                  <w:r>
+                    <w:t xml:space="preserve">Accuracy (%)</w:t>
+                  </w:r>
+                </w:p>
+              </w:tc>
+              <w:tc>
+                <w:tcPr/>
+                <w:p>
+                  <w:pPr>
+                    <w:pStyle w:val="Compact"/>
+                    <w:jc w:val="right"/>
+                    <w:jc w:val="center"/>
+                  </w:pPr>
+                  <w:r>
+                    <w:t xml:space="preserve">Variance share</w:t>
+                  </w:r>
+                </w:p>
+              </w:tc>
+            </w:tr>
+            <w:tr>
+              <w:tc>
+                <w:tcPr/>
+                <w:p>
+                  <w:pPr>
+                    <w:pStyle w:val="Compact"/>
+                    <w:jc w:val="left"/>
+                    <w:jc w:val="center"/>
+                  </w:pPr>
+                  <w:r>
+                    <w:t xml:space="preserve">AMV-3016</w:t>
+                  </w:r>
+                </w:p>
+              </w:tc>
+              <w:tc>
+                <w:tcPr/>
+                <w:p>
+                  <w:pPr>
+                    <w:pStyle w:val="Compact"/>
+                    <w:jc w:val="left"/>
+                    <w:jc w:val="center"/>
+                  </w:pPr>
+                  <w:r>
+                    <w:t xml:space="preserve">Leached Protein A by ELISA</w:t>
+                  </w:r>
+                </w:p>
+              </w:tc>
+              <w:tc>
+                <w:tcPr/>
+                <w:p>
+                  <w:pPr>
+                    <w:pStyle w:val="Compact"/>
+                    <w:jc w:val="right"/>
+                    <w:jc w:val="center"/>
+                  </w:pPr>
+                  <w:r>
+                    <w:t xml:space="preserve">6.5</w:t>
+                  </w:r>
+                </w:p>
+              </w:tc>
+              <w:tc>
+                <w:tcPr/>
+                <w:p>
+                  <w:pPr>
+                    <w:pStyle w:val="Compact"/>
+                    <w:jc w:val="left"/>
+                    <w:jc w:val="center"/>
+                  </w:pPr>
+                  <w:r>
+                    <w:t xml:space="preserve">0.25 ppm</w:t>
+                  </w:r>
+                </w:p>
+              </w:tc>
+              <w:tc>
+                <w:tcPr/>
+                <w:p>
+                  <w:pPr>
+                    <w:pStyle w:val="Compact"/>
+                    <w:jc w:val="right"/>
+                    <w:jc w:val="center"/>
+                  </w:pPr>
+                  <w:r>
+                    <w:t xml:space="preserve">97.4</w:t>
+                  </w:r>
+                </w:p>
+              </w:tc>
+              <w:tc>
+                <w:tcPr/>
+                <w:p>
+                  <w:pPr>
+                    <w:pStyle w:val="Compact"/>
+                    <w:jc w:val="right"/>
+                    <w:jc w:val="center"/>
+                  </w:pPr>
+                  <w:r>
+                    <w:t xml:space="preserve">0.41</w:t>
+                  </w:r>
+                </w:p>
+              </w:tc>
+            </w:tr>
+            <w:tr>
+              <w:tc>
+                <w:tcPr/>
+                <w:p>
+                  <w:pPr>
+                    <w:pStyle w:val="Compact"/>
+                    <w:jc w:val="left"/>
+                    <w:jc w:val="center"/>
+                  </w:pPr>
+                  <w:r>
+                    <w:t xml:space="preserve">AMV-3012</w:t>
+                  </w:r>
+                </w:p>
+              </w:tc>
+              <w:tc>
+                <w:tcPr/>
+                <w:p>
+                  <w:pPr>
+                    <w:pStyle w:val="Compact"/>
+                    <w:jc w:val="left"/>
+                    <w:jc w:val="center"/>
+                  </w:pPr>
+                  <w:r>
+                    <w:t xml:space="preserve">Host-Cell Protein by ELISA</w:t>
+                  </w:r>
+                </w:p>
+              </w:tc>
+              <w:tc>
+                <w:tcPr/>
+                <w:p>
+                  <w:pPr>
+                    <w:pStyle w:val="Compact"/>
+                    <w:jc w:val="right"/>
+                    <w:jc w:val="center"/>
+                  </w:pPr>
+                  <w:r>
+                    <w:t xml:space="preserve">9.5</w:t>
+                  </w:r>
+                </w:p>
+              </w:tc>
+              <w:tc>
+                <w:tcPr/>
+                <w:p>
+                  <w:pPr>
+                    <w:pStyle w:val="Compact"/>
+                    <w:jc w:val="left"/>
+                    <w:jc w:val="center"/>
+                  </w:pPr>
+                  <w:r>
+                    <w:t xml:space="preserve">1 ng/mg</w:t>
+                  </w:r>
+                </w:p>
+              </w:tc>
+              <w:tc>
+                <w:tcPr/>
+                <w:p>
+                  <w:pPr>
+                    <w:pStyle w:val="Compact"/>
+                    <w:jc w:val="right"/>
+                    <w:jc w:val="center"/>
+                  </w:pPr>
+                  <w:r>
+                    <w:t xml:space="preserve">95</w:t>
+                  </w:r>
+                </w:p>
+              </w:tc>
+              <w:tc>
+                <w:tcPr/>
+                <w:p>
+                  <w:pPr>
+                    <w:pStyle w:val="Compact"/>
+                    <w:jc w:val="right"/>
+                    <w:jc w:val="center"/>
+                  </w:pPr>
+                  <w:r>
+                    <w:t xml:space="preserve">0.4</w:t>
+                  </w:r>
+                </w:p>
+              </w:tc>
+            </w:tr>
+          </w:tbl>
+          <w:bookmarkEnd w:id="29"/>
+          <w:p/>
+        </w:tc>
+      </w:tr>
+    </w:tbl>
+    <w:p>
+      <w:pPr>
+        <w:pStyle w:val="BodyText"/>
+      </w:pPr>
+      <w:r>
+        <w:t xml:space="preserve">About 40.0% of the variability observed in a pool HCP result is attributable to the method itself (</w:t>
+      </w:r>
+      <w:hyperlink w:anchor="tbl-methods">
+        <w:r>
+          <w:rPr>
+            <w:rStyle w:val="Hyperlink"/>
+          </w:rPr>
+          <w:t xml:space="preserve">Table 6</w:t>
+        </w:r>
+      </w:hyperlink>
+      <w:r>
+        <w:t xml:space="preserve">). Effect estimates for pool HCP will be judged against that noise as well as against the significance level of §5.5. For leached Protein A the quantitation limit of AMV-3016 is 0.25 ppm against an acceptance ceiling of 5 ppm, so the method resolves the attribute across the whole range that matters to the decision. Performance beyond the summary in</w:t>
       </w:r>
       <w:r>
         <w:t xml:space="preserve"> </w:t>
       </w:r>
-      <w:r>
-        <w:t xml:space="preserve">classification is asserted in this plan.</w:t>
+      <w:hyperlink w:anchor="tbl-methods">
+        <w:r>
+          <w:rPr>
+            <w:rStyle w:val="Hyperlink"/>
+          </w:rPr>
+          <w:t xml:space="preserve">Table 6</w:t>
+        </w:r>
+      </w:hyperlink>
+      <w:r>
+        <w:t xml:space="preserve"> </w:t>
+      </w:r>
+      <w:r>
+        <w:t xml:space="preserve">is held in the method validation reports and is not reproduced here.</w:t>
+      </w:r>
+    </w:p>
+    <w:bookmarkEnd w:id="30"/>
+    <w:bookmarkStart w:id="31" w:name="sampling-plan"/>
+    <w:p>
+      <w:pPr>
+        <w:pStyle w:val="Heading2"/>
+      </w:pPr>
+      <w:r>
+        <w:t xml:space="preserve">5.4 Sampling plan</w:t>
+      </w:r>
+    </w:p>
+    <w:p>
+      <w:pPr>
+        <w:pStyle w:val="FirstParagraph"/>
+      </w:pPr>
+      <w:r>
+        <w:t xml:space="preserve">Sampling is identical for every run of both designs. A sample of the clarified harvest is taken before loading, and the flow-through and the wash are collected as composites and retained. The eluate pool is sampled once, and that sample carries the analytical responses of the run.</w:t>
+      </w:r>
+    </w:p>
+    <w:p>
+      <w:pPr>
+        <w:pStyle w:val="BodyText"/>
+      </w:pPr>
+      <w:r>
+        <w:t xml:space="preserve">The centre point of the screening design is executed 3 times and the centre point of the response-surface design 4 times. The replicates use the same material, the same column and the same methods as every other run, so the variability they measure is the variability of the process and the assay together.</w:t>
+      </w:r>
+    </w:p>
+    <w:p>
+      <w:pPr>
+        <w:pStyle w:val="BodyText"/>
+      </w:pPr>
+      <w:r>
+        <w:t xml:space="preserve">Retained samples are stored under the conditions of SOP-2007 until PCR-005 is approved. Where a result falls outside the validated range of a method, the sample is re-assayed on dilution before the result is accepted, and the re-assay is recorded in the study record.</w:t>
+      </w:r>
+    </w:p>
+    <w:bookmarkEnd w:id="31"/>
+    <w:bookmarkStart w:id="32" w:name="statistical-methods"/>
+    <w:p>
+      <w:pPr>
+        <w:pStyle w:val="Heading2"/>
+      </w:pPr>
+      <w:r>
+        <w:t xml:space="preserve">5.5 Statistical methods</w:t>
+      </w:r>
+    </w:p>
+    <w:p>
+      <w:pPr>
+        <w:pStyle w:val="FirstParagraph"/>
+      </w:pPr>
+      <w:r>
+        <w:t xml:space="preserve">All analysis will be performed on coded factors under SOP-1002. Each parameter carried into a designed experiment is coded so that the midpoint of its characterization range is 0 and the edges of that range are ±1. For every one of those parameters the set-point is also the midpoint (</w:t>
+      </w:r>
+      <w:hyperlink w:anchor="tbl-params">
+        <w:r>
+          <w:rPr>
+            <w:rStyle w:val="Hyperlink"/>
+          </w:rPr>
+          <w:t xml:space="preserve">Table 7</w:t>
+        </w:r>
+      </w:hyperlink>
+      <w:r>
+        <w:t xml:space="preserve">), so the coded centre of the design and the process set-point are the same condition.</w:t>
+      </w:r>
+    </w:p>
+    <w:p>
+      <w:pPr>
+        <w:pStyle w:val="BodyText"/>
+      </w:pPr>
+      <w:r>
+        <w:t xml:space="preserve">The screening data will be fitted by ordinary least squares with all 4 main effects and all 6 two-factor interactions. That model consumes 11 of the 19 degrees of freedom the design carries and leaves 8 for the residual. An effect is reported as twice the corresponding coded coefficient, so that it reads as the change in the response between the low and the high edge of the characterization range. Effects are declared significant at α = 0.05.</w:t>
+      </w:r>
+    </w:p>
+    <w:p>
+      <w:pPr>
+        <w:pStyle w:val="BodyText"/>
+      </w:pPr>
+      <w:r>
+        <w:t xml:space="preserve">The screening design identifies which parameters matter. It is not the predictive model. The response-surface data will be fitted with the full quadratic model in the same 4 parameters, which has 15 terms and leaves 13 residual degrees of freedom, of which 3 are pure error from the replicated centre point and 10 carry lack of fit. The response-surface model is the predictive model of this study, and both the operating region and the proven acceptable ranges are derived from it.</w:t>
+      </w:r>
+    </w:p>
+    <w:p>
+      <w:pPr>
+        <w:pStyle w:val="BodyText"/>
+      </w:pPr>
+      <w:r>
+        <w:t xml:space="preserve">Model adequacy will be judged on four things: the significance of the model F test, the agreement between the adjusted R² and the predicted R² computed from PRESS, the residual standard error against the standard deviation of the centre-point runs, and a lack-of-fit F test against pure error. Residual diagnostics will be reported for every response that carries an acceptance criterion.</w:t>
+      </w:r>
+    </w:p>
+    <w:p>
+      <w:pPr>
+        <w:pStyle w:val="BodyText"/>
+      </w:pPr>
+      <w:r>
+        <w:t xml:space="preserve">Capability at commercial scale will be estimated by Monte-Carlo simulation of 2,000 batches of the whole drug substance process, with every process parameter drawn about its set-point at a spread set by its normal operating range and held inside its characterization range. Capability is reported as a one-sided Cpk (an upper-limit capability) against the drug substance acceptance criterion of each attribute, because the attributes governed here are impurities with no lower limit of clinical relevance. Host cell protein reaches the drug substance through two further chromatography steps, so PCR-005 will state what the capture step contributes to that capability and will not present the batch simulation as a capability of the capture pool.</w:t>
+      </w:r>
+    </w:p>
+    <w:bookmarkEnd w:id="32"/>
+    <w:bookmarkEnd w:id="33"/>
+    <w:bookmarkStart w:id="40" w:name="study-design"/>
+    <w:p>
+      <w:pPr>
+        <w:pStyle w:val="Heading1"/>
+      </w:pPr>
+      <w:r>
+        <w:t xml:space="preserve">6. Study design</w:t>
+      </w:r>
+    </w:p>
+    <w:bookmarkStart w:id="36" w:name="factors-ranges-and-study-type"/>
+    <w:p>
+      <w:pPr>
+        <w:pStyle w:val="Heading2"/>
+      </w:pPr>
+      <w:r>
+        <w:t xml:space="preserve">6.1 Factors, ranges and study type</w:t>
+      </w:r>
+    </w:p>
+    <w:p>
+      <w:pPr>
+        <w:pStyle w:val="FirstParagraph"/>
+      </w:pPr>
+      <w:hyperlink w:anchor="tbl-params">
+        <w:r>
+          <w:rPr>
+            <w:rStyle w:val="Hyperlink"/>
+          </w:rPr>
+          <w:t xml:space="preserve">Table 7</w:t>
+        </w:r>
+      </w:hyperlink>
+      <w:r>
+        <w:t xml:space="preserve"> </w:t>
+      </w:r>
+      <w:r>
+        <w:t xml:space="preserve">gives the parameters of the capture step with their set-points, the ranges to be studied, the normal operating ranges and the study type assigned to each.</w:t>
+      </w:r>
+    </w:p>
+    <w:tbl>
+      <w:tblPr>
+        <w:tblStyle w:val="Table"/>
+        <w:tblW w:type="pct" w:w="5000"/>
+        <w:tblLayout w:type="fixed"/>
+        <w:tblLook w:firstRow="0" w:lastRow="0" w:firstColumn="0" w:lastColumn="0" w:noHBand="0" w:noVBand="0" w:val="0000"/>
+      </w:tblPr>
+      <w:tblGrid>
+        <w:gridCol w:w="7920"/>
+      </w:tblGrid>
+      <w:tr>
+        <w:tc>
+          <w:tcPr/>
+          <w:bookmarkStart w:id="34" w:name="tbl-params"/>
+          <w:p>
+            <w:pPr>
+              <w:jc w:val="center"/>
+            </w:pPr>
+            <w:pPr>
+              <w:jc w:val="left"/>
+              <w:spacing w:before="200"/>
+              <w:pStyle w:val="ImageCaption"/>
+            </w:pPr>
+            <w:r>
+              <w:t xml:space="preserve">Table 7: Process parameters of the capture step, the ranges to be studied and the study type assigned by RA-001.</w:t>
+            </w:r>
+          </w:p>
+          <w:tbl>
+            <w:tblPr>
+              <w:tblStyle w:val="Table"/>
+              <w:tblW w:type="pct" w:w="5000"/>
+              <w:tblLayout w:type="fixed"/>
+              <w:tblLook w:firstRow="1" w:lastRow="0" w:firstColumn="0" w:lastColumn="0" w:noHBand="0" w:noVBand="0" w:val="0020"/>
+            </w:tblPr>
+            <w:tblGrid>
+              <w:gridCol w:w="2093"/>
+              <w:gridCol w:w="1001"/>
+              <w:gridCol w:w="1183"/>
+              <w:gridCol w:w="1547"/>
+              <w:gridCol w:w="819"/>
+              <w:gridCol w:w="1274"/>
+            </w:tblGrid>
+            <w:tr>
+              <w:trPr>
+                <w:tblHeader w:val="on"/>
+              </w:trPr>
+              <w:tc>
+                <w:tcPr/>
+                <w:p>
+                  <w:pPr>
+                    <w:pStyle w:val="Compact"/>
+                    <w:jc w:val="left"/>
+                    <w:jc w:val="center"/>
+                  </w:pPr>
+                  <w:r>
+                    <w:t xml:space="preserve">Parameter</w:t>
+                  </w:r>
+                </w:p>
+              </w:tc>
+              <w:tc>
+                <w:tcPr/>
+                <w:p>
+                  <w:pPr>
+                    <w:pStyle w:val="Compact"/>
+                    <w:jc w:val="left"/>
+                    <w:jc w:val="center"/>
+                  </w:pPr>
+                  <w:r>
+                    <w:t xml:space="preserve">Unit</w:t>
+                  </w:r>
+                </w:p>
+              </w:tc>
+              <w:tc>
+                <w:tcPr/>
+                <w:p>
+                  <w:pPr>
+                    <w:pStyle w:val="Compact"/>
+                    <w:jc w:val="right"/>
+                    <w:jc w:val="center"/>
+                  </w:pPr>
+                  <w:r>
+                    <w:t xml:space="preserve">Set-point</w:t>
+                  </w:r>
+                </w:p>
+              </w:tc>
+              <w:tc>
+                <w:tcPr/>
+                <w:p>
+                  <w:pPr>
+                    <w:pStyle w:val="Compact"/>
+                    <w:jc w:val="left"/>
+                    <w:jc w:val="center"/>
+                  </w:pPr>
+                  <w:r>
+                    <w:t xml:space="preserve">Range studied</w:t>
+                  </w:r>
+                </w:p>
+              </w:tc>
+              <w:tc>
+                <w:tcPr/>
+                <w:p>
+                  <w:pPr>
+                    <w:pStyle w:val="Compact"/>
+                    <w:jc w:val="left"/>
+                    <w:jc w:val="center"/>
+                  </w:pPr>
+                  <w:r>
+                    <w:t xml:space="preserve">NOR</w:t>
+                  </w:r>
+                </w:p>
+              </w:tc>
+              <w:tc>
+                <w:tcPr/>
+                <w:p>
+                  <w:pPr>
+                    <w:pStyle w:val="Compact"/>
+                    <w:jc w:val="left"/>
+                    <w:jc w:val="center"/>
+                  </w:pPr>
+                  <w:r>
+                    <w:t xml:space="preserve">Study type</w:t>
+                  </w:r>
+                </w:p>
+              </w:tc>
+            </w:tr>
+            <w:tr>
+              <w:tc>
+                <w:tcPr/>
+                <w:p>
+                  <w:pPr>
+                    <w:pStyle w:val="Compact"/>
+                    <w:jc w:val="left"/>
+                    <w:jc w:val="center"/>
+                  </w:pPr>
+                  <w:r>
+                    <w:t xml:space="preserve">Protein load</w:t>
+                  </w:r>
+                </w:p>
+              </w:tc>
+              <w:tc>
+                <w:tcPr/>
+                <w:p>
+                  <w:pPr>
+                    <w:pStyle w:val="Compact"/>
+                    <w:jc w:val="left"/>
+                    <w:jc w:val="center"/>
+                  </w:pPr>
+                  <w:r>
+                    <w:t xml:space="preserve">g/L resin</w:t>
+                  </w:r>
+                </w:p>
+              </w:tc>
+              <w:tc>
+                <w:tcPr/>
+                <w:p>
+                  <w:pPr>
+                    <w:pStyle w:val="Compact"/>
+                    <w:jc w:val="right"/>
+                    <w:jc w:val="center"/>
+                  </w:pPr>
+                  <w:r>
+                    <w:t xml:space="preserve">30</w:t>
+                  </w:r>
+                </w:p>
+              </w:tc>
+              <w:tc>
+                <w:tcPr/>
+                <w:p>
+                  <w:pPr>
+                    <w:pStyle w:val="Compact"/>
+                    <w:jc w:val="left"/>
+                    <w:jc w:val="center"/>
+                  </w:pPr>
+                  <w:r>
+                    <w:t xml:space="preserve">10–50</w:t>
+                  </w:r>
+                </w:p>
+              </w:tc>
+              <w:tc>
+                <w:tcPr/>
+                <w:p>
+                  <w:pPr>
+                    <w:pStyle w:val="Compact"/>
+                    <w:jc w:val="left"/>
+                    <w:jc w:val="center"/>
+                  </w:pPr>
+                  <w:r>
+                    <w:t xml:space="preserve">20–40</w:t>
+                  </w:r>
+                </w:p>
+              </w:tc>
+              <w:tc>
+                <w:tcPr/>
+                <w:p>
+                  <w:pPr>
+                    <w:pStyle w:val="Compact"/>
+                    <w:jc w:val="left"/>
+                    <w:jc w:val="center"/>
+                  </w:pPr>
+                  <w:r>
+                    <w:t xml:space="preserve">multivariate</w:t>
+                  </w:r>
+                </w:p>
+              </w:tc>
+            </w:tr>
+            <w:tr>
+              <w:tc>
+                <w:tcPr/>
+                <w:p>
+                  <w:pPr>
+                    <w:pStyle w:val="Compact"/>
+                    <w:jc w:val="left"/>
+                    <w:jc w:val="center"/>
+                  </w:pPr>
+                  <w:r>
+                    <w:t xml:space="preserve">Elution buffer pH</w:t>
+                  </w:r>
+                </w:p>
+              </w:tc>
+              <w:tc>
+                <w:tcPr/>
+                <w:p>
+                  <w:pPr>
+                    <w:pStyle w:val="Compact"/>
+                    <w:jc w:val="left"/>
+                    <w:jc w:val="center"/>
+                  </w:pPr>
+                  <w:r>
+                    <w:t xml:space="preserve">pH</w:t>
+                  </w:r>
+                </w:p>
+              </w:tc>
+              <w:tc>
+                <w:tcPr/>
+                <w:p>
+                  <w:pPr>
+                    <w:pStyle w:val="Compact"/>
+                    <w:jc w:val="right"/>
+                    <w:jc w:val="center"/>
+                  </w:pPr>
+                  <w:r>
+                    <w:t xml:space="preserve">3.55</w:t>
+                  </w:r>
+                </w:p>
+              </w:tc>
+              <w:tc>
+                <w:tcPr/>
+                <w:p>
+                  <w:pPr>
+                    <w:pStyle w:val="Compact"/>
+                    <w:jc w:val="left"/>
+                    <w:jc w:val="center"/>
+                  </w:pPr>
+                  <w:r>
+                    <w:t xml:space="preserve">3.2–3.9</w:t>
+                  </w:r>
+                </w:p>
+              </w:tc>
+              <w:tc>
+                <w:tcPr/>
+                <w:p>
+                  <w:pPr>
+                    <w:pStyle w:val="Compact"/>
+                    <w:jc w:val="left"/>
+                    <w:jc w:val="center"/>
+                  </w:pPr>
+                  <w:r>
+                    <w:t xml:space="preserve">3.4–3.7</w:t>
+                  </w:r>
+                </w:p>
+              </w:tc>
+              <w:tc>
+                <w:tcPr/>
+                <w:p>
+                  <w:pPr>
+                    <w:pStyle w:val="Compact"/>
+                    <w:jc w:val="left"/>
+                    <w:jc w:val="center"/>
+                  </w:pPr>
+                  <w:r>
+                    <w:t xml:space="preserve">multivariate</w:t>
+                  </w:r>
+                </w:p>
+              </w:tc>
+            </w:tr>
+            <w:tr>
+              <w:tc>
+                <w:tcPr/>
+                <w:p>
+                  <w:pPr>
+                    <w:pStyle w:val="Compact"/>
+                    <w:jc w:val="left"/>
+                    <w:jc w:val="center"/>
+                  </w:pPr>
+                  <w:r>
+                    <w:t xml:space="preserve">Load flow rate</w:t>
+                  </w:r>
+                </w:p>
+              </w:tc>
+              <w:tc>
+                <w:tcPr/>
+                <w:p>
+                  <w:pPr>
+                    <w:pStyle w:val="Compact"/>
+                    <w:jc w:val="left"/>
+                    <w:jc w:val="center"/>
+                  </w:pPr>
+                  <w:r>
+                    <w:t xml:space="preserve">cm/hr</w:t>
+                  </w:r>
+                </w:p>
+              </w:tc>
+              <w:tc>
+                <w:tcPr/>
+                <w:p>
+                  <w:pPr>
+                    <w:pStyle w:val="Compact"/>
+                    <w:jc w:val="right"/>
+                    <w:jc w:val="center"/>
+                  </w:pPr>
+                  <w:r>
+                    <w:t xml:space="preserve">200</w:t>
+                  </w:r>
+                </w:p>
+              </w:tc>
+              <w:tc>
+                <w:tcPr/>
+                <w:p>
+                  <w:pPr>
+                    <w:pStyle w:val="Compact"/>
+                    <w:jc w:val="left"/>
+                    <w:jc w:val="center"/>
+                  </w:pPr>
+                  <w:r>
+                    <w:t xml:space="preserve">100–300</w:t>
+                  </w:r>
+                </w:p>
+              </w:tc>
+              <w:tc>
+                <w:tcPr/>
+                <w:p>
+                  <w:pPr>
+                    <w:pStyle w:val="Compact"/>
+                    <w:jc w:val="left"/>
+                    <w:jc w:val="center"/>
+                  </w:pPr>
+                  <w:r>
+                    <w:t xml:space="preserve">150–250</w:t>
+                  </w:r>
+                </w:p>
+              </w:tc>
+              <w:tc>
+                <w:tcPr/>
+                <w:p>
+                  <w:pPr>
+                    <w:pStyle w:val="Compact"/>
+                    <w:jc w:val="left"/>
+                    <w:jc w:val="center"/>
+                  </w:pPr>
+                  <w:r>
+                    <w:t xml:space="preserve">multivariate</w:t>
+                  </w:r>
+                </w:p>
+              </w:tc>
+            </w:tr>
+            <w:tr>
+              <w:tc>
+                <w:tcPr/>
+                <w:p>
+                  <w:pPr>
+                    <w:pStyle w:val="Compact"/>
+                    <w:jc w:val="left"/>
+                    <w:jc w:val="center"/>
+                  </w:pPr>
+                  <w:r>
+                    <w:t xml:space="preserve">End of pool collect</w:t>
+                  </w:r>
+                </w:p>
+              </w:tc>
+              <w:tc>
+                <w:tcPr/>
+                <w:p>
+                  <w:pPr>
+                    <w:pStyle w:val="Compact"/>
+                    <w:jc w:val="left"/>
+                    <w:jc w:val="center"/>
+                  </w:pPr>
+                  <w:r>
+                    <w:t xml:space="preserve">CV</w:t>
+                  </w:r>
+                </w:p>
+              </w:tc>
+              <w:tc>
+                <w:tcPr/>
+                <w:p>
+                  <w:pPr>
+                    <w:pStyle w:val="Compact"/>
+                    <w:jc w:val="right"/>
+                    <w:jc w:val="center"/>
+                  </w:pPr>
+                  <w:r>
+                    <w:t xml:space="preserve">2.6</w:t>
+                  </w:r>
+                </w:p>
+              </w:tc>
+              <w:tc>
+                <w:tcPr/>
+                <w:p>
+                  <w:pPr>
+                    <w:pStyle w:val="Compact"/>
+                    <w:jc w:val="left"/>
+                    <w:jc w:val="center"/>
+                  </w:pPr>
+                  <w:r>
+                    <w:t xml:space="preserve">2–3.2</w:t>
+                  </w:r>
+                </w:p>
+              </w:tc>
+              <w:tc>
+                <w:tcPr/>
+                <w:p>
+                  <w:pPr>
+                    <w:pStyle w:val="Compact"/>
+                    <w:jc w:val="left"/>
+                    <w:jc w:val="center"/>
+                  </w:pPr>
+                  <w:r>
+                    <w:t xml:space="preserve">2.3–2.9</w:t>
+                  </w:r>
+                </w:p>
+              </w:tc>
+              <w:tc>
+                <w:tcPr/>
+                <w:p>
+                  <w:pPr>
+                    <w:pStyle w:val="Compact"/>
+                    <w:jc w:val="left"/>
+                    <w:jc w:val="center"/>
+                  </w:pPr>
+                  <w:r>
+                    <w:t xml:space="preserve">multivariate</w:t>
+                  </w:r>
+                </w:p>
+              </w:tc>
+            </w:tr>
+            <w:tr>
+              <w:tc>
+                <w:tcPr/>
+                <w:p>
+                  <w:pPr>
+                    <w:pStyle w:val="Compact"/>
+                    <w:jc w:val="left"/>
+                    <w:jc w:val="center"/>
+                  </w:pPr>
+                  <w:r>
+                    <w:t xml:space="preserve">Operating temperature</w:t>
+                  </w:r>
+                </w:p>
+              </w:tc>
+              <w:tc>
+                <w:tcPr/>
+                <w:p>
+                  <w:pPr>
+                    <w:pStyle w:val="Compact"/>
+                    <w:jc w:val="left"/>
+                    <w:jc w:val="center"/>
+                  </w:pPr>
+                  <w:r>
+                    <w:t xml:space="preserve">°C</w:t>
+                  </w:r>
+                </w:p>
+              </w:tc>
+              <w:tc>
+                <w:tcPr/>
+                <w:p>
+                  <w:pPr>
+                    <w:pStyle w:val="Compact"/>
+                    <w:jc w:val="right"/>
+                    <w:jc w:val="center"/>
+                  </w:pPr>
+                  <w:r>
+                    <w:t xml:space="preserve">22</w:t>
+                  </w:r>
+                </w:p>
+              </w:tc>
+              <w:tc>
+                <w:tcPr/>
+                <w:p>
+                  <w:pPr>
+                    <w:pStyle w:val="Compact"/>
+                    <w:jc w:val="left"/>
+                    <w:jc w:val="center"/>
+                  </w:pPr>
+                  <w:r>
+                    <w:t xml:space="preserve">15–30</w:t>
+                  </w:r>
+                </w:p>
+              </w:tc>
+              <w:tc>
+                <w:tcPr/>
+                <w:p>
+                  <w:pPr>
+                    <w:pStyle w:val="Compact"/>
+                    <w:jc w:val="left"/>
+                    <w:jc w:val="center"/>
+                  </w:pPr>
+                  <w:r>
+                    <w:t xml:space="preserve">18–26</w:t>
+                  </w:r>
+                </w:p>
+              </w:tc>
+              <w:tc>
+                <w:tcPr/>
+                <w:p>
+                  <w:pPr>
+                    <w:pStyle w:val="Compact"/>
+                    <w:jc w:val="left"/>
+                    <w:jc w:val="center"/>
+                  </w:pPr>
+                  <w:r>
+                    <w:t xml:space="preserve">univariate</w:t>
+                  </w:r>
+                </w:p>
+              </w:tc>
+            </w:tr>
+            <w:tr>
+              <w:tc>
+                <w:tcPr/>
+                <w:p>
+                  <w:pPr>
+                    <w:pStyle w:val="Compact"/>
+                    <w:jc w:val="left"/>
+                    <w:jc w:val="center"/>
+                  </w:pPr>
+                  <w:r>
+                    <w:t xml:space="preserve">Bed height</w:t>
+                  </w:r>
+                </w:p>
+              </w:tc>
+              <w:tc>
+                <w:tcPr/>
+                <w:p>
+                  <w:pPr>
+                    <w:pStyle w:val="Compact"/>
+                    <w:jc w:val="left"/>
+                    <w:jc w:val="center"/>
+                  </w:pPr>
+                  <w:r>
+                    <w:t xml:space="preserve">cm</w:t>
+                  </w:r>
+                </w:p>
+              </w:tc>
+              <w:tc>
+                <w:tcPr/>
+                <w:p>
+                  <w:pPr>
+                    <w:pStyle w:val="Compact"/>
+                    <w:jc w:val="right"/>
+                    <w:jc w:val="center"/>
+                  </w:pPr>
+                  <w:r>
+                    <w:t xml:space="preserve">20</w:t>
+                  </w:r>
+                </w:p>
+              </w:tc>
+              <w:tc>
+                <w:tcPr/>
+                <w:p>
+                  <w:pPr>
+                    <w:pStyle w:val="Compact"/>
+                    <w:jc w:val="left"/>
+                    <w:jc w:val="center"/>
+                  </w:pPr>
+                  <w:r>
+                    <w:t xml:space="preserve">10–30</w:t>
+                  </w:r>
+                </w:p>
+              </w:tc>
+              <w:tc>
+                <w:tcPr/>
+                <w:p>
+                  <w:pPr>
+                    <w:pStyle w:val="Compact"/>
+                    <w:jc w:val="left"/>
+                    <w:jc w:val="center"/>
+                  </w:pPr>
+                  <w:r>
+                    <w:t xml:space="preserve">15–25</w:t>
+                  </w:r>
+                </w:p>
+              </w:tc>
+              <w:tc>
+                <w:tcPr/>
+                <w:p>
+                  <w:pPr>
+                    <w:pStyle w:val="Compact"/>
+                    <w:jc w:val="left"/>
+                    <w:jc w:val="center"/>
+                  </w:pPr>
+                  <w:r>
+                    <w:t xml:space="preserve">univariate</w:t>
+                  </w:r>
+                </w:p>
+              </w:tc>
+            </w:tr>
+          </w:tbl>
+          <w:bookmarkEnd w:id="34"/>
+          <w:p/>
+        </w:tc>
+      </w:tr>
+    </w:tbl>
+    <w:p>
+      <w:pPr>
+        <w:pStyle w:val="BodyText"/>
+      </w:pPr>
+      <w:r>
+        <w:t xml:space="preserve">The 4 multivariate parameters carry the letter codes of</w:t>
+      </w:r>
+      <w:r>
+        <w:t xml:space="preserve"> </w:t>
+      </w:r>
+      <w:hyperlink w:anchor="tbl-legend">
+        <w:r>
+          <w:rPr>
+            <w:rStyle w:val="Hyperlink"/>
+          </w:rPr>
+          <w:t xml:space="preserve">Table 8</w:t>
+        </w:r>
+      </w:hyperlink>
+      <w:r>
+        <w:t xml:space="preserve"> </w:t>
+      </w:r>
+      <w:r>
+        <w:t xml:space="preserve">throughout this plan and PCR-005.</w:t>
+      </w:r>
+    </w:p>
+    <w:tbl>
+      <w:tblPr>
+        <w:tblStyle w:val="Table"/>
+        <w:tblW w:type="pct" w:w="5000"/>
+        <w:tblLayout w:type="fixed"/>
+        <w:tblLook w:firstRow="0" w:lastRow="0" w:firstColumn="0" w:lastColumn="0" w:noHBand="0" w:noVBand="0" w:val="0000"/>
+      </w:tblPr>
+      <w:tblGrid>
+        <w:gridCol w:w="7920"/>
+      </w:tblGrid>
+      <w:tr>
+        <w:tc>
+          <w:tcPr/>
+          <w:bookmarkStart w:id="35" w:name="tbl-legend"/>
+          <w:p>
+            <w:pPr>
+              <w:jc w:val="center"/>
+            </w:pPr>
+            <w:pPr>
+              <w:jc w:val="left"/>
+              <w:spacing w:before="200"/>
+              <w:pStyle w:val="ImageCaption"/>
+            </w:pPr>
+            <w:r>
+              <w:t xml:space="preserve">Table 8: Coded factor legend for the multivariate designs.</w:t>
+            </w:r>
+          </w:p>
+          <w:tbl>
+            <w:tblPr>
+              <w:tblStyle w:val="Table"/>
+              <w:tblW w:type="auto" w:w="0"/>
+              <w:tblLook w:firstRow="1" w:lastRow="0" w:firstColumn="0" w:lastColumn="0" w:noHBand="0" w:noVBand="0" w:val="0020"/>
+            </w:tblPr>
+            <w:tblGrid>
+              <w:gridCol w:w="1980"/>
+              <w:gridCol w:w="1980"/>
+              <w:gridCol w:w="1980"/>
+              <w:gridCol w:w="1980"/>
+            </w:tblGrid>
+            <w:tr>
+              <w:trPr>
+                <w:tblHeader w:val="on"/>
+              </w:trPr>
+              <w:tc>
+                <w:tcPr/>
+                <w:p>
+                  <w:pPr>
+                    <w:pStyle w:val="Compact"/>
+                    <w:jc w:val="left"/>
+                    <w:jc w:val="center"/>
+                  </w:pPr>
+                  <w:r>
+                    <w:t xml:space="preserve">Code</w:t>
+                  </w:r>
+                </w:p>
+              </w:tc>
+              <w:tc>
+                <w:tcPr/>
+                <w:p>
+                  <w:pPr>
+                    <w:pStyle w:val="Compact"/>
+                    <w:jc w:val="left"/>
+                    <w:jc w:val="center"/>
+                  </w:pPr>
+                  <w:r>
+                    <w:t xml:space="preserve">Factor</w:t>
+                  </w:r>
+                </w:p>
+              </w:tc>
+              <w:tc>
+                <w:tcPr/>
+                <w:p>
+                  <w:pPr>
+                    <w:pStyle w:val="Compact"/>
+                    <w:jc w:val="left"/>
+                    <w:jc w:val="center"/>
+                  </w:pPr>
+                  <w:r>
+                    <w:t xml:space="preserve">Unit</w:t>
+                  </w:r>
+                </w:p>
+              </w:tc>
+              <w:tc>
+                <w:tcPr/>
+                <w:p>
+                  <w:pPr>
+                    <w:pStyle w:val="Compact"/>
+                    <w:jc w:val="left"/>
+                    <w:jc w:val="center"/>
+                  </w:pPr>
+                  <w:r>
+                    <w:t xml:space="preserve">Studied in</w:t>
+                  </w:r>
+                </w:p>
+              </w:tc>
+            </w:tr>
+            <w:tr>
+              <w:tc>
+                <w:tcPr/>
+                <w:p>
+                  <w:pPr>
+                    <w:pStyle w:val="Compact"/>
+                    <w:jc w:val="left"/>
+                    <w:jc w:val="center"/>
+                  </w:pPr>
+                  <w:r>
+                    <w:t xml:space="preserve">A</w:t>
+                  </w:r>
+                </w:p>
+              </w:tc>
+              <w:tc>
+                <w:tcPr/>
+                <w:p>
+                  <w:pPr>
+                    <w:pStyle w:val="Compact"/>
+                    <w:jc w:val="left"/>
+                    <w:jc w:val="center"/>
+                  </w:pPr>
+                  <w:r>
+                    <w:t xml:space="preserve">Protein load</w:t>
+                  </w:r>
+                </w:p>
+              </w:tc>
+              <w:tc>
+                <w:tcPr/>
+                <w:p>
+                  <w:pPr>
+                    <w:pStyle w:val="Compact"/>
+                    <w:jc w:val="left"/>
+                    <w:jc w:val="center"/>
+                  </w:pPr>
+                  <w:r>
+                    <w:t xml:space="preserve">g/L resin</w:t>
+                  </w:r>
+                </w:p>
+              </w:tc>
+              <w:tc>
+                <w:tcPr/>
+                <w:p>
+                  <w:pPr>
+                    <w:pStyle w:val="Compact"/>
+                    <w:jc w:val="left"/>
+                    <w:jc w:val="center"/>
+                  </w:pPr>
+                  <w:r>
+                    <w:t xml:space="preserve">screening + RSM</w:t>
+                  </w:r>
+                </w:p>
+              </w:tc>
+            </w:tr>
+            <w:tr>
+              <w:tc>
+                <w:tcPr/>
+                <w:p>
+                  <w:pPr>
+                    <w:pStyle w:val="Compact"/>
+                    <w:jc w:val="left"/>
+                    <w:jc w:val="center"/>
+                  </w:pPr>
+                  <w:r>
+                    <w:t xml:space="preserve">B</w:t>
+                  </w:r>
+                </w:p>
+              </w:tc>
+              <w:tc>
+                <w:tcPr/>
+                <w:p>
+                  <w:pPr>
+                    <w:pStyle w:val="Compact"/>
+                    <w:jc w:val="left"/>
+                    <w:jc w:val="center"/>
+                  </w:pPr>
+                  <w:r>
+                    <w:t xml:space="preserve">Elution buffer pH</w:t>
+                  </w:r>
+                </w:p>
+              </w:tc>
+              <w:tc>
+                <w:tcPr/>
+                <w:p>
+                  <w:pPr>
+                    <w:pStyle w:val="Compact"/>
+                    <w:jc w:val="left"/>
+                    <w:jc w:val="center"/>
+                  </w:pPr>
+                  <w:r>
+                    <w:t xml:space="preserve">pH</w:t>
+                  </w:r>
+                </w:p>
+              </w:tc>
+              <w:tc>
+                <w:tcPr/>
+                <w:p>
+                  <w:pPr>
+                    <w:pStyle w:val="Compact"/>
+                    <w:jc w:val="left"/>
+                    <w:jc w:val="center"/>
+                  </w:pPr>
+                  <w:r>
+                    <w:t xml:space="preserve">screening + RSM</w:t>
+                  </w:r>
+                </w:p>
+              </w:tc>
+            </w:tr>
+            <w:tr>
+              <w:tc>
+                <w:tcPr/>
+                <w:p>
+                  <w:pPr>
+                    <w:pStyle w:val="Compact"/>
+                    <w:jc w:val="left"/>
+                    <w:jc w:val="center"/>
+                  </w:pPr>
+                  <w:r>
+                    <w:t xml:space="preserve">C</w:t>
+                  </w:r>
+                </w:p>
+              </w:tc>
+              <w:tc>
+                <w:tcPr/>
+                <w:p>
+                  <w:pPr>
+                    <w:pStyle w:val="Compact"/>
+                    <w:jc w:val="left"/>
+                    <w:jc w:val="center"/>
+                  </w:pPr>
+                  <w:r>
+                    <w:t xml:space="preserve">Load flow rate</w:t>
+                  </w:r>
+                </w:p>
+              </w:tc>
+              <w:tc>
+                <w:tcPr/>
+                <w:p>
+                  <w:pPr>
+                    <w:pStyle w:val="Compact"/>
+                    <w:jc w:val="left"/>
+                    <w:jc w:val="center"/>
+                  </w:pPr>
+                  <w:r>
+                    <w:t xml:space="preserve">cm/hr</w:t>
+                  </w:r>
+                </w:p>
+              </w:tc>
+              <w:tc>
+                <w:tcPr/>
+                <w:p>
+                  <w:pPr>
+                    <w:pStyle w:val="Compact"/>
+                    <w:jc w:val="left"/>
+                    <w:jc w:val="center"/>
+                  </w:pPr>
+                  <w:r>
+                    <w:t xml:space="preserve">screening + RSM</w:t>
+                  </w:r>
+                </w:p>
+              </w:tc>
+            </w:tr>
+            <w:tr>
+              <w:tc>
+                <w:tcPr/>
+                <w:p>
+                  <w:pPr>
+                    <w:pStyle w:val="Compact"/>
+                    <w:jc w:val="left"/>
+                    <w:jc w:val="center"/>
+                  </w:pPr>
+                  <w:r>
+                    <w:t xml:space="preserve">D</w:t>
+                  </w:r>
+                </w:p>
+              </w:tc>
+              <w:tc>
+                <w:tcPr/>
+                <w:p>
+                  <w:pPr>
+                    <w:pStyle w:val="Compact"/>
+                    <w:jc w:val="left"/>
+                    <w:jc w:val="center"/>
+                  </w:pPr>
+                  <w:r>
+                    <w:t xml:space="preserve">End of pool collect</w:t>
+                  </w:r>
+                </w:p>
+              </w:tc>
+              <w:tc>
+                <w:tcPr/>
+                <w:p>
+                  <w:pPr>
+                    <w:pStyle w:val="Compact"/>
+                    <w:jc w:val="left"/>
+                    <w:jc w:val="center"/>
+                  </w:pPr>
+                  <w:r>
+                    <w:t xml:space="preserve">CV</w:t>
+                  </w:r>
+                </w:p>
+              </w:tc>
+              <w:tc>
+                <w:tcPr/>
+                <w:p>
+                  <w:pPr>
+                    <w:pStyle w:val="Compact"/>
+                    <w:jc w:val="left"/>
+                    <w:jc w:val="center"/>
+                  </w:pPr>
+                  <w:r>
+                    <w:t xml:space="preserve">screening + RSM</w:t>
+                  </w:r>
+                </w:p>
+              </w:tc>
+            </w:tr>
+          </w:tbl>
+          <w:bookmarkEnd w:id="35"/>
+          <w:p/>
+        </w:tc>
+      </w:tr>
+    </w:tbl>
+    <w:p>
+      <w:pPr>
+        <w:pStyle w:val="BodyText"/>
+      </w:pPr>
+      <w:r>
+        <w:t xml:space="preserve">Two features of</w:t>
+      </w:r>
+      <w:r>
+        <w:t xml:space="preserve"> </w:t>
+      </w:r>
+      <w:hyperlink w:anchor="tbl-params">
+        <w:r>
+          <w:rPr>
+            <w:rStyle w:val="Hyperlink"/>
+          </w:rPr>
+          <w:t xml:space="preserve">Table 7</w:t>
+        </w:r>
+      </w:hyperlink>
+      <w:r>
+        <w:t xml:space="preserve"> </w:t>
+      </w:r>
+      <w:r>
+        <w:t xml:space="preserve">matter to the design. Every NOR sits inside the corresponding characterization range with margin on both sides, so the study brackets the operating point instead of ending at it. The two univariate parameters are studied over ranges of comparable width in proportion to their operating ranges. A univariate study supports the range of a parameter on its own and makes no claim about its interactions, which is a narrower claim over a comparable range.</w:t>
+      </w:r>
+    </w:p>
+    <w:bookmarkEnd w:id="36"/>
+    <w:bookmarkStart w:id="37" w:name="screening-design"/>
+    <w:p>
+      <w:pPr>
+        <w:pStyle w:val="Heading2"/>
+      </w:pPr>
+      <w:r>
+        <w:t xml:space="preserve">6.2 Screening design</w:t>
+      </w:r>
+    </w:p>
+    <w:p>
+      <w:pPr>
+        <w:pStyle w:val="FirstParagraph"/>
+      </w:pPr>
+      <w:r>
+        <w:t xml:space="preserve">The screening study is a two-level full factorial in the 4 multivariate parameters with replicated centre points. It has 16 factorial runs at the corners of the characterization ranges and 3 centre-point runs, so 19 runs in total, and a full factorial was chosen over a fractional design because 4 factors need only 16 corner runs, and no interaction is then aliased with another interaction or with a main effect.</w:t>
+      </w:r>
+    </w:p>
+    <w:p>
+      <w:pPr>
+        <w:pStyle w:val="BodyText"/>
+      </w:pPr>
+      <w:r>
+        <w:t xml:space="preserve">The purpose of the screening study is to identify the parameters that have a real effect on each response and the pairs of parameters that interact. It resolves all 4 main effects and all 6 two-factor interactions, and it does not estimate curvature. The centre points show whether curvature is present, through the difference between the mean of the centre-point runs and the mean of the factorial runs, but they cannot attribute that curvature to a parameter.</w:t>
+      </w:r>
+    </w:p>
+    <w:p>
+      <w:pPr>
+        <w:pStyle w:val="BodyText"/>
+      </w:pPr>
+      <w:r>
+        <w:t xml:space="preserve">The planned settings and run identifiers are given in Appendix A in coded form.</w:t>
+      </w:r>
+    </w:p>
+    <w:bookmarkEnd w:id="37"/>
+    <w:bookmarkStart w:id="38" w:name="response-surface-design"/>
+    <w:p>
+      <w:pPr>
+        <w:pStyle w:val="Heading2"/>
+      </w:pPr>
+      <w:r>
+        <w:t xml:space="preserve">6.3 Response-surface design</w:t>
+      </w:r>
+    </w:p>
+    <w:p>
+      <w:pPr>
+        <w:pStyle w:val="FirstParagraph"/>
+      </w:pPr>
+      <w:r>
+        <w:t xml:space="preserve">The response-surface study is a face-centred central composite design in the same 4 parameters. It adds 8 axial runs and 4 centre-point runs to a factorial block of 16 runs, for 28 runs in total. The axial points sit on the faces of the design cube and not outside it, so that no run is executed beyond the characterization range of any parameter and the fitted model is never asked to extrapolate.</w:t>
+      </w:r>
+    </w:p>
+    <w:p>
+      <w:pPr>
+        <w:pStyle w:val="BodyText"/>
+      </w:pPr>
+      <w:r>
+        <w:t xml:space="preserve">All 4 parameters are carried forward into the response-surface design. With this few multivariate parameters there is nothing to gain from dropping one after screening, and a parameter with no significant effect still contributes to the region claim as evidence of robustness. A parameter that screening finds inactive will be kept in the response-surface model and reported as such in PCR-005.</w:t>
+      </w:r>
+    </w:p>
+    <w:p>
+      <w:pPr>
+        <w:pStyle w:val="BodyText"/>
+      </w:pPr>
+      <w:r>
+        <w:t xml:space="preserve">This design is the basis of the operating region. The full quadratic model it supports estimates the curvature that the screening design can only detect, and every predicted response in PCR-005 is computed from it. The planned matrix is given in Appendix B.</w:t>
+      </w:r>
+    </w:p>
+    <w:bookmarkEnd w:id="38"/>
+    <w:bookmarkStart w:id="39" w:name="univariate-assessment"/>
+    <w:p>
+      <w:pPr>
+        <w:pStyle w:val="Heading2"/>
+      </w:pPr>
+      <w:r>
+        <w:t xml:space="preserve">6.4 Univariate assessment</w:t>
+      </w:r>
+    </w:p>
+    <w:p>
+      <w:pPr>
+        <w:pStyle w:val="FirstParagraph"/>
+      </w:pPr>
+      <w:r>
+        <w:t xml:space="preserve">Operating temperature and bed height will be assessed one parameter at a time, at the low edge, the set-point and the high edge of the ranges in</w:t>
+      </w:r>
+      <w:r>
+        <w:t xml:space="preserve"> </w:t>
+      </w:r>
+      <w:hyperlink w:anchor="tbl-params">
+        <w:r>
+          <w:rPr>
+            <w:rStyle w:val="Hyperlink"/>
+          </w:rPr>
+          <w:t xml:space="preserve">Table 7</w:t>
+        </w:r>
+      </w:hyperlink>
+      <w:r>
+        <w:t xml:space="preserve">, with the remaining parameters held at their set-points. The set-point condition will be replicated so that the comparison carries an error estimate of its own.</w:t>
+      </w:r>
+    </w:p>
+    <w:p>
+      <w:pPr>
+        <w:pStyle w:val="BodyText"/>
+      </w:pPr>
+      <w:r>
+        <w:t xml:space="preserve">Both parameters were kept out of the multivariate design deliberately. Bed height acts on the step through residence time, and residence time is already varied in the multivariate design through the load flow rate, so a second factor acting through the same mechanism would add runs without adding much information. Operating temperature acts on binding kinetics and on the stability of the immobilized ligand, and platform manufacture has not shown an effect of temperature on pool quality across the range in</w:t>
+      </w:r>
+      <w:r>
+        <w:t xml:space="preserve"> </w:t>
+      </w:r>
+      <w:hyperlink w:anchor="tbl-params">
+        <w:r>
+          <w:rPr>
+            <w:rStyle w:val="Hyperlink"/>
+          </w:rPr>
+          <w:t xml:space="preserve">Table 7</w:t>
+        </w:r>
+      </w:hyperlink>
+      <w:r>
+        <w:t xml:space="preserve">.</w:t>
+      </w:r>
+    </w:p>
+    <w:p>
+      <w:pPr>
+        <w:pStyle w:val="BodyText"/>
+      </w:pPr>
+      <w:r>
+        <w:t xml:space="preserve">A univariate range is supported when the measured responses meet the criteria that apply to them under §7 at both edges of the range, and when the trend across the three levels does not approach a limit. The evidence and the decision for each parameter will be reported in PCR-005 alongside the multivariate results.</w:t>
+      </w:r>
+    </w:p>
+    <w:bookmarkEnd w:id="39"/>
+    <w:bookmarkEnd w:id="40"/>
+    <w:bookmarkStart w:id="41" w:name="acceptance-and-decision-criteria"/>
+    <w:p>
+      <w:pPr>
+        <w:pStyle w:val="Heading1"/>
+      </w:pPr>
+      <w:r>
+        <w:t xml:space="preserve">7. Acceptance and decision criteria</w:t>
+      </w:r>
+    </w:p>
+    <w:p>
+      <w:pPr>
+        <w:pStyle w:val="FirstParagraph"/>
+      </w:pPr>
+      <w:r>
+        <w:t xml:space="preserve">This section states the decisions the study will make and the rules by which it will make them, and every rule is fixed before execution, so any change to a rule after approval of this plan is a revision under §13.</w:t>
+      </w:r>
+    </w:p>
+    <w:p>
+      <w:pPr>
+        <w:pStyle w:val="BodyText"/>
+      </w:pPr>
+      <w:r>
+        <w:t xml:space="preserve">The scale-down model is accepted when the qualification runs show no statistically significant difference from the at-scale data on the performance parameters of §5.1 and column efficiency meets the packing criteria of SOP-2008. Should the model fail on any performance parameter, no design run will be executed. The model will be modified and requalified, and both the failure and the modification will be reported in PCR-005.</w:t>
+      </w:r>
+    </w:p>
+    <w:p>
+      <w:pPr>
+        <w:pStyle w:val="BodyText"/>
+      </w:pPr>
+      <w:r>
+        <w:t xml:space="preserve">A fitted model is adequate when its F test is significant at α = 0.05, its lack-of-fit F test is not significant against pure error, and its adjusted and predicted R² are close enough that the model predicts about as well as it fits. A model that fails the lack-of-fit test will not be used to define an operating region for the response concerned, and the operating range for that response would then be set from the univariate evidence and from the screening effects, with the limitation stated in the report.</w:t>
+      </w:r>
+    </w:p>
+    <w:p>
+      <w:pPr>
+        <w:pStyle w:val="BodyText"/>
+      </w:pPr>
+      <w:r>
+        <w:t xml:space="preserve">An effect is significant when its p-value is below 0.05, and statistical significance is not on its own a reason to control a parameter tightly. An effect that is significant but small will be compared against the precision of the method (§5.3) and against the margin between the predicted response and its acceptance limit, and PCR-005 will give both comparisons before it classifies the parameter</w:t>
+      </w:r>
+      <w:r>
+        <w:t xml:space="preserve"> </w:t>
+      </w:r>
+      <w:r>
+        <w:t xml:space="preserve">(CMC Biotech Working Group 2009)</w:t>
+      </w:r>
+      <w:r>
+        <w:t xml:space="preserve">.</w:t>
+      </w:r>
+    </w:p>
+    <w:p>
+      <w:pPr>
+        <w:pStyle w:val="BodyText"/>
+      </w:pPr>
+      <w:r>
+        <w:t xml:space="preserve">The operating region will be declared acceptable when the response-surface models predict that every governed attribute meets the criterion that applies to it across the region, and when the NOR of all 4 multivariate parameters lies inside it. That region is the design space PCR-005 will report for the capture step. It will be reported together with the ranges that were studied, since it is bounded by them. The response-surface model predicts mean levels, so the report will state the assurance attached to the prediction and will not claim a reliability at the edge of the region that a mean-level model cannot support</w:t>
+      </w:r>
+      <w:r>
+        <w:t xml:space="preserve"> </w:t>
+      </w:r>
+      <w:r>
+        <w:t xml:space="preserve">(CMC Biotech Working Group 2009)</w:t>
+      </w:r>
+      <w:r>
+        <w:t xml:space="preserve">.</w:t>
+      </w:r>
+    </w:p>
+    <w:p>
+      <w:pPr>
+        <w:pStyle w:val="BodyText"/>
+      </w:pPr>
+      <w:r>
+        <w:t xml:space="preserve">The governed attributes are not judged on the same basis. Leached Protein A is set at the capture step, so the drug substance ceiling applies to the eluate pool directly and it binds the region. Pool HCP is judged against the drug substance ceiling as an in-process reference, since cation exchange and anion exchange clear host cell protein before the drug substance is produced (PCP-007 and PCP-008). Where the pool does not meet that reference across the region, the region will be declared on leached Protein A alone, and PCR-005 will report the predicted host cell protein levels with the clearance they leave to the downstream steps, for resolution across the train in PCMR-001 (§8).</w:t>
+      </w:r>
+    </w:p>
+    <w:p>
+      <w:pPr>
+        <w:pStyle w:val="BodyText"/>
+      </w:pPr>
+      <w:r>
+        <w:t xml:space="preserve">Every parameter will be classified under SOP-4001 into one of four classes (CPP, WC-CPP, KPP or GPP). A parameter whose variability affects a quality attribute is a critical process parameter, and it is classified as well controlled when the risk of leaving the design space is low, judged on the control capability of the equipment and on the width of the acceptable range. A parameter that affects process performance but no quality attribute is a key process parameter. A parameter that affects neither is a general process parameter. The classification follows from the effects measured in this study and not from the risk ranking that scoped it</w:t>
+      </w:r>
+      <w:r>
+        <w:t xml:space="preserve"> </w:t>
+      </w:r>
+      <w:r>
+        <w:t xml:space="preserve">(CMC Biotech Working Group 2009)</w:t>
+      </w:r>
+      <w:r>
+        <w:t xml:space="preserve">.</w:t>
+      </w:r>
+    </w:p>
+    <w:p>
+      <w:pPr>
+        <w:pStyle w:val="BodyText"/>
+      </w:pPr>
+      <w:r>
+        <w:t xml:space="preserve">Capability will be reported for every attribute that has an acceptance criterion, by the method of §5.5, with the margin between the estimated mean and the limit. This plan fixes no numeric capability threshold, because the capability of a drug substance attribute is a property of the whole train and not of one step. Each estimate will be judged against the acceptance framework of PCMP-001, and PCR-005 will state the basis of that judgement for every attribute.</w:t>
+      </w:r>
+    </w:p>
+    <w:p>
+      <w:pPr>
+        <w:pStyle w:val="BodyText"/>
+      </w:pPr>
+      <w:r>
+        <w:t xml:space="preserve">A result that fails any of these criteria is a deviation from this plan. Deviations will be investigated for root cause before the affected data are used, and the disposition of each will be recorded in PCR-005. Where a deviation invalidates a design, the affected runs will be repeated on requalified material, and the superseded data will be retained and referenced in the report without being used to define an operating region.</w:t>
       </w:r>
     </w:p>
     <w:bookmarkEnd w:id="41"/>
@@ -6026,38 +4598,34 @@
         <w:pStyle w:val="FirstParagraph"/>
       </w:pPr>
       <w:r>
-        <w:t xml:space="preserve">A proven acceptable range is the range of one parameter over which a quality attribute stays</w:t>
-      </w:r>
+        <w:t xml:space="preserve">The operating region of §7 is multivariate. It does not on its own tell an operator how far a single parameter may move while the others hold their normal values. The study will for that reason also determine a proven acceptable range for each combination of governed attribute and multivariate parameter, which is 8 combinations in all.</w:t>
+      </w:r>
+    </w:p>
+    <w:p>
+      <w:pPr>
+        <w:pStyle w:val="BodyText"/>
+      </w:pPr>
+      <w:r>
+        <w:t xml:space="preserve">The acceptance basis of each attribute is fixed before the analysis runs, and both governed responses are process impurities with a ceiling on the drug substance. Pool HCP is judged against the drug substance limit of 100 ng/mg and leached Protein A against 5 ppm (</w:t>
+      </w:r>
+      <w:hyperlink w:anchor="tbl-cqa-set">
+        <w:r>
+          <w:rPr>
+            <w:rStyle w:val="Hyperlink"/>
+          </w:rPr>
+          <w:t xml:space="preserve">Table 4</w:t>
+        </w:r>
+      </w:hyperlink>
       <w:r>
         <w:t xml:space="preserve"> </w:t>
       </w:r>
       <w:r>
-        <w:t xml:space="preserve">within acceptance, and it complements the multivariate operating region of §7. The study will</w:t>
+        <w:t xml:space="preserve">and</w:t>
       </w:r>
       <w:r>
         <w:t xml:space="preserve"> </w:t>
       </w:r>
-      <w:r>
-        <w:t xml:space="preserve">report both, and PCR-005 will state which of the two binds the operating limits of the step.</w:t>
-      </w:r>
-    </w:p>
-    <w:p>
-      <w:pPr>
-        <w:pStyle w:val="BodyText"/>
-      </w:pPr>
-      <w:r>
-        <w:t xml:space="preserve">The acceptance basis is fixed first. For each response that maps to a quality attribute, the</w:t>
-      </w:r>
-      <w:r>
-        <w:t xml:space="preserve"> </w:t>
-      </w:r>
-      <w:r>
-        <w:t xml:space="preserve">criterion is the drug-substance specification given in</w:t>
-      </w:r>
-      <w:r>
-        <w:t xml:space="preserve"> </w:t>
-      </w:r>
-      <w:hyperlink w:anchor="tbl-cqa">
+      <w:hyperlink w:anchor="tbl-cqa-clear">
         <w:r>
           <w:rPr>
             <w:rStyle w:val="Hyperlink"/>
@@ -6066,25 +4634,7 @@
         </w:r>
       </w:hyperlink>
       <w:r>
-        <w:t xml:space="preserve">. No back calculation from a</w:t>
-      </w:r>
-      <w:r>
-        <w:t xml:space="preserve"> </w:t>
-      </w:r>
-      <w:r>
-        <w:t xml:space="preserve">cumulative requirement is needed at this step, because that calculation applies only to a</w:t>
-      </w:r>
-      <w:r>
-        <w:t xml:space="preserve"> </w:t>
-      </w:r>
-      <w:r>
-        <w:t xml:space="preserve">viral clearance attribute, whose step-level requirement is the cumulative requirement less</w:t>
-      </w:r>
-      <w:r>
-        <w:t xml:space="preserve"> </w:t>
-      </w:r>
-      <w:r>
-        <w:t xml:space="preserve">the clearance credited to the other steps, and this step makes no viral clearance claim.</w:t>
+        <w:t xml:space="preserve">). Step yield carries no drug substance specification, so no proven acceptable range is determined for it. Applying a drug substance limit to an in-process pool is conservative for both impurities, because cation exchange and anion exchange clear host cell protein and leached Protein A before the drug substance is produced (PCP-007 and PCP-008).</w:t>
       </w:r>
     </w:p>
     <w:p>
@@ -6092,55 +4642,7 @@
         <w:pStyle w:val="BodyText"/>
       </w:pPr>
       <w:r>
-        <w:t xml:space="preserve">Two analyses will be run for every combination of a governed attribute and a multivariate</w:t>
-      </w:r>
-      <w:r>
-        <w:t xml:space="preserve"> </w:t>
-      </w:r>
-      <w:r>
-        <w:t xml:space="preserve">parameter. The first holds the remaining parameters at their set-points and scans the</w:t>
-      </w:r>
-      <w:r>
-        <w:t xml:space="preserve"> </w:t>
-      </w:r>
-      <w:r>
-        <w:t xml:space="preserve">parameter of interest across its characterization range. The second varies the remaining</w:t>
-      </w:r>
-      <w:r>
-        <w:t xml:space="preserve"> </w:t>
-      </w:r>
-      <w:r>
-        <w:t xml:space="preserve">parameters inside their normal operating ranges, by Monte-Carlo of the fitted</w:t>
-      </w:r>
-      <w:r>
-        <w:t xml:space="preserve"> </w:t>
-      </w:r>
-      <w:r>
-        <w:t xml:space="preserve">response-surface model with 2,000 draws at each of</w:t>
-      </w:r>
-      <w:r>
-        <w:t xml:space="preserve"> </w:t>
-      </w:r>
-      <w:r>
-        <w:t xml:space="preserve">81 grid points, and takes the 95 % predictive interval of the attribute.</w:t>
-      </w:r>
-      <w:r>
-        <w:t xml:space="preserve"> </w:t>
-      </w:r>
-      <w:r>
-        <w:t xml:space="preserve">The first analysis answers what the parameter does on its own. The second answers whether the</w:t>
-      </w:r>
-      <w:r>
-        <w:t xml:space="preserve"> </w:t>
-      </w:r>
-      <w:r>
-        <w:t xml:space="preserve">range survives normal co-variation of the rest of the operating point, and it is the</w:t>
-      </w:r>
-      <w:r>
-        <w:t xml:space="preserve"> </w:t>
-      </w:r>
-      <w:r>
-        <w:t xml:space="preserve">narrower of the two.</w:t>
+        <w:t xml:space="preserve">Two analyses will be run for every combination. The first holds the other parameters at their set-points and evaluates the fitted response-surface model across the characterization range of the parameter of interest. The second propagates the normal operating ranges of the other parameters, on a grid of 81 points across the characterization range of the parameter of interest. At each grid point it takes 2,000 draws with the other parameters sampled about their set-points across their normal operating ranges and with the residual variability of the fitted model added, and it compares the 95% predictive interval of the response against the acceptance criterion. The second analysis is the robustness form of the first, and it is the reproducible default reported in PCR-005.</w:t>
       </w:r>
     </w:p>
     <w:p>
@@ -6148,55 +4650,7 @@
         <w:pStyle w:val="BodyText"/>
       </w:pPr>
       <w:r>
-        <w:t xml:space="preserve">The decision rule is the same in both analyses. The proven acceptable range is the contiguous</w:t>
-      </w:r>
-      <w:r>
-        <w:t xml:space="preserve"> </w:t>
-      </w:r>
-      <w:r>
-        <w:t xml:space="preserve">interval containing the set-point over which the attribute stays within its acceptance</w:t>
-      </w:r>
-      <w:r>
-        <w:t xml:space="preserve"> </w:t>
-      </w:r>
-      <w:r>
-        <w:t xml:space="preserve">criterion. Where that interval covers the whole characterization range, the parameter is</w:t>
-      </w:r>
-      <w:r>
-        <w:t xml:space="preserve"> </w:t>
-      </w:r>
-      <w:r>
-        <w:t xml:space="preserve">proven acceptable across everything studied, and the binding constraint on the operating</w:t>
-      </w:r>
-      <w:r>
-        <w:t xml:space="preserve"> </w:t>
-      </w:r>
-      <w:r>
-        <w:t xml:space="preserve">region is then the multivariate corner and not the univariate range. Where the interval is</w:t>
-      </w:r>
-      <w:r>
-        <w:t xml:space="preserve"> </w:t>
-      </w:r>
-      <w:r>
-        <w:t xml:space="preserve">narrower, PCR-005 will name the attribute that binds it and give the remaining margin to the</w:t>
-      </w:r>
-      <w:r>
-        <w:t xml:space="preserve"> </w:t>
-      </w:r>
-      <w:r>
-        <w:t xml:space="preserve">normal operating range. Where the set-point condition itself does not meet the criterion, no</w:t>
-      </w:r>
-      <w:r>
-        <w:t xml:space="preserve"> </w:t>
-      </w:r>
-      <w:r>
-        <w:t xml:space="preserve">proven acceptable range exists for that combination, and the report will say so plainly and</w:t>
-      </w:r>
-      <w:r>
-        <w:t xml:space="preserve"> </w:t>
-      </w:r>
-      <w:r>
-        <w:t xml:space="preserve">refer the attribute to the downstream steps.</w:t>
+        <w:t xml:space="preserve">The decision rule is the same for both analyses. The proven acceptable range is the contiguous interval of the parameter, containing the set-point, over which the criterion holds. Where the criterion is not met at the set-point itself, no proven acceptable range is reported for that combination, and PCR-005 will say so and give the reason. For pool HCP such an outcome would not mean that the step is out of control. It would mean that the drug substance limit is met across the purification train and not at the capture pool, and the position for host cell protein would then be resolved at the level of the train in PCMR-001.</w:t>
       </w:r>
     </w:p>
     <w:p>
@@ -6204,43 +4658,15 @@
         <w:pStyle w:val="BodyText"/>
       </w:pPr>
       <w:r>
-        <w:t xml:space="preserve">Each governed attribute will be reported with a two-panel figure for its governing parameter,</w:t>
-      </w:r>
-      <w:r>
-        <w:t xml:space="preserve"> </w:t>
-      </w:r>
-      <w:r>
-        <w:t xml:space="preserve">in which the left panel is the analysis at set-point and the right panel the analysis with</w:t>
-      </w:r>
-      <w:r>
-        <w:t xml:space="preserve"> </w:t>
-      </w:r>
-      <w:r>
-        <w:t xml:space="preserve">the other parameters varying inside their normal operating ranges. Both panels carry the</w:t>
-      </w:r>
-      <w:r>
-        <w:t xml:space="preserve"> </w:t>
-      </w:r>
-      <w:r>
-        <w:t xml:space="preserve">acceptance</w:t>
-      </w:r>
-      <w:r>
-        <w:t xml:space="preserve"> </w:t>
-      </w:r>
-      <w:r>
-        <w:t xml:space="preserve">limit, the shaded acceptable region, the set-point and the normal operating range. The full</w:t>
-      </w:r>
-      <w:r>
-        <w:t xml:space="preserve"> </w:t>
-      </w:r>
-      <w:r>
-        <w:t xml:space="preserve">table of ranges will cover every combination of a governed attribute and a multivariate</w:t>
-      </w:r>
-      <w:r>
-        <w:t xml:space="preserve"> </w:t>
-      </w:r>
-      <w:r>
-        <w:t xml:space="preserve">parameter, in both analyses.</w:t>
+        <w:t xml:space="preserve">Each proven acceptable range will be reported with a two-panel plot for the parameter that governs the attribute concerned. The parameter is on the x axis and the response on the y axis, the acceptance limit is drawn, the acceptable region is shaded green, and the set-point and the NOR are marked. The left panel carries the analysis at set-point and the right panel the analysis with the other parameters varying inside their normal operating ranges.</w:t>
+      </w:r>
+    </w:p>
+    <w:p>
+      <w:pPr>
+        <w:pStyle w:val="BodyText"/>
+      </w:pPr>
+      <w:r>
+        <w:t xml:space="preserve">The relationship between these ranges and the operating region will be stated in the report. A proven acceptable range is a claim about one parameter while the others sit at their set-points or inside their normal operating ranges. The operating region is a claim about all 4 parameters together. Where a whole characterization range is proven acceptable, the binding constraint on the process is the corner of the multivariate region and not any single range.</w:t>
       </w:r>
     </w:p>
     <w:bookmarkEnd w:id="42"/>
@@ -6258,37 +4684,23 @@
         <w:pStyle w:val="FirstParagraph"/>
       </w:pPr>
       <w:r>
-        <w:t xml:space="preserve">Raw data will be captured in the electronic laboratory notebook and the chromatography data</w:t>
-      </w:r>
-      <w:r>
-        <w:t xml:space="preserve"> </w:t>
-      </w:r>
-      <w:r>
-        <w:t xml:space="preserve">system at the point of generation, the audit trail of each system will remain enabled for the</w:t>
-      </w:r>
-      <w:r>
-        <w:t xml:space="preserve"> </w:t>
-      </w:r>
-      <w:r>
-        <w:t xml:space="preserve">duration of the study, and the records will meet ALCOA+ expectations. Analytical results will</w:t>
-      </w:r>
-      <w:r>
-        <w:t xml:space="preserve"> </w:t>
-      </w:r>
-      <w:r>
-        <w:t xml:space="preserve">be transferred into the statistical analysis by a validated export, and the analysis script</w:t>
-      </w:r>
-      <w:r>
-        <w:t xml:space="preserve"> </w:t>
-      </w:r>
-      <w:r>
-        <w:t xml:space="preserve">and its input data will be archived together under SOP-1002. A second qualified person will</w:t>
-      </w:r>
-      <w:r>
-        <w:t xml:space="preserve"> </w:t>
-      </w:r>
-      <w:r>
-        <w:t xml:space="preserve">review every transcription and every fitted model before its results are used in PCR-005.</w:t>
+        <w:t xml:space="preserve">Data from this study are managed under the site data integrity procedures, and the ALCOA+ principles apply to every record. Chromatography data are acquired in the chromatography data system with the audit trail enabled. Analytical results are entered in the laboratory information management system (LIMS) against the sample identity assigned at sampling. The design settings, the run order and the executed conditions of each run are recorded in the electronic notebook entry for that run.</w:t>
+      </w:r>
+    </w:p>
+    <w:p>
+      <w:pPr>
+        <w:pStyle w:val="BodyText"/>
+      </w:pPr>
+      <w:r>
+        <w:t xml:space="preserve">The statistical analysis is performed in a controlled environment under SOP-1002. The analysis script, the input data set and the output tables are held under version control, and the analysis is repeated independently by a second statistician before any result is released to the report. Raw chromatograms, assay data and analysis outputs are retained for the period defined in the site records procedure.</w:t>
+      </w:r>
+    </w:p>
+    <w:p>
+      <w:pPr>
+        <w:pStyle w:val="BodyText"/>
+      </w:pPr>
+      <w:r>
+        <w:t xml:space="preserve">A second reviewer checks every transcription between the notebook, the analysis input and the report. Corrections are made by the original recorder, with the reason and the date, and the original entry stays legible.</w:t>
       </w:r>
     </w:p>
     <w:bookmarkEnd w:id="43"/>
@@ -6305,25 +4717,8 @@
       <w:pPr>
         <w:pStyle w:val="FirstParagraph"/>
       </w:pPr>
-      <w:hyperlink w:anchor="tbl-roles">
-        <w:r>
-          <w:rPr>
-            <w:rStyle w:val="Hyperlink"/>
-          </w:rPr>
-          <w:t xml:space="preserve">Table 9</w:t>
-        </w:r>
-      </w:hyperlink>
-      <w:r>
-        <w:t xml:space="preserve"> </w:t>
-      </w:r>
-      <w:r>
-        <w:t xml:space="preserve">assigns the work of the study, and the author of this plan is accountable for its</w:t>
-      </w:r>
-      <w:r>
-        <w:t xml:space="preserve"> </w:t>
-      </w:r>
-      <w:r>
-        <w:t xml:space="preserve">execution as written. Any departure from the plan is recorded as a deviation in PCR-005.</w:t>
+      <w:r>
+        <w:t xml:space="preserve">Six functions carry work under this plan. Process Development owns the plan and the report and executes the design runs. Analytical Development runs the assays and owns the method performance stated in §5.3. MSAT owns the scale-down model and its qualification and is the link to the receiving site. Statistics owns the designs, the analysis and the assessment of model adequacy. Manufacturing Science reviews the commercial equivalence of the operating conditions. Quality Assurance approves this plan and the report and dispositions any deviation.</w:t>
       </w:r>
     </w:p>
     <w:tbl>
@@ -6350,7 +4745,7 @@
               <w:pStyle w:val="ImageCaption"/>
             </w:pPr>
             <w:r>
-              <w:t xml:space="preserve">Table 9: Roles and responsibilities for the study.</w:t>
+              <w:t xml:space="preserve">Table 9: Assignment of the activities of this plan by function.</w:t>
             </w:r>
           </w:p>
           <w:tbl>
@@ -6361,8 +4756,9 @@
               <w:tblLook w:firstRow="1" w:lastRow="0" w:firstColumn="0" w:lastColumn="0" w:noHBand="0" w:noVBand="0" w:val="0020"/>
             </w:tblPr>
             <w:tblGrid>
-              <w:gridCol w:w="3960"/>
-              <w:gridCol w:w="3960"/>
+              <w:gridCol w:w="2640"/>
+              <w:gridCol w:w="2640"/>
+              <w:gridCol w:w="2640"/>
             </w:tblGrid>
             <w:tr>
               <w:trPr>
@@ -6376,19 +4772,31 @@
                     <w:jc w:val="center"/>
                   </w:pPr>
                   <w:r>
-                    <w:t xml:space="preserve">Function</w:t>
-                  </w:r>
-                </w:p>
-              </w:tc>
-              <w:tc>
-                <w:tcPr/>
-                <w:p>
-                  <w:pPr>
-                    <w:pStyle w:val="Compact"/>
-                    <w:jc w:val="center"/>
-                  </w:pPr>
-                  <w:r>
-                    <w:t xml:space="preserve">Responsibility</w:t>
+                    <w:t xml:space="preserve">Activity</w:t>
+                  </w:r>
+                </w:p>
+              </w:tc>
+              <w:tc>
+                <w:tcPr/>
+                <w:p>
+                  <w:pPr>
+                    <w:pStyle w:val="Compact"/>
+                    <w:jc w:val="center"/>
+                  </w:pPr>
+                  <w:r>
+                    <w:t xml:space="preserve">Responsible</w:t>
+                  </w:r>
+                </w:p>
+              </w:tc>
+              <w:tc>
+                <w:tcPr/>
+                <w:p>
+                  <w:pPr>
+                    <w:pStyle w:val="Compact"/>
+                    <w:jc w:val="center"/>
+                  </w:pPr>
+                  <w:r>
+                    <w:t xml:space="preserve">Reviewed or approved by</w:t>
                   </w:r>
                 </w:p>
               </w:tc>
@@ -6402,19 +4810,31 @@
                     <w:jc w:val="center"/>
                   </w:pPr>
                   <w:r>
-                    <w:t xml:space="preserve">Process Development / MSAT</w:t>
-                  </w:r>
-                </w:p>
-              </w:tc>
-              <w:tc>
-                <w:tcPr/>
-                <w:p>
-                  <w:pPr>
-                    <w:pStyle w:val="Compact"/>
-                    <w:jc w:val="center"/>
-                  </w:pPr>
-                  <w:r>
-                    <w:t xml:space="preserve">Owns the plan; qualifies the scale-down model; executes the runs; authors PCR-005</w:t>
+                    <w:t xml:space="preserve">Preparation and revision of this plan</w:t>
+                  </w:r>
+                </w:p>
+              </w:tc>
+              <w:tc>
+                <w:tcPr/>
+                <w:p>
+                  <w:pPr>
+                    <w:pStyle w:val="Compact"/>
+                    <w:jc w:val="center"/>
+                  </w:pPr>
+                  <w:r>
+                    <w:t xml:space="preserve">Process Development</w:t>
+                  </w:r>
+                </w:p>
+              </w:tc>
+              <w:tc>
+                <w:tcPr/>
+                <w:p>
+                  <w:pPr>
+                    <w:pStyle w:val="Compact"/>
+                    <w:jc w:val="center"/>
+                  </w:pPr>
+                  <w:r>
+                    <w:t xml:space="preserve">Analytical Development, MSAT, Statistics, Quality Assurance</w:t>
                   </w:r>
                 </w:p>
               </w:tc>
@@ -6428,33 +4848,31 @@
                     <w:jc w:val="center"/>
                   </w:pPr>
                   <w:r>
-                    <w:t xml:space="preserve">Analytical Development</w:t>
-                  </w:r>
-                </w:p>
-              </w:tc>
-              <w:tc>
-                <w:tcPr/>
-                <w:p>
-                  <w:pPr>
-                    <w:pStyle w:val="Compact"/>
-                    <w:jc w:val="center"/>
-                  </w:pPr>
-                  <w:r>
-                    <w:t xml:space="preserve">Performs the assays under the validations in</w:t>
-                  </w:r>
-                  <w:r>
-                    <w:t xml:space="preserve"> </w:t>
-                  </w:r>
-                  <w:hyperlink w:anchor="tbl-amv">
-                    <w:r>
-                      <w:rPr>
-                        <w:rStyle w:val="Hyperlink"/>
-                      </w:rPr>
-                      <w:t xml:space="preserve">Table 6</w:t>
-                    </w:r>
-                  </w:hyperlink>
-                  <w:r>
-                    <w:t xml:space="preserve">; reports method performance</w:t>
+                    <w:t xml:space="preserve">Scale-down model qualification</w:t>
+                  </w:r>
+                </w:p>
+              </w:tc>
+              <w:tc>
+                <w:tcPr/>
+                <w:p>
+                  <w:pPr>
+                    <w:pStyle w:val="Compact"/>
+                    <w:jc w:val="center"/>
+                  </w:pPr>
+                  <w:r>
+                    <w:t xml:space="preserve">MSAT</w:t>
+                  </w:r>
+                </w:p>
+              </w:tc>
+              <w:tc>
+                <w:tcPr/>
+                <w:p>
+                  <w:pPr>
+                    <w:pStyle w:val="Compact"/>
+                    <w:jc w:val="center"/>
+                  </w:pPr>
+                  <w:r>
+                    <w:t xml:space="preserve">Process Development, Quality Assurance</w:t>
                   </w:r>
                 </w:p>
               </w:tc>
@@ -6468,19 +4886,31 @@
                     <w:jc w:val="center"/>
                   </w:pPr>
                   <w:r>
-                    <w:t xml:space="preserve">Statistics</w:t>
-                  </w:r>
-                </w:p>
-              </w:tc>
-              <w:tc>
-                <w:tcPr/>
-                <w:p>
-                  <w:pPr>
-                    <w:pStyle w:val="Compact"/>
-                    <w:jc w:val="center"/>
-                  </w:pPr>
-                  <w:r>
-                    <w:t xml:space="preserve">Reviews the designs before execution; fits and diagnoses the models; reviews the capability analysis</w:t>
+                    <w:t xml:space="preserve">Execution of the design runs</w:t>
+                  </w:r>
+                </w:p>
+              </w:tc>
+              <w:tc>
+                <w:tcPr/>
+                <w:p>
+                  <w:pPr>
+                    <w:pStyle w:val="Compact"/>
+                    <w:jc w:val="center"/>
+                  </w:pPr>
+                  <w:r>
+                    <w:t xml:space="preserve">Process Development</w:t>
+                  </w:r>
+                </w:p>
+              </w:tc>
+              <w:tc>
+                <w:tcPr/>
+                <w:p>
+                  <w:pPr>
+                    <w:pStyle w:val="Compact"/>
+                    <w:jc w:val="center"/>
+                  </w:pPr>
+                  <w:r>
+                    <w:t xml:space="preserve">MSAT</w:t>
                   </w:r>
                 </w:p>
               </w:tc>
@@ -6494,19 +4924,31 @@
                     <w:jc w:val="center"/>
                   </w:pPr>
                   <w:r>
-                    <w:t xml:space="preserve">Manufacturing Science</w:t>
-                  </w:r>
-                </w:p>
-              </w:tc>
-              <w:tc>
-                <w:tcPr/>
-                <w:p>
-                  <w:pPr>
-                    <w:pStyle w:val="Compact"/>
-                    <w:jc w:val="center"/>
-                  </w:pPr>
-                  <w:r>
-                    <w:t xml:space="preserve">Confirms commercial-scale equivalence of the operation and reviews the proposed operating ranges</w:t>
+                    <w:t xml:space="preserve">Analytical testing and data review</w:t>
+                  </w:r>
+                </w:p>
+              </w:tc>
+              <w:tc>
+                <w:tcPr/>
+                <w:p>
+                  <w:pPr>
+                    <w:pStyle w:val="Compact"/>
+                    <w:jc w:val="center"/>
+                  </w:pPr>
+                  <w:r>
+                    <w:t xml:space="preserve">Analytical Development</w:t>
+                  </w:r>
+                </w:p>
+              </w:tc>
+              <w:tc>
+                <w:tcPr/>
+                <w:p>
+                  <w:pPr>
+                    <w:pStyle w:val="Compact"/>
+                    <w:jc w:val="center"/>
+                  </w:pPr>
+                  <w:r>
+                    <w:t xml:space="preserve">Process Development</w:t>
                   </w:r>
                 </w:p>
               </w:tc>
@@ -6520,19 +4962,145 @@
                     <w:jc w:val="center"/>
                   </w:pPr>
                   <w:r>
+                    <w:t xml:space="preserve">Design generation and statistical analysis</w:t>
+                  </w:r>
+                </w:p>
+              </w:tc>
+              <w:tc>
+                <w:tcPr/>
+                <w:p>
+                  <w:pPr>
+                    <w:pStyle w:val="Compact"/>
+                    <w:jc w:val="center"/>
+                  </w:pPr>
+                  <w:r>
+                    <w:t xml:space="preserve">Statistics</w:t>
+                  </w:r>
+                </w:p>
+              </w:tc>
+              <w:tc>
+                <w:tcPr/>
+                <w:p>
+                  <w:pPr>
+                    <w:pStyle w:val="Compact"/>
+                    <w:jc w:val="center"/>
+                  </w:pPr>
+                  <w:r>
+                    <w:t xml:space="preserve">Process Development</w:t>
+                  </w:r>
+                </w:p>
+              </w:tc>
+            </w:tr>
+            <w:tr>
+              <w:tc>
+                <w:tcPr/>
+                <w:p>
+                  <w:pPr>
+                    <w:pStyle w:val="Compact"/>
+                    <w:jc w:val="center"/>
+                  </w:pPr>
+                  <w:r>
+                    <w:t xml:space="preserve">Review of commercial equivalence of the operating conditions</w:t>
+                  </w:r>
+                </w:p>
+              </w:tc>
+              <w:tc>
+                <w:tcPr/>
+                <w:p>
+                  <w:pPr>
+                    <w:pStyle w:val="Compact"/>
+                    <w:jc w:val="center"/>
+                  </w:pPr>
+                  <w:r>
+                    <w:t xml:space="preserve">Manufacturing Science</w:t>
+                  </w:r>
+                </w:p>
+              </w:tc>
+              <w:tc>
+                <w:tcPr/>
+                <w:p>
+                  <w:pPr>
+                    <w:pStyle w:val="Compact"/>
+                    <w:jc w:val="center"/>
+                  </w:pPr>
+                  <w:r>
+                    <w:t xml:space="preserve">MSAT, Process Development</w:t>
+                  </w:r>
+                </w:p>
+              </w:tc>
+            </w:tr>
+            <w:tr>
+              <w:tc>
+                <w:tcPr/>
+                <w:p>
+                  <w:pPr>
+                    <w:pStyle w:val="Compact"/>
+                    <w:jc w:val="center"/>
+                  </w:pPr>
+                  <w:r>
+                    <w:t xml:space="preserve">Deviation investigation and disposition</w:t>
+                  </w:r>
+                </w:p>
+              </w:tc>
+              <w:tc>
+                <w:tcPr/>
+                <w:p>
+                  <w:pPr>
+                    <w:pStyle w:val="Compact"/>
+                    <w:jc w:val="center"/>
+                  </w:pPr>
+                  <w:r>
+                    <w:t xml:space="preserve">Process Development</w:t>
+                  </w:r>
+                </w:p>
+              </w:tc>
+              <w:tc>
+                <w:tcPr/>
+                <w:p>
+                  <w:pPr>
+                    <w:pStyle w:val="Compact"/>
+                    <w:jc w:val="center"/>
+                  </w:pPr>
+                  <w:r>
                     <w:t xml:space="preserve">Quality Assurance</w:t>
                   </w:r>
                 </w:p>
               </w:tc>
-              <w:tc>
-                <w:tcPr/>
-                <w:p>
-                  <w:pPr>
-                    <w:pStyle w:val="Compact"/>
-                    <w:jc w:val="center"/>
-                  </w:pPr>
-                  <w:r>
-                    <w:t xml:space="preserve">Approves the plan and the report; dispositions any deviation</w:t>
+            </w:tr>
+            <w:tr>
+              <w:tc>
+                <w:tcPr/>
+                <w:p>
+                  <w:pPr>
+                    <w:pStyle w:val="Compact"/>
+                    <w:jc w:val="center"/>
+                  </w:pPr>
+                  <w:r>
+                    <w:t xml:space="preserve">Reporting in PCR-005</w:t>
+                  </w:r>
+                </w:p>
+              </w:tc>
+              <w:tc>
+                <w:tcPr/>
+                <w:p>
+                  <w:pPr>
+                    <w:pStyle w:val="Compact"/>
+                    <w:jc w:val="center"/>
+                  </w:pPr>
+                  <w:r>
+                    <w:t xml:space="preserve">Process Development</w:t>
+                  </w:r>
+                </w:p>
+              </w:tc>
+              <w:tc>
+                <w:tcPr/>
+                <w:p>
+                  <w:pPr>
+                    <w:pStyle w:val="Compact"/>
+                    <w:jc w:val="center"/>
+                  </w:pPr>
+                  <w:r>
+                    <w:t xml:space="preserve">All reviewing functions; Quality Assurance approves</w:t>
                   </w:r>
                 </w:p>
               </w:tc>
@@ -6558,31 +5126,23 @@
         <w:pStyle w:val="FirstParagraph"/>
       </w:pPr>
       <w:r>
-        <w:t xml:space="preserve">The deliverable of this plan is PCR-005, the characterization report for the capture step. The</w:t>
-      </w:r>
-      <w:r>
-        <w:t xml:space="preserve"> </w:t>
-      </w:r>
-      <w:r>
-        <w:t xml:space="preserve">study runs in three phases. The scale-down model is qualified first, the screening design</w:t>
-      </w:r>
-      <w:r>
-        <w:t xml:space="preserve"> </w:t>
-      </w:r>
-      <w:r>
-        <w:t xml:space="preserve">follows, and the response-surface design and the univariate runs are executed last. Each</w:t>
-      </w:r>
-      <w:r>
-        <w:t xml:space="preserve"> </w:t>
-      </w:r>
-      <w:r>
-        <w:t xml:space="preserve">phase is released to the next by a review of its data against §7. No calendar dates are given</w:t>
-      </w:r>
-      <w:r>
-        <w:t xml:space="preserve"> </w:t>
-      </w:r>
-      <w:r>
-        <w:t xml:space="preserve">here, and the campaign schedule is held in PTP-001 and PCMP-001.</w:t>
+        <w:t xml:space="preserve">The deliverable of this plan is PCR-005, the characterization report of the capture step. That report will present the executed designs, the fitted models and their diagnostics, the operating region, the proven acceptable ranges, the capability estimate, the parameter classification and the contribution of the step to the control strategy. It will also record every deviation from this plan.</w:t>
+      </w:r>
+    </w:p>
+    <w:p>
+      <w:pPr>
+        <w:pStyle w:val="BodyText"/>
+      </w:pPr>
+      <w:r>
+        <w:t xml:space="preserve">The work runs in five phases (qualification, screening, response surface, ranges and reporting), and each phase gates the one after it. The scale-down model is qualified first. The screening design is executed and analysed next, and that analysis is reviewed before the response-surface design starts. The response-surface design is then executed and analysed. The proven acceptable ranges follow from the fitted models, and the capability estimate follows from the batch simulation of §5.5. The report is written last, and it is approved before PCMR-001 cites it.</w:t>
+      </w:r>
+    </w:p>
+    <w:p>
+      <w:pPr>
+        <w:pStyle w:val="BodyText"/>
+      </w:pPr>
+      <w:r>
+        <w:t xml:space="preserve">No calendar dates are fixed here. The campaign schedule is held in PCMP-001, and the sequence above is the constraint that matters, since every phase depends on the outcome of the phase before it.</w:t>
       </w:r>
     </w:p>
     <w:bookmarkEnd w:id="46"/>
@@ -6600,13 +5160,45 @@
         <w:pStyle w:val="FirstParagraph"/>
       </w:pPr>
       <w:r>
-        <w:t xml:space="preserve">The study rests on three assumptions, and each is stated here with the consequence that</w:t>
+        <w:t xml:space="preserve">Four risks could affect the conclusions of this study. Each is managed in a defined way, and each will be revisited in the discussion of PCR-005.</w:t>
+      </w:r>
+    </w:p>
+    <w:p>
+      <w:pPr>
+        <w:pStyle w:val="BodyText"/>
+      </w:pPr>
+      <w:r>
+        <w:t xml:space="preserve">The scale-down model may not represent the commercial column at the edges of the characterization ranges. Qualification is performed at the set-point, so the evidence for representativeness is strongest there and weakest at the corners of the design. A design space is not confirmed at scale at the edges of the ranges studied, and the report will state that limit rather than leave it implied.</w:t>
+      </w:r>
+    </w:p>
+    <w:p>
+      <w:pPr>
+        <w:pStyle w:val="BodyText"/>
+      </w:pPr>
+      <w:r>
+        <w:t xml:space="preserve">The study is executed on clarified harvest produced under a defined set of upstream conditions, so the fitted model is conditioned on that feed quality. Platform experience shows that pool HCP is governed by the operating conditions of the step and is robust to variation in the feed, which is why feed quality is not a factor here (§4.1). The bound on feed quality comes from the upstream characterization (PCR-003 and PCR-004), and the assumption will be restated in PCR-005.</w:t>
+      </w:r>
+    </w:p>
+    <w:p>
+      <w:pPr>
+        <w:pStyle w:val="BodyText"/>
+      </w:pPr>
+      <w:r>
+        <w:t xml:space="preserve">Assay variability may mask a small effect. The share of the observed variance that comes from the host cell protein ELISA is given in</w:t>
       </w:r>
       <w:r>
         <w:t xml:space="preserve"> </w:t>
       </w:r>
-      <w:r>
-        <w:t xml:space="preserve">follows if it does not hold, so that PCR-005 can be read against them.</w:t>
+      <w:hyperlink w:anchor="tbl-methods">
+        <w:r>
+          <w:rPr>
+            <w:rStyle w:val="Hyperlink"/>
+          </w:rPr>
+          <w:t xml:space="preserve">Table 6</w:t>
+        </w:r>
+      </w:hyperlink>
+      <w:r>
+        <w:t xml:space="preserve">, and the response-surface design carries 4 centre-point replicates to measure the combined process and assay noise. An effect that cannot be separated from that noise will be reported as not detected over the range studied.</w:t>
       </w:r>
     </w:p>
     <w:p>
@@ -6614,115 +5206,66 @@
         <w:pStyle w:val="BodyText"/>
       </w:pPr>
       <w:r>
-        <w:t xml:space="preserve">The first assumption is the representativeness of the scale-down model. Qualification under</w:t>
+        <w:t xml:space="preserve">Material supply is the fourth risk. One resin lot and one harvest campaign supply the whole study, so a supply failure would split the study across materials and add a block to the design. Should that happen, the material will be recorded for every run, the block will be carried in the fitted model, and the change will be reported as a deviation.</w:t>
+      </w:r>
+    </w:p>
+    <w:p>
+      <w:pPr>
+        <w:pStyle w:val="BodyText"/>
+      </w:pPr>
+      <w:r>
+        <w:t xml:space="preserve">Three assumptions underlie the plan. Platform behaviour established for the earlier products (X-Mab, Y-Mab and Z-Mab) transfers to A-Mab, because the resin chemistry, the buffer system and the mode of operation are unchanged. The parameter list of</w:t>
       </w:r>
       <w:r>
         <w:t xml:space="preserve"> </w:t>
       </w:r>
-      <w:r>
-        <w:t xml:space="preserve">SOP-1001 addresses it directly, but a residual risk remains that packing a column at</w:t>
-      </w:r>
+      <w:hyperlink w:anchor="tbl-params">
+        <w:r>
+          <w:rPr>
+            <w:rStyle w:val="Hyperlink"/>
+          </w:rPr>
+          <w:t xml:space="preserve">Table 7</w:t>
+        </w:r>
+      </w:hyperlink>
       <w:r>
         <w:t xml:space="preserve"> </w:t>
       </w:r>
       <w:r>
-        <w:t xml:space="preserve">commercial diameter behaves differently from the bench-scale bed, and that risk is closed at</w:t>
+        <w:t xml:space="preserve">is complete, in the sense that RA-001 considered every parameter of the step and excluded the remainder on documented grounds. The acceptance criteria of</w:t>
       </w:r>
       <w:r>
         <w:t xml:space="preserve"> </w:t>
       </w:r>
-      <w:r>
-        <w:t xml:space="preserve">commercial scale during PPQ and not in this study.</w:t>
-      </w:r>
-    </w:p>
-    <w:p>
-      <w:pPr>
-        <w:pStyle w:val="BodyText"/>
-      </w:pPr>
-      <w:r>
-        <w:t xml:space="preserve">The second assumption concerns the use of a single pooled feed lot per design, a choice that</w:t>
-      </w:r>
+      <w:hyperlink w:anchor="tbl-cqa-set">
+        <w:r>
+          <w:rPr>
+            <w:rStyle w:val="Hyperlink"/>
+          </w:rPr>
+          <w:t xml:space="preserve">Table 4</w:t>
+        </w:r>
+      </w:hyperlink>
       <w:r>
         <w:t xml:space="preserve"> </w:t>
       </w:r>
       <w:r>
-        <w:t xml:space="preserve">removes feed variation from the residual error and is the reason the study cannot detect an</w:t>
+        <w:t xml:space="preserve">and</w:t>
       </w:r>
       <w:r>
         <w:t xml:space="preserve"> </w:t>
       </w:r>
-      <w:r>
-        <w:t xml:space="preserve">interaction between a studied factor and a feed attribute. Feed variability is controlled by</w:t>
-      </w:r>
+      <w:hyperlink w:anchor="tbl-cqa-clear">
+        <w:r>
+          <w:rPr>
+            <w:rStyle w:val="Hyperlink"/>
+          </w:rPr>
+          <w:t xml:space="preserve">Table 5</w:t>
+        </w:r>
+      </w:hyperlink>
       <w:r>
         <w:t xml:space="preserve"> </w:t>
       </w:r>
       <w:r>
-        <w:t xml:space="preserve">the input specification of §5.2 and characterized in PCR-004, and the input attributes of the</w:t>
-      </w:r>
-      <w:r>
-        <w:t xml:space="preserve"> </w:t>
-      </w:r>
-      <w:r>
-        <w:t xml:space="preserve">pool used here will be reported so that the study can be placed against that range.</w:t>
-      </w:r>
-    </w:p>
-    <w:p>
-      <w:pPr>
-        <w:pStyle w:val="BodyText"/>
-      </w:pPr>
-      <w:r>
-        <w:t xml:space="preserve">The third is assay precision at low leached Protein A concentrations (§5.3). If the observed</w:t>
-      </w:r>
-      <w:r>
-        <w:t xml:space="preserve"> </w:t>
-      </w:r>
-      <w:r>
-        <w:t xml:space="preserve">variation of that response is dominated by the assay, the study will not resolve small</w:t>
-      </w:r>
-      <w:r>
-        <w:t xml:space="preserve"> </w:t>
-      </w:r>
-      <w:r>
-        <w:t xml:space="preserve">effects on it, and the response will be reported as robust over the ranges studied instead of</w:t>
-      </w:r>
-      <w:r>
-        <w:t xml:space="preserve"> </w:t>
-      </w:r>
-      <w:r>
-        <w:t xml:space="preserve">being modelled.</w:t>
-      </w:r>
-    </w:p>
-    <w:p>
-      <w:pPr>
-        <w:pStyle w:val="BodyText"/>
-      </w:pPr>
-      <w:r>
-        <w:t xml:space="preserve">One further risk is inherent to the design and is not a failure of it. Conditions at the</w:t>
-      </w:r>
-      <w:r>
-        <w:t xml:space="preserve"> </w:t>
-      </w:r>
-      <w:r>
-        <w:t xml:space="preserve">edges of the characterization ranges may produce material outside an acceptance criterion.</w:t>
-      </w:r>
-      <w:r>
-        <w:t xml:space="preserve"> </w:t>
-      </w:r>
-      <w:r>
-        <w:t xml:space="preserve">That outcome defines an edge of failure and bounds the knowledge space, and it will be</w:t>
-      </w:r>
-      <w:r>
-        <w:t xml:space="preserve"> </w:t>
-      </w:r>
-      <w:r>
-        <w:t xml:space="preserve">reported as such. A change of resin lot during the study would require a bridging run at the</w:t>
-      </w:r>
-      <w:r>
-        <w:t xml:space="preserve"> </w:t>
-      </w:r>
-      <w:r>
-        <w:t xml:space="preserve">set-point condition before the affected design is continued.</w:t>
+        <w:t xml:space="preserve">are the criteria that will apply at the time of filing. Failure of any of the three would invalidate the affected part of the study, which would then be repeated.</w:t>
       </w:r>
     </w:p>
     <w:bookmarkEnd w:id="47"/>
@@ -6740,7 +5283,7 @@
         <w:pStyle w:val="FirstParagraph"/>
       </w:pPr>
       <w:r>
-        <w:t xml:space="preserve">This plan becomes effective when the approvals recorded in</w:t>
+        <w:t xml:space="preserve">This plan takes effect when the approval record in</w:t>
       </w:r>
       <w:r>
         <w:t xml:space="preserve"> </w:t>
@@ -6757,43 +5300,39 @@
         <w:t xml:space="preserve"> </w:t>
       </w:r>
       <w:r>
-        <w:t xml:space="preserve">are complete. Any change</w:t>
+        <w:t xml:space="preserve">has been signed by every named function. Execution may not begin before that date. Any change to the design, to the ranges or to the acceptance and decision criteria after approval requires a revision of this plan under change control, approved by the same functions.</w:t>
+      </w:r>
+    </w:p>
+    <w:bookmarkEnd w:id="48"/>
+    <w:bookmarkStart w:id="53" w:name="appendices-a-b-planned-design-matrices"/>
+    <w:p>
+      <w:pPr>
+        <w:pStyle w:val="Heading1"/>
+      </w:pPr>
+      <w:r>
+        <w:t xml:space="preserve">14. Appendices A-B — Planned design matrices</w:t>
+      </w:r>
+    </w:p>
+    <w:p>
+      <w:pPr>
+        <w:pStyle w:val="FirstParagraph"/>
+      </w:pPr>
+      <w:r>
+        <w:t xml:space="preserve">The two appendices give the designs as they will be executed, in coded form. A coded setting of −1, 0 or +1 is the low edge, the set-point or the high edge of the characterization range of that parameter in</w:t>
       </w:r>
       <w:r>
         <w:t xml:space="preserve"> </w:t>
       </w:r>
-      <w:r>
-        <w:t xml:space="preserve">after approval is made by a controlled revision of the whole document. A change made after</w:t>
-      </w:r>
-      <w:r>
-        <w:t xml:space="preserve"> </w:t>
-      </w:r>
-      <w:r>
-        <w:t xml:space="preserve">execution has begun is recorded and assessed as a deviation in PCR-005.</w:t>
-      </w:r>
-    </w:p>
-    <w:bookmarkEnd w:id="48"/>
-    <w:bookmarkStart w:id="53" w:name="appendices-ab-planned-design-matrices"/>
-    <w:p>
-      <w:pPr>
-        <w:pStyle w:val="Heading1"/>
-      </w:pPr>
-      <w:r>
-        <w:t xml:space="preserve">14. Appendices A–B — Planned design matrices</w:t>
-      </w:r>
-    </w:p>
-    <w:p>
-      <w:pPr>
-        <w:pStyle w:val="FirstParagraph"/>
-      </w:pPr>
-      <w:r>
-        <w:t xml:space="preserve">Appendix A and Appendix B give the planned design matrices in coded form. The letter codes</w:t>
-      </w:r>
-      <w:r>
-        <w:t xml:space="preserve"> </w:t>
-      </w:r>
-      <w:r>
-        <w:t xml:space="preserve">are those of</w:t>
+      <w:hyperlink w:anchor="tbl-params">
+        <w:r>
+          <w:rPr>
+            <w:rStyle w:val="Hyperlink"/>
+          </w:rPr>
+          <w:t xml:space="preserve">Table 7</w:t>
+        </w:r>
+      </w:hyperlink>
+      <w:r>
+        <w:t xml:space="preserve">, and the factor letters are those of</w:t>
       </w:r>
       <w:r>
         <w:t xml:space="preserve"> </w:t>
@@ -6807,36 +5346,35 @@
         </w:r>
       </w:hyperlink>
       <w:r>
-        <w:t xml:space="preserve">, and the coded levels of minus one, zero and plus one correspond to</w:t>
-      </w:r>
-      <w:r>
-        <w:t xml:space="preserve"> </w:t>
-      </w:r>
-      <w:r>
-        <w:t xml:space="preserve">the lower edge, the set-point and the upper edge of each characterization range in</w:t>
-      </w:r>
-      <w:r>
-        <w:t xml:space="preserve"> </w:t>
-      </w:r>
-      <w:hyperlink w:anchor="tbl-params">
+        <w:t xml:space="preserve">. No response columns appear, because the study has not been executed.</w:t>
+      </w:r>
+    </w:p>
+    <w:bookmarkStart w:id="50" w:name="X7149527b81b82ac7e9fc876cc411d0dd5d45eb6"/>
+    <w:p>
+      <w:pPr>
+        <w:pStyle w:val="Heading2"/>
+      </w:pPr>
+      <w:r>
+        <w:t xml:space="preserve">14.1 Appendix A — Planned screening design matrix</w:t>
+      </w:r>
+    </w:p>
+    <w:p>
+      <w:pPr>
+        <w:pStyle w:val="FirstParagraph"/>
+      </w:pPr>
+      <w:hyperlink w:anchor="tbl-appa">
         <w:r>
           <w:rPr>
             <w:rStyle w:val="Hyperlink"/>
           </w:rPr>
-          <w:t xml:space="preserve">Table 7</w:t>
+          <w:t xml:space="preserve">Table 10</w:t>
         </w:r>
       </w:hyperlink>
       <w:r>
-        <w:t xml:space="preserve">. No response columns are shown, because no run has been executed.</w:t>
-      </w:r>
-    </w:p>
-    <w:bookmarkStart w:id="50" w:name="X7149527b81b82ac7e9fc876cc411d0dd5d45eb6"/>
-    <w:p>
-      <w:pPr>
-        <w:pStyle w:val="Heading2"/>
-      </w:pPr>
-      <w:r>
-        <w:t xml:space="preserve">14.1 Appendix A — Planned screening design matrix</w:t>
+        <w:t xml:space="preserve"> </w:t>
+      </w:r>
+      <w:r>
+        <w:t xml:space="preserve">gives the 19 planned runs of the screening design. Run order will be randomized at execution, so the run numbers are identifiers and not the order of execution.</w:t>
       </w:r>
     </w:p>
     <w:tbl>
@@ -6852,7 +5390,7 @@
       <w:tr>
         <w:tc>
           <w:tcPr/>
-          <w:bookmarkStart w:id="49" w:name="tbl-scrmat"/>
+          <w:bookmarkStart w:id="49" w:name="tbl-appa"/>
           <w:p>
             <w:pPr>
               <w:jc w:val="center"/>
@@ -6863,7 +5401,7 @@
               <w:pStyle w:val="ImageCaption"/>
             </w:pPr>
             <w:r>
-              <w:t xml:space="preserve">Table 10: Planned screening design matrix in coded factors (A, protein load; B, elution buffer pH; C, load flow rate; D, end of pool collect).</w:t>
+              <w:t xml:space="preserve">Table 10: Planned coded screening design matrix (two-level full factorial with centre points).</w:t>
             </w:r>
           </w:p>
           <w:tbl>
@@ -8499,6 +7037,25 @@
         <w:t xml:space="preserve">14.2 Appendix B — Planned response-surface design matrix</w:t>
       </w:r>
     </w:p>
+    <w:p>
+      <w:pPr>
+        <w:pStyle w:val="FirstParagraph"/>
+      </w:pPr>
+      <w:hyperlink w:anchor="tbl-appb">
+        <w:r>
+          <w:rPr>
+            <w:rStyle w:val="Hyperlink"/>
+          </w:rPr>
+          <w:t xml:space="preserve">Table 11</w:t>
+        </w:r>
+      </w:hyperlink>
+      <w:r>
+        <w:t xml:space="preserve"> </w:t>
+      </w:r>
+      <w:r>
+        <w:t xml:space="preserve">gives the 28 planned runs of the response-surface design. The axial runs carry one parameter at an edge with the others at their set-points, and they are what separate the quadratic terms of the model.</w:t>
+      </w:r>
+    </w:p>
     <w:tbl>
       <w:tblPr>
         <w:tblStyle w:val="Table"/>
@@ -8512,7 +7069,7 @@
       <w:tr>
         <w:tc>
           <w:tcPr/>
-          <w:bookmarkStart w:id="51" w:name="tbl-rsmmat"/>
+          <w:bookmarkStart w:id="51" w:name="tbl-appb"/>
           <w:p>
             <w:pPr>
               <w:jc w:val="center"/>
@@ -8523,7 +7080,7 @@
               <w:pStyle w:val="ImageCaption"/>
             </w:pPr>
             <w:r>
-              <w:t xml:space="preserve">Table 11: Planned face-centred central composite design matrix in coded factors.</w:t>
+              <w:t xml:space="preserve">Table 11: Planned coded response-surface design matrix (face-centred central composite design).</w:t>
             </w:r>
           </w:p>
           <w:tbl>
@@ -10871,7 +9428,7 @@
     </w:tbl>
     <w:bookmarkEnd w:id="52"/>
     <w:bookmarkEnd w:id="53"/>
-    <w:bookmarkStart w:id="61" w:name="references"/>
+    <w:bookmarkStart w:id="59" w:name="references"/>
     <w:p>
       <w:pPr>
         <w:pStyle w:val="Heading1"/>
@@ -10880,7 +9437,7 @@
         <w:t xml:space="preserve">References</w:t>
       </w:r>
     </w:p>
-    <w:bookmarkStart w:id="60" w:name="refs"/>
+    <w:bookmarkStart w:id="58" w:name="refs"/>
     <w:bookmarkStart w:id="54" w:name="ref-amab2009"/>
     <w:p>
       <w:pPr>
@@ -10927,59 +9484,13 @@
       </w:r>
     </w:p>
     <w:bookmarkEnd w:id="55"/>
-    <w:bookmarkStart w:id="56" w:name="ref-ichq11"/>
+    <w:bookmarkStart w:id="56" w:name="ref-ichq9"/>
     <w:p>
       <w:pPr>
         <w:pStyle w:val="Bibliography"/>
       </w:pPr>
       <w:r>
-        <w:t xml:space="preserve">International Council for Harmonisation. 2012.</w:t>
-      </w:r>
-      <w:r>
-        <w:t xml:space="preserve"> </w:t>
-      </w:r>
-      <w:r>
-        <w:rPr>
-          <w:i/>
-          <w:iCs/>
-        </w:rPr>
-        <w:t xml:space="preserve">ICH Q11: Development and Manufacture of Drug Substances</w:t>
-      </w:r>
-      <w:r>
-        <w:t xml:space="preserve">. ICH.</w:t>
-      </w:r>
-    </w:p>
-    <w:bookmarkEnd w:id="56"/>
-    <w:bookmarkStart w:id="57" w:name="ref-ichq5a"/>
-    <w:p>
-      <w:pPr>
-        <w:pStyle w:val="Bibliography"/>
-      </w:pPr>
-      <w:r>
-        <w:t xml:space="preserve">International Council for Harmonisation. 2023a.</w:t>
-      </w:r>
-      <w:r>
-        <w:t xml:space="preserve"> </w:t>
-      </w:r>
-      <w:r>
-        <w:rPr>
-          <w:i/>
-          <w:iCs/>
-        </w:rPr>
-        <w:t xml:space="preserve">ICH Q5A(R2): Viral Safety Evaluation of Biotechnology Products Derived from Cell Lines of Human or Animal Origin</w:t>
-      </w:r>
-      <w:r>
-        <w:t xml:space="preserve">. ICH.</w:t>
-      </w:r>
-    </w:p>
-    <w:bookmarkEnd w:id="57"/>
-    <w:bookmarkStart w:id="58" w:name="ref-ichq9"/>
-    <w:p>
-      <w:pPr>
-        <w:pStyle w:val="Bibliography"/>
-      </w:pPr>
-      <w:r>
-        <w:t xml:space="preserve">International Council for Harmonisation. 2023b.</w:t>
+        <w:t xml:space="preserve">International Council for Harmonisation. 2023.</w:t>
       </w:r>
       <w:r>
         <w:t xml:space="preserve"> </w:t>
@@ -10995,8 +9506,8 @@
         <w:t xml:space="preserve">. ICH.</w:t>
       </w:r>
     </w:p>
-    <w:bookmarkEnd w:id="58"/>
-    <w:bookmarkStart w:id="59" w:name="ref-fda2011"/>
+    <w:bookmarkEnd w:id="56"/>
+    <w:bookmarkStart w:id="57" w:name="ref-fda2011"/>
     <w:p>
       <w:pPr>
         <w:pStyle w:val="Bibliography"/>
@@ -11018,9 +9529,9 @@
         <w:t xml:space="preserve">. FDA.</w:t>
       </w:r>
     </w:p>
+    <w:bookmarkEnd w:id="57"/>
+    <w:bookmarkEnd w:id="58"/>
     <w:bookmarkEnd w:id="59"/>
-    <w:bookmarkEnd w:id="60"/>
-    <w:bookmarkEnd w:id="61"/>
     <w:sectPr>
       <w:footnotePr>
         <w:numRestart w:val="eachSect"/>
@@ -11131,116 +9642,13 @@
       </w:pPr>
     </w:lvl>
   </w:abstractNum>
-  <w:abstractNum w:abstractNumId="991">
-    <w:nsid w:val="0000A991"/>
-    <w:multiLevelType w:val="multilevel"/>
-    <w:lvl w:ilvl="0">
-      <w:numFmt w:val="bullet"/>
-      <w:lvlText w:val=""/>
-      <w:lvlJc w:val="left"/>
-      <w:pPr>
-        <w:ind w:left="720" w:hanging="360"/>
-      </w:pPr>
-      <w:rPr>
-        <w:rFonts w:ascii="Symbol" w:hAnsi="Symbol" w:cs="Symbol" w:hint="default"/>
-      </w:rPr>
-    </w:lvl>
-    <w:lvl w:ilvl="1">
-      <w:numFmt w:val="bullet"/>
-      <w:lvlText w:val="o"/>
-      <w:lvlJc w:val="left"/>
-      <w:pPr>
-        <w:ind w:left="1440" w:hanging="360"/>
-      </w:pPr>
-      <w:rPr>
-        <w:rFonts w:ascii="Courier New" w:hAnsi="Courier New" w:cs="Courier New" w:hint="default"/>
-      </w:rPr>
-    </w:lvl>
-    <w:lvl w:ilvl="2">
-      <w:numFmt w:val="bullet"/>
-      <w:lvlText w:val=""/>
-      <w:lvlJc w:val="left"/>
-      <w:pPr>
-        <w:ind w:left="2160" w:hanging="360"/>
-      </w:pPr>
-      <w:rPr>
-        <w:rFonts w:ascii="Wingdings" w:hAnsi="Wingdings" w:cs="Wingdings" w:hint="default"/>
-      </w:rPr>
-    </w:lvl>
-    <w:lvl w:ilvl="3">
-      <w:numFmt w:val="bullet"/>
-      <w:lvlText w:val=""/>
-      <w:lvlJc w:val="left"/>
-      <w:pPr>
-        <w:ind w:left="2880" w:hanging="360"/>
-      </w:pPr>
-      <w:rPr>
-        <w:rFonts w:ascii="Symbol" w:hAnsi="Symbol" w:cs="Symbol" w:hint="default"/>
-      </w:rPr>
-    </w:lvl>
-    <w:lvl w:ilvl="4">
-      <w:numFmt w:val="bullet"/>
-      <w:lvlText w:val="o"/>
-      <w:lvlJc w:val="left"/>
-      <w:pPr>
-        <w:ind w:left="3600" w:hanging="360"/>
-      </w:pPr>
-      <w:rPr>
-        <w:rFonts w:ascii="Courier New" w:hAnsi="Courier New" w:cs="Courier New" w:hint="default"/>
-      </w:rPr>
-    </w:lvl>
-    <w:lvl w:ilvl="5">
-      <w:numFmt w:val="bullet"/>
-      <w:lvlText w:val=""/>
-      <w:lvlJc w:val="left"/>
-      <w:pPr>
-        <w:ind w:left="4320" w:hanging="360"/>
-      </w:pPr>
-      <w:rPr>
-        <w:rFonts w:ascii="Wingdings" w:hAnsi="Wingdings" w:cs="Wingdings" w:hint="default"/>
-      </w:rPr>
-    </w:lvl>
-    <w:lvl w:ilvl="6">
-      <w:numFmt w:val="bullet"/>
-      <w:lvlText w:val=""/>
-      <w:lvlJc w:val="left"/>
-      <w:pPr>
-        <w:ind w:left="5040" w:hanging="360"/>
-      </w:pPr>
-      <w:rPr>
-        <w:rFonts w:ascii="Symbol" w:hAnsi="Symbol" w:cs="Symbol" w:hint="default"/>
-      </w:rPr>
-    </w:lvl>
-    <w:lvl w:ilvl="7">
-      <w:numFmt w:val="bullet"/>
-      <w:lvlText w:val="o"/>
-      <w:lvlJc w:val="left"/>
-      <w:pPr>
-        <w:ind w:left="5760" w:hanging="360"/>
-      </w:pPr>
-      <w:rPr>
-        <w:rFonts w:ascii="Courier New" w:hAnsi="Courier New" w:cs="Courier New" w:hint="default"/>
-      </w:rPr>
-    </w:lvl>
-    <w:lvl w:ilvl="8">
-      <w:numFmt w:val="bullet"/>
-      <w:lvlText w:val=""/>
-      <w:lvlJc w:val="left"/>
-      <w:pPr>
-        <w:ind w:left="6480" w:hanging="360"/>
-      </w:pPr>
-      <w:rPr>
-        <w:rFonts w:ascii="Wingdings" w:hAnsi="Wingdings" w:cs="Wingdings" w:hint="default"/>
-      </w:rPr>
-    </w:lvl>
-  </w:abstractNum>
-  <w:abstractNum w:abstractNumId="99531">
-    <w:nsid w:val="00A99531"/>
+  <w:abstractNum w:abstractNumId="99411">
+    <w:nsid w:val="00A99411"/>
     <w:multiLevelType w:val="multilevel"/>
     <w:lvl w:ilvl="0">
       <w:start w:val="1"/>
-      <w:numFmt w:val="lowerRoman"/>
-      <w:lvlText w:val="(%1)"/>
+      <w:numFmt w:val="decimal"/>
+      <w:lvlText w:val="%1."/>
       <w:lvlJc w:val="left"/>
       <w:pPr>
         <w:ind w:left="720" w:hanging="360"/>
@@ -11248,8 +9656,8 @@
     </w:lvl>
     <w:lvl w:ilvl="1">
       <w:start w:val="1"/>
-      <w:numFmt w:val="lowerRoman"/>
-      <w:lvlText w:val="(%2)"/>
+      <w:numFmt w:val="decimal"/>
+      <w:lvlText w:val="%2."/>
       <w:lvlJc w:val="left"/>
       <w:pPr>
         <w:ind w:left="1440" w:hanging="360"/>
@@ -11257,8 +9665,8 @@
     </w:lvl>
     <w:lvl w:ilvl="2">
       <w:start w:val="1"/>
-      <w:numFmt w:val="lowerRoman"/>
-      <w:lvlText w:val="(%3)"/>
+      <w:numFmt w:val="decimal"/>
+      <w:lvlText w:val="%3."/>
       <w:lvlJc w:val="left"/>
       <w:pPr>
         <w:ind w:left="2160" w:hanging="360"/>
@@ -11266,8 +9674,8 @@
     </w:lvl>
     <w:lvl w:ilvl="3">
       <w:start w:val="1"/>
-      <w:numFmt w:val="lowerRoman"/>
-      <w:lvlText w:val="(%4)"/>
+      <w:numFmt w:val="decimal"/>
+      <w:lvlText w:val="%4."/>
       <w:lvlJc w:val="left"/>
       <w:pPr>
         <w:ind w:left="2880" w:hanging="360"/>
@@ -11275,8 +9683,8 @@
     </w:lvl>
     <w:lvl w:ilvl="4">
       <w:start w:val="1"/>
-      <w:numFmt w:val="lowerRoman"/>
-      <w:lvlText w:val="(%5)"/>
+      <w:numFmt w:val="decimal"/>
+      <w:lvlText w:val="%5."/>
       <w:lvlJc w:val="left"/>
       <w:pPr>
         <w:ind w:left="3600" w:hanging="360"/>
@@ -11284,8 +9692,8 @@
     </w:lvl>
     <w:lvl w:ilvl="5">
       <w:start w:val="1"/>
-      <w:numFmt w:val="lowerRoman"/>
-      <w:lvlText w:val="(%6)"/>
+      <w:numFmt w:val="decimal"/>
+      <w:lvlText w:val="%6."/>
       <w:lvlJc w:val="left"/>
       <w:pPr>
         <w:ind w:left="4320" w:hanging="360"/>
@@ -11293,8 +9701,8 @@
     </w:lvl>
     <w:lvl w:ilvl="6">
       <w:start w:val="1"/>
-      <w:numFmt w:val="lowerRoman"/>
-      <w:lvlText w:val="(%7)"/>
+      <w:numFmt w:val="decimal"/>
+      <w:lvlText w:val="%7."/>
       <w:lvlJc w:val="left"/>
       <w:pPr>
         <w:ind w:left="5040" w:hanging="360"/>
@@ -11302,8 +9710,8 @@
     </w:lvl>
     <w:lvl w:ilvl="7">
       <w:start w:val="1"/>
-      <w:numFmt w:val="lowerRoman"/>
-      <w:lvlText w:val="(%8)"/>
+      <w:numFmt w:val="decimal"/>
+      <w:lvlText w:val="%8."/>
       <w:lvlJc w:val="left"/>
       <w:pPr>
         <w:ind w:left="5760" w:hanging="360"/>
@@ -11311,348 +9719,8 @@
     </w:lvl>
     <w:lvl w:ilvl="8">
       <w:start w:val="1"/>
-      <w:numFmt w:val="lowerRoman"/>
-      <w:lvlText w:val="(%9)"/>
-      <w:lvlJc w:val="left"/>
-      <w:pPr>
-        <w:ind w:left="6480" w:hanging="360"/>
-      </w:pPr>
-    </w:lvl>
-  </w:abstractNum>
-  <w:abstractNum w:abstractNumId="99532">
-    <w:nsid w:val="00A99532"/>
-    <w:multiLevelType w:val="multilevel"/>
-    <w:lvl w:ilvl="0">
-      <w:start w:val="2"/>
-      <w:numFmt w:val="lowerRoman"/>
-      <w:lvlText w:val="(%1)"/>
-      <w:lvlJc w:val="left"/>
-      <w:pPr>
-        <w:ind w:left="720" w:hanging="360"/>
-      </w:pPr>
-    </w:lvl>
-    <w:lvl w:ilvl="1">
-      <w:start w:val="2"/>
-      <w:numFmt w:val="lowerRoman"/>
-      <w:lvlText w:val="(%2)"/>
-      <w:lvlJc w:val="left"/>
-      <w:pPr>
-        <w:ind w:left="1440" w:hanging="360"/>
-      </w:pPr>
-    </w:lvl>
-    <w:lvl w:ilvl="2">
-      <w:start w:val="2"/>
-      <w:numFmt w:val="lowerRoman"/>
-      <w:lvlText w:val="(%3)"/>
-      <w:lvlJc w:val="left"/>
-      <w:pPr>
-        <w:ind w:left="2160" w:hanging="360"/>
-      </w:pPr>
-    </w:lvl>
-    <w:lvl w:ilvl="3">
-      <w:start w:val="2"/>
-      <w:numFmt w:val="lowerRoman"/>
-      <w:lvlText w:val="(%4)"/>
-      <w:lvlJc w:val="left"/>
-      <w:pPr>
-        <w:ind w:left="2880" w:hanging="360"/>
-      </w:pPr>
-    </w:lvl>
-    <w:lvl w:ilvl="4">
-      <w:start w:val="2"/>
-      <w:numFmt w:val="lowerRoman"/>
-      <w:lvlText w:val="(%5)"/>
-      <w:lvlJc w:val="left"/>
-      <w:pPr>
-        <w:ind w:left="3600" w:hanging="360"/>
-      </w:pPr>
-    </w:lvl>
-    <w:lvl w:ilvl="5">
-      <w:start w:val="2"/>
-      <w:numFmt w:val="lowerRoman"/>
-      <w:lvlText w:val="(%6)"/>
-      <w:lvlJc w:val="left"/>
-      <w:pPr>
-        <w:ind w:left="4320" w:hanging="360"/>
-      </w:pPr>
-    </w:lvl>
-    <w:lvl w:ilvl="6">
-      <w:start w:val="2"/>
-      <w:numFmt w:val="lowerRoman"/>
-      <w:lvlText w:val="(%7)"/>
-      <w:lvlJc w:val="left"/>
-      <w:pPr>
-        <w:ind w:left="5040" w:hanging="360"/>
-      </w:pPr>
-    </w:lvl>
-    <w:lvl w:ilvl="7">
-      <w:start w:val="2"/>
-      <w:numFmt w:val="lowerRoman"/>
-      <w:lvlText w:val="(%8)"/>
-      <w:lvlJc w:val="left"/>
-      <w:pPr>
-        <w:ind w:left="5760" w:hanging="360"/>
-      </w:pPr>
-    </w:lvl>
-    <w:lvl w:ilvl="8">
-      <w:start w:val="2"/>
-      <w:numFmt w:val="lowerRoman"/>
-      <w:lvlText w:val="(%9)"/>
-      <w:lvlJc w:val="left"/>
-      <w:pPr>
-        <w:ind w:left="6480" w:hanging="360"/>
-      </w:pPr>
-    </w:lvl>
-  </w:abstractNum>
-  <w:abstractNum w:abstractNumId="99533">
-    <w:nsid w:val="00A99533"/>
-    <w:multiLevelType w:val="multilevel"/>
-    <w:lvl w:ilvl="0">
-      <w:start w:val="3"/>
-      <w:numFmt w:val="lowerRoman"/>
-      <w:lvlText w:val="(%1)"/>
-      <w:lvlJc w:val="left"/>
-      <w:pPr>
-        <w:ind w:left="720" w:hanging="360"/>
-      </w:pPr>
-    </w:lvl>
-    <w:lvl w:ilvl="1">
-      <w:start w:val="3"/>
-      <w:numFmt w:val="lowerRoman"/>
-      <w:lvlText w:val="(%2)"/>
-      <w:lvlJc w:val="left"/>
-      <w:pPr>
-        <w:ind w:left="1440" w:hanging="360"/>
-      </w:pPr>
-    </w:lvl>
-    <w:lvl w:ilvl="2">
-      <w:start w:val="3"/>
-      <w:numFmt w:val="lowerRoman"/>
-      <w:lvlText w:val="(%3)"/>
-      <w:lvlJc w:val="left"/>
-      <w:pPr>
-        <w:ind w:left="2160" w:hanging="360"/>
-      </w:pPr>
-    </w:lvl>
-    <w:lvl w:ilvl="3">
-      <w:start w:val="3"/>
-      <w:numFmt w:val="lowerRoman"/>
-      <w:lvlText w:val="(%4)"/>
-      <w:lvlJc w:val="left"/>
-      <w:pPr>
-        <w:ind w:left="2880" w:hanging="360"/>
-      </w:pPr>
-    </w:lvl>
-    <w:lvl w:ilvl="4">
-      <w:start w:val="3"/>
-      <w:numFmt w:val="lowerRoman"/>
-      <w:lvlText w:val="(%5)"/>
-      <w:lvlJc w:val="left"/>
-      <w:pPr>
-        <w:ind w:left="3600" w:hanging="360"/>
-      </w:pPr>
-    </w:lvl>
-    <w:lvl w:ilvl="5">
-      <w:start w:val="3"/>
-      <w:numFmt w:val="lowerRoman"/>
-      <w:lvlText w:val="(%6)"/>
-      <w:lvlJc w:val="left"/>
-      <w:pPr>
-        <w:ind w:left="4320" w:hanging="360"/>
-      </w:pPr>
-    </w:lvl>
-    <w:lvl w:ilvl="6">
-      <w:start w:val="3"/>
-      <w:numFmt w:val="lowerRoman"/>
-      <w:lvlText w:val="(%7)"/>
-      <w:lvlJc w:val="left"/>
-      <w:pPr>
-        <w:ind w:left="5040" w:hanging="360"/>
-      </w:pPr>
-    </w:lvl>
-    <w:lvl w:ilvl="7">
-      <w:start w:val="3"/>
-      <w:numFmt w:val="lowerRoman"/>
-      <w:lvlText w:val="(%8)"/>
-      <w:lvlJc w:val="left"/>
-      <w:pPr>
-        <w:ind w:left="5760" w:hanging="360"/>
-      </w:pPr>
-    </w:lvl>
-    <w:lvl w:ilvl="8">
-      <w:start w:val="3"/>
-      <w:numFmt w:val="lowerRoman"/>
-      <w:lvlText w:val="(%9)"/>
-      <w:lvlJc w:val="left"/>
-      <w:pPr>
-        <w:ind w:left="6480" w:hanging="360"/>
-      </w:pPr>
-    </w:lvl>
-  </w:abstractNum>
-  <w:abstractNum w:abstractNumId="99534">
-    <w:nsid w:val="00A99534"/>
-    <w:multiLevelType w:val="multilevel"/>
-    <w:lvl w:ilvl="0">
-      <w:start w:val="4"/>
-      <w:numFmt w:val="lowerRoman"/>
-      <w:lvlText w:val="(%1)"/>
-      <w:lvlJc w:val="left"/>
-      <w:pPr>
-        <w:ind w:left="720" w:hanging="360"/>
-      </w:pPr>
-    </w:lvl>
-    <w:lvl w:ilvl="1">
-      <w:start w:val="4"/>
-      <w:numFmt w:val="lowerRoman"/>
-      <w:lvlText w:val="(%2)"/>
-      <w:lvlJc w:val="left"/>
-      <w:pPr>
-        <w:ind w:left="1440" w:hanging="360"/>
-      </w:pPr>
-    </w:lvl>
-    <w:lvl w:ilvl="2">
-      <w:start w:val="4"/>
-      <w:numFmt w:val="lowerRoman"/>
-      <w:lvlText w:val="(%3)"/>
-      <w:lvlJc w:val="left"/>
-      <w:pPr>
-        <w:ind w:left="2160" w:hanging="360"/>
-      </w:pPr>
-    </w:lvl>
-    <w:lvl w:ilvl="3">
-      <w:start w:val="4"/>
-      <w:numFmt w:val="lowerRoman"/>
-      <w:lvlText w:val="(%4)"/>
-      <w:lvlJc w:val="left"/>
-      <w:pPr>
-        <w:ind w:left="2880" w:hanging="360"/>
-      </w:pPr>
-    </w:lvl>
-    <w:lvl w:ilvl="4">
-      <w:start w:val="4"/>
-      <w:numFmt w:val="lowerRoman"/>
-      <w:lvlText w:val="(%5)"/>
-      <w:lvlJc w:val="left"/>
-      <w:pPr>
-        <w:ind w:left="3600" w:hanging="360"/>
-      </w:pPr>
-    </w:lvl>
-    <w:lvl w:ilvl="5">
-      <w:start w:val="4"/>
-      <w:numFmt w:val="lowerRoman"/>
-      <w:lvlText w:val="(%6)"/>
-      <w:lvlJc w:val="left"/>
-      <w:pPr>
-        <w:ind w:left="4320" w:hanging="360"/>
-      </w:pPr>
-    </w:lvl>
-    <w:lvl w:ilvl="6">
-      <w:start w:val="4"/>
-      <w:numFmt w:val="lowerRoman"/>
-      <w:lvlText w:val="(%7)"/>
-      <w:lvlJc w:val="left"/>
-      <w:pPr>
-        <w:ind w:left="5040" w:hanging="360"/>
-      </w:pPr>
-    </w:lvl>
-    <w:lvl w:ilvl="7">
-      <w:start w:val="4"/>
-      <w:numFmt w:val="lowerRoman"/>
-      <w:lvlText w:val="(%8)"/>
-      <w:lvlJc w:val="left"/>
-      <w:pPr>
-        <w:ind w:left="5760" w:hanging="360"/>
-      </w:pPr>
-    </w:lvl>
-    <w:lvl w:ilvl="8">
-      <w:start w:val="4"/>
-      <w:numFmt w:val="lowerRoman"/>
-      <w:lvlText w:val="(%9)"/>
-      <w:lvlJc w:val="left"/>
-      <w:pPr>
-        <w:ind w:left="6480" w:hanging="360"/>
-      </w:pPr>
-    </w:lvl>
-  </w:abstractNum>
-  <w:abstractNum w:abstractNumId="997322">
-    <w:nsid w:val="0A997322"/>
-    <w:multiLevelType w:val="multilevel"/>
-    <w:lvl w:ilvl="0">
-      <w:start w:val="22"/>
-      <w:numFmt w:val="lowerLetter"/>
-      <w:lvlText w:val="(%1)"/>
-      <w:lvlJc w:val="left"/>
-      <w:pPr>
-        <w:ind w:left="720" w:hanging="360"/>
-      </w:pPr>
-    </w:lvl>
-    <w:lvl w:ilvl="1">
-      <w:start w:val="22"/>
-      <w:numFmt w:val="lowerLetter"/>
-      <w:lvlText w:val="(%2)"/>
-      <w:lvlJc w:val="left"/>
-      <w:pPr>
-        <w:ind w:left="1440" w:hanging="360"/>
-      </w:pPr>
-    </w:lvl>
-    <w:lvl w:ilvl="2">
-      <w:start w:val="22"/>
-      <w:numFmt w:val="lowerLetter"/>
-      <w:lvlText w:val="(%3)"/>
-      <w:lvlJc w:val="left"/>
-      <w:pPr>
-        <w:ind w:left="2160" w:hanging="360"/>
-      </w:pPr>
-    </w:lvl>
-    <w:lvl w:ilvl="3">
-      <w:start w:val="22"/>
-      <w:numFmt w:val="lowerLetter"/>
-      <w:lvlText w:val="(%4)"/>
-      <w:lvlJc w:val="left"/>
-      <w:pPr>
-        <w:ind w:left="2880" w:hanging="360"/>
-      </w:pPr>
-    </w:lvl>
-    <w:lvl w:ilvl="4">
-      <w:start w:val="22"/>
-      <w:numFmt w:val="lowerLetter"/>
-      <w:lvlText w:val="(%5)"/>
-      <w:lvlJc w:val="left"/>
-      <w:pPr>
-        <w:ind w:left="3600" w:hanging="360"/>
-      </w:pPr>
-    </w:lvl>
-    <w:lvl w:ilvl="5">
-      <w:start w:val="22"/>
-      <w:numFmt w:val="lowerLetter"/>
-      <w:lvlText w:val="(%6)"/>
-      <w:lvlJc w:val="left"/>
-      <w:pPr>
-        <w:ind w:left="4320" w:hanging="360"/>
-      </w:pPr>
-    </w:lvl>
-    <w:lvl w:ilvl="6">
-      <w:start w:val="22"/>
-      <w:numFmt w:val="lowerLetter"/>
-      <w:lvlText w:val="(%7)"/>
-      <w:lvlJc w:val="left"/>
-      <w:pPr>
-        <w:ind w:left="5040" w:hanging="360"/>
-      </w:pPr>
-    </w:lvl>
-    <w:lvl w:ilvl="7">
-      <w:start w:val="22"/>
-      <w:numFmt w:val="lowerLetter"/>
-      <w:lvlText w:val="(%8)"/>
-      <w:lvlJc w:val="left"/>
-      <w:pPr>
-        <w:ind w:left="5760" w:hanging="360"/>
-      </w:pPr>
-    </w:lvl>
-    <w:lvl w:ilvl="8">
-      <w:start w:val="22"/>
-      <w:numFmt w:val="lowerLetter"/>
-      <w:lvlText w:val="(%9)"/>
+      <w:numFmt w:val="decimal"/>
+      <w:lvlText w:val="%9."/>
       <w:lvlJc w:val="left"/>
       <w:pPr>
         <w:ind w:left="6480" w:hanging="360"/>
@@ -11663,10 +9731,7 @@
     <w:abstractNumId w:val="990"/>
   </w:num>
   <w:num w:numId="1001">
-    <w:abstractNumId w:val="991"/>
-  </w:num>
-  <w:num w:numId="1002">
-    <w:abstractNumId w:val="99531"/>
+    <w:abstractNumId w:val="99411"/>
     <w:lvlOverride w:ilvl="0">
       <w:startOverride w:val="1"/>
     </w:lvlOverride>
@@ -11693,126 +9758,6 @@
     </w:lvlOverride>
     <w:lvlOverride w:ilvl="8">
       <w:startOverride w:val="1"/>
-    </w:lvlOverride>
-  </w:num>
-  <w:num w:numId="1003">
-    <w:abstractNumId w:val="99532"/>
-    <w:lvlOverride w:ilvl="0">
-      <w:startOverride w:val="2"/>
-    </w:lvlOverride>
-    <w:lvlOverride w:ilvl="1">
-      <w:startOverride w:val="2"/>
-    </w:lvlOverride>
-    <w:lvlOverride w:ilvl="2">
-      <w:startOverride w:val="2"/>
-    </w:lvlOverride>
-    <w:lvlOverride w:ilvl="3">
-      <w:startOverride w:val="2"/>
-    </w:lvlOverride>
-    <w:lvlOverride w:ilvl="4">
-      <w:startOverride w:val="2"/>
-    </w:lvlOverride>
-    <w:lvlOverride w:ilvl="5">
-      <w:startOverride w:val="2"/>
-    </w:lvlOverride>
-    <w:lvlOverride w:ilvl="6">
-      <w:startOverride w:val="2"/>
-    </w:lvlOverride>
-    <w:lvlOverride w:ilvl="7">
-      <w:startOverride w:val="2"/>
-    </w:lvlOverride>
-    <w:lvlOverride w:ilvl="8">
-      <w:startOverride w:val="2"/>
-    </w:lvlOverride>
-  </w:num>
-  <w:num w:numId="1004">
-    <w:abstractNumId w:val="99533"/>
-    <w:lvlOverride w:ilvl="0">
-      <w:startOverride w:val="3"/>
-    </w:lvlOverride>
-    <w:lvlOverride w:ilvl="1">
-      <w:startOverride w:val="3"/>
-    </w:lvlOverride>
-    <w:lvlOverride w:ilvl="2">
-      <w:startOverride w:val="3"/>
-    </w:lvlOverride>
-    <w:lvlOverride w:ilvl="3">
-      <w:startOverride w:val="3"/>
-    </w:lvlOverride>
-    <w:lvlOverride w:ilvl="4">
-      <w:startOverride w:val="3"/>
-    </w:lvlOverride>
-    <w:lvlOverride w:ilvl="5">
-      <w:startOverride w:val="3"/>
-    </w:lvlOverride>
-    <w:lvlOverride w:ilvl="6">
-      <w:startOverride w:val="3"/>
-    </w:lvlOverride>
-    <w:lvlOverride w:ilvl="7">
-      <w:startOverride w:val="3"/>
-    </w:lvlOverride>
-    <w:lvlOverride w:ilvl="8">
-      <w:startOverride w:val="3"/>
-    </w:lvlOverride>
-  </w:num>
-  <w:num w:numId="1005">
-    <w:abstractNumId w:val="99534"/>
-    <w:lvlOverride w:ilvl="0">
-      <w:startOverride w:val="4"/>
-    </w:lvlOverride>
-    <w:lvlOverride w:ilvl="1">
-      <w:startOverride w:val="4"/>
-    </w:lvlOverride>
-    <w:lvlOverride w:ilvl="2">
-      <w:startOverride w:val="4"/>
-    </w:lvlOverride>
-    <w:lvlOverride w:ilvl="3">
-      <w:startOverride w:val="4"/>
-    </w:lvlOverride>
-    <w:lvlOverride w:ilvl="4">
-      <w:startOverride w:val="4"/>
-    </w:lvlOverride>
-    <w:lvlOverride w:ilvl="5">
-      <w:startOverride w:val="4"/>
-    </w:lvlOverride>
-    <w:lvlOverride w:ilvl="6">
-      <w:startOverride w:val="4"/>
-    </w:lvlOverride>
-    <w:lvlOverride w:ilvl="7">
-      <w:startOverride w:val="4"/>
-    </w:lvlOverride>
-    <w:lvlOverride w:ilvl="8">
-      <w:startOverride w:val="4"/>
-    </w:lvlOverride>
-  </w:num>
-  <w:num w:numId="1006">
-    <w:abstractNumId w:val="997322"/>
-    <w:lvlOverride w:ilvl="0">
-      <w:startOverride w:val="22"/>
-    </w:lvlOverride>
-    <w:lvlOverride w:ilvl="1">
-      <w:startOverride w:val="22"/>
-    </w:lvlOverride>
-    <w:lvlOverride w:ilvl="2">
-      <w:startOverride w:val="22"/>
-    </w:lvlOverride>
-    <w:lvlOverride w:ilvl="3">
-      <w:startOverride w:val="22"/>
-    </w:lvlOverride>
-    <w:lvlOverride w:ilvl="4">
-      <w:startOverride w:val="22"/>
-    </w:lvlOverride>
-    <w:lvlOverride w:ilvl="5">
-      <w:startOverride w:val="22"/>
-    </w:lvlOverride>
-    <w:lvlOverride w:ilvl="6">
-      <w:startOverride w:val="22"/>
-    </w:lvlOverride>
-    <w:lvlOverride w:ilvl="7">
-      <w:startOverride w:val="22"/>
-    </w:lvlOverride>
-    <w:lvlOverride w:ilvl="8">
-      <w:startOverride w:val="22"/>
     </w:lvlOverride>
   </w:num>
 </w:numbering>

--- a/pc_package/PCP-005_protein_a.docx
+++ b/pc_package/PCP-005_protein_a.docx
@@ -6046,13 +6046,13 @@
         <w:pStyle w:val="BodyText"/>
       </w:pPr>
       <w:r>
-        <w:t xml:space="preserve">The acceptance basis is fixed first. For each response that maps to a quality attribute, the</w:t>
-      </w:r>
-      <w:r>
-        <w:t xml:space="preserve"> </w:t>
-      </w:r>
-      <w:r>
-        <w:t xml:space="preserve">criterion is the drug-substance specification given in</w:t>
+        <w:t xml:space="preserve">The acceptance basis is fixed first, and it is not the same for the two attributes this step</w:t>
+      </w:r>
+      <w:r>
+        <w:t xml:space="preserve"> </w:t>
+      </w:r>
+      <w:r>
+        <w:t xml:space="preserve">governs. Both are impurities that later steps clear, so the drug-substance specification in</w:t>
       </w:r>
       <w:r>
         <w:t xml:space="preserve"> </w:t>
@@ -6066,25 +6066,58 @@
         </w:r>
       </w:hyperlink>
       <w:r>
-        <w:t xml:space="preserve">. No back calculation from a</w:t>
-      </w:r>
-      <w:r>
-        <w:t xml:space="preserve"> </w:t>
-      </w:r>
-      <w:r>
-        <w:t xml:space="preserve">cumulative requirement is needed at this step, because that calculation applies only to a</w:t>
-      </w:r>
-      <w:r>
-        <w:t xml:space="preserve"> </w:t>
-      </w:r>
-      <w:r>
-        <w:t xml:space="preserve">viral clearance attribute, whose step-level requirement is the cumulative requirement less</w:t>
-      </w:r>
-      <w:r>
-        <w:t xml:space="preserve"> </w:t>
-      </w:r>
-      <w:r>
-        <w:t xml:space="preserve">the clearance credited to the other steps, and this step makes no viral clearance claim.</w:t>
+        <w:t xml:space="preserve"> </w:t>
+      </w:r>
+      <w:r>
+        <w:t xml:space="preserve">does not describe what the capture pool has to achieve. For pool host cell protein</w:t>
+      </w:r>
+      <w:r>
+        <w:t xml:space="preserve"> </w:t>
+      </w:r>
+      <w:r>
+        <w:t xml:space="preserve">the criterion is an in-process limit, obtained by carrying the drug-substance limit back</w:t>
+      </w:r>
+      <w:r>
+        <w:t xml:space="preserve"> </w:t>
+      </w:r>
+      <w:r>
+        <w:t xml:space="preserve">through the clearance that cation exchange and anion exchange deliver and then dividing by an</w:t>
+      </w:r>
+      <w:r>
+        <w:t xml:space="preserve"> </w:t>
+      </w:r>
+      <w:r>
+        <w:t xml:space="preserve">assurance margin. For leached Protein A that calculation returns a ceiling three orders of</w:t>
+      </w:r>
+      <w:r>
+        <w:t xml:space="preserve"> </w:t>
+      </w:r>
+      <w:r>
+        <w:t xml:space="preserve">magnitude above the pool, so it does not bind, and the drug-substance specification is</w:t>
+      </w:r>
+      <w:r>
+        <w:t xml:space="preserve"> </w:t>
+      </w:r>
+      <w:r>
+        <w:t xml:space="preserve">applied directly because it is the tighter of the two at this pool. This step makes no viral</w:t>
+      </w:r>
+      <w:r>
+        <w:t xml:space="preserve"> </w:t>
+      </w:r>
+      <w:r>
+        <w:t xml:space="preserve">clearance claim, so the step-level back calculation used for a clearance attribute, in which</w:t>
+      </w:r>
+      <w:r>
+        <w:t xml:space="preserve"> </w:t>
+      </w:r>
+      <w:r>
+        <w:t xml:space="preserve">the requirement is the cumulative one less the clearance credited to the other steps, does</w:t>
+      </w:r>
+      <w:r>
+        <w:t xml:space="preserve"> </w:t>
+      </w:r>
+      <w:r>
+        <w:t xml:space="preserve">not arise here.</w:t>
       </w:r>
     </w:p>
     <w:p>

--- a/pc_package/PCP-005_protein_a.docx
+++ b/pc_package/PCP-005_protein_a.docx
@@ -814,61 +814,73 @@
         <w:pStyle w:val="FirstParagraph"/>
       </w:pPr>
       <w:r>
-        <w:t xml:space="preserve">ALCOA+, attributable, legible, contemporaneous, original and accurate, plus complete,</w:t>
-      </w:r>
-      <w:r>
-        <w:t xml:space="preserve"> </w:t>
-      </w:r>
-      <w:r>
-        <w:t xml:space="preserve">consistent, enduring and available; AMV, analytical method validation; CQA, critical quality</w:t>
-      </w:r>
-      <w:r>
-        <w:t xml:space="preserve"> </w:t>
-      </w:r>
-      <w:r>
-        <w:t xml:space="preserve">attribute; CV, column volume; DNA, deoxyribonucleic acid; DoE, design of experiments; ELISA,</w:t>
-      </w:r>
-      <w:r>
-        <w:t xml:space="preserve"> </w:t>
-      </w:r>
-      <w:r>
-        <w:t xml:space="preserve">enzyme-linked immunosorbent assay; Fc, fragment crystallizable region of an immunoglobulin;</w:t>
-      </w:r>
-      <w:r>
-        <w:t xml:space="preserve"> </w:t>
-      </w:r>
-      <w:r>
-        <w:t xml:space="preserve">HCP, host cell protein; HMW, high molecular weight; ICH, International Council for</w:t>
-      </w:r>
-      <w:r>
-        <w:t xml:space="preserve"> </w:t>
-      </w:r>
-      <w:r>
-        <w:t xml:space="preserve">Harmonisation; IgG, immunoglobulin G; MSAT, Manufacturing Science and Technology; MVM,</w:t>
-      </w:r>
-      <w:r>
-        <w:t xml:space="preserve"> </w:t>
-      </w:r>
-      <w:r>
-        <w:t xml:space="preserve">minute virus of mice; NOR, normal operating range; PPQ, process performance qualification;</w:t>
-      </w:r>
-      <w:r>
-        <w:t xml:space="preserve"> </w:t>
-      </w:r>
-      <w:r>
-        <w:t xml:space="preserve">PRESS, prediction error sum of squares; qPCR, quantitative polymerase chain reaction; RSM,</w:t>
-      </w:r>
-      <w:r>
-        <w:t xml:space="preserve"> </w:t>
-      </w:r>
-      <w:r>
-        <w:t xml:space="preserve">response-surface methodology; SEC-HPLC, size-exclusion high-performance liquid</w:t>
-      </w:r>
-      <w:r>
-        <w:t xml:space="preserve"> </w:t>
-      </w:r>
-      <w:r>
-        <w:t xml:space="preserve">chromatography; SOP, standard operating procedure; XMuLV, xenotropic murine leukaemia virus.</w:t>
+        <w:t xml:space="preserve">AEX, anion exchange chromatography. ALCOA+, attributable, legible, contemporaneous,</w:t>
+      </w:r>
+      <w:r>
+        <w:t xml:space="preserve"> </w:t>
+      </w:r>
+      <w:r>
+        <w:t xml:space="preserve">original, accurate and complete. AMV, analytical method validation. BLA, Biologics License</w:t>
+      </w:r>
+      <w:r>
+        <w:t xml:space="preserve"> </w:t>
+      </w:r>
+      <w:r>
+        <w:t xml:space="preserve">Application. CCD, central composite design. CEX, cation exchange chromatography. CQA,</w:t>
+      </w:r>
+      <w:r>
+        <w:t xml:space="preserve"> </w:t>
+      </w:r>
+      <w:r>
+        <w:t xml:space="preserve">critical quality attribute. Cpk, one-sided process capability index. CV, column volume. DNA,</w:t>
+      </w:r>
+      <w:r>
+        <w:t xml:space="preserve"> </w:t>
+      </w:r>
+      <w:r>
+        <w:t xml:space="preserve">deoxyribonucleic acid. DoE, design of experiments. ELISA, enzyme-linked immunosorbent assay.</w:t>
+      </w:r>
+      <w:r>
+        <w:t xml:space="preserve"> </w:t>
+      </w:r>
+      <w:r>
+        <w:t xml:space="preserve">Fc, crystallizable fragment of the antibody. HCP, host cell protein. ICH, International</w:t>
+      </w:r>
+      <w:r>
+        <w:t xml:space="preserve"> </w:t>
+      </w:r>
+      <w:r>
+        <w:t xml:space="preserve">Council for Harmonisation. IgG1, immunoglobulin G subclass 1. MSAT, Manufacturing Science and</w:t>
+      </w:r>
+      <w:r>
+        <w:t xml:space="preserve"> </w:t>
+      </w:r>
+      <w:r>
+        <w:t xml:space="preserve">Technology. NOR, normal operating range. OLS, ordinary least squares. PAR, proven acceptable</w:t>
+      </w:r>
+      <w:r>
+        <w:t xml:space="preserve"> </w:t>
+      </w:r>
+      <w:r>
+        <w:t xml:space="preserve">range. PD, Process Development. PPQ, process performance qualification. QA, Quality Assurance.</w:t>
+      </w:r>
+      <w:r>
+        <w:t xml:space="preserve"> </w:t>
+      </w:r>
+      <w:r>
+        <w:t xml:space="preserve">qPCR, quantitative polymerase chain reaction. RSM, response surface methodology. SEC, size</w:t>
+      </w:r>
+      <w:r>
+        <w:t xml:space="preserve"> </w:t>
+      </w:r>
+      <w:r>
+        <w:t xml:space="preserve">exclusion chromatography. SOP, standard operating procedure. UF/DF, ultrafiltration and</w:t>
+      </w:r>
+      <w:r>
+        <w:t xml:space="preserve"> </w:t>
+      </w:r>
+      <w:r>
+        <w:t xml:space="preserve">diafiltration.</w:t>
       </w:r>
     </w:p>
     <w:p>
@@ -877,7 +889,7 @@
       </w:r>
     </w:p>
     <w:bookmarkEnd w:id="11"/>
-    <w:bookmarkStart w:id="13" w:name="purpose-and-scope"/>
+    <w:bookmarkStart w:id="12" w:name="purpose-and-scope"/>
     <w:p>
       <w:pPr>
         <w:pStyle w:val="Heading1"/>
@@ -891,19 +903,87 @@
         <w:pStyle w:val="FirstParagraph"/>
       </w:pPr>
       <w:r>
-        <w:t xml:space="preserve">Protein A chromatography is the first chromatographic step of the A-Mab purification train.</w:t>
-      </w:r>
-      <w:r>
-        <w:t xml:space="preserve"> </w:t>
-      </w:r>
-      <w:r>
-        <w:t xml:space="preserve">This plan defines the Stage-1 characterization study for that step, and it fixes the</w:t>
-      </w:r>
-      <w:r>
-        <w:t xml:space="preserve"> </w:t>
-      </w:r>
-      <w:r>
-        <w:t xml:space="preserve">acceptance and decision criteria that the executed study will be judged against</w:t>
+        <w:t xml:space="preserve">This plan describes the process characterization studies that will be performed on the</w:t>
+      </w:r>
+      <w:r>
+        <w:t xml:space="preserve"> </w:t>
+      </w:r>
+      <w:r>
+        <w:t xml:space="preserve">Protein A capture step of the A-Mab drug substance process. Protein A chromatography is the</w:t>
+      </w:r>
+      <w:r>
+        <w:t xml:space="preserve"> </w:t>
+      </w:r>
+      <w:r>
+        <w:t xml:space="preserve">first chromatographic unit operation of the purification train. It binds the antibody from</w:t>
+      </w:r>
+      <w:r>
+        <w:t xml:space="preserve"> </w:t>
+      </w:r>
+      <w:r>
+        <w:t xml:space="preserve">the clarified harvest, removes the bulk of the host cell protein and DNA in the flow-through</w:t>
+      </w:r>
+      <w:r>
+        <w:t xml:space="preserve"> </w:t>
+      </w:r>
+      <w:r>
+        <w:t xml:space="preserve">and the wash, and delivers a low-pH eluate to the viral inactivation step. The studies will</w:t>
+      </w:r>
+      <w:r>
+        <w:t xml:space="preserve"> </w:t>
+      </w:r>
+      <w:r>
+        <w:t xml:space="preserve">be executed on a qualified scale-down model of the commercial column and will be reported in</w:t>
+      </w:r>
+      <w:r>
+        <w:t xml:space="preserve"> </w:t>
+      </w:r>
+      <w:r>
+        <w:t xml:space="preserve">PCR-005.</w:t>
+      </w:r>
+    </w:p>
+    <w:p>
+      <w:pPr>
+        <w:pStyle w:val="BodyText"/>
+      </w:pPr>
+      <w:r>
+        <w:t xml:space="preserve">The plan covers the 6 process parameters of the capture step listed in §6.1</w:t>
+      </w:r>
+      <w:r>
+        <w:t xml:space="preserve"> </w:t>
+      </w:r>
+      <w:r>
+        <w:t xml:space="preserve">and the 3 responses measured on the eluate pool. Of those parameters,</w:t>
+      </w:r>
+      <w:r>
+        <w:t xml:space="preserve"> </w:t>
+      </w:r>
+      <w:r>
+        <w:t xml:space="preserve">4 will be studied in a multivariate design and 2 will be</w:t>
+      </w:r>
+      <w:r>
+        <w:t xml:space="preserve"> </w:t>
+      </w:r>
+      <w:r>
+        <w:t xml:space="preserve">assessed one at a time. The commercial process is operated at a production bioreactor scale of</w:t>
+      </w:r>
+      <w:r>
+        <w:t xml:space="preserve"> </w:t>
+      </w:r>
+      <w:r>
+        <w:t xml:space="preserve">15,000 L, and the capture step processes the clarified harvest of one such</w:t>
+      </w:r>
+      <w:r>
+        <w:t xml:space="preserve"> </w:t>
+      </w:r>
+      <w:r>
+        <w:t xml:space="preserve">batch. The work is a Stage 1 process design activity under the lifecycle approach to process</w:t>
+      </w:r>
+      <w:r>
+        <w:t xml:space="preserve"> </w:t>
+      </w:r>
+      <w:r>
+        <w:t xml:space="preserve">validation</w:t>
       </w:r>
       <w:r>
         <w:t xml:space="preserve"> </w:t>
@@ -912,19 +992,229 @@
         <w:t xml:space="preserve">(U.S. Food and Drug Administration 2011)</w:t>
       </w:r>
       <w:r>
-        <w:t xml:space="preserve">. It is written and approved before any characterization run is executed, and the</w:t>
-      </w:r>
-      <w:r>
-        <w:t xml:space="preserve"> </w:t>
-      </w:r>
-      <w:r>
-        <w:t xml:space="preserve">study itself will be performed in a qualified scale-down model at the sending site</w:t>
-      </w:r>
-      <w:r>
-        <w:t xml:space="preserve"> </w:t>
-      </w:r>
-      <w:r>
-        <w:t xml:space="preserve">(Cambridge) and reported in PCR-005.</w:t>
+        <w:t xml:space="preserve"> </w:t>
+      </w:r>
+      <w:r>
+        <w:t xml:space="preserve">and follows the enhanced development approach of ICH Q8 and ICH Q11</w:t>
+      </w:r>
+      <w:r>
+        <w:t xml:space="preserve"> </w:t>
+      </w:r>
+      <w:r>
+        <w:t xml:space="preserve">(International Council for Harmonisation 2009, 2012)</w:t>
+      </w:r>
+      <w:r>
+        <w:t xml:space="preserve">.</w:t>
+      </w:r>
+    </w:p>
+    <w:p>
+      <w:pPr>
+        <w:pStyle w:val="BodyText"/>
+      </w:pPr>
+      <w:r>
+        <w:t xml:space="preserve">Three subjects lie outside this plan. The validation of the analytical methods is complete and</w:t>
+      </w:r>
+      <w:r>
+        <w:t xml:space="preserve"> </w:t>
+      </w:r>
+      <w:r>
+        <w:t xml:space="preserve">is covered by the method validation reports listed in §3. The resin life cycle, which includes</w:t>
+      </w:r>
+      <w:r>
+        <w:t xml:space="preserve"> </w:t>
+      </w:r>
+      <w:r>
+        <w:t xml:space="preserve">the cycle number at which a column is retired and the sanitization regime applied between</w:t>
+      </w:r>
+      <w:r>
+        <w:t xml:space="preserve"> </w:t>
+      </w:r>
+      <w:r>
+        <w:t xml:space="preserve">cycles, is governed by SOP-2008 and is not varied in these studies. Process performance</w:t>
+      </w:r>
+      <w:r>
+        <w:t xml:space="preserve"> </w:t>
+      </w:r>
+      <w:r>
+        <w:t xml:space="preserve">qualification at the receiving site is Stage 2 work and is planned in PTP-001. No viral</w:t>
+      </w:r>
+      <w:r>
+        <w:t xml:space="preserve"> </w:t>
+      </w:r>
+      <w:r>
+        <w:t xml:space="preserve">clearance claim is made for the capture step, and no viral clearance study is planned here.</w:t>
+      </w:r>
+    </w:p>
+    <w:bookmarkEnd w:id="12"/>
+    <w:bookmarkStart w:id="13" w:name="objectives"/>
+    <w:p>
+      <w:pPr>
+        <w:pStyle w:val="Heading1"/>
+      </w:pPr>
+      <w:r>
+        <w:t xml:space="preserve">2. Objectives</w:t>
+      </w:r>
+    </w:p>
+    <w:p>
+      <w:pPr>
+        <w:pStyle w:val="FirstParagraph"/>
+      </w:pPr>
+      <w:r>
+        <w:t xml:space="preserve">The studies planned here have five objectives.</w:t>
+      </w:r>
+    </w:p>
+    <w:p>
+      <w:pPr>
+        <w:pStyle w:val="Compact"/>
+        <w:numPr>
+          <w:ilvl w:val="0"/>
+          <w:numId w:val="1001"/>
+        </w:numPr>
+      </w:pPr>
+      <w:r>
+        <w:t xml:space="preserve">Quantify the effect of each characterized parameter on pool host cell protein, on step</w:t>
+      </w:r>
+      <w:r>
+        <w:t xml:space="preserve"> </w:t>
+      </w:r>
+      <w:r>
+        <w:t xml:space="preserve">yield and on leached Protein A, over the ranges given in §6.1.</w:t>
+      </w:r>
+    </w:p>
+    <w:p>
+      <w:pPr>
+        <w:pStyle w:val="Compact"/>
+        <w:numPr>
+          <w:ilvl w:val="0"/>
+          <w:numId w:val="1001"/>
+        </w:numPr>
+      </w:pPr>
+      <w:r>
+        <w:t xml:space="preserve">Define the region of the characterized space within which the quality attributes this step</w:t>
+      </w:r>
+      <w:r>
+        <w:t xml:space="preserve"> </w:t>
+      </w:r>
+      <w:r>
+        <w:t xml:space="preserve">controls are predicted to remain within their acceptance criteria.</w:t>
+      </w:r>
+    </w:p>
+    <w:p>
+      <w:pPr>
+        <w:pStyle w:val="Compact"/>
+        <w:numPr>
+          <w:ilvl w:val="0"/>
+          <w:numId w:val="1001"/>
+        </w:numPr>
+      </w:pPr>
+      <w:r>
+        <w:t xml:space="preserve">Establish a proven acceptable range for each parameter and each quality attribute the step</w:t>
+      </w:r>
+      <w:r>
+        <w:t xml:space="preserve"> </w:t>
+      </w:r>
+      <w:r>
+        <w:t xml:space="preserve">controls, both with the other parameters at their set-points and with the other parameters</w:t>
+      </w:r>
+      <w:r>
+        <w:t xml:space="preserve"> </w:t>
+      </w:r>
+      <w:r>
+        <w:t xml:space="preserve">varying within their normal operating ranges.</w:t>
+      </w:r>
+    </w:p>
+    <w:p>
+      <w:pPr>
+        <w:pStyle w:val="Compact"/>
+        <w:numPr>
+          <w:ilvl w:val="0"/>
+          <w:numId w:val="1001"/>
+        </w:numPr>
+      </w:pPr>
+      <w:r>
+        <w:t xml:space="preserve">Provide the demonstrated effects and the operating region from which each parameter will be</w:t>
+      </w:r>
+      <w:r>
+        <w:t xml:space="preserve"> </w:t>
+      </w:r>
+      <w:r>
+        <w:t xml:space="preserve">classified under SOP-4001.</w:t>
+      </w:r>
+    </w:p>
+    <w:p>
+      <w:pPr>
+        <w:pStyle w:val="Compact"/>
+        <w:numPr>
+          <w:ilvl w:val="0"/>
+          <w:numId w:val="1001"/>
+        </w:numPr>
+      </w:pPr>
+      <w:r>
+        <w:t xml:space="preserve">Justify the parameter ranges carried into Stage 2 and the contribution this step makes to</w:t>
+      </w:r>
+      <w:r>
+        <w:t xml:space="preserve"> </w:t>
+      </w:r>
+      <w:r>
+        <w:t xml:space="preserve">the control strategy of the drug substance process.</w:t>
+      </w:r>
+    </w:p>
+    <w:p>
+      <w:pPr>
+        <w:pStyle w:val="FirstParagraph"/>
+      </w:pPr>
+      <w:r>
+        <w:t xml:space="preserve">The classification of the parameters is an outcome of the studies. It is assigned in PCR-005</w:t>
+      </w:r>
+      <w:r>
+        <w:t xml:space="preserve"> </w:t>
+      </w:r>
+      <w:r>
+        <w:t xml:space="preserve">and is not stated in this plan.</w:t>
+      </w:r>
+    </w:p>
+    <w:bookmarkEnd w:id="13"/>
+    <w:bookmarkStart w:id="16" w:name="related-documents"/>
+    <w:p>
+      <w:pPr>
+        <w:pStyle w:val="Heading1"/>
+      </w:pPr>
+      <w:r>
+        <w:t xml:space="preserve">3. Related documents</w:t>
+      </w:r>
+    </w:p>
+    <w:p>
+      <w:pPr>
+        <w:pStyle w:val="FirstParagraph"/>
+      </w:pPr>
+      <w:r>
+        <w:t xml:space="preserve">This plan sits under the transfer plan and the master plan, and takes the scope of its studies</w:t>
+      </w:r>
+      <w:r>
+        <w:t xml:space="preserve"> </w:t>
+      </w:r>
+      <w:r>
+        <w:t xml:space="preserve">from the pre-characterization risk assessment. The related documents of the package are given</w:t>
+      </w:r>
+      <w:r>
+        <w:t xml:space="preserve"> </w:t>
+      </w:r>
+      <w:r>
+        <w:t xml:space="preserve">in</w:t>
+      </w:r>
+      <w:r>
+        <w:t xml:space="preserve"> </w:t>
+      </w:r>
+      <w:hyperlink w:anchor="tbl-related">
+        <w:r>
+          <w:rPr>
+            <w:rStyle w:val="Hyperlink"/>
+          </w:rPr>
+          <w:t xml:space="preserve">Table 2</w:t>
+        </w:r>
+      </w:hyperlink>
+      <w:r>
+        <w:t xml:space="preserve">.</w:t>
       </w:r>
     </w:p>
     <w:tbl>
@@ -940,7 +1230,7 @@
       <w:tr>
         <w:tc>
           <w:tcPr/>
-          <w:bookmarkStart w:id="12" w:name="tbl-train"/>
+          <w:bookmarkStart w:id="14" w:name="tbl-related"/>
           <w:p>
             <w:pPr>
               <w:jc w:val="center"/>
@@ -951,824 +1241,7 @@
               <w:pStyle w:val="ImageCaption"/>
             </w:pPr>
             <w:r>
-              <w:t xml:space="preserve">Table 2: The A-Mab drug-substance process train and the principal role of each step.</w:t>
-            </w:r>
-          </w:p>
-          <w:tbl>
-            <w:tblPr>
-              <w:tblStyle w:val="Table"/>
-              <w:tblW w:type="pct" w:w="5000"/>
-              <w:tblLayout w:type="fixed"/>
-              <w:tblLook w:firstRow="1" w:lastRow="0" w:firstColumn="0" w:lastColumn="0" w:noHBand="0" w:noVBand="0" w:val="0020"/>
-            </w:tblPr>
-            <w:tblGrid>
-              <w:gridCol w:w="528"/>
-              <w:gridCol w:w="2244"/>
-              <w:gridCol w:w="5148"/>
-            </w:tblGrid>
-            <w:tr>
-              <w:trPr>
-                <w:tblHeader w:val="on"/>
-              </w:trPr>
-              <w:tc>
-                <w:tcPr/>
-                <w:p>
-                  <w:pPr>
-                    <w:pStyle w:val="Compact"/>
-                    <w:jc w:val="right"/>
-                    <w:jc w:val="center"/>
-                  </w:pPr>
-                  <w:r>
-                    <w:t xml:space="preserve">Step</w:t>
-                  </w:r>
-                </w:p>
-              </w:tc>
-              <w:tc>
-                <w:tcPr/>
-                <w:p>
-                  <w:pPr>
-                    <w:pStyle w:val="Compact"/>
-                    <w:jc w:val="left"/>
-                    <w:jc w:val="center"/>
-                  </w:pPr>
-                  <w:r>
-                    <w:t xml:space="preserve">Unit operation</w:t>
-                  </w:r>
-                </w:p>
-              </w:tc>
-              <w:tc>
-                <w:tcPr/>
-                <w:p>
-                  <w:pPr>
-                    <w:pStyle w:val="Compact"/>
-                    <w:jc w:val="left"/>
-                    <w:jc w:val="center"/>
-                  </w:pPr>
-                  <w:r>
-                    <w:t xml:space="preserve">Principal role</w:t>
-                  </w:r>
-                </w:p>
-              </w:tc>
-            </w:tr>
-            <w:tr>
-              <w:tc>
-                <w:tcPr/>
-                <w:p>
-                  <w:pPr>
-                    <w:pStyle w:val="Compact"/>
-                    <w:jc w:val="right"/>
-                    <w:jc w:val="center"/>
-                  </w:pPr>
-                  <w:r>
-                    <w:t xml:space="preserve">3</w:t>
-                  </w:r>
-                </w:p>
-              </w:tc>
-              <w:tc>
-                <w:tcPr/>
-                <w:p>
-                  <w:pPr>
-                    <w:pStyle w:val="Compact"/>
-                    <w:jc w:val="left"/>
-                    <w:jc w:val="center"/>
-                  </w:pPr>
-                  <w:r>
-                    <w:t xml:space="preserve">Production Bioreactor</w:t>
-                  </w:r>
-                </w:p>
-              </w:tc>
-              <w:tc>
-                <w:tcPr/>
-                <w:p>
-                  <w:pPr>
-                    <w:pStyle w:val="Compact"/>
-                    <w:jc w:val="left"/>
-                    <w:jc w:val="center"/>
-                  </w:pPr>
-                  <w:r>
-                    <w:t xml:space="preserve">Forms the glycan, charge-variant and aggregate CQAs (design-space step)</w:t>
-                  </w:r>
-                </w:p>
-              </w:tc>
-            </w:tr>
-            <w:tr>
-              <w:tc>
-                <w:tcPr/>
-                <w:p>
-                  <w:pPr>
-                    <w:pStyle w:val="Compact"/>
-                    <w:jc w:val="right"/>
-                    <w:jc w:val="center"/>
-                  </w:pPr>
-                  <w:r>
-                    <w:t xml:space="preserve">4</w:t>
-                  </w:r>
-                </w:p>
-              </w:tc>
-              <w:tc>
-                <w:tcPr/>
-                <w:p>
-                  <w:pPr>
-                    <w:pStyle w:val="Compact"/>
-                    <w:jc w:val="left"/>
-                    <w:jc w:val="center"/>
-                  </w:pPr>
-                  <w:r>
-                    <w:t xml:space="preserve">Harvest and Clarification</w:t>
-                  </w:r>
-                </w:p>
-              </w:tc>
-              <w:tc>
-                <w:tcPr/>
-                <w:p>
-                  <w:pPr>
-                    <w:pStyle w:val="Compact"/>
-                    <w:jc w:val="left"/>
-                    <w:jc w:val="center"/>
-                  </w:pPr>
-                  <w:r>
-                    <w:t xml:space="preserve">Primary recovery and clarification; forms no product-quality CQA</w:t>
-                  </w:r>
-                </w:p>
-              </w:tc>
-            </w:tr>
-            <w:tr>
-              <w:tc>
-                <w:tcPr/>
-                <w:p>
-                  <w:pPr>
-                    <w:pStyle w:val="Compact"/>
-                    <w:jc w:val="right"/>
-                    <w:jc w:val="center"/>
-                  </w:pPr>
-                  <w:r>
-                    <w:t xml:space="preserve">5</w:t>
-                  </w:r>
-                </w:p>
-              </w:tc>
-              <w:tc>
-                <w:tcPr/>
-                <w:p>
-                  <w:pPr>
-                    <w:pStyle w:val="Compact"/>
-                    <w:jc w:val="left"/>
-                    <w:jc w:val="center"/>
-                  </w:pPr>
-                  <w:r>
-                    <w:t xml:space="preserve">Protein A Chromatography</w:t>
-                  </w:r>
-                </w:p>
-              </w:tc>
-              <w:tc>
-                <w:tcPr/>
-                <w:p>
-                  <w:pPr>
-                    <w:pStyle w:val="Compact"/>
-                    <w:jc w:val="left"/>
-                    <w:jc w:val="center"/>
-                  </w:pPr>
-                  <w:r>
-                    <w:t xml:space="preserve">Capture; sets leached Protein A; principal HCP and DNA clearance</w:t>
-                  </w:r>
-                </w:p>
-              </w:tc>
-            </w:tr>
-            <w:tr>
-              <w:tc>
-                <w:tcPr/>
-                <w:p>
-                  <w:pPr>
-                    <w:pStyle w:val="Compact"/>
-                    <w:jc w:val="right"/>
-                    <w:jc w:val="center"/>
-                  </w:pPr>
-                  <w:r>
-                    <w:t xml:space="preserve">6</w:t>
-                  </w:r>
-                </w:p>
-              </w:tc>
-              <w:tc>
-                <w:tcPr/>
-                <w:p>
-                  <w:pPr>
-                    <w:pStyle w:val="Compact"/>
-                    <w:jc w:val="left"/>
-                    <w:jc w:val="center"/>
-                  </w:pPr>
-                  <w:r>
-                    <w:t xml:space="preserve">Low-pH Viral Inactivation</w:t>
-                  </w:r>
-                </w:p>
-              </w:tc>
-              <w:tc>
-                <w:tcPr/>
-                <w:p>
-                  <w:pPr>
-                    <w:pStyle w:val="Compact"/>
-                    <w:jc w:val="left"/>
-                    <w:jc w:val="center"/>
-                  </w:pPr>
-                  <w:r>
-                    <w:t xml:space="preserve">Low-pH hold; sets the cumulative XMuLV (enveloped) clearance</w:t>
-                  </w:r>
-                </w:p>
-              </w:tc>
-            </w:tr>
-            <w:tr>
-              <w:tc>
-                <w:tcPr/>
-                <w:p>
-                  <w:pPr>
-                    <w:pStyle w:val="Compact"/>
-                    <w:jc w:val="right"/>
-                    <w:jc w:val="center"/>
-                  </w:pPr>
-                  <w:r>
-                    <w:t xml:space="preserve">7</w:t>
-                  </w:r>
-                </w:p>
-              </w:tc>
-              <w:tc>
-                <w:tcPr/>
-                <w:p>
-                  <w:pPr>
-                    <w:pStyle w:val="Compact"/>
-                    <w:jc w:val="left"/>
-                    <w:jc w:val="center"/>
-                  </w:pPr>
-                  <w:r>
-                    <w:t xml:space="preserve">Cation Exchange Chromatography</w:t>
-                  </w:r>
-                </w:p>
-              </w:tc>
-              <w:tc>
-                <w:tcPr/>
-                <w:p>
-                  <w:pPr>
-                    <w:pStyle w:val="Compact"/>
-                    <w:jc w:val="left"/>
-                    <w:jc w:val="center"/>
-                  </w:pPr>
-                  <w:r>
-                    <w:t xml:space="preserve">Polish; principal aggregate reduction; major HCP/DNA/leached-PA clearance</w:t>
-                  </w:r>
-                </w:p>
-              </w:tc>
-            </w:tr>
-            <w:tr>
-              <w:tc>
-                <w:tcPr/>
-                <w:p>
-                  <w:pPr>
-                    <w:pStyle w:val="Compact"/>
-                    <w:jc w:val="right"/>
-                    <w:jc w:val="center"/>
-                  </w:pPr>
-                  <w:r>
-                    <w:t xml:space="preserve">8</w:t>
-                  </w:r>
-                </w:p>
-              </w:tc>
-              <w:tc>
-                <w:tcPr/>
-                <w:p>
-                  <w:pPr>
-                    <w:pStyle w:val="Compact"/>
-                    <w:jc w:val="left"/>
-                    <w:jc w:val="center"/>
-                  </w:pPr>
-                  <w:r>
-                    <w:t xml:space="preserve">Anion Exchange Chromatography</w:t>
-                  </w:r>
-                </w:p>
-              </w:tc>
-              <w:tc>
-                <w:tcPr/>
-                <w:p>
-                  <w:pPr>
-                    <w:pStyle w:val="Compact"/>
-                    <w:jc w:val="left"/>
-                    <w:jc w:val="center"/>
-                  </w:pPr>
-                  <w:r>
-                    <w:t xml:space="preserve">Flow-through polish; sets the cumulative MVM clearance; clears XMuLV/HCP/DNA</w:t>
-                  </w:r>
-                </w:p>
-              </w:tc>
-            </w:tr>
-            <w:tr>
-              <w:tc>
-                <w:tcPr/>
-                <w:p>
-                  <w:pPr>
-                    <w:pStyle w:val="Compact"/>
-                    <w:jc w:val="right"/>
-                    <w:jc w:val="center"/>
-                  </w:pPr>
-                  <w:r>
-                    <w:t xml:space="preserve">9</w:t>
-                  </w:r>
-                </w:p>
-              </w:tc>
-              <w:tc>
-                <w:tcPr/>
-                <w:p>
-                  <w:pPr>
-                    <w:pStyle w:val="Compact"/>
-                    <w:jc w:val="left"/>
-                    <w:jc w:val="center"/>
-                  </w:pPr>
-                  <w:r>
-                    <w:t xml:space="preserve">Small-Virus Retentive Filtration</w:t>
-                  </w:r>
-                </w:p>
-              </w:tc>
-              <w:tc>
-                <w:tcPr/>
-                <w:p>
-                  <w:pPr>
-                    <w:pStyle w:val="Compact"/>
-                    <w:jc w:val="left"/>
-                    <w:jc w:val="center"/>
-                  </w:pPr>
-                  <w:r>
-                    <w:t xml:space="preserve">Dedicated small-virus removal; principal MVM clearance</w:t>
-                  </w:r>
-                </w:p>
-              </w:tc>
-            </w:tr>
-            <w:tr>
-              <w:tc>
-                <w:tcPr/>
-                <w:p>
-                  <w:pPr>
-                    <w:pStyle w:val="Compact"/>
-                    <w:jc w:val="right"/>
-                    <w:jc w:val="center"/>
-                  </w:pPr>
-                  <w:r>
-                    <w:t xml:space="preserve">10</w:t>
-                  </w:r>
-                </w:p>
-              </w:tc>
-              <w:tc>
-                <w:tcPr/>
-                <w:p>
-                  <w:pPr>
-                    <w:pStyle w:val="Compact"/>
-                    <w:jc w:val="left"/>
-                    <w:jc w:val="center"/>
-                  </w:pPr>
-                  <w:r>
-                    <w:t xml:space="preserve">Ultrafiltration / Diafiltration</w:t>
-                  </w:r>
-                </w:p>
-              </w:tc>
-              <w:tc>
-                <w:tcPr/>
-                <w:p>
-                  <w:pPr>
-                    <w:pStyle w:val="Compact"/>
-                    <w:jc w:val="left"/>
-                    <w:jc w:val="center"/>
-                  </w:pPr>
-                  <w:r>
-                    <w:t xml:space="preserve">Formulation / mass balance; delivers drug substance at target concentration</w:t>
-                  </w:r>
-                </w:p>
-              </w:tc>
-            </w:tr>
-          </w:tbl>
-          <w:bookmarkEnd w:id="12"/>
-          <w:p/>
-        </w:tc>
-      </w:tr>
-    </w:tbl>
-    <w:p>
-      <w:pPr>
-        <w:pStyle w:val="BodyText"/>
-      </w:pPr>
-      <w:r>
-        <w:t xml:space="preserve">The step takes clarified harvest from Step 4, binds the antibody on an immobilized Protein A</w:t>
-      </w:r>
-      <w:r>
-        <w:t xml:space="preserve"> </w:t>
-      </w:r>
-      <w:r>
-        <w:t xml:space="preserve">resin, and elutes it at low pH into the viral inactivation hold of Step 6. It sets one</w:t>
-      </w:r>
-      <w:r>
-        <w:t xml:space="preserve"> </w:t>
-      </w:r>
-      <w:r>
-        <w:t xml:space="preserve">quality attribute, leached Protein A, and it is the principal point of host cell protein and</w:t>
-      </w:r>
-      <w:r>
-        <w:t xml:space="preserve"> </w:t>
-      </w:r>
-      <w:r>
-        <w:t xml:space="preserve">residual DNA removal in the process (</w:t>
-      </w:r>
-      <w:hyperlink w:anchor="tbl-train">
-        <w:r>
-          <w:rPr>
-            <w:rStyle w:val="Hyperlink"/>
-          </w:rPr>
-          <w:t xml:space="preserve">Table 2</w:t>
-        </w:r>
-      </w:hyperlink>
-      <w:r>
-        <w:t xml:space="preserve">). Viral clearance can be shown across</w:t>
-      </w:r>
-      <w:r>
-        <w:t xml:space="preserve"> </w:t>
-      </w:r>
-      <w:r>
-        <w:t xml:space="preserve">affinity capture steps of this kind, but no viral clearance claim will be made for this one.</w:t>
-      </w:r>
-      <w:r>
-        <w:t xml:space="preserve"> </w:t>
-      </w:r>
-      <w:r>
-        <w:t xml:space="preserve">The cumulative claim rests on Steps 6, 8 and 9 and is consolidated in PCMR-001</w:t>
-      </w:r>
-      <w:r>
-        <w:t xml:space="preserve"> </w:t>
-      </w:r>
-      <w:r>
-        <w:t xml:space="preserve">(International Council for Harmonisation 2023a)</w:t>
-      </w:r>
-      <w:r>
-        <w:t xml:space="preserve">.</w:t>
-      </w:r>
-    </w:p>
-    <w:p>
-      <w:pPr>
-        <w:pStyle w:val="BodyText"/>
-      </w:pPr>
-      <w:r>
-        <w:t xml:space="preserve">This plan covers the 4 process parameters that RA-001 assigned to multivariate</w:t>
-      </w:r>
-      <w:r>
-        <w:t xml:space="preserve"> </w:t>
-      </w:r>
-      <w:r>
-        <w:t xml:space="preserve">study and the 2 parameters it assigned to univariate study, over the</w:t>
-      </w:r>
-      <w:r>
-        <w:t xml:space="preserve"> </w:t>
-      </w:r>
-      <w:r>
-        <w:t xml:space="preserve">characterization ranges given in §6.1. Three responses will be measured on every run</w:t>
-      </w:r>
-      <w:r>
-        <w:t xml:space="preserve"> </w:t>
-      </w:r>
-      <w:r>
-        <w:t xml:space="preserve">(pool host cell protein, leached Protein A and step yield), while residual DNA and aggregate</w:t>
-      </w:r>
-      <w:r>
-        <w:t xml:space="preserve"> </w:t>
-      </w:r>
-      <w:r>
-        <w:t xml:space="preserve">will be measured on the reduced scheme of §5.4.</w:t>
-      </w:r>
-    </w:p>
-    <w:p>
-      <w:pPr>
-        <w:pStyle w:val="BodyText"/>
-      </w:pPr>
-      <w:r>
-        <w:t xml:space="preserve">Three areas that a reader might expect here are outside the scope of this plan and are</w:t>
-      </w:r>
-      <w:r>
-        <w:t xml:space="preserve"> </w:t>
-      </w:r>
-      <w:r>
-        <w:t xml:space="preserve">covered by other documents of the characterization package. Resin packing,</w:t>
-      </w:r>
-      <w:r>
-        <w:t xml:space="preserve"> </w:t>
-      </w:r>
-      <w:r>
-        <w:t xml:space="preserve">sanitization, re-use and lifetime are governed by SOP-2008 and are characterized in the</w:t>
-      </w:r>
-      <w:r>
-        <w:t xml:space="preserve"> </w:t>
-      </w:r>
-      <w:r>
-        <w:t xml:space="preserve">resin life-cycle study referenced there. Analytical method performance is established by the</w:t>
-      </w:r>
-      <w:r>
-        <w:t xml:space="preserve"> </w:t>
-      </w:r>
-      <w:r>
-        <w:t xml:space="preserve">validations listed in</w:t>
-      </w:r>
-      <w:r>
-        <w:t xml:space="preserve"> </w:t>
-      </w:r>
-      <w:hyperlink w:anchor="tbl-sops">
-        <w:r>
-          <w:rPr>
-            <w:rStyle w:val="Hyperlink"/>
-          </w:rPr>
-          <w:t xml:space="preserve">Table 4</w:t>
-        </w:r>
-      </w:hyperlink>
-      <w:r>
-        <w:t xml:space="preserve"> </w:t>
-      </w:r>
-      <w:r>
-        <w:t xml:space="preserve">and is not re-established here. Hold times between unit</w:t>
-      </w:r>
-      <w:r>
-        <w:t xml:space="preserve"> </w:t>
-      </w:r>
-      <w:r>
-        <w:t xml:space="preserve">operations, and the equivalence of the receiving site’s equipment, are covered by PTP-001.</w:t>
-      </w:r>
-    </w:p>
-    <w:bookmarkEnd w:id="13"/>
-    <w:bookmarkStart w:id="14" w:name="objectives"/>
-    <w:p>
-      <w:pPr>
-        <w:pStyle w:val="Heading1"/>
-      </w:pPr>
-      <w:r>
-        <w:t xml:space="preserve">2. Objectives</w:t>
-      </w:r>
-    </w:p>
-    <w:p>
-      <w:pPr>
-        <w:pStyle w:val="FirstParagraph"/>
-      </w:pPr>
-      <w:r>
-        <w:t xml:space="preserve">The study pursues the objectives below, and each of them is answered by a named section of</w:t>
-      </w:r>
-      <w:r>
-        <w:t xml:space="preserve"> </w:t>
-      </w:r>
-      <w:r>
-        <w:t xml:space="preserve">PCR-005.</w:t>
-      </w:r>
-    </w:p>
-    <w:p>
-      <w:pPr>
-        <w:pStyle w:val="Compact"/>
-        <w:numPr>
-          <w:ilvl w:val="0"/>
-          <w:numId w:val="1001"/>
-        </w:numPr>
-      </w:pPr>
-    </w:p>
-    <w:p>
-      <w:pPr>
-        <w:pStyle w:val="Compact"/>
-        <w:numPr>
-          <w:ilvl w:val="1"/>
-          <w:numId w:val="1002"/>
-        </w:numPr>
-      </w:pPr>
-      <w:r>
-        <w:t xml:space="preserve">Quantify the effect of each studied parameter on pool host cell protein, on leached</w:t>
-      </w:r>
-      <w:r>
-        <w:t xml:space="preserve"> </w:t>
-      </w:r>
-      <w:r>
-        <w:t xml:space="preserve">Protein A and on step yield, across the characterization ranges of §6.1.</w:t>
-      </w:r>
-    </w:p>
-    <w:p>
-      <w:pPr>
-        <w:pStyle w:val="Compact"/>
-        <w:numPr>
-          <w:ilvl w:val="0"/>
-          <w:numId w:val="1001"/>
-        </w:numPr>
-      </w:pPr>
-    </w:p>
-    <w:p>
-      <w:pPr>
-        <w:pStyle w:val="Compact"/>
-        <w:numPr>
-          <w:ilvl w:val="1"/>
-          <w:numId w:val="1003"/>
-        </w:numPr>
-      </w:pPr>
-      <w:r>
-        <w:t xml:space="preserve">Identify the interactions between the multivariate parameters, and estimate the</w:t>
-      </w:r>
-      <w:r>
-        <w:t xml:space="preserve"> </w:t>
-      </w:r>
-      <w:r>
-        <w:t xml:space="preserve">curvature of any response that shows it.</w:t>
-      </w:r>
-    </w:p>
-    <w:p>
-      <w:pPr>
-        <w:pStyle w:val="Compact"/>
-        <w:numPr>
-          <w:ilvl w:val="0"/>
-          <w:numId w:val="1001"/>
-        </w:numPr>
-      </w:pPr>
-    </w:p>
-    <w:p>
-      <w:pPr>
-        <w:pStyle w:val="Compact"/>
-        <w:numPr>
-          <w:ilvl w:val="1"/>
-          <w:numId w:val="1004"/>
-        </w:numPr>
-      </w:pPr>
-      <w:r>
-        <w:t xml:space="preserve">Define a multivariate operating region for the parameters that govern a quality</w:t>
-      </w:r>
-      <w:r>
-        <w:t xml:space="preserve"> </w:t>
-      </w:r>
-      <w:r>
-        <w:t xml:space="preserve">attribute, and determine a proven acceptable range for each governed attribute and</w:t>
-      </w:r>
-      <w:r>
-        <w:t xml:space="preserve"> </w:t>
-      </w:r>
-      <w:r>
-        <w:t xml:space="preserve">parameter combination.</w:t>
-      </w:r>
-    </w:p>
-    <w:p>
-      <w:pPr>
-        <w:pStyle w:val="Compact"/>
-        <w:numPr>
-          <w:ilvl w:val="0"/>
-          <w:numId w:val="1001"/>
-        </w:numPr>
-      </w:pPr>
-    </w:p>
-    <w:p>
-      <w:pPr>
-        <w:pStyle w:val="Compact"/>
-        <w:numPr>
-          <w:ilvl w:val="1"/>
-          <w:numId w:val="1005"/>
-        </w:numPr>
-      </w:pPr>
-      <w:r>
-        <w:t xml:space="preserve">Provide the effect estimates and the operating-region risk assessment needed to</w:t>
-      </w:r>
-      <w:r>
-        <w:t xml:space="preserve"> </w:t>
-      </w:r>
-      <w:r>
-        <w:t xml:space="preserve">classify every parameter of the step under SOP-4001.</w:t>
-      </w:r>
-    </w:p>
-    <w:p>
-      <w:pPr>
-        <w:pStyle w:val="Compact"/>
-        <w:numPr>
-          <w:ilvl w:val="0"/>
-          <w:numId w:val="1001"/>
-        </w:numPr>
-      </w:pPr>
-    </w:p>
-    <w:p>
-      <w:pPr>
-        <w:pStyle w:val="Compact"/>
-        <w:numPr>
-          <w:ilvl w:val="1"/>
-          <w:numId w:val="1006"/>
-        </w:numPr>
-      </w:pPr>
-      <w:r>
-        <w:t xml:space="preserve">Justify the normal operating ranges to be transferred to the receiving site, and state</w:t>
-      </w:r>
-      <w:r>
-        <w:t xml:space="preserve"> </w:t>
-      </w:r>
-      <w:r>
-        <w:t xml:space="preserve">the contribution this step makes to the overall control strategy.</w:t>
-      </w:r>
-    </w:p>
-    <w:p>
-      <w:pPr>
-        <w:pStyle w:val="FirstParagraph"/>
-      </w:pPr>
-      <w:r>
-        <w:t xml:space="preserve">The enhanced approach of ICH Q8(R2) and ICH Q11 is followed throughout, criticality is</w:t>
-      </w:r>
-      <w:r>
-        <w:t xml:space="preserve"> </w:t>
-      </w:r>
-      <w:r>
-        <w:t xml:space="preserve">treated as a continuum in the sense of ICH Q9(R1), and both the methodology and the</w:t>
-      </w:r>
-      <w:r>
-        <w:t xml:space="preserve"> </w:t>
-      </w:r>
-      <w:r>
-        <w:t xml:space="preserve">attribute framework are those of the A-Mab case study</w:t>
-      </w:r>
-      <w:r>
-        <w:t xml:space="preserve"> </w:t>
-      </w:r>
-      <w:r>
-        <w:t xml:space="preserve">(International Council for Harmonisation 2009, 2012, 2023b; CMC Biotech Working Group 2009)</w:t>
-      </w:r>
-      <w:r>
-        <w:t xml:space="preserve">.</w:t>
-      </w:r>
-    </w:p>
-    <w:bookmarkEnd w:id="14"/>
-    <w:bookmarkStart w:id="17" w:name="related-documents"/>
-    <w:p>
-      <w:pPr>
-        <w:pStyle w:val="Heading1"/>
-      </w:pPr>
-      <w:r>
-        <w:t xml:space="preserve">3. Related documents</w:t>
-      </w:r>
-    </w:p>
-    <w:p>
-      <w:pPr>
-        <w:pStyle w:val="FirstParagraph"/>
-      </w:pPr>
-      <w:hyperlink w:anchor="tbl-related">
-        <w:r>
-          <w:rPr>
-            <w:rStyle w:val="Hyperlink"/>
-          </w:rPr>
-          <w:t xml:space="preserve">Table 3</w:t>
-        </w:r>
-      </w:hyperlink>
-      <w:r>
-        <w:t xml:space="preserve"> </w:t>
-      </w:r>
-      <w:r>
-        <w:t xml:space="preserve">lists the documents this plan depends on (PTP-001, RA-001 and PCMP-001) and the</w:t>
-      </w:r>
-      <w:r>
-        <w:t xml:space="preserve"> </w:t>
-      </w:r>
-      <w:r>
-        <w:t xml:space="preserve">documents it feeds (PCR-005 and PCMR-001). The controlled procedures and validated</w:t>
-      </w:r>
-      <w:r>
-        <w:t xml:space="preserve"> </w:t>
-      </w:r>
-      <w:r>
-        <w:t xml:space="preserve">analytical methods that govern the study are listed in</w:t>
-      </w:r>
-      <w:r>
-        <w:t xml:space="preserve"> </w:t>
-      </w:r>
-      <w:hyperlink w:anchor="tbl-sops">
-        <w:r>
-          <w:rPr>
-            <w:rStyle w:val="Hyperlink"/>
-          </w:rPr>
-          <w:t xml:space="preserve">Table 4</w:t>
-        </w:r>
-      </w:hyperlink>
-      <w:r>
-        <w:t xml:space="preserve">, and all identifiers in</w:t>
-      </w:r>
-      <w:r>
-        <w:t xml:space="preserve"> </w:t>
-      </w:r>
-      <w:r>
-        <w:t xml:space="preserve">both tables are placeholders in a synthetic corpus.</w:t>
-      </w:r>
-    </w:p>
-    <w:tbl>
-      <w:tblPr>
-        <w:tblStyle w:val="Table"/>
-        <w:tblW w:type="pct" w:w="5000"/>
-        <w:tblLayout w:type="fixed"/>
-        <w:tblLook w:firstRow="0" w:lastRow="0" w:firstColumn="0" w:lastColumn="0" w:noHBand="0" w:noVBand="0" w:val="0000"/>
-      </w:tblPr>
-      <w:tblGrid>
-        <w:gridCol w:w="7920"/>
-      </w:tblGrid>
-      <w:tr>
-        <w:tc>
-          <w:tcPr/>
-          <w:bookmarkStart w:id="15" w:name="tbl-related"/>
-          <w:p>
-            <w:pPr>
-              <w:jc w:val="center"/>
-            </w:pPr>
-            <w:pPr>
-              <w:jc w:val="left"/>
-              <w:spacing w:before="200"/>
-              <w:pStyle w:val="ImageCaption"/>
-            </w:pPr>
-            <w:r>
-              <w:t xml:space="preserve">Table 3: Related documents in the characterization package.</w:t>
+              <w:t xml:space="preserve">Table 2: Related documents in the A-Mab characterization package.</w:t>
             </w:r>
           </w:p>
           <w:tbl>
@@ -2033,7 +1506,7 @@
               </w:tc>
             </w:tr>
           </w:tbl>
-          <w:bookmarkEnd w:id="15"/>
+          <w:bookmarkEnd w:id="14"/>
           <w:p/>
         </w:tc>
       </w:tr>
@@ -2043,7 +1516,45 @@
         <w:pStyle w:val="BodyText"/>
       </w:pPr>
       <w:r>
-        <w:t xml:space="preserve"> </w:t>
+        <w:t xml:space="preserve">The controlled procedures and validated methods that govern the work are given in</w:t>
+      </w:r>
+      <w:r>
+        <w:t xml:space="preserve"> </w:t>
+      </w:r>
+      <w:hyperlink w:anchor="tbl-sops">
+        <w:r>
+          <w:rPr>
+            <w:rStyle w:val="Hyperlink"/>
+          </w:rPr>
+          <w:t xml:space="preserve">Table 3</w:t>
+        </w:r>
+      </w:hyperlink>
+      <w:r>
+        <w:t xml:space="preserve">.</w:t>
+      </w:r>
+      <w:r>
+        <w:t xml:space="preserve"> </w:t>
+      </w:r>
+      <w:r>
+        <w:t xml:space="preserve">SOP-2007 governs the operation of the step, SOP-2008 the packing and life cycle of the column,</w:t>
+      </w:r>
+      <w:r>
+        <w:t xml:space="preserve"> </w:t>
+      </w:r>
+      <w:r>
+        <w:t xml:space="preserve">SOP-1001 the qualification of the scale-down model, SOP-1002 the design and analysis of the</w:t>
+      </w:r>
+      <w:r>
+        <w:t xml:space="preserve"> </w:t>
+      </w:r>
+      <w:r>
+        <w:t xml:space="preserve">designed experiments, and SOP-4001 the classification of the parameters once the results are</w:t>
+      </w:r>
+      <w:r>
+        <w:t xml:space="preserve"> </w:t>
+      </w:r>
+      <w:r>
+        <w:t xml:space="preserve">available.</w:t>
       </w:r>
     </w:p>
     <w:tbl>
@@ -2059,7 +1570,7 @@
       <w:tr>
         <w:tc>
           <w:tcPr/>
-          <w:bookmarkStart w:id="16" w:name="tbl-sops"/>
+          <w:bookmarkStart w:id="15" w:name="tbl-sops"/>
           <w:p>
             <w:pPr>
               <w:jc w:val="center"/>
@@ -2070,7 +1581,7 @@
               <w:pStyle w:val="ImageCaption"/>
             </w:pPr>
             <w:r>
-              <w:t xml:space="preserve">Table 4: Controlled procedures and validated analytical methods for the study.</w:t>
+              <w:t xml:space="preserve">Table 3: Controlled procedures and validated analytical methods for the capture step.</w:t>
             </w:r>
           </w:p>
           <w:tbl>
@@ -2499,12 +2010,12 @@
               </w:tc>
             </w:tr>
           </w:tbl>
-          <w:bookmarkEnd w:id="16"/>
+          <w:bookmarkEnd w:id="15"/>
           <w:p/>
         </w:tc>
       </w:tr>
     </w:tbl>
-    <w:bookmarkEnd w:id="17"/>
+    <w:bookmarkEnd w:id="16"/>
     <w:bookmarkStart w:id="22" w:name="prior-knowledge-and-quality-risk-basis"/>
     <w:p>
       <w:pPr>
@@ -2514,7 +2025,7 @@
         <w:t xml:space="preserve">4. Prior knowledge and quality risk basis</w:t>
       </w:r>
     </w:p>
-    <w:bookmarkStart w:id="18" w:name="Xfc9d08e28ad3e20206826e1b5e1507b6461f659"/>
+    <w:bookmarkStart w:id="17" w:name="Xfc9d08e28ad3e20206826e1b5e1507b6461f659"/>
     <w:p>
       <w:pPr>
         <w:pStyle w:val="Heading2"/>
@@ -2528,49 +2039,55 @@
         <w:pStyle w:val="FirstParagraph"/>
       </w:pPr>
       <w:r>
-        <w:t xml:space="preserve">The capture step uses an immobilized Protein A resin operated in bind and elute mode. The</w:t>
-      </w:r>
-      <w:r>
-        <w:t xml:space="preserve"> </w:t>
-      </w:r>
-      <w:r>
-        <w:t xml:space="preserve">clarified harvest is loaded onto an equilibrated column and the antibody binds through its Fc</w:t>
-      </w:r>
-      <w:r>
-        <w:t xml:space="preserve"> </w:t>
-      </w:r>
-      <w:r>
-        <w:t xml:space="preserve">region, while host cell protein, DNA and media components pass into the flow through, and a</w:t>
-      </w:r>
-      <w:r>
-        <w:t xml:space="preserve"> </w:t>
-      </w:r>
-      <w:r>
-        <w:t xml:space="preserve">wash then displaces the weakly retained impurities from the bed. The bound antibody is</w:t>
-      </w:r>
-      <w:r>
-        <w:t xml:space="preserve"> </w:t>
-      </w:r>
-      <w:r>
-        <w:t xml:space="preserve">eluted with a low pH buffer, and the eluate pool is collected until a defined column volume</w:t>
-      </w:r>
-      <w:r>
-        <w:t xml:space="preserve"> </w:t>
-      </w:r>
-      <w:r>
-        <w:t xml:space="preserve">(CV) has passed.</w:t>
-      </w:r>
-      <w:r>
-        <w:t xml:space="preserve"> </w:t>
-      </w:r>
-      <w:r>
-        <w:t xml:space="preserve">The pool feeds the low pH hold of Step 6 without adjustment, so the elution buffer pH also</w:t>
-      </w:r>
-      <w:r>
-        <w:t xml:space="preserve"> </w:t>
-      </w:r>
-      <w:r>
-        <w:t xml:space="preserve">sets the starting condition of that step.</w:t>
+        <w:t xml:space="preserve">Protein A capture is a bind and elute affinity step. Staphylococcal Protein A immobilized on</w:t>
+      </w:r>
+      <w:r>
+        <w:t xml:space="preserve"> </w:t>
+      </w:r>
+      <w:r>
+        <w:t xml:space="preserve">the resin binds the Fc region of the antibody at neutral pH through hydrophobic and hydrogen</w:t>
+      </w:r>
+      <w:r>
+        <w:t xml:space="preserve"> </w:t>
+      </w:r>
+      <w:r>
+        <w:t xml:space="preserve">bonding contacts at the interface between the second and third constant domains of the heavy</w:t>
+      </w:r>
+      <w:r>
+        <w:t xml:space="preserve"> </w:t>
+      </w:r>
+      <w:r>
+        <w:t xml:space="preserve">chain. Host cell protein, DNA and most other components of the clarified harvest do not bind</w:t>
+      </w:r>
+      <w:r>
+        <w:t xml:space="preserve"> </w:t>
+      </w:r>
+      <w:r>
+        <w:t xml:space="preserve">and leave in the flow-through or the wash. Lowering the pH protonates histidine residues at</w:t>
+      </w:r>
+      <w:r>
+        <w:t xml:space="preserve"> </w:t>
+      </w:r>
+      <w:r>
+        <w:t xml:space="preserve">the interface between the Fc and the ligand, weakens the interaction and releases the antibody</w:t>
+      </w:r>
+      <w:r>
+        <w:t xml:space="preserve"> </w:t>
+      </w:r>
+      <w:r>
+        <w:t xml:space="preserve">into a small volume of low-pH eluate. The step therefore concentrates the product, removes the</w:t>
+      </w:r>
+      <w:r>
+        <w:t xml:space="preserve"> </w:t>
+      </w:r>
+      <w:r>
+        <w:t xml:space="preserve">bulk of the process impurities, and introduces one impurity of its own, which is ligand that</w:t>
+      </w:r>
+      <w:r>
+        <w:t xml:space="preserve"> </w:t>
+      </w:r>
+      <w:r>
+        <w:t xml:space="preserve">leaches from the resin.</w:t>
       </w:r>
     </w:p>
     <w:p>
@@ -2578,37 +2095,46 @@
         <w:pStyle w:val="BodyText"/>
       </w:pPr>
       <w:r>
-        <w:t xml:space="preserve">Affinity capture on this platform is well established. The resin, the buffer system and the</w:t>
-      </w:r>
-      <w:r>
-        <w:t xml:space="preserve"> </w:t>
-      </w:r>
-      <w:r>
-        <w:t xml:space="preserve">operating sequence are those used for three previous humanized IgG1 products (X-Mab, Y-Mab</w:t>
-      </w:r>
-      <w:r>
-        <w:t xml:space="preserve"> </w:t>
-      </w:r>
-      <w:r>
-        <w:t xml:space="preserve">and Z-Mab) and for the A-Mab clinical campaigns. That history shows the step to be robust</w:t>
-      </w:r>
-      <w:r>
-        <w:t xml:space="preserve"> </w:t>
-      </w:r>
-      <w:r>
-        <w:t xml:space="preserve">and its performance to be governed by a small number of parameters. Characterization</w:t>
-      </w:r>
-      <w:r>
-        <w:t xml:space="preserve"> </w:t>
-      </w:r>
-      <w:r>
-        <w:t xml:space="preserve">therefore confirms and bounds behaviour that is already understood, and the study is designed</w:t>
-      </w:r>
-      <w:r>
-        <w:t xml:space="preserve"> </w:t>
-      </w:r>
-      <w:r>
-        <w:t xml:space="preserve">on that basis.</w:t>
+        <w:t xml:space="preserve">The capture step is a platform operation. It has been used for the manufacture of three</w:t>
+      </w:r>
+      <w:r>
+        <w:t xml:space="preserve"> </w:t>
+      </w:r>
+      <w:r>
+        <w:t xml:space="preserve">previous humanized IgG1 antibodies (X-Mab, Y-Mab and Z-Mab) and throughout A-Mab clinical and</w:t>
+      </w:r>
+      <w:r>
+        <w:t xml:space="preserve"> </w:t>
+      </w:r>
+      <w:r>
+        <w:t xml:space="preserve">engineering manufacture, and the chemistry of the resin, the buffers and the cycle are</w:t>
+      </w:r>
+      <w:r>
+        <w:t xml:space="preserve"> </w:t>
+      </w:r>
+      <w:r>
+        <w:t xml:space="preserve">unchanged for A-Mab</w:t>
+      </w:r>
+      <w:r>
+        <w:t xml:space="preserve"> </w:t>
+      </w:r>
+      <w:r>
+        <w:t xml:space="preserve">(CMC Biotech Working Group 2009)</w:t>
+      </w:r>
+      <w:r>
+        <w:t xml:space="preserve">. The mechanisms below are therefore known before the study</w:t>
+      </w:r>
+      <w:r>
+        <w:t xml:space="preserve"> </w:t>
+      </w:r>
+      <w:r>
+        <w:t xml:space="preserve">begins. Characterization confirms and bounds them for this molecule rather than discovering</w:t>
+      </w:r>
+      <w:r>
+        <w:t xml:space="preserve"> </w:t>
+      </w:r>
+      <w:r>
+        <w:t xml:space="preserve">them.</w:t>
       </w:r>
     </w:p>
     <w:p>
@@ -2616,67 +2142,49 @@
         <w:pStyle w:val="BodyText"/>
       </w:pPr>
       <w:r>
-        <w:t xml:space="preserve">Three mechanisms frame what the study expects to find. Protein load determines how much</w:t>
-      </w:r>
-      <w:r>
-        <w:t xml:space="preserve"> </w:t>
-      </w:r>
-      <w:r>
-        <w:t xml:space="preserve">antibody competes for the available binding sites, so a high load is expected to raise the</w:t>
-      </w:r>
-      <w:r>
-        <w:t xml:space="preserve"> </w:t>
-      </w:r>
-      <w:r>
-        <w:t xml:space="preserve">host cell protein carried into the eluate, and at short residence times it is expected to</w:t>
-      </w:r>
-      <w:r>
-        <w:t xml:space="preserve"> </w:t>
-      </w:r>
-      <w:r>
-        <w:t xml:space="preserve">lose product to breakthrough. Elution buffer pH sets the strength of the elution and, through</w:t>
-      </w:r>
-      <w:r>
-        <w:t xml:space="preserve"> </w:t>
-      </w:r>
-      <w:r>
-        <w:t xml:space="preserve">it, the balance between recovery of the antibody and carry-over of impurity. A lower pH</w:t>
-      </w:r>
-      <w:r>
-        <w:t xml:space="preserve"> </w:t>
-      </w:r>
-      <w:r>
-        <w:t xml:space="preserve">releases the antibody more completely, and it also mobilizes impurities that remain</w:t>
-      </w:r>
-      <w:r>
-        <w:t xml:space="preserve"> </w:t>
-      </w:r>
-      <w:r>
-        <w:t xml:space="preserve">associated with the resin and accelerates hydrolysis of the ligand, so both pool host cell</w:t>
-      </w:r>
-      <w:r>
-        <w:t xml:space="preserve"> </w:t>
-      </w:r>
-      <w:r>
-        <w:t xml:space="preserve">protein and leached Protein A are expected to rise as the elution pH falls. The end of pool</w:t>
-      </w:r>
-      <w:r>
-        <w:t xml:space="preserve"> </w:t>
-      </w:r>
-      <w:r>
-        <w:t xml:space="preserve">collect determines how much of the trailing edge of the elution peak is taken, and the</w:t>
-      </w:r>
-      <w:r>
-        <w:t xml:space="preserve"> </w:t>
-      </w:r>
-      <w:r>
-        <w:t xml:space="preserve">trailing edge is where the later eluting impurities (host cell protein and leached ligand)</w:t>
-      </w:r>
-      <w:r>
-        <w:t xml:space="preserve"> </w:t>
-      </w:r>
-      <w:r>
-        <w:t xml:space="preserve">are concentrated.</w:t>
+        <w:t xml:space="preserve">Host cell protein reaches the eluate pool by two routes. Some host cell protein binds the</w:t>
+      </w:r>
+      <w:r>
+        <w:t xml:space="preserve"> </w:t>
+      </w:r>
+      <w:r>
+        <w:t xml:space="preserve">resin backbone or the ligand weakly and elutes when the pH is lowered. Some associates with</w:t>
+      </w:r>
+      <w:r>
+        <w:t xml:space="preserve"> </w:t>
+      </w:r>
+      <w:r>
+        <w:t xml:space="preserve">the antibody itself and is carried through as a complex. Both routes depend on how much</w:t>
+      </w:r>
+      <w:r>
+        <w:t xml:space="preserve"> </w:t>
+      </w:r>
+      <w:r>
+        <w:t xml:space="preserve">antibody is bound and how completely it is released. As the protein load approaches the</w:t>
+      </w:r>
+      <w:r>
+        <w:t xml:space="preserve"> </w:t>
+      </w:r>
+      <w:r>
+        <w:t xml:space="preserve">dynamic binding capacity of the resin, the mass transfer zone extends further down the bed and</w:t>
+      </w:r>
+      <w:r>
+        <w:t xml:space="preserve"> </w:t>
+      </w:r>
+      <w:r>
+        <w:t xml:space="preserve">impurity that would have been washed out is carried into the eluate. A lower elution pH</w:t>
+      </w:r>
+      <w:r>
+        <w:t xml:space="preserve"> </w:t>
+      </w:r>
+      <w:r>
+        <w:t xml:space="preserve">releases weakly bound host cell protein together with the product. The two effects reinforce</w:t>
+      </w:r>
+      <w:r>
+        <w:t xml:space="preserve"> </w:t>
+      </w:r>
+      <w:r>
+        <w:t xml:space="preserve">each other, so an interaction between protein load and elution pH is expected.</w:t>
       </w:r>
     </w:p>
     <w:p>
@@ -2684,34 +2192,306 @@
         <w:pStyle w:val="BodyText"/>
       </w:pPr>
       <w:r>
-        <w:t xml:space="preserve">Load flow rate acts through a different route from the other three factors. It changes the</w:t>
-      </w:r>
-      <w:r>
-        <w:t xml:space="preserve"> </w:t>
-      </w:r>
-      <w:r>
-        <w:t xml:space="preserve">residence time on the column and hence the dynamic binding capacity, so its effect is</w:t>
-      </w:r>
-      <w:r>
-        <w:t xml:space="preserve"> </w:t>
-      </w:r>
-      <w:r>
-        <w:t xml:space="preserve">expected on step yield and not on the quality attributes. The executed study will</w:t>
-      </w:r>
-      <w:r>
-        <w:t xml:space="preserve"> </w:t>
-      </w:r>
-      <w:r>
-        <w:t xml:space="preserve">confirm or refute each of these expectations, and PCR-005 will report the mechanistic</w:t>
-      </w:r>
-      <w:r>
-        <w:t xml:space="preserve"> </w:t>
-      </w:r>
-      <w:r>
-        <w:t xml:space="preserve">interpretation alongside the effect estimates.</w:t>
+        <w:t xml:space="preserve">DNA leaves the step by a different route from host cell protein. DNA is polyanionic and does</w:t>
+      </w:r>
+      <w:r>
+        <w:t xml:space="preserve"> </w:t>
+      </w:r>
+      <w:r>
+        <w:t xml:space="preserve">not bind Protein A, so it is removed in the load flow-through and in the wash, and the small</w:t>
+      </w:r>
+      <w:r>
+        <w:t xml:space="preserve"> </w:t>
+      </w:r>
+      <w:r>
+        <w:t xml:space="preserve">fraction that reaches the eluate is DNA</w:t>
+      </w:r>
+      <w:r>
+        <w:t xml:space="preserve"> </w:t>
+      </w:r>
+      <w:r>
+        <w:t xml:space="preserve">associated with the antibody or with host cell protein complexes. Clearance is large and is</w:t>
+      </w:r>
+      <w:r>
+        <w:t xml:space="preserve"> </w:t>
+      </w:r>
+      <w:r>
+        <w:t xml:space="preserve">expected to be insensitive to the operating parameters within the ranges studied. Residual DNA</w:t>
+      </w:r>
+      <w:r>
+        <w:t xml:space="preserve"> </w:t>
+      </w:r>
+      <w:r>
+        <w:t xml:space="preserve">is therefore measured to confirm clearance rather than to fit a model.</w:t>
       </w:r>
     </w:p>
-    <w:bookmarkEnd w:id="18"/>
+    <w:p>
+      <w:pPr>
+        <w:pStyle w:val="BodyText"/>
+      </w:pPr>
+      <w:r>
+        <w:t xml:space="preserve">Leached Protein A is formed by the step itself. Ligand leaves the resin by hydrolysis of the</w:t>
+      </w:r>
+      <w:r>
+        <w:t xml:space="preserve"> </w:t>
+      </w:r>
+      <w:r>
+        <w:t xml:space="preserve">immobilization chemistry and by proteolysis of exposed ligand, and the leached fragments elute</w:t>
+      </w:r>
+      <w:r>
+        <w:t xml:space="preserve"> </w:t>
+      </w:r>
+      <w:r>
+        <w:t xml:space="preserve">with the antibody because they still bind Fc. The amount depends on the coupling chemistry of</w:t>
+      </w:r>
+      <w:r>
+        <w:t xml:space="preserve"> </w:t>
+      </w:r>
+      <w:r>
+        <w:t xml:space="preserve">the resin, on the cumulative cycle number and on the sanitization history, all of which are</w:t>
+      </w:r>
+      <w:r>
+        <w:t xml:space="preserve"> </w:t>
+      </w:r>
+      <w:r>
+        <w:t xml:space="preserve">properties of the resin over its life rather than of a single run. Within the operating ranges</w:t>
+      </w:r>
+      <w:r>
+        <w:t xml:space="preserve"> </w:t>
+      </w:r>
+      <w:r>
+        <w:t xml:space="preserve">of one run the level is therefore expected to be flat. It is controlled by the resin life-cycle</w:t>
+      </w:r>
+      <w:r>
+        <w:t xml:space="preserve"> </w:t>
+      </w:r>
+      <w:r>
+        <w:t xml:space="preserve">limits of SOP-2008 and cleared further downstream by the cation and anion exchange steps.</w:t>
+      </w:r>
+    </w:p>
+    <w:p>
+      <w:pPr>
+        <w:pStyle w:val="BodyText"/>
+      </w:pPr>
+      <w:r>
+        <w:t xml:space="preserve">Step yield is lost by two routes as well. Antibody breaks through during the load, and</w:t>
+      </w:r>
+      <w:r>
+        <w:t xml:space="preserve"> </w:t>
+      </w:r>
+      <w:r>
+        <w:t xml:space="preserve">antibody is left on the column at the end of elution. Breakthrough rises as the protein load</w:t>
+      </w:r>
+      <w:r>
+        <w:t xml:space="preserve"> </w:t>
+      </w:r>
+      <w:r>
+        <w:t xml:space="preserve">approaches the dynamic binding capacity and as the residence time falls, because binding at</w:t>
+      </w:r>
+      <w:r>
+        <w:t xml:space="preserve"> </w:t>
+      </w:r>
+      <w:r>
+        <w:t xml:space="preserve">the ligand is limited by diffusion into the pores of the bead. Extending the pool collection</w:t>
+      </w:r>
+      <w:r>
+        <w:t xml:space="preserve"> </w:t>
+      </w:r>
+      <w:r>
+        <w:t xml:space="preserve">recovers the tail of the elution peak.</w:t>
+      </w:r>
+    </w:p>
+    <w:p>
+      <w:pPr>
+        <w:pStyle w:val="BodyText"/>
+      </w:pPr>
+      <w:r>
+        <w:t xml:space="preserve">A higher protein load and a lower elution pH both raise pool host cell protein, and a faster</w:t>
+      </w:r>
+      <w:r>
+        <w:t xml:space="preserve"> </w:t>
+      </w:r>
+      <w:r>
+        <w:t xml:space="preserve">load flow rate and a shorter pool collection both lower step yield. Protein load is the mass of</w:t>
+      </w:r>
+      <w:r>
+        <w:t xml:space="preserve"> </w:t>
+      </w:r>
+      <w:r>
+        <w:t xml:space="preserve">antibody applied per volume of resin. Raising it fills a larger fraction of the binding capacity</w:t>
+      </w:r>
+      <w:r>
+        <w:t xml:space="preserve"> </w:t>
+      </w:r>
+      <w:r>
+        <w:t xml:space="preserve">of the bed, which extends the mass transfer zone toward the column outlet, carries host cell</w:t>
+      </w:r>
+      <w:r>
+        <w:t xml:space="preserve"> </w:t>
+      </w:r>
+      <w:r>
+        <w:t xml:space="preserve">protein that the wash would otherwise have removed into the eluate, and lets antibody break</w:t>
+      </w:r>
+      <w:r>
+        <w:t xml:space="preserve"> </w:t>
+      </w:r>
+      <w:r>
+        <w:t xml:space="preserve">through into the flow-through. Lowering the elution buffer pH weakens the interaction between</w:t>
+      </w:r>
+      <w:r>
+        <w:t xml:space="preserve"> </w:t>
+      </w:r>
+      <w:r>
+        <w:t xml:space="preserve">the Fc and the ligand further and releases the antibody sooner. The histidine residues at that</w:t>
+      </w:r>
+      <w:r>
+        <w:t xml:space="preserve"> </w:t>
+      </w:r>
+      <w:r>
+        <w:t xml:space="preserve">interface are already largely protonated across the elution range, so within it a lower pH acts</w:t>
+      </w:r>
+      <w:r>
+        <w:t xml:space="preserve"> </w:t>
+      </w:r>
+      <w:r>
+        <w:t xml:space="preserve">by protonating the acidic side chains that form the remaining hydrogen bonds and salt bridges.</w:t>
+      </w:r>
+      <w:r>
+        <w:t xml:space="preserve"> </w:t>
+      </w:r>
+      <w:r>
+        <w:t xml:space="preserve">The antibody then desorbs sooner and in a sharper peak, and host cell protein held weakly on the</w:t>
+      </w:r>
+      <w:r>
+        <w:t xml:space="preserve"> </w:t>
+      </w:r>
+      <w:r>
+        <w:t xml:space="preserve">resin or on the antibody is released with it. A higher pH within the range releases less host</w:t>
+      </w:r>
+      <w:r>
+        <w:t xml:space="preserve"> </w:t>
+      </w:r>
+      <w:r>
+        <w:t xml:space="preserve">cell protein with the product and gives a broader, later peak and a larger pool volume. Over the</w:t>
+      </w:r>
+      <w:r>
+        <w:t xml:space="preserve"> </w:t>
+      </w:r>
+      <w:r>
+        <w:t xml:space="preserve">ranges studied, elution pH is expected to change pool host cell protein more than any other</w:t>
+      </w:r>
+      <w:r>
+        <w:t xml:space="preserve"> </w:t>
+      </w:r>
+      <w:r>
+        <w:t xml:space="preserve">parameter. Load flow rate sets the residence time and hence</w:t>
+      </w:r>
+      <w:r>
+        <w:t xml:space="preserve"> </w:t>
+      </w:r>
+      <w:r>
+        <w:t xml:space="preserve">how far into the pore the antibody diffuses before the fluid moves on, so a faster load broadens</w:t>
+      </w:r>
+      <w:r>
+        <w:t xml:space="preserve"> </w:t>
+      </w:r>
+      <w:r>
+        <w:t xml:space="preserve">the mass transfer zone, lowers the dynamic binding capacity and costs yield at high load. End of</w:t>
+      </w:r>
+      <w:r>
+        <w:t xml:space="preserve"> </w:t>
+      </w:r>
+      <w:r>
+        <w:t xml:space="preserve">pool collect decides how much of the tail of the elution peak is taken. Because the weakly held</w:t>
+      </w:r>
+      <w:r>
+        <w:t xml:space="preserve"> </w:t>
+      </w:r>
+      <w:r>
+        <w:t xml:space="preserve">impurities elute early in the low-pH transition rather than in the tail, extending the collection</w:t>
+      </w:r>
+      <w:r>
+        <w:t xml:space="preserve"> </w:t>
+      </w:r>
+      <w:r>
+        <w:t xml:space="preserve">is expected to raise yield and to lower the impurity concentration per mass of antibody.</w:t>
+      </w:r>
+    </w:p>
+    <w:p>
+      <w:pPr>
+        <w:pStyle w:val="BodyText"/>
+      </w:pPr>
+      <w:r>
+        <w:t xml:space="preserve">Operating temperature and bed height are expected to change pool host cell protein and step</w:t>
+      </w:r>
+      <w:r>
+        <w:t xml:space="preserve"> </w:t>
+      </w:r>
+      <w:r>
+        <w:t xml:space="preserve">yield less than the multivariate parameters do. A higher operating temperature raises the</w:t>
+      </w:r>
+      <w:r>
+        <w:t xml:space="preserve"> </w:t>
+      </w:r>
+      <w:r>
+        <w:t xml:space="preserve">diffusion coefficient of the antibody, which carries it faster into the pores of the bead, and</w:t>
+      </w:r>
+      <w:r>
+        <w:t xml:space="preserve"> </w:t>
+      </w:r>
+      <w:r>
+        <w:t xml:space="preserve">it strengthens the hydrophobic contacts at the interface with the ligand, which holds the</w:t>
+      </w:r>
+      <w:r>
+        <w:t xml:space="preserve"> </w:t>
+      </w:r>
+      <w:r>
+        <w:t xml:space="preserve">antibody more tightly during elution. The two effects act on yield in opposite directions, and</w:t>
+      </w:r>
+      <w:r>
+        <w:t xml:space="preserve"> </w:t>
+      </w:r>
+      <w:r>
+        <w:t xml:space="preserve">over the range of 15 to 30 °C both are small beside the effects of load and</w:t>
+      </w:r>
+      <w:r>
+        <w:t xml:space="preserve"> </w:t>
+      </w:r>
+      <w:r>
+        <w:t xml:space="preserve">elution pH. The binding capacity specified by the resin manufacturer covers that range. A taller</w:t>
+      </w:r>
+      <w:r>
+        <w:t xml:space="preserve"> </w:t>
+      </w:r>
+      <w:r>
+        <w:t xml:space="preserve">bed at a fixed linear velocity lengthens the residence time, raises the dynamic binding capacity</w:t>
+      </w:r>
+      <w:r>
+        <w:t xml:space="preserve"> </w:t>
+      </w:r>
+      <w:r>
+        <w:t xml:space="preserve">and raises the pressure drop across the column. Over the range of</w:t>
+      </w:r>
+      <w:r>
+        <w:t xml:space="preserve"> </w:t>
+      </w:r>
+      <w:r>
+        <w:t xml:space="preserve">10 to 30 cm the linear velocity is adjusted at scale-up so that residence time</w:t>
+      </w:r>
+      <w:r>
+        <w:t xml:space="preserve"> </w:t>
+      </w:r>
+      <w:r>
+        <w:t xml:space="preserve">is held constant, and bed height is then expected to leave pool host cell protein and step yield</w:t>
+      </w:r>
+      <w:r>
+        <w:t xml:space="preserve"> </w:t>
+      </w:r>
+      <w:r>
+        <w:t xml:space="preserve">unchanged.</w:t>
+      </w:r>
+    </w:p>
+    <w:bookmarkEnd w:id="17"/>
     <w:bookmarkStart w:id="20" w:name="quality-attributes-in-scope"/>
     <w:p>
       <w:pPr>
@@ -2726,27 +2506,30 @@
         <w:pStyle w:val="FirstParagraph"/>
       </w:pPr>
       <w:r>
-        <w:t xml:space="preserve">The step sets one of the attributes listed in</w:t>
-      </w:r>
-      <w:r>
-        <w:t xml:space="preserve"> </w:t>
-      </w:r>
-      <w:hyperlink w:anchor="tbl-cqa">
+        <w:t xml:space="preserve">The capture step forms one drug substance quality attribute of its own, which is leached</w:t>
+      </w:r>
+      <w:r>
+        <w:t xml:space="preserve"> </w:t>
+      </w:r>
+      <w:r>
+        <w:t xml:space="preserve">Protein A.</w:t>
+      </w:r>
+      <w:r>
+        <w:t xml:space="preserve"> </w:t>
+      </w:r>
+      <w:hyperlink w:anchor="tbl-cqa-set">
         <w:r>
           <w:rPr>
             <w:rStyle w:val="Hyperlink"/>
           </w:rPr>
-          <w:t xml:space="preserve">Table 5</w:t>
+          <w:t xml:space="preserve">Table 4</w:t>
         </w:r>
       </w:hyperlink>
       <w:r>
-        <w:t xml:space="preserve">, clears two of them, and monitors the</w:t>
-      </w:r>
-      <w:r>
-        <w:t xml:space="preserve"> </w:t>
-      </w:r>
-      <w:r>
-        <w:t xml:space="preserve">fourth.</w:t>
+        <w:t xml:space="preserve"> </w:t>
+      </w:r>
+      <w:r>
+        <w:t xml:space="preserve">gives that attribute with its acceptance criterion and its criticality.</w:t>
       </w:r>
     </w:p>
     <w:tbl>
@@ -2762,7 +2545,7 @@
       <w:tr>
         <w:tc>
           <w:tcPr/>
-          <w:bookmarkStart w:id="19" w:name="tbl-cqa"/>
+          <w:bookmarkStart w:id="18" w:name="tbl-cqa-set"/>
           <w:p>
             <w:pPr>
               <w:jc w:val="center"/>
@@ -2773,7 +2556,243 @@
               <w:pStyle w:val="ImageCaption"/>
             </w:pPr>
             <w:r>
-              <w:t xml:space="preserve">Table 5: Quality attributes governed or monitored at the capture step, with their drug-substance acceptance criteria.</w:t>
+              <w:t xml:space="preserve">Table 4: Quality attribute set by the capture step.</w:t>
+            </w:r>
+          </w:p>
+          <w:tbl>
+            <w:tblPr>
+              <w:tblStyle w:val="Table"/>
+              <w:tblW w:type="pct" w:w="5000"/>
+              <w:tblLayout w:type="fixed"/>
+              <w:tblLook w:firstRow="1" w:lastRow="0" w:firstColumn="0" w:lastColumn="0" w:noHBand="0" w:noVBand="0" w:val="0020"/>
+            </w:tblPr>
+            <w:tblGrid>
+              <w:gridCol w:w="1954"/>
+              <w:gridCol w:w="1851"/>
+              <w:gridCol w:w="1440"/>
+              <w:gridCol w:w="1542"/>
+              <w:gridCol w:w="1131"/>
+            </w:tblGrid>
+            <w:tr>
+              <w:trPr>
+                <w:tblHeader w:val="on"/>
+              </w:trPr>
+              <w:tc>
+                <w:tcPr/>
+                <w:p>
+                  <w:pPr>
+                    <w:pStyle w:val="Compact"/>
+                    <w:jc w:val="left"/>
+                    <w:jc w:val="center"/>
+                  </w:pPr>
+                  <w:r>
+                    <w:t xml:space="preserve">CQA</w:t>
+                  </w:r>
+                </w:p>
+              </w:tc>
+              <w:tc>
+                <w:tcPr/>
+                <w:p>
+                  <w:pPr>
+                    <w:pStyle w:val="Compact"/>
+                    <w:jc w:val="left"/>
+                    <w:jc w:val="center"/>
+                  </w:pPr>
+                  <w:r>
+                    <w:t xml:space="preserve">Category</w:t>
+                  </w:r>
+                </w:p>
+              </w:tc>
+              <w:tc>
+                <w:tcPr/>
+                <w:p>
+                  <w:pPr>
+                    <w:pStyle w:val="Compact"/>
+                    <w:jc w:val="left"/>
+                    <w:jc w:val="center"/>
+                  </w:pPr>
+                  <w:r>
+                    <w:t xml:space="preserve">Acceptance</w:t>
+                  </w:r>
+                </w:p>
+              </w:tc>
+              <w:tc>
+                <w:tcPr/>
+                <w:p>
+                  <w:pPr>
+                    <w:pStyle w:val="Compact"/>
+                    <w:jc w:val="left"/>
+                    <w:jc w:val="center"/>
+                  </w:pPr>
+                  <w:r>
+                    <w:t xml:space="preserve">Criticality</w:t>
+                  </w:r>
+                </w:p>
+              </w:tc>
+              <w:tc>
+                <w:tcPr/>
+                <w:p>
+                  <w:pPr>
+                    <w:pStyle w:val="Compact"/>
+                    <w:jc w:val="right"/>
+                    <w:jc w:val="center"/>
+                  </w:pPr>
+                  <w:r>
+                    <w:t xml:space="preserve">Tool #1</w:t>
+                  </w:r>
+                </w:p>
+              </w:tc>
+            </w:tr>
+            <w:tr>
+              <w:tc>
+                <w:tcPr/>
+                <w:p>
+                  <w:pPr>
+                    <w:pStyle w:val="Compact"/>
+                    <w:jc w:val="left"/>
+                    <w:jc w:val="center"/>
+                  </w:pPr>
+                  <w:r>
+                    <w:t xml:space="preserve">Leached Protein A</w:t>
+                  </w:r>
+                </w:p>
+              </w:tc>
+              <w:tc>
+                <w:tcPr/>
+                <w:p>
+                  <w:pPr>
+                    <w:pStyle w:val="Compact"/>
+                    <w:jc w:val="left"/>
+                    <w:jc w:val="center"/>
+                  </w:pPr>
+                  <w:r>
+                    <w:t xml:space="preserve">process impurity</w:t>
+                  </w:r>
+                </w:p>
+              </w:tc>
+              <w:tc>
+                <w:tcPr/>
+                <w:p>
+                  <w:pPr>
+                    <w:pStyle w:val="Compact"/>
+                    <w:jc w:val="left"/>
+                    <w:jc w:val="center"/>
+                  </w:pPr>
+                  <w:r>
+                    <w:t xml:space="preserve">0–5 ppm</w:t>
+                  </w:r>
+                </w:p>
+              </w:tc>
+              <w:tc>
+                <w:tcPr/>
+                <w:p>
+                  <w:pPr>
+                    <w:pStyle w:val="Compact"/>
+                    <w:jc w:val="left"/>
+                    <w:jc w:val="center"/>
+                  </w:pPr>
+                  <w:r>
+                    <w:t xml:space="preserve">L-M</w:t>
+                  </w:r>
+                </w:p>
+              </w:tc>
+              <w:tc>
+                <w:tcPr/>
+                <w:p>
+                  <w:pPr>
+                    <w:pStyle w:val="Compact"/>
+                    <w:jc w:val="right"/>
+                    <w:jc w:val="center"/>
+                  </w:pPr>
+                  <w:r>
+                    <w:t xml:space="preserve">16</w:t>
+                  </w:r>
+                </w:p>
+              </w:tc>
+            </w:tr>
+          </w:tbl>
+          <w:bookmarkEnd w:id="18"/>
+          <w:p/>
+        </w:tc>
+      </w:tr>
+    </w:tbl>
+    <w:p>
+      <w:pPr>
+        <w:pStyle w:val="BodyText"/>
+      </w:pPr>
+      <w:r>
+        <w:t xml:space="preserve">The step also carries the principal clearance of two impurities formed upstream, and these are</w:t>
+      </w:r>
+      <w:r>
+        <w:t xml:space="preserve"> </w:t>
+      </w:r>
+      <w:r>
+        <w:t xml:space="preserve">given in</w:t>
+      </w:r>
+      <w:r>
+        <w:t xml:space="preserve"> </w:t>
+      </w:r>
+      <w:hyperlink w:anchor="tbl-cqa-clear">
+        <w:r>
+          <w:rPr>
+            <w:rStyle w:val="Hyperlink"/>
+          </w:rPr>
+          <w:t xml:space="preserve">Table 5</w:t>
+        </w:r>
+      </w:hyperlink>
+      <w:r>
+        <w:t xml:space="preserve">. Host cell protein is the attribute that drives the design, because the</w:t>
+      </w:r>
+      <w:r>
+        <w:t xml:space="preserve"> </w:t>
+      </w:r>
+      <w:r>
+        <w:t xml:space="preserve">capture step removes most of the host cell protein in the clarified harvest and because every</w:t>
+      </w:r>
+      <w:r>
+        <w:t xml:space="preserve"> </w:t>
+      </w:r>
+      <w:r>
+        <w:t xml:space="preserve">nanogram it leaves in the pool has to be removed by the cation and anion exchange steps that</w:t>
+      </w:r>
+      <w:r>
+        <w:t xml:space="preserve"> </w:t>
+      </w:r>
+      <w:r>
+        <w:t xml:space="preserve">follow. Residual DNA is cleared by the same step</w:t>
+      </w:r>
+      <w:r>
+        <w:t xml:space="preserve"> </w:t>
+      </w:r>
+      <w:r>
+        <w:t xml:space="preserve">without a parameter dependence that the ranges studied are expected to expose.</w:t>
+      </w:r>
+    </w:p>
+    <w:tbl>
+      <w:tblPr>
+        <w:tblStyle w:val="Table"/>
+        <w:tblW w:type="pct" w:w="5000"/>
+        <w:tblLayout w:type="fixed"/>
+        <w:tblLook w:firstRow="0" w:lastRow="0" w:firstColumn="0" w:lastColumn="0" w:noHBand="0" w:noVBand="0" w:val="0000"/>
+      </w:tblPr>
+      <w:tblGrid>
+        <w:gridCol w:w="7920"/>
+      </w:tblGrid>
+      <w:tr>
+        <w:tc>
+          <w:tcPr/>
+          <w:bookmarkStart w:id="19" w:name="tbl-cqa-clear"/>
+          <w:p>
+            <w:pPr>
+              <w:jc w:val="center"/>
+            </w:pPr>
+            <w:pPr>
+              <w:jc w:val="left"/>
+              <w:spacing w:before="200"/>
+              <w:pStyle w:val="ImageCaption"/>
+            </w:pPr>
+            <w:r>
+              <w:t xml:space="preserve">Table 5: Quality attributes cleared by the capture step.</w:t>
             </w:r>
           </w:p>
           <w:tbl>
@@ -2870,7 +2889,7 @@
                     <w:jc w:val="center"/>
                   </w:pPr>
                   <w:r>
-                    <w:t xml:space="preserve">Leached Protein A</w:t>
+                    <w:t xml:space="preserve">Host Cell Protein (HCP)</w:t>
                   </w:r>
                 </w:p>
               </w:tc>
@@ -2896,33 +2915,33 @@
                     <w:jc w:val="center"/>
                   </w:pPr>
                   <w:r>
-                    <w:t xml:space="preserve">0–5 ppm</w:t>
-                  </w:r>
-                </w:p>
-              </w:tc>
-              <w:tc>
-                <w:tcPr/>
-                <w:p>
-                  <w:pPr>
-                    <w:pStyle w:val="Compact"/>
-                    <w:jc w:val="left"/>
-                    <w:jc w:val="center"/>
-                  </w:pPr>
-                  <w:r>
-                    <w:t xml:space="preserve">L-M</w:t>
-                  </w:r>
-                </w:p>
-              </w:tc>
-              <w:tc>
-                <w:tcPr/>
-                <w:p>
-                  <w:pPr>
-                    <w:pStyle w:val="Compact"/>
-                    <w:jc w:val="right"/>
-                    <w:jc w:val="center"/>
-                  </w:pPr>
-                  <w:r>
-                    <w:t xml:space="preserve">16</w:t>
+                    <w:t xml:space="preserve">0–100 ng/mg</w:t>
+                  </w:r>
+                </w:p>
+              </w:tc>
+              <w:tc>
+                <w:tcPr/>
+                <w:p>
+                  <w:pPr>
+                    <w:pStyle w:val="Compact"/>
+                    <w:jc w:val="left"/>
+                    <w:jc w:val="center"/>
+                  </w:pPr>
+                  <w:r>
+                    <w:t xml:space="preserve">M-H</w:t>
+                  </w:r>
+                </w:p>
+              </w:tc>
+              <w:tc>
+                <w:tcPr/>
+                <w:p>
+                  <w:pPr>
+                    <w:pStyle w:val="Compact"/>
+                    <w:jc w:val="right"/>
+                    <w:jc w:val="center"/>
+                  </w:pPr>
+                  <w:r>
+                    <w:t xml:space="preserve">36</w:t>
                   </w:r>
                 </w:p>
               </w:tc>
@@ -2937,7 +2956,7 @@
                     <w:jc w:val="center"/>
                   </w:pPr>
                   <w:r>
-                    <w:t xml:space="preserve">Host Cell Protein (HCP)</w:t>
+                    <w:t xml:space="preserve">Residual DNA</w:t>
                   </w:r>
                 </w:p>
               </w:tc>
@@ -2963,73 +2982,6 @@
                     <w:jc w:val="center"/>
                   </w:pPr>
                   <w:r>
-                    <w:t xml:space="preserve">0–100 ng/mg</w:t>
-                  </w:r>
-                </w:p>
-              </w:tc>
-              <w:tc>
-                <w:tcPr/>
-                <w:p>
-                  <w:pPr>
-                    <w:pStyle w:val="Compact"/>
-                    <w:jc w:val="left"/>
-                    <w:jc w:val="center"/>
-                  </w:pPr>
-                  <w:r>
-                    <w:t xml:space="preserve">M-H</w:t>
-                  </w:r>
-                </w:p>
-              </w:tc>
-              <w:tc>
-                <w:tcPr/>
-                <w:p>
-                  <w:pPr>
-                    <w:pStyle w:val="Compact"/>
-                    <w:jc w:val="right"/>
-                    <w:jc w:val="center"/>
-                  </w:pPr>
-                  <w:r>
-                    <w:t xml:space="preserve">36</w:t>
-                  </w:r>
-                </w:p>
-              </w:tc>
-            </w:tr>
-            <w:tr>
-              <w:tc>
-                <w:tcPr/>
-                <w:p>
-                  <w:pPr>
-                    <w:pStyle w:val="Compact"/>
-                    <w:jc w:val="left"/>
-                    <w:jc w:val="center"/>
-                  </w:pPr>
-                  <w:r>
-                    <w:t xml:space="preserve">Residual DNA</w:t>
-                  </w:r>
-                </w:p>
-              </w:tc>
-              <w:tc>
-                <w:tcPr/>
-                <w:p>
-                  <w:pPr>
-                    <w:pStyle w:val="Compact"/>
-                    <w:jc w:val="left"/>
-                    <w:jc w:val="center"/>
-                  </w:pPr>
-                  <w:r>
-                    <w:t xml:space="preserve">process impurity</w:t>
-                  </w:r>
-                </w:p>
-              </w:tc>
-              <w:tc>
-                <w:tcPr/>
-                <w:p>
-                  <w:pPr>
-                    <w:pStyle w:val="Compact"/>
-                    <w:jc w:val="left"/>
-                    <w:jc w:val="center"/>
-                  </w:pPr>
-                  <w:r>
                     <w:t xml:space="preserve">0–0.001 ng/dose</w:t>
                   </w:r>
                 </w:p>
@@ -3057,73 +3009,6 @@
                   </w:pPr>
                   <w:r>
                     <w:t xml:space="preserve">6</w:t>
-                  </w:r>
-                </w:p>
-              </w:tc>
-            </w:tr>
-            <w:tr>
-              <w:tc>
-                <w:tcPr/>
-                <w:p>
-                  <w:pPr>
-                    <w:pStyle w:val="Compact"/>
-                    <w:jc w:val="left"/>
-                    <w:jc w:val="center"/>
-                  </w:pPr>
-                  <w:r>
-                    <w:t xml:space="preserve">Aggregates (HMW)</w:t>
-                  </w:r>
-                </w:p>
-              </w:tc>
-              <w:tc>
-                <w:tcPr/>
-                <w:p>
-                  <w:pPr>
-                    <w:pStyle w:val="Compact"/>
-                    <w:jc w:val="left"/>
-                    <w:jc w:val="center"/>
-                  </w:pPr>
-                  <w:r>
-                    <w:t xml:space="preserve">size variant</w:t>
-                  </w:r>
-                </w:p>
-              </w:tc>
-              <w:tc>
-                <w:tcPr/>
-                <w:p>
-                  <w:pPr>
-                    <w:pStyle w:val="Compact"/>
-                    <w:jc w:val="left"/>
-                    <w:jc w:val="center"/>
-                  </w:pPr>
-                  <w:r>
-                    <w:t xml:space="preserve">0–5 % HMW (SEC)</w:t>
-                  </w:r>
-                </w:p>
-              </w:tc>
-              <w:tc>
-                <w:tcPr/>
-                <w:p>
-                  <w:pPr>
-                    <w:pStyle w:val="Compact"/>
-                    <w:jc w:val="left"/>
-                    <w:jc w:val="center"/>
-                  </w:pPr>
-                  <w:r>
-                    <w:t xml:space="preserve">H</w:t>
-                  </w:r>
-                </w:p>
-              </w:tc>
-              <w:tc>
-                <w:tcPr/>
-                <w:p>
-                  <w:pPr>
-                    <w:pStyle w:val="Compact"/>
-                    <w:jc w:val="right"/>
-                    <w:jc w:val="center"/>
-                  </w:pPr>
-                  <w:r>
-                    <w:t xml:space="preserve">60</w:t>
                   </w:r>
                 </w:p>
               </w:tc>
@@ -3139,37 +3024,46 @@
         <w:pStyle w:val="BodyText"/>
       </w:pPr>
       <w:r>
-        <w:t xml:space="preserve">Leached Protein A is formed here and nowhere else in the process, so the criterion of</w:t>
-      </w:r>
-      <w:r>
-        <w:t xml:space="preserve"> </w:t>
-      </w:r>
-      <w:r>
-        <w:t xml:space="preserve">5 ppm is the direct responsibility of this study. Host cell protein enters with</w:t>
-      </w:r>
-      <w:r>
-        <w:t xml:space="preserve"> </w:t>
-      </w:r>
-      <w:r>
-        <w:t xml:space="preserve">the clarified harvest and this step is the principal point of its removal, but the</w:t>
-      </w:r>
-      <w:r>
-        <w:t xml:space="preserve"> </w:t>
-      </w:r>
-      <w:r>
-        <w:t xml:space="preserve">drug-substance criterion of 100 ng/mg is met only after the two polishing steps,</w:t>
-      </w:r>
-      <w:r>
-        <w:t xml:space="preserve"> </w:t>
-      </w:r>
-      <w:r>
-        <w:t xml:space="preserve">which are characterized in PCP-007 and PCP-008. Residual DNA carries the lowest criticality</w:t>
-      </w:r>
-      <w:r>
-        <w:t xml:space="preserve"> </w:t>
-      </w:r>
-      <w:r>
-        <w:t xml:space="preserve">of the four attributes and is cleared across three steps.</w:t>
+        <w:t xml:space="preserve">Criticality was assigned in RA-001 from the potential impact of the attribute on safety and</w:t>
+      </w:r>
+      <w:r>
+        <w:t xml:space="preserve"> </w:t>
+      </w:r>
+      <w:r>
+        <w:t xml:space="preserve">efficacy combined with the uncertainty in that assessment, which is the Tool #1 score shown in</w:t>
+      </w:r>
+      <w:r>
+        <w:t xml:space="preserve"> </w:t>
+      </w:r>
+      <w:r>
+        <w:t xml:space="preserve">the two tables. Attributes scored high or very high are called critical. The outcome is a</w:t>
+      </w:r>
+      <w:r>
+        <w:t xml:space="preserve"> </w:t>
+      </w:r>
+      <w:r>
+        <w:t xml:space="preserve">continuum of criticality rather than a binary split</w:t>
+      </w:r>
+      <w:r>
+        <w:t xml:space="preserve"> </w:t>
+      </w:r>
+      <w:r>
+        <w:t xml:space="preserve">(CMC Biotech Working Group 2009; International Council for Harmonisation 2023b)</w:t>
+      </w:r>
+      <w:r>
+        <w:t xml:space="preserve">. Leached Protein A is</w:t>
+      </w:r>
+      <w:r>
+        <w:t xml:space="preserve"> </w:t>
+      </w:r>
+      <w:r>
+        <w:t xml:space="preserve">scored low to moderate. It is the attribute this step forms, it is measured in every run of both</w:t>
+      </w:r>
+      <w:r>
+        <w:t xml:space="preserve"> </w:t>
+      </w:r>
+      <w:r>
+        <w:t xml:space="preserve">designs, and its acceptance criterion is a drug substance criterion.</w:t>
       </w:r>
     </w:p>
     <w:p>
@@ -3177,68 +3071,46 @@
         <w:pStyle w:val="BodyText"/>
       </w:pPr>
       <w:r>
-        <w:t xml:space="preserve">Aggregate is formed in the production bioreactor and reduced at cation exchange</w:t>
-      </w:r>
-      <w:r>
-        <w:t xml:space="preserve"> </w:t>
-      </w:r>
-      <w:r>
-        <w:t xml:space="preserve">(</w:t>
-      </w:r>
-      <w:hyperlink w:anchor="tbl-train">
-        <w:r>
-          <w:rPr>
-            <w:rStyle w:val="Hyperlink"/>
-          </w:rPr>
-          <w:t xml:space="preserve">Table 2</w:t>
-        </w:r>
-      </w:hyperlink>
-      <w:r>
-        <w:t xml:space="preserve">). It is monitored across the capture step for one reason. Elution at low pH</w:t>
-      </w:r>
-      <w:r>
-        <w:t xml:space="preserve"> </w:t>
-      </w:r>
-      <w:r>
-        <w:t xml:space="preserve">is the point in the process at which acid induced aggregation would first appear, and the</w:t>
-      </w:r>
-      <w:r>
-        <w:t xml:space="preserve"> </w:t>
-      </w:r>
-      <w:r>
-        <w:t xml:space="preserve">lower edge of the elution pH range studied here is set by that risk (§6.1). No aggregate</w:t>
-      </w:r>
-      <w:r>
-        <w:t xml:space="preserve"> </w:t>
-      </w:r>
-      <w:r>
-        <w:t xml:space="preserve">reduction is claimed for this step.</w:t>
-      </w:r>
-    </w:p>
-    <w:p>
-      <w:pPr>
-        <w:pStyle w:val="BodyText"/>
-      </w:pPr>
-      <w:r>
-        <w:t xml:space="preserve">The glycan and charge-variant attributes are not in scope here, because they are formed in</w:t>
-      </w:r>
-      <w:r>
-        <w:t xml:space="preserve"> </w:t>
-      </w:r>
-      <w:r>
-        <w:t xml:space="preserve">the production bioreactor and platform experience shows that affinity capture under these</w:t>
-      </w:r>
-      <w:r>
-        <w:t xml:space="preserve"> </w:t>
-      </w:r>
-      <w:r>
-        <w:t xml:space="preserve">conditions does not discriminate between the variants concerned (PCR-003 reports their</w:t>
-      </w:r>
-      <w:r>
-        <w:t xml:space="preserve"> </w:t>
-      </w:r>
-      <w:r>
-        <w:t xml:space="preserve">characterization).</w:t>
+        <w:t xml:space="preserve">Two attributes are measured across the step without a claim being made for them. Aggregate is</w:t>
+      </w:r>
+      <w:r>
+        <w:t xml:space="preserve"> </w:t>
+      </w:r>
+      <w:r>
+        <w:t xml:space="preserve">measured by size exclusion chromatography on the load and on the pool to confirm that capture</w:t>
+      </w:r>
+      <w:r>
+        <w:t xml:space="preserve"> </w:t>
+      </w:r>
+      <w:r>
+        <w:t xml:space="preserve">does not change it, and no aggregate clearance is claimed for this step. Viral clearance can be</w:t>
+      </w:r>
+      <w:r>
+        <w:t xml:space="preserve"> </w:t>
+      </w:r>
+      <w:r>
+        <w:t xml:space="preserve">demonstrated across a Protein A step, and no claim is made for it here. The clearance claim of</w:t>
+      </w:r>
+      <w:r>
+        <w:t xml:space="preserve"> </w:t>
+      </w:r>
+      <w:r>
+        <w:t xml:space="preserve">the drug substance process rests on the low-pH inactivation, anion exchange and virus filtration</w:t>
+      </w:r>
+      <w:r>
+        <w:t xml:space="preserve"> </w:t>
+      </w:r>
+      <w:r>
+        <w:t xml:space="preserve">steps, and it is consolidated in PCMR-001</w:t>
+      </w:r>
+      <w:r>
+        <w:t xml:space="preserve"> </w:t>
+      </w:r>
+      <w:r>
+        <w:t xml:space="preserve">(International Council for Harmonisation 2023a)</w:t>
+      </w:r>
+      <w:r>
+        <w:t xml:space="preserve">.</w:t>
       </w:r>
     </w:p>
     <w:bookmarkEnd w:id="20"/>
@@ -3256,45 +3128,25 @@
         <w:pStyle w:val="FirstParagraph"/>
       </w:pPr>
       <w:r>
-        <w:t xml:space="preserve">RA-001 assigned the study type of every parameter of the step before this plan was written,</w:t>
-      </w:r>
-      <w:r>
-        <w:t xml:space="preserve"> </w:t>
-      </w:r>
-      <w:r>
-        <w:t xml:space="preserve">and that assignment is reproduced in the last column of</w:t>
-      </w:r>
-      <w:r>
-        <w:t xml:space="preserve"> </w:t>
-      </w:r>
-      <w:hyperlink w:anchor="tbl-params">
-        <w:r>
-          <w:rPr>
-            <w:rStyle w:val="Hyperlink"/>
-          </w:rPr>
-          <w:t xml:space="preserve">Table 7</w:t>
-        </w:r>
-      </w:hyperlink>
-      <w:r>
-        <w:t xml:space="preserve">. The ranking gave each</w:t>
-      </w:r>
-      <w:r>
-        <w:t xml:space="preserve"> </w:t>
-      </w:r>
-      <w:r>
-        <w:t xml:space="preserve">parameter a score for its potential main effect on a quality attribute and a second score for</w:t>
-      </w:r>
-      <w:r>
-        <w:t xml:space="preserve"> </w:t>
-      </w:r>
-      <w:r>
-        <w:t xml:space="preserve">its potential to interact with other parameters, and the product of the two determined the</w:t>
-      </w:r>
-      <w:r>
-        <w:t xml:space="preserve"> </w:t>
-      </w:r>
-      <w:r>
-        <w:t xml:space="preserve">study type</w:t>
+        <w:t xml:space="preserve">RA-001 ranked the parameters of the capture step before this plan was written. The ranking used</w:t>
+      </w:r>
+      <w:r>
+        <w:t xml:space="preserve"> </w:t>
+      </w:r>
+      <w:r>
+        <w:t xml:space="preserve">the risk-ranking-and-filtering method of the A-Mab case study, in which each parameter is scored</w:t>
+      </w:r>
+      <w:r>
+        <w:t xml:space="preserve"> </w:t>
+      </w:r>
+      <w:r>
+        <w:t xml:space="preserve">on its potential impact on a quality attribute and separately on its potential to interact with</w:t>
+      </w:r>
+      <w:r>
+        <w:t xml:space="preserve"> </w:t>
+      </w:r>
+      <w:r>
+        <w:t xml:space="preserve">other parameters, and the two scores are combined into a study-type decision</w:t>
       </w:r>
       <w:r>
         <w:t xml:space="preserve"> </w:t>
@@ -3303,19 +3155,13 @@
         <w:t xml:space="preserve">(CMC Biotech Working Group 2009)</w:t>
       </w:r>
       <w:r>
-        <w:t xml:space="preserve">. Parameters that scored high on both went to the multivariate design,</w:t>
-      </w:r>
-      <w:r>
-        <w:t xml:space="preserve"> </w:t>
-      </w:r>
-      <w:r>
-        <w:t xml:space="preserve">and parameters whose effect is expected to be monotonic and independent of the others went</w:t>
-      </w:r>
-      <w:r>
-        <w:t xml:space="preserve"> </w:t>
-      </w:r>
-      <w:r>
-        <w:t xml:space="preserve">to univariate assessment.</w:t>
+        <w:t xml:space="preserve">. Where</w:t>
+      </w:r>
+      <w:r>
+        <w:t xml:space="preserve"> </w:t>
+      </w:r>
+      <w:r>
+        <w:t xml:space="preserve">no data or rationale supported an assessment, the parameter was ranked at the highest level.</w:t>
       </w:r>
     </w:p>
     <w:p>
@@ -3323,33 +3169,99 @@
         <w:pStyle w:val="BodyText"/>
       </w:pPr>
       <w:r>
-        <w:t xml:space="preserve">No parameter of this step was excluded from study, which is a consequence of the small</w:t>
-      </w:r>
-      <w:r>
-        <w:t xml:space="preserve"> </w:t>
-      </w:r>
-      <w:r>
-        <w:t xml:space="preserve">parameter set, and the knowledge space of the step is therefore the full cross product of</w:t>
-      </w:r>
-      <w:r>
-        <w:t xml:space="preserve"> </w:t>
-      </w:r>
-      <w:r>
-        <w:t xml:space="preserve">the characterization ranges in</w:t>
-      </w:r>
-      <w:r>
-        <w:t xml:space="preserve"> </w:t>
-      </w:r>
-      <w:hyperlink w:anchor="tbl-params">
-        <w:r>
-          <w:rPr>
-            <w:rStyle w:val="Hyperlink"/>
-          </w:rPr>
-          <w:t xml:space="preserve">Table 7</w:t>
-        </w:r>
-      </w:hyperlink>
-      <w:r>
-        <w:t xml:space="preserve">.</w:t>
+        <w:t xml:space="preserve">The assessment placed the parameters in three groups. Parameters with a credible direct effect</w:t>
+      </w:r>
+      <w:r>
+        <w:t xml:space="preserve"> </w:t>
+      </w:r>
+      <w:r>
+        <w:t xml:space="preserve">on a quality attribute the step controls, and a credible interaction, went into the multivariate</w:t>
+      </w:r>
+      <w:r>
+        <w:t xml:space="preserve"> </w:t>
+      </w:r>
+      <w:r>
+        <w:t xml:space="preserve">design, and there</w:t>
+      </w:r>
+      <w:r>
+        <w:t xml:space="preserve"> </w:t>
+      </w:r>
+      <w:r>
+        <w:t xml:space="preserve">are 4 of them. Parameters whose effect is expected to be small over the range</w:t>
+      </w:r>
+      <w:r>
+        <w:t xml:space="preserve"> </w:t>
+      </w:r>
+      <w:r>
+        <w:t xml:space="preserve">they can take, and whose interactions are not expected to be material, were assigned to</w:t>
+      </w:r>
+      <w:r>
+        <w:t xml:space="preserve"> </w:t>
+      </w:r>
+      <w:r>
+        <w:t xml:space="preserve">univariate assessment, and there are 2 of them. Parameters ranked below the</w:t>
+      </w:r>
+      <w:r>
+        <w:t xml:space="preserve"> </w:t>
+      </w:r>
+      <w:r>
+        <w:t xml:space="preserve">threshold for a new study are held to platform specification under SOP-2007 and are not varied</w:t>
+      </w:r>
+      <w:r>
+        <w:t xml:space="preserve"> </w:t>
+      </w:r>
+      <w:r>
+        <w:t xml:space="preserve">here, and their ranges rest on prior knowledge. Buffer identity and quality, resin type and</w:t>
+      </w:r>
+      <w:r>
+        <w:t xml:space="preserve"> </w:t>
+      </w:r>
+      <w:r>
+        <w:t xml:space="preserve">column packing quality fall in this last group.</w:t>
+      </w:r>
+    </w:p>
+    <w:p>
+      <w:pPr>
+        <w:pStyle w:val="BodyText"/>
+      </w:pPr>
+      <w:r>
+        <w:t xml:space="preserve">The ranges to be studied are wider than the routine control ranges. Every characterized range</w:t>
+      </w:r>
+      <w:r>
+        <w:t xml:space="preserve"> </w:t>
+      </w:r>
+      <w:r>
+        <w:t xml:space="preserve">in §6.1 is at least 2.0 times the width of the normal operating</w:t>
+      </w:r>
+      <w:r>
+        <w:t xml:space="preserve"> </w:t>
+      </w:r>
+      <w:r>
+        <w:t xml:space="preserve">range of the same parameter. Two reasons support the expansion. A range wider than the control</w:t>
+      </w:r>
+      <w:r>
+        <w:t xml:space="preserve"> </w:t>
+      </w:r>
+      <w:r>
+        <w:t xml:space="preserve">range bounds the knowledge space, so that an excursion during commercial manufacture can be</w:t>
+      </w:r>
+      <w:r>
+        <w:t xml:space="preserve"> </w:t>
+      </w:r>
+      <w:r>
+        <w:t xml:space="preserve">assessed against data rather than against judgement. A wider range also lets the response</w:t>
+      </w:r>
+      <w:r>
+        <w:t xml:space="preserve"> </w:t>
+      </w:r>
+      <w:r>
+        <w:t xml:space="preserve">surface resolve curvature, which a design run only across the control range would confound with</w:t>
+      </w:r>
+      <w:r>
+        <w:t xml:space="preserve"> </w:t>
+      </w:r>
+      <w:r>
+        <w:t xml:space="preserve">noise.</w:t>
       </w:r>
     </w:p>
     <w:bookmarkEnd w:id="21"/>
@@ -3377,49 +3289,43 @@
         <w:pStyle w:val="FirstParagraph"/>
       </w:pPr>
       <w:r>
-        <w:t xml:space="preserve">Every characterization run will be performed on a bench-scale column that is a qualified</w:t>
-      </w:r>
-      <w:r>
-        <w:t xml:space="preserve"> </w:t>
-      </w:r>
-      <w:r>
-        <w:t xml:space="preserve">model of the commercial step. The model is designed on the established principles of</w:t>
-      </w:r>
-      <w:r>
-        <w:t xml:space="preserve"> </w:t>
-      </w:r>
-      <w:r>
-        <w:t xml:space="preserve">chromatographic scaling, and the intent behind it is that the product sees the same</w:t>
-      </w:r>
-      <w:r>
-        <w:t xml:space="preserve"> </w:t>
-      </w:r>
-      <w:r>
-        <w:t xml:space="preserve">conditions at both scales. It holds the bed height, the linear flow velocity, the protein</w:t>
-      </w:r>
-      <w:r>
-        <w:t xml:space="preserve"> </w:t>
-      </w:r>
-      <w:r>
-        <w:t xml:space="preserve">load per litre of resin, and the wash and elution volumes expressed in column volumes equal</w:t>
-      </w:r>
-      <w:r>
-        <w:t xml:space="preserve"> </w:t>
-      </w:r>
-      <w:r>
-        <w:t xml:space="preserve">to their commercial values, so that the residence time and the number of column volumes seen</w:t>
-      </w:r>
-      <w:r>
-        <w:t xml:space="preserve"> </w:t>
-      </w:r>
-      <w:r>
-        <w:t xml:space="preserve">by the product are preserved. Column efficiency will be matched on plate count and peak</w:t>
-      </w:r>
-      <w:r>
-        <w:t xml:space="preserve"> </w:t>
-      </w:r>
-      <w:r>
-        <w:t xml:space="preserve">asymmetry, which are the two measures that detect a poorly packed bed.</w:t>
+        <w:t xml:space="preserve">The studies will be executed on a scale-down model of the commercial capture column, qualified</w:t>
+      </w:r>
+      <w:r>
+        <w:t xml:space="preserve"> </w:t>
+      </w:r>
+      <w:r>
+        <w:t xml:space="preserve">under SOP-1001. Bed height, linear velocity and therefore residence time, protein load per</w:t>
+      </w:r>
+      <w:r>
+        <w:t xml:space="preserve"> </w:t>
+      </w:r>
+      <w:r>
+        <w:t xml:space="preserve">volume of resin, buffer composition, and the wash and elution volumes normalized to column</w:t>
+      </w:r>
+      <w:r>
+        <w:t xml:space="preserve"> </w:t>
+      </w:r>
+      <w:r>
+        <w:t xml:space="preserve">volumes are set at the commercial values. Column packing will be verified by plate count and</w:t>
+      </w:r>
+      <w:r>
+        <w:t xml:space="preserve"> </w:t>
+      </w:r>
+      <w:r>
+        <w:t xml:space="preserve">peak asymmetry before use under SOP-2008, and the resin will be taken from the same</w:t>
+      </w:r>
+      <w:r>
+        <w:t xml:space="preserve"> </w:t>
+      </w:r>
+      <w:r>
+        <w:t xml:space="preserve">manufacturing family as the commercial resin and used within the cycle number qualified under</w:t>
+      </w:r>
+      <w:r>
+        <w:t xml:space="preserve"> </w:t>
+      </w:r>
+      <w:r>
+        <w:t xml:space="preserve">that procedure.</w:t>
       </w:r>
     </w:p>
     <w:p>
@@ -3427,43 +3333,52 @@
         <w:pStyle w:val="BodyText"/>
       </w:pPr>
       <w:r>
-        <w:t xml:space="preserve">Qualification will follow SOP-1001 and will precede the first characterization run, and in</w:t>
-      </w:r>
-      <w:r>
-        <w:t xml:space="preserve"> </w:t>
-      </w:r>
-      <w:r>
-        <w:t xml:space="preserve">it triplicate scale-down runs at the set-point condition will be compared with the</w:t>
-      </w:r>
-      <w:r>
-        <w:t xml:space="preserve"> </w:t>
-      </w:r>
-      <w:r>
-        <w:t xml:space="preserve">corresponding at-scale data for step yield, pool host cell protein, leached Protein A and</w:t>
-      </w:r>
-      <w:r>
-        <w:t xml:space="preserve"> </w:t>
-      </w:r>
-      <w:r>
-        <w:t xml:space="preserve">residual DNA. The model will be accepted when no statistically significant difference is</w:t>
-      </w:r>
-      <w:r>
-        <w:t xml:space="preserve"> </w:t>
-      </w:r>
-      <w:r>
-        <w:t xml:space="preserve">found between scales in those performance attributes and when column efficiency falls inside</w:t>
-      </w:r>
-      <w:r>
-        <w:t xml:space="preserve"> </w:t>
-      </w:r>
-      <w:r>
-        <w:t xml:space="preserve">the range recorded for the commercial column. The qualification record will be filed under</w:t>
-      </w:r>
-      <w:r>
-        <w:t xml:space="preserve"> </w:t>
-      </w:r>
-      <w:r>
-        <w:t xml:space="preserve">SOP-1001 and summarized in the materials and methods section of PCR-005.</w:t>
+        <w:t xml:space="preserve">Qualification will compare the model against at-scale data from the engineering and clinical</w:t>
+      </w:r>
+      <w:r>
+        <w:t xml:space="preserve"> </w:t>
+      </w:r>
+      <w:r>
+        <w:t xml:space="preserve">campaigns. The comparison covers step yield, pool host cell protein, leached Protein A,</w:t>
+      </w:r>
+      <w:r>
+        <w:t xml:space="preserve"> </w:t>
+      </w:r>
+      <w:r>
+        <w:t xml:space="preserve">residual DNA and column efficiency. The model will be accepted as qualified where the</w:t>
+      </w:r>
+      <w:r>
+        <w:t xml:space="preserve"> </w:t>
+      </w:r>
+      <w:r>
+        <w:t xml:space="preserve">small-scale means show no statistically significant difference from the at-scale values at</w:t>
+      </w:r>
+      <w:r>
+        <w:t xml:space="preserve"> </w:t>
+      </w:r>
+      <w:r>
+        <w:t xml:space="preserve">p &lt; 0.05 and the small-scale results fall inside the range of the at-scale data. Where a</w:t>
+      </w:r>
+      <w:r>
+        <w:t xml:space="preserve"> </w:t>
+      </w:r>
+      <w:r>
+        <w:t xml:space="preserve">difference is found, its cause should be investigated and the model modified before the</w:t>
+      </w:r>
+      <w:r>
+        <w:t xml:space="preserve"> </w:t>
+      </w:r>
+      <w:r>
+        <w:t xml:space="preserve">characterization studies begin</w:t>
+      </w:r>
+      <w:r>
+        <w:t xml:space="preserve"> </w:t>
+      </w:r>
+      <w:r>
+        <w:t xml:space="preserve">(U.S. Food and Drug Administration 2011)</w:t>
+      </w:r>
+      <w:r>
+        <w:t xml:space="preserve">.</w:t>
       </w:r>
     </w:p>
     <w:p>
@@ -3471,31 +3386,31 @@
         <w:pStyle w:val="BodyText"/>
       </w:pPr>
       <w:r>
-        <w:t xml:space="preserve">The centre points of the two designs serve a second purpose beyond their role in the designs</w:t>
-      </w:r>
-      <w:r>
-        <w:t xml:space="preserve"> </w:t>
-      </w:r>
-      <w:r>
-        <w:t xml:space="preserve">themselves. They are true replicates of one</w:t>
-      </w:r>
-      <w:r>
-        <w:t xml:space="preserve"> </w:t>
-      </w:r>
-      <w:r>
-        <w:t xml:space="preserve">condition, so their variance estimates the pure error of the whole measurement system,</w:t>
-      </w:r>
-      <w:r>
-        <w:t xml:space="preserve"> </w:t>
-      </w:r>
-      <w:r>
-        <w:t xml:space="preserve">including the column, the operation and the assay. That estimate is the reference against</w:t>
-      </w:r>
-      <w:r>
-        <w:t xml:space="preserve"> </w:t>
-      </w:r>
-      <w:r>
-        <w:t xml:space="preserve">which the lack of fit of each model is tested (§5.5).</w:t>
+        <w:t xml:space="preserve">Replicated centre points carry the qualification into the studies themselves. The screening</w:t>
+      </w:r>
+      <w:r>
+        <w:t xml:space="preserve"> </w:t>
+      </w:r>
+      <w:r>
+        <w:t xml:space="preserve">design carries 3 centre points and the response-surface design carries</w:t>
+      </w:r>
+      <w:r>
+        <w:t xml:space="preserve"> </w:t>
+      </w:r>
+      <w:r>
+        <w:t xml:space="preserve">4, all run at the step set-points. Their spread is the pure error of the</w:t>
+      </w:r>
+      <w:r>
+        <w:t xml:space="preserve"> </w:t>
+      </w:r>
+      <w:r>
+        <w:t xml:space="preserve">system, and it is the term against which lack of fit is tested in §5.5. It also shows whether</w:t>
+      </w:r>
+      <w:r>
+        <w:t xml:space="preserve"> </w:t>
+      </w:r>
+      <w:r>
+        <w:t xml:space="preserve">the model drifted over the execution of a design.</w:t>
       </w:r>
     </w:p>
     <w:p>
@@ -3503,31 +3418,25 @@
         <w:pStyle w:val="BodyText"/>
       </w:pPr>
       <w:r>
-        <w:t xml:space="preserve">The warrant the qualified model provides is bounded. It supports claims about operating</w:t>
-      </w:r>
-      <w:r>
-        <w:t xml:space="preserve"> </w:t>
-      </w:r>
-      <w:r>
-        <w:t xml:space="preserve">ranges, about impurity clearance and about the shape of the response surfaces. It does not</w:t>
-      </w:r>
-      <w:r>
-        <w:t xml:space="preserve"> </w:t>
-      </w:r>
-      <w:r>
-        <w:t xml:space="preserve">support claims about packing a column at commercial diameter, about resin lifetime, or about</w:t>
-      </w:r>
-      <w:r>
-        <w:t xml:space="preserve"> </w:t>
-      </w:r>
-      <w:r>
-        <w:t xml:space="preserve">the hold time between the eluate pool and the low pH inactivation step. Those are addressed</w:t>
-      </w:r>
-      <w:r>
-        <w:t xml:space="preserve"> </w:t>
-      </w:r>
-      <w:r>
-        <w:t xml:space="preserve">by SOP-2008 and PTP-001, and the first of them is confirmed at commercial scale during PPQ.</w:t>
+        <w:t xml:space="preserve">Two bounds apply to everything the model supports. The model predicts mean performance at</w:t>
+      </w:r>
+      <w:r>
+        <w:t xml:space="preserve"> </w:t>
+      </w:r>
+      <w:r>
+        <w:t xml:space="preserve">commercial scale, and it does not reproduce the hydrodynamic variation of a commercial column</w:t>
+      </w:r>
+      <w:r>
+        <w:t xml:space="preserve"> </w:t>
+      </w:r>
+      <w:r>
+        <w:t xml:space="preserve">or the variation between commercial harvest lots. The ranges established from it will be</w:t>
+      </w:r>
+      <w:r>
+        <w:t xml:space="preserve"> </w:t>
+      </w:r>
+      <w:r>
+        <w:t xml:space="preserve">confirmed at scale during Stage 2.</w:t>
       </w:r>
     </w:p>
     <w:bookmarkEnd w:id="23"/>
@@ -3545,31 +3454,31 @@
         <w:pStyle w:val="FirstParagraph"/>
       </w:pPr>
       <w:r>
-        <w:t xml:space="preserve">The load material will be clarified harvest produced under the conditions characterized in</w:t>
-      </w:r>
-      <w:r>
-        <w:t xml:space="preserve"> </w:t>
-      </w:r>
-      <w:r>
-        <w:t xml:space="preserve">PCR-004 and released against the platform input specification. A single pooled lot will</w:t>
-      </w:r>
-      <w:r>
-        <w:t xml:space="preserve"> </w:t>
-      </w:r>
-      <w:r>
-        <w:t xml:space="preserve">supply every run of a given design, so that variation in the feed cannot be confounded with</w:t>
-      </w:r>
-      <w:r>
-        <w:t xml:space="preserve"> </w:t>
-      </w:r>
-      <w:r>
-        <w:t xml:space="preserve">the studied factors. The input attributes of that pool (titre, host cell protein, residual</w:t>
-      </w:r>
-      <w:r>
-        <w:t xml:space="preserve"> </w:t>
-      </w:r>
-      <w:r>
-        <w:t xml:space="preserve">DNA and aggregate) will be measured once and reported with the study.</w:t>
+        <w:t xml:space="preserve">Each run will follow the commercial cycle described in SOP-2007. The column is equilibrated,</w:t>
+      </w:r>
+      <w:r>
+        <w:t xml:space="preserve"> </w:t>
+      </w:r>
+      <w:r>
+        <w:t xml:space="preserve">loaded with clarified harvest to the target protein load, washed, and eluted with the low-pH</w:t>
+      </w:r>
+      <w:r>
+        <w:t xml:space="preserve"> </w:t>
+      </w:r>
+      <w:r>
+        <w:t xml:space="preserve">elution buffer. Pool collection starts at a fixed absorbance threshold on the ascending edge of</w:t>
+      </w:r>
+      <w:r>
+        <w:t xml:space="preserve"> </w:t>
+      </w:r>
+      <w:r>
+        <w:t xml:space="preserve">the elution peak and ends at the column volume set by the end of pool collect parameter. The</w:t>
+      </w:r>
+      <w:r>
+        <w:t xml:space="preserve"> </w:t>
+      </w:r>
+      <w:r>
+        <w:t xml:space="preserve">column is then stripped, sanitized and stored under SOP-2008.</w:t>
       </w:r>
     </w:p>
     <w:p>
@@ -3577,51 +3486,37 @@
         <w:pStyle w:val="BodyText"/>
       </w:pPr>
       <w:r>
-        <w:t xml:space="preserve">Each run will follow SOP-2007, under which the column is equilibrated, loaded to the assigned</w:t>
-      </w:r>
-      <w:r>
-        <w:t xml:space="preserve"> </w:t>
-      </w:r>
-      <w:r>
-        <w:t xml:space="preserve">protein load at the assigned flow rate, washed, and eluted with the elution buffer at its</w:t>
-      </w:r>
-      <w:r>
-        <w:t xml:space="preserve"> </w:t>
-      </w:r>
-      <w:r>
-        <w:t xml:space="preserve">assigned pH. Pool collection starts at a fixed absorbance threshold on the ascending edge of</w:t>
-      </w:r>
-      <w:r>
-        <w:t xml:space="preserve"> </w:t>
-      </w:r>
-      <w:r>
-        <w:t xml:space="preserve">the elution peak and stops at the assigned column volume, and the column is then regenerated</w:t>
-      </w:r>
-      <w:r>
-        <w:t xml:space="preserve"> </w:t>
-      </w:r>
-      <w:r>
-        <w:t xml:space="preserve">and sanitized under SOP-2008.</w:t>
-      </w:r>
-    </w:p>
-    <w:p>
-      <w:pPr>
-        <w:pStyle w:val="BodyText"/>
-      </w:pPr>
-      <w:r>
-        <w:t xml:space="preserve">Two inputs are controlled to platform specification and are not characterized here. The resin</w:t>
-      </w:r>
-      <w:r>
-        <w:t xml:space="preserve"> </w:t>
-      </w:r>
-      <w:r>
-        <w:t xml:space="preserve">lot and the composition of the equilibration, wash and elution buffers are fixed for the</w:t>
-      </w:r>
-      <w:r>
-        <w:t xml:space="preserve"> </w:t>
-      </w:r>
-      <w:r>
-        <w:t xml:space="preserve">whole study, and their identity and quality are verified on receipt.</w:t>
+        <w:t xml:space="preserve">The clarified harvest for a design will be taken from a single pooled lot, so that variation in</w:t>
+      </w:r>
+      <w:r>
+        <w:t xml:space="preserve"> </w:t>
+      </w:r>
+      <w:r>
+        <w:t xml:space="preserve">the feed does not confound the factor effects. The lot will be characterized for titer, host</w:t>
+      </w:r>
+      <w:r>
+        <w:t xml:space="preserve"> </w:t>
+      </w:r>
+      <w:r>
+        <w:t xml:space="preserve">cell protein, DNA and aggregate before the design is executed, and those values will be reported</w:t>
+      </w:r>
+      <w:r>
+        <w:t xml:space="preserve"> </w:t>
+      </w:r>
+      <w:r>
+        <w:t xml:space="preserve">in PCR-005 as the input condition of the study. Buffers, resin and harvest are controlled to</w:t>
+      </w:r>
+      <w:r>
+        <w:t xml:space="preserve"> </w:t>
+      </w:r>
+      <w:r>
+        <w:t xml:space="preserve">platform specification. They are identity and quality controlled rather than characterized, and</w:t>
+      </w:r>
+      <w:r>
+        <w:t xml:space="preserve"> </w:t>
+      </w:r>
+      <w:r>
+        <w:t xml:space="preserve">they are held constant within a design.</w:t>
       </w:r>
     </w:p>
     <w:bookmarkEnd w:id="24"/>
@@ -3639,7 +3534,7 @@
         <w:pStyle w:val="FirstParagraph"/>
       </w:pPr>
       <w:r>
-        <w:t xml:space="preserve">Every response will be measured by a validated method, and</w:t>
+        <w:t xml:space="preserve">The validated methods that will generate the study data are listed in</w:t>
       </w:r>
       <w:r>
         <w:t xml:space="preserve"> </w:t>
@@ -3653,34 +3548,49 @@
         </w:r>
       </w:hyperlink>
       <w:r>
-        <w:t xml:space="preserve"> </w:t>
-      </w:r>
-      <w:r>
-        <w:t xml:space="preserve">lists them with the</w:t>
-      </w:r>
-      <w:r>
-        <w:t xml:space="preserve"> </w:t>
-      </w:r>
-      <w:r>
-        <w:t xml:space="preserve">validation that governs each one. Leached Protein A is measured by ELISA under AMV-3016, and</w:t>
-      </w:r>
-      <w:r>
-        <w:t xml:space="preserve"> </w:t>
-      </w:r>
-      <w:r>
-        <w:t xml:space="preserve">host cell protein by the platform ELISA under AMV-3012. Residual DNA is measured by qPCR</w:t>
-      </w:r>
-      <w:r>
-        <w:t xml:space="preserve"> </w:t>
-      </w:r>
-      <w:r>
-        <w:t xml:space="preserve">under AMV-3014 and aggregate by SEC-HPLC under AMV-3011, while step yield is calculated from</w:t>
-      </w:r>
-      <w:r>
-        <w:t xml:space="preserve"> </w:t>
-      </w:r>
-      <w:r>
-        <w:t xml:space="preserve">the protein concentration and the recorded volume of the load and of the eluate pool.</w:t>
+        <w:t xml:space="preserve">. Host cell</w:t>
+      </w:r>
+      <w:r>
+        <w:t xml:space="preserve"> </w:t>
+      </w:r>
+      <w:r>
+        <w:t xml:space="preserve">protein in the eluate pool will be measured by the enzyme-linked immunosorbent assay of</w:t>
+      </w:r>
+      <w:r>
+        <w:t xml:space="preserve"> </w:t>
+      </w:r>
+      <w:r>
+        <w:t xml:space="preserve">AMV-3012 and reported per milligram of antibody. Leached Protein A will be measured by the</w:t>
+      </w:r>
+      <w:r>
+        <w:t xml:space="preserve"> </w:t>
+      </w:r>
+      <w:r>
+        <w:t xml:space="preserve">enzyme-linked immunosorbent assay of AMV-3016 and reported in parts per million of antibody.</w:t>
+      </w:r>
+      <w:r>
+        <w:t xml:space="preserve"> </w:t>
+      </w:r>
+      <w:r>
+        <w:t xml:space="preserve">Residual DNA will be measured by quantitative PCR under AMV-3014. Aggregate will be measured by</w:t>
+      </w:r>
+      <w:r>
+        <w:t xml:space="preserve"> </w:t>
+      </w:r>
+      <w:r>
+        <w:t xml:space="preserve">size exclusion chromatography under AMV-3011 on the load and on the pool. Step yield will be</w:t>
+      </w:r>
+      <w:r>
+        <w:t xml:space="preserve"> </w:t>
+      </w:r>
+      <w:r>
+        <w:t xml:space="preserve">calculated from the antibody mass in the eluate pool and the mass loaded, each determined by</w:t>
+      </w:r>
+      <w:r>
+        <w:t xml:space="preserve"> </w:t>
+      </w:r>
+      <w:r>
+        <w:t xml:space="preserve">ultraviolet absorbance.</w:t>
       </w:r>
     </w:p>
     <w:tbl>
@@ -3707,19 +3617,20 @@
               <w:pStyle w:val="ImageCaption"/>
             </w:pPr>
             <w:r>
-              <w:t xml:space="preserve">Table 6: Validated analytical methods supporting the study.</w:t>
+              <w:t xml:space="preserve">Table 6: Validated analytical methods and the responses they measure.</w:t>
             </w:r>
           </w:p>
           <w:tbl>
             <w:tblPr>
               <w:tblStyle w:val="Table"/>
-              <w:tblW w:type="auto" w:w="0"/>
+              <w:tblW w:type="pct" w:w="5000"/>
+              <w:tblLayout w:type="fixed"/>
               <w:tblLook w:firstRow="1" w:lastRow="0" w:firstColumn="0" w:lastColumn="0" w:noHBand="0" w:noVBand="0" w:val="0020"/>
             </w:tblPr>
             <w:tblGrid>
-              <w:gridCol w:w="2640"/>
-              <w:gridCol w:w="2640"/>
-              <w:gridCol w:w="2640"/>
+              <w:gridCol w:w="1050"/>
+              <w:gridCol w:w="5333"/>
+              <w:gridCol w:w="1535"/>
             </w:tblGrid>
             <w:tr>
               <w:trPr>
@@ -3761,6 +3672,416 @@
                   </w:pPr>
                   <w:r>
                     <w:t xml:space="preserve">Type</w:t>
+                  </w:r>
+                </w:p>
+              </w:tc>
+            </w:tr>
+            <w:tr>
+              <w:tc>
+                <w:tcPr/>
+                <w:p>
+                  <w:pPr>
+                    <w:pStyle w:val="Compact"/>
+                    <w:jc w:val="left"/>
+                    <w:jc w:val="center"/>
+                  </w:pPr>
+                  <w:r>
+                    <w:t xml:space="preserve">SOP-1001</w:t>
+                  </w:r>
+                </w:p>
+              </w:tc>
+              <w:tc>
+                <w:tcPr/>
+                <w:p>
+                  <w:pPr>
+                    <w:pStyle w:val="Compact"/>
+                    <w:jc w:val="left"/>
+                    <w:jc w:val="center"/>
+                  </w:pPr>
+                  <w:r>
+                    <w:t xml:space="preserve">Qualification of Scale-Down Models</w:t>
+                  </w:r>
+                </w:p>
+              </w:tc>
+              <w:tc>
+                <w:tcPr/>
+                <w:p>
+                  <w:pPr>
+                    <w:pStyle w:val="Compact"/>
+                    <w:jc w:val="left"/>
+                    <w:jc w:val="center"/>
+                  </w:pPr>
+                  <w:r>
+                    <w:t xml:space="preserve">SOP</w:t>
+                  </w:r>
+                </w:p>
+              </w:tc>
+            </w:tr>
+            <w:tr>
+              <w:tc>
+                <w:tcPr/>
+                <w:p>
+                  <w:pPr>
+                    <w:pStyle w:val="Compact"/>
+                    <w:jc w:val="left"/>
+                    <w:jc w:val="center"/>
+                  </w:pPr>
+                  <w:r>
+                    <w:t xml:space="preserve">SOP-1002</w:t>
+                  </w:r>
+                </w:p>
+              </w:tc>
+              <w:tc>
+                <w:tcPr/>
+                <w:p>
+                  <w:pPr>
+                    <w:pStyle w:val="Compact"/>
+                    <w:jc w:val="left"/>
+                    <w:jc w:val="center"/>
+                  </w:pPr>
+                  <w:r>
+                    <w:t xml:space="preserve">Design, Execution and Statistical Analysis of DoE Studies</w:t>
+                  </w:r>
+                </w:p>
+              </w:tc>
+              <w:tc>
+                <w:tcPr/>
+                <w:p>
+                  <w:pPr>
+                    <w:pStyle w:val="Compact"/>
+                    <w:jc w:val="left"/>
+                    <w:jc w:val="center"/>
+                  </w:pPr>
+                  <w:r>
+                    <w:t xml:space="preserve">SOP</w:t>
+                  </w:r>
+                </w:p>
+              </w:tc>
+            </w:tr>
+            <w:tr>
+              <w:tc>
+                <w:tcPr/>
+                <w:p>
+                  <w:pPr>
+                    <w:pStyle w:val="Compact"/>
+                    <w:jc w:val="left"/>
+                    <w:jc w:val="center"/>
+                  </w:pPr>
+                  <w:r>
+                    <w:t xml:space="preserve">SOP-2003</w:t>
+                  </w:r>
+                </w:p>
+              </w:tc>
+              <w:tc>
+                <w:tcPr/>
+                <w:p>
+                  <w:pPr>
+                    <w:pStyle w:val="Compact"/>
+                    <w:jc w:val="left"/>
+                    <w:jc w:val="center"/>
+                  </w:pPr>
+                  <w:r>
+                    <w:t xml:space="preserve">Operation of the Production Bioreactor (Fed-Batch)</w:t>
+                  </w:r>
+                </w:p>
+              </w:tc>
+              <w:tc>
+                <w:tcPr/>
+                <w:p>
+                  <w:pPr>
+                    <w:pStyle w:val="Compact"/>
+                    <w:jc w:val="left"/>
+                    <w:jc w:val="center"/>
+                  </w:pPr>
+                  <w:r>
+                    <w:t xml:space="preserve">SOP</w:t>
+                  </w:r>
+                </w:p>
+              </w:tc>
+            </w:tr>
+            <w:tr>
+              <w:tc>
+                <w:tcPr/>
+                <w:p>
+                  <w:pPr>
+                    <w:pStyle w:val="Compact"/>
+                    <w:jc w:val="left"/>
+                    <w:jc w:val="center"/>
+                  </w:pPr>
+                  <w:r>
+                    <w:t xml:space="preserve">SOP-2004</w:t>
+                  </w:r>
+                </w:p>
+              </w:tc>
+              <w:tc>
+                <w:tcPr/>
+                <w:p>
+                  <w:pPr>
+                    <w:pStyle w:val="Compact"/>
+                    <w:jc w:val="left"/>
+                    <w:jc w:val="center"/>
+                  </w:pPr>
+                  <w:r>
+                    <w:t xml:space="preserve">Cell-Culture Media and Feed Preparation</w:t>
+                  </w:r>
+                </w:p>
+              </w:tc>
+              <w:tc>
+                <w:tcPr/>
+                <w:p>
+                  <w:pPr>
+                    <w:pStyle w:val="Compact"/>
+                    <w:jc w:val="left"/>
+                    <w:jc w:val="center"/>
+                  </w:pPr>
+                  <w:r>
+                    <w:t xml:space="preserve">SOP</w:t>
+                  </w:r>
+                </w:p>
+              </w:tc>
+            </w:tr>
+            <w:tr>
+              <w:tc>
+                <w:tcPr/>
+                <w:p>
+                  <w:pPr>
+                    <w:pStyle w:val="Compact"/>
+                    <w:jc w:val="left"/>
+                    <w:jc w:val="center"/>
+                  </w:pPr>
+                  <w:r>
+                    <w:t xml:space="preserve">SOP-3010</w:t>
+                  </w:r>
+                </w:p>
+              </w:tc>
+              <w:tc>
+                <w:tcPr/>
+                <w:p>
+                  <w:pPr>
+                    <w:pStyle w:val="Compact"/>
+                    <w:jc w:val="left"/>
+                    <w:jc w:val="center"/>
+                  </w:pPr>
+                  <w:r>
+                    <w:t xml:space="preserve">Released N-Glycan Mapping by 2-AB HILIC-UPLC</w:t>
+                  </w:r>
+                </w:p>
+              </w:tc>
+              <w:tc>
+                <w:tcPr/>
+                <w:p>
+                  <w:pPr>
+                    <w:pStyle w:val="Compact"/>
+                    <w:jc w:val="left"/>
+                    <w:jc w:val="center"/>
+                  </w:pPr>
+                  <w:r>
+                    <w:t xml:space="preserve">SOP</w:t>
+                  </w:r>
+                </w:p>
+              </w:tc>
+            </w:tr>
+            <w:tr>
+              <w:tc>
+                <w:tcPr/>
+                <w:p>
+                  <w:pPr>
+                    <w:pStyle w:val="Compact"/>
+                    <w:jc w:val="left"/>
+                    <w:jc w:val="center"/>
+                  </w:pPr>
+                  <w:r>
+                    <w:t xml:space="preserve">SOP-3011</w:t>
+                  </w:r>
+                </w:p>
+              </w:tc>
+              <w:tc>
+                <w:tcPr/>
+                <w:p>
+                  <w:pPr>
+                    <w:pStyle w:val="Compact"/>
+                    <w:jc w:val="left"/>
+                    <w:jc w:val="center"/>
+                  </w:pPr>
+                  <w:r>
+                    <w:t xml:space="preserve">Size-Variant Analysis by SEC-HPLC</w:t>
+                  </w:r>
+                </w:p>
+              </w:tc>
+              <w:tc>
+                <w:tcPr/>
+                <w:p>
+                  <w:pPr>
+                    <w:pStyle w:val="Compact"/>
+                    <w:jc w:val="left"/>
+                    <w:jc w:val="center"/>
+                  </w:pPr>
+                  <w:r>
+                    <w:t xml:space="preserve">SOP</w:t>
+                  </w:r>
+                </w:p>
+              </w:tc>
+            </w:tr>
+            <w:tr>
+              <w:tc>
+                <w:tcPr/>
+                <w:p>
+                  <w:pPr>
+                    <w:pStyle w:val="Compact"/>
+                    <w:jc w:val="left"/>
+                    <w:jc w:val="center"/>
+                  </w:pPr>
+                  <w:r>
+                    <w:t xml:space="preserve">SOP-3012</w:t>
+                  </w:r>
+                </w:p>
+              </w:tc>
+              <w:tc>
+                <w:tcPr/>
+                <w:p>
+                  <w:pPr>
+                    <w:pStyle w:val="Compact"/>
+                    <w:jc w:val="left"/>
+                    <w:jc w:val="center"/>
+                  </w:pPr>
+                  <w:r>
+                    <w:t xml:space="preserve">Host-Cell-Protein Quantitation by ELISA</w:t>
+                  </w:r>
+                </w:p>
+              </w:tc>
+              <w:tc>
+                <w:tcPr/>
+                <w:p>
+                  <w:pPr>
+                    <w:pStyle w:val="Compact"/>
+                    <w:jc w:val="left"/>
+                    <w:jc w:val="center"/>
+                  </w:pPr>
+                  <w:r>
+                    <w:t xml:space="preserve">SOP</w:t>
+                  </w:r>
+                </w:p>
+              </w:tc>
+            </w:tr>
+            <w:tr>
+              <w:tc>
+                <w:tcPr/>
+                <w:p>
+                  <w:pPr>
+                    <w:pStyle w:val="Compact"/>
+                    <w:jc w:val="left"/>
+                    <w:jc w:val="center"/>
+                  </w:pPr>
+                  <w:r>
+                    <w:t xml:space="preserve">SOP-3013</w:t>
+                  </w:r>
+                </w:p>
+              </w:tc>
+              <w:tc>
+                <w:tcPr/>
+                <w:p>
+                  <w:pPr>
+                    <w:pStyle w:val="Compact"/>
+                    <w:jc w:val="left"/>
+                    <w:jc w:val="center"/>
+                  </w:pPr>
+                  <w:r>
+                    <w:t xml:space="preserve">Charge-Variant Analysis by icIEF</w:t>
+                  </w:r>
+                </w:p>
+              </w:tc>
+              <w:tc>
+                <w:tcPr/>
+                <w:p>
+                  <w:pPr>
+                    <w:pStyle w:val="Compact"/>
+                    <w:jc w:val="left"/>
+                    <w:jc w:val="center"/>
+                  </w:pPr>
+                  <w:r>
+                    <w:t xml:space="preserve">SOP</w:t>
+                  </w:r>
+                </w:p>
+              </w:tc>
+            </w:tr>
+            <w:tr>
+              <w:tc>
+                <w:tcPr/>
+                <w:p>
+                  <w:pPr>
+                    <w:pStyle w:val="Compact"/>
+                    <w:jc w:val="left"/>
+                    <w:jc w:val="center"/>
+                  </w:pPr>
+                  <w:r>
+                    <w:t xml:space="preserve">SOP-3014</w:t>
+                  </w:r>
+                </w:p>
+              </w:tc>
+              <w:tc>
+                <w:tcPr/>
+                <w:p>
+                  <w:pPr>
+                    <w:pStyle w:val="Compact"/>
+                    <w:jc w:val="left"/>
+                    <w:jc w:val="center"/>
+                  </w:pPr>
+                  <w:r>
+                    <w:t xml:space="preserve">Residual Host-Cell DNA by qPCR</w:t>
+                  </w:r>
+                </w:p>
+              </w:tc>
+              <w:tc>
+                <w:tcPr/>
+                <w:p>
+                  <w:pPr>
+                    <w:pStyle w:val="Compact"/>
+                    <w:jc w:val="left"/>
+                    <w:jc w:val="center"/>
+                  </w:pPr>
+                  <w:r>
+                    <w:t xml:space="preserve">SOP</w:t>
+                  </w:r>
+                </w:p>
+              </w:tc>
+            </w:tr>
+            <w:tr>
+              <w:tc>
+                <w:tcPr/>
+                <w:p>
+                  <w:pPr>
+                    <w:pStyle w:val="Compact"/>
+                    <w:jc w:val="left"/>
+                    <w:jc w:val="center"/>
+                  </w:pPr>
+                  <w:r>
+                    <w:t xml:space="preserve">SOP-4001</w:t>
+                  </w:r>
+                </w:p>
+              </w:tc>
+              <w:tc>
+                <w:tcPr/>
+                <w:p>
+                  <w:pPr>
+                    <w:pStyle w:val="Compact"/>
+                    <w:jc w:val="left"/>
+                    <w:jc w:val="center"/>
+                  </w:pPr>
+                  <w:r>
+                    <w:t xml:space="preserve">Process-Parameter Classification and Control-Strategy Definition</w:t>
+                  </w:r>
+                </w:p>
+              </w:tc>
+              <w:tc>
+                <w:tcPr/>
+                <w:p>
+                  <w:pPr>
+                    <w:pStyle w:val="Compact"/>
+                    <w:jc w:val="left"/>
+                    <w:jc w:val="center"/>
+                  </w:pPr>
+                  <w:r>
+                    <w:t xml:space="preserve">SOP</w:t>
                   </w:r>
                 </w:p>
               </w:tc>
@@ -3940,51 +4261,43 @@
         <w:pStyle w:val="BodyText"/>
       </w:pPr>
       <w:r>
-        <w:t xml:space="preserve">Assay precision is most consequential for leached Protein A, because eluate pool</w:t>
-      </w:r>
-      <w:r>
-        <w:t xml:space="preserve"> </w:t>
-      </w:r>
-      <w:r>
-        <w:t xml:space="preserve">concentrations fall in the lower part of the working range of the ELISA. The reportable</w:t>
-      </w:r>
-      <w:r>
-        <w:t xml:space="preserve"> </w:t>
-      </w:r>
-      <w:r>
-        <w:t xml:space="preserve">value, the calibration range and the intermediate precision of each method are given in the</w:t>
-      </w:r>
-      <w:r>
-        <w:t xml:space="preserve"> </w:t>
-      </w:r>
-      <w:r>
-        <w:t xml:space="preserve">validation reports referenced in</w:t>
-      </w:r>
-      <w:r>
-        <w:t xml:space="preserve"> </w:t>
-      </w:r>
-      <w:hyperlink w:anchor="tbl-amv">
-        <w:r>
-          <w:rPr>
-            <w:rStyle w:val="Hyperlink"/>
-          </w:rPr>
-          <w:t xml:space="preserve">Table 6</w:t>
-        </w:r>
-      </w:hyperlink>
-      <w:r>
-        <w:t xml:space="preserve">. Where an estimated effect is of the same order as</w:t>
-      </w:r>
-      <w:r>
-        <w:t xml:space="preserve"> </w:t>
-      </w:r>
-      <w:r>
-        <w:t xml:space="preserve">the precision of the assay that measured it, PCR-005 will report it as such and will not</w:t>
-      </w:r>
-      <w:r>
-        <w:t xml:space="preserve"> </w:t>
-      </w:r>
-      <w:r>
-        <w:t xml:space="preserve">derive an operating limit from it.</w:t>
+        <w:t xml:space="preserve">The precision of an assay sets a floor on the effect a study can resolve. Leached Protein A is</w:t>
+      </w:r>
+      <w:r>
+        <w:t xml:space="preserve"> </w:t>
+      </w:r>
+      <w:r>
+        <w:t xml:space="preserve">the response to watch, because it is judged against a criterion of</w:t>
+      </w:r>
+      <w:r>
+        <w:t xml:space="preserve"> </w:t>
+      </w:r>
+      <w:r>
+        <w:t xml:space="preserve">5 ppm and the mechanism in §4.1 gives no reason to expect a parameter</w:t>
+      </w:r>
+      <w:r>
+        <w:t xml:space="preserve"> </w:t>
+      </w:r>
+      <w:r>
+        <w:t xml:space="preserve">effect on it. The precision of each assay at the level measured will be reported with the</w:t>
+      </w:r>
+      <w:r>
+        <w:t xml:space="preserve"> </w:t>
+      </w:r>
+      <w:r>
+        <w:t xml:space="preserve">results, and an effect smaller than the reported precision of its assay will not be claimed as</w:t>
+      </w:r>
+      <w:r>
+        <w:t xml:space="preserve"> </w:t>
+      </w:r>
+      <w:r>
+        <w:t xml:space="preserve">an effect. Method performance detail is held in the method validation reports and is not</w:t>
+      </w:r>
+      <w:r>
+        <w:t xml:space="preserve"> </w:t>
+      </w:r>
+      <w:r>
+        <w:t xml:space="preserve">repeated in PCR-005.</w:t>
       </w:r>
     </w:p>
     <w:bookmarkEnd w:id="26"/>
@@ -4002,37 +4315,37 @@
         <w:pStyle w:val="FirstParagraph"/>
       </w:pPr>
       <w:r>
-        <w:t xml:space="preserve">Samples will be taken from the load, the flow through, the final wash and the eluate pool of</w:t>
-      </w:r>
-      <w:r>
-        <w:t xml:space="preserve"> </w:t>
-      </w:r>
-      <w:r>
-        <w:t xml:space="preserve">every run. Pool host cell protein, leached Protein A and protein concentration will be</w:t>
-      </w:r>
-      <w:r>
-        <w:t xml:space="preserve"> </w:t>
-      </w:r>
-      <w:r>
-        <w:t xml:space="preserve">measured on every pool, since all three are responses of the designs. Residual DNA and</w:t>
-      </w:r>
-      <w:r>
-        <w:t xml:space="preserve"> </w:t>
-      </w:r>
-      <w:r>
-        <w:t xml:space="preserve">aggregate will be measured on the load and on the centre-point pools of both designs, which</w:t>
-      </w:r>
-      <w:r>
-        <w:t xml:space="preserve"> </w:t>
-      </w:r>
-      <w:r>
-        <w:t xml:space="preserve">supports a clearance factor for the step without carrying either attribute as a modelled</w:t>
-      </w:r>
-      <w:r>
-        <w:t xml:space="preserve"> </w:t>
-      </w:r>
-      <w:r>
-        <w:t xml:space="preserve">response.</w:t>
+        <w:t xml:space="preserve">Every run of both designs will be sampled at four points. The clarified harvest load will be</w:t>
+      </w:r>
+      <w:r>
+        <w:t xml:space="preserve"> </w:t>
+      </w:r>
+      <w:r>
+        <w:t xml:space="preserve">sampled for titer, host cell protein, DNA and aggregate. The flow-through will be sampled to</w:t>
+      </w:r>
+      <w:r>
+        <w:t xml:space="preserve"> </w:t>
+      </w:r>
+      <w:r>
+        <w:t xml:space="preserve">quantify antibody breakthrough. The wash will be sampled for host cell protein. The eluate pool</w:t>
+      </w:r>
+      <w:r>
+        <w:t xml:space="preserve"> </w:t>
+      </w:r>
+      <w:r>
+        <w:t xml:space="preserve">will be sampled for antibody concentration, host cell protein, leached Protein A, residual DNA</w:t>
+      </w:r>
+      <w:r>
+        <w:t xml:space="preserve"> </w:t>
+      </w:r>
+      <w:r>
+        <w:t xml:space="preserve">and aggregate. Sample volumes, containers and storage conditions are given in SOP-2007, and</w:t>
+      </w:r>
+      <w:r>
+        <w:t xml:space="preserve"> </w:t>
+      </w:r>
+      <w:r>
+        <w:t xml:space="preserve">retains will be held frozen so that a run may be re-tested if an assay result is questioned.</w:t>
       </w:r>
     </w:p>
     <w:p>
@@ -4040,31 +4353,25 @@
         <w:pStyle w:val="BodyText"/>
       </w:pPr>
       <w:r>
-        <w:t xml:space="preserve">Centre-point replication differs between the two designs, since the screening design carries</w:t>
-      </w:r>
-      <w:r>
-        <w:t xml:space="preserve"> </w:t>
-      </w:r>
-      <w:r>
-        <w:t xml:space="preserve">3 centre points and the response-surface design carries</w:t>
-      </w:r>
-      <w:r>
-        <w:t xml:space="preserve"> </w:t>
-      </w:r>
-      <w:r>
-        <w:t xml:space="preserve">4. Run order will be randomized within each design, and the samples of a</w:t>
-      </w:r>
-      <w:r>
-        <w:t xml:space="preserve"> </w:t>
-      </w:r>
-      <w:r>
-        <w:t xml:space="preserve">design will be assayed in a single analytical campaign, so that analytical drift is not</w:t>
-      </w:r>
-      <w:r>
-        <w:t xml:space="preserve"> </w:t>
-      </w:r>
-      <w:r>
-        <w:t xml:space="preserve">aliased with a factor.</w:t>
+        <w:t xml:space="preserve">The 47 runs of the two designs will be executed in randomized order within</w:t>
+      </w:r>
+      <w:r>
+        <w:t xml:space="preserve"> </w:t>
+      </w:r>
+      <w:r>
+        <w:t xml:space="preserve">each design, and the centre points will be distributed through the execution sequence rather</w:t>
+      </w:r>
+      <w:r>
+        <w:t xml:space="preserve"> </w:t>
+      </w:r>
+      <w:r>
+        <w:t xml:space="preserve">than run consecutively. A drift in the system then appears as a trend across the centre points in run</w:t>
+      </w:r>
+      <w:r>
+        <w:t xml:space="preserve"> </w:t>
+      </w:r>
+      <w:r>
+        <w:t xml:space="preserve">order, and the pure error estimate stays free of it.</w:t>
       </w:r>
     </w:p>
     <w:bookmarkEnd w:id="27"/>
@@ -4082,31 +4389,25 @@
         <w:pStyle w:val="FirstParagraph"/>
       </w:pPr>
       <w:r>
-        <w:t xml:space="preserve">The analysis will be performed under SOP-1002, and each factor is coded so that its</w:t>
-      </w:r>
-      <w:r>
-        <w:t xml:space="preserve"> </w:t>
-      </w:r>
-      <w:r>
-        <w:t xml:space="preserve">set-point is zero and the edges of its characterization range are minus one and plus one.</w:t>
-      </w:r>
-      <w:r>
-        <w:t xml:space="preserve"> </w:t>
-      </w:r>
-      <w:r>
-        <w:t xml:space="preserve">Coding places the factors on a common scale and makes the estimated coefficients comparable</w:t>
-      </w:r>
-      <w:r>
-        <w:t xml:space="preserve"> </w:t>
-      </w:r>
-      <w:r>
-        <w:t xml:space="preserve">across parameters measured in different units (protein load in g/L resin, pH, linear</w:t>
-      </w:r>
-      <w:r>
-        <w:t xml:space="preserve"> </w:t>
-      </w:r>
-      <w:r>
-        <w:t xml:space="preserve">velocity and column volumes).</w:t>
+        <w:t xml:space="preserve">All analyses will be performed under SOP-1002. Each factor is coded over its characterized</w:t>
+      </w:r>
+      <w:r>
+        <w:t xml:space="preserve"> </w:t>
+      </w:r>
+      <w:r>
+        <w:t xml:space="preserve">range, with the low edge at −1, the high edge at +1 and the centre at 0. The centre of each</w:t>
+      </w:r>
+      <w:r>
+        <w:t xml:space="preserve"> </w:t>
+      </w:r>
+      <w:r>
+        <w:t xml:space="preserve">characterized range in §6.1 is the set-point of the parameter, so the centre points of both</w:t>
+      </w:r>
+      <w:r>
+        <w:t xml:space="preserve"> </w:t>
+      </w:r>
+      <w:r>
+        <w:t xml:space="preserve">designs are runs at the step set-points. Coding puts the factors on a common scale.</w:t>
       </w:r>
     </w:p>
     <w:p>
@@ -4114,31 +4415,37 @@
         <w:pStyle w:val="BodyText"/>
       </w:pPr>
       <w:r>
-        <w:t xml:space="preserve">The screening data will be fitted by ordinary least squares to a model carrying all main</w:t>
-      </w:r>
-      <w:r>
-        <w:t xml:space="preserve"> </w:t>
-      </w:r>
-      <w:r>
-        <w:t xml:space="preserve">effects and all two-factor interactions. An effect will be reported as twice the coded</w:t>
-      </w:r>
-      <w:r>
-        <w:t xml:space="preserve"> </w:t>
-      </w:r>
-      <w:r>
-        <w:t xml:space="preserve">coefficient, which is the change in the response across the full characterization range of</w:t>
-      </w:r>
-      <w:r>
-        <w:t xml:space="preserve"> </w:t>
-      </w:r>
-      <w:r>
-        <w:t xml:space="preserve">that factor. Significance will be judged at alpha = 0.05, and effect estimates will be</w:t>
-      </w:r>
-      <w:r>
-        <w:t xml:space="preserve"> </w:t>
-      </w:r>
-      <w:r>
-        <w:t xml:space="preserve">reported with their standard errors.</w:t>
+        <w:t xml:space="preserve">The screening data will be analysed by ordinary least squares with all main effects and all</w:t>
+      </w:r>
+      <w:r>
+        <w:t xml:space="preserve"> </w:t>
+      </w:r>
+      <w:r>
+        <w:t xml:space="preserve">two-factor interactions in the model. The effect of a term is twice its coded coefficient,</w:t>
+      </w:r>
+      <w:r>
+        <w:t xml:space="preserve"> </w:t>
+      </w:r>
+      <w:r>
+        <w:t xml:space="preserve">which is the change in the response across the full studied range of that factor. A term will</w:t>
+      </w:r>
+      <w:r>
+        <w:t xml:space="preserve"> </w:t>
+      </w:r>
+      <w:r>
+        <w:t xml:space="preserve">be reported as significant at p &lt; 0.05. A factor with no significant term over the range</w:t>
+      </w:r>
+      <w:r>
+        <w:t xml:space="preserve"> </w:t>
+      </w:r>
+      <w:r>
+        <w:t xml:space="preserve">studied will be reported as having no detectable effect on that response, and the absence will</w:t>
+      </w:r>
+      <w:r>
+        <w:t xml:space="preserve"> </w:t>
+      </w:r>
+      <w:r>
+        <w:t xml:space="preserve">be stated together with the range over which it was tested.</w:t>
       </w:r>
     </w:p>
     <w:p>
@@ -4146,37 +4453,61 @@
         <w:pStyle w:val="BodyText"/>
       </w:pPr>
       <w:r>
-        <w:t xml:space="preserve">The response-surface data will be fitted to the full quadratic model in the same factors.</w:t>
-      </w:r>
-      <w:r>
-        <w:t xml:space="preserve"> </w:t>
-      </w:r>
-      <w:r>
-        <w:t xml:space="preserve">Adequacy will be judged by the coefficient of determination, by its adjusted and predicted</w:t>
-      </w:r>
-      <w:r>
-        <w:t xml:space="preserve"> </w:t>
-      </w:r>
-      <w:r>
-        <w:t xml:space="preserve">forms, by the overall F test, and by an analysis of variance that partitions the residual</w:t>
-      </w:r>
-      <w:r>
-        <w:t xml:space="preserve"> </w:t>
-      </w:r>
-      <w:r>
-        <w:t xml:space="preserve">into lack of fit and pure error. The predicted coefficient is computed from the leave one out</w:t>
-      </w:r>
-      <w:r>
-        <w:t xml:space="preserve"> </w:t>
-      </w:r>
-      <w:r>
-        <w:t xml:space="preserve">residuals (PRESS), so a model that describes its own data without predicting new data will be</w:t>
-      </w:r>
-      <w:r>
-        <w:t xml:space="preserve"> </w:t>
-      </w:r>
-      <w:r>
-        <w:t xml:space="preserve">visible in the comparison of the two.</w:t>
+        <w:t xml:space="preserve">The response-surface data will be fitted with the full quadratic model in the</w:t>
+      </w:r>
+      <w:r>
+        <w:t xml:space="preserve"> </w:t>
+      </w:r>
+      <w:r>
+        <w:t xml:space="preserve">4 multivariate factors. Model adequacy will be judged on four measures.</w:t>
+      </w:r>
+      <w:r>
+        <w:t xml:space="preserve"> </w:t>
+      </w:r>
+      <w:r>
+        <w:t xml:space="preserve">The model F test states whether the model explains more than noise. The coefficient of</w:t>
+      </w:r>
+      <w:r>
+        <w:t xml:space="preserve"> </w:t>
+      </w:r>
+      <w:r>
+        <w:t xml:space="preserve">determination, its adjusted form and the predicted form computed from the prediction error sum</w:t>
+      </w:r>
+      <w:r>
+        <w:t xml:space="preserve"> </w:t>
+      </w:r>
+      <w:r>
+        <w:t xml:space="preserve">of squares state how much of the variation is explained and how much of it survives when each</w:t>
+      </w:r>
+      <w:r>
+        <w:t xml:space="preserve"> </w:t>
+      </w:r>
+      <w:r>
+        <w:t xml:space="preserve">run is left out in turn. The analysis of variance partition of residual variance into lack of</w:t>
+      </w:r>
+      <w:r>
+        <w:t xml:space="preserve"> </w:t>
+      </w:r>
+      <w:r>
+        <w:t xml:space="preserve">fit and pure error states whether the model form is adequate for the data, using the centre</w:t>
+      </w:r>
+      <w:r>
+        <w:t xml:space="preserve"> </w:t>
+      </w:r>
+      <w:r>
+        <w:t xml:space="preserve">points of §5.4 as the pure error term. Diagnostic plots of residuals against predicted values,</w:t>
+      </w:r>
+      <w:r>
+        <w:t xml:space="preserve"> </w:t>
+      </w:r>
+      <w:r>
+        <w:t xml:space="preserve">of residual quantiles against normal quantiles, and of actual against predicted values will be</w:t>
+      </w:r>
+      <w:r>
+        <w:t xml:space="preserve"> </w:t>
+      </w:r>
+      <w:r>
+        <w:t xml:space="preserve">reported for each modelled response.</w:t>
       </w:r>
     </w:p>
     <w:p>
@@ -4184,50 +4515,68 @@
         <w:pStyle w:val="BodyText"/>
       </w:pPr>
       <w:r>
-        <w:t xml:space="preserve">Commercial-scale capability will be estimated by Monte-Carlo simulation of</w:t>
-      </w:r>
-      <w:r>
-        <w:t xml:space="preserve"> </w:t>
-      </w:r>
-      <w:r>
-        <w:t xml:space="preserve">2,000 batches, in which each parameter is drawn inside its normal operating</w:t>
-      </w:r>
-      <w:r>
-        <w:t xml:space="preserve"> </w:t>
-      </w:r>
-      <w:r>
-        <w:t xml:space="preserve">range, the fitted response-surface model is evaluated at every draw, and a one-sided</w:t>
-      </w:r>
-      <w:r>
-        <w:t xml:space="preserve"> </w:t>
-      </w:r>
-      <w:r>
-        <w:t xml:space="preserve">capability index is computed against the acceptance criterion of each attribute in</w:t>
-      </w:r>
-      <w:r>
-        <w:t xml:space="preserve"> </w:t>
-      </w:r>
-      <w:hyperlink w:anchor="tbl-cqa">
-        <w:r>
-          <w:rPr>
-            <w:rStyle w:val="Hyperlink"/>
-          </w:rPr>
-          <w:t xml:space="preserve">Table 5</w:t>
-        </w:r>
-      </w:hyperlink>
-      <w:r>
-        <w:t xml:space="preserve">. The simulation propagates the fitted model and the residual variance of the study,</w:t>
-      </w:r>
-      <w:r>
-        <w:t xml:space="preserve"> </w:t>
-      </w:r>
-      <w:r>
-        <w:t xml:space="preserve">and it does not carry the additional variability of commercial-scale operation.</w:t>
+        <w:t xml:space="preserve">The screening design identifies which factors and interactions matter. The response-surface</w:t>
+      </w:r>
+      <w:r>
+        <w:t xml:space="preserve"> </w:t>
+      </w:r>
+      <w:r>
+        <w:t xml:space="preserve">model is the predictive model, and it is the model from which the operating region, the proven</w:t>
+      </w:r>
+      <w:r>
+        <w:t xml:space="preserve"> </w:t>
+      </w:r>
+      <w:r>
+        <w:t xml:space="preserve">acceptable ranges and the capability estimates in §7 and §8 are derived. Effect magnitudes</w:t>
+      </w:r>
+      <w:r>
+        <w:t xml:space="preserve"> </w:t>
+      </w:r>
+      <w:r>
+        <w:t xml:space="preserve">quoted from the screening analysis are superseded by the response-surface estimates wherever</w:t>
+      </w:r>
+      <w:r>
+        <w:t xml:space="preserve"> </w:t>
+      </w:r>
+      <w:r>
+        <w:t xml:space="preserve">the two disagree.</w:t>
+      </w:r>
+    </w:p>
+    <w:p>
+      <w:pPr>
+        <w:pStyle w:val="BodyText"/>
+      </w:pPr>
+      <w:r>
+        <w:t xml:space="preserve">Capability at commercial scale will be estimated by Monte-Carlo simulation of</w:t>
+      </w:r>
+      <w:r>
+        <w:t xml:space="preserve"> </w:t>
+      </w:r>
+      <w:r>
+        <w:t xml:space="preserve">2,000 batches, with each parameter drawn within its normal operating range and</w:t>
+      </w:r>
+      <w:r>
+        <w:t xml:space="preserve"> </w:t>
+      </w:r>
+      <w:r>
+        <w:t xml:space="preserve">the fitted response-surface model used to predict the attribute. Capability will be reported as</w:t>
+      </w:r>
+      <w:r>
+        <w:t xml:space="preserve"> </w:t>
+      </w:r>
+      <w:r>
+        <w:t xml:space="preserve">a one-sided Cpk against the criterion of the attribute, because every quality attribute this</w:t>
+      </w:r>
+      <w:r>
+        <w:t xml:space="preserve"> </w:t>
+      </w:r>
+      <w:r>
+        <w:t xml:space="preserve">step controls has a ceiling and no floor.</w:t>
       </w:r>
     </w:p>
     <w:bookmarkEnd w:id="28"/>
     <w:bookmarkEnd w:id="29"/>
-    <w:bookmarkStart w:id="40" w:name="study-design"/>
+    <w:bookmarkStart w:id="36" w:name="study-design"/>
     <w:p>
       <w:pPr>
         <w:pStyle w:val="Heading1"/>
@@ -4249,6 +4598,18 @@
       <w:pPr>
         <w:pStyle w:val="FirstParagraph"/>
       </w:pPr>
+      <w:r>
+        <w:t xml:space="preserve">The parameters to be studied, their set-points, the ranges to be studied and the routine</w:t>
+      </w:r>
+      <w:r>
+        <w:t xml:space="preserve"> </w:t>
+      </w:r>
+      <w:r>
+        <w:t xml:space="preserve">control ranges are given in</w:t>
+      </w:r>
+      <w:r>
+        <w:t xml:space="preserve"> </w:t>
+      </w:r>
       <w:hyperlink w:anchor="tbl-params">
         <w:r>
           <w:rPr>
@@ -4258,16 +4619,13 @@
         </w:r>
       </w:hyperlink>
       <w:r>
-        <w:t xml:space="preserve"> </w:t>
-      </w:r>
-      <w:r>
-        <w:t xml:space="preserve">gives every parameter of the step, with its set-point, the range over which it</w:t>
-      </w:r>
-      <w:r>
-        <w:t xml:space="preserve"> </w:t>
-      </w:r>
-      <w:r>
-        <w:t xml:space="preserve">will be studied, its normal operating range and the type of study assigned to it.</w:t>
+        <w:t xml:space="preserve">. The study type in the last column is the outcome of</w:t>
+      </w:r>
+      <w:r>
+        <w:t xml:space="preserve"> </w:t>
+      </w:r>
+      <w:r>
+        <w:t xml:space="preserve">the risk-based prioritization described in §4.3.</w:t>
       </w:r>
     </w:p>
     <w:tbl>
@@ -4294,7 +4652,7 @@
               <w:pStyle w:val="ImageCaption"/>
             </w:pPr>
             <w:r>
-              <w:t xml:space="preserve">Table 7: Parameters of the capture step, with set-point, characterization range, normal operating range and the study type assigned by RA-001.</w:t>
+              <w:t xml:space="preserve">Table 7: Parameters, ranges and study type for the capture step.</w:t>
             </w:r>
           </w:p>
           <w:tbl>
@@ -4886,40 +5244,49 @@
         <w:pStyle w:val="BodyText"/>
       </w:pPr>
       <w:r>
-        <w:t xml:space="preserve">Each characterization range extends beyond its</w:t>
-      </w:r>
-      <w:r>
-        <w:t xml:space="preserve"> </w:t>
-      </w:r>
-      <w:r>
-        <w:t xml:space="preserve">normal operating range on both sides, so that the study covers credible excursions as well as</w:t>
-      </w:r>
-      <w:r>
-        <w:t xml:space="preserve"> </w:t>
-      </w:r>
-      <w:r>
-        <w:t xml:space="preserve">routine operation, and so that the resulting knowledge space is larger than the region the</w:t>
-      </w:r>
-      <w:r>
-        <w:t xml:space="preserve"> </w:t>
-      </w:r>
-      <w:r>
-        <w:t xml:space="preserve">process will be operated in</w:t>
-      </w:r>
-      <w:r>
-        <w:t xml:space="preserve"> </w:t>
-      </w:r>
-      <w:r>
-        <w:t xml:space="preserve">(International Council for Harmonisation 2009)</w:t>
-      </w:r>
-      <w:r>
-        <w:t xml:space="preserve">. The 4 multivariate factors carry the</w:t>
-      </w:r>
-      <w:r>
-        <w:t xml:space="preserve"> </w:t>
-      </w:r>
-      <w:r>
-        <w:t xml:space="preserve">letter codes of</w:t>
+        <w:t xml:space="preserve">Protein load will be studied over 10 to 50 g/L resin against a set-point of</w:t>
+      </w:r>
+      <w:r>
+        <w:t xml:space="preserve"> </w:t>
+      </w:r>
+      <w:r>
+        <w:t xml:space="preserve">30 g/L resin, which takes the high edge of the design toward the dynamic binding</w:t>
+      </w:r>
+      <w:r>
+        <w:t xml:space="preserve"> </w:t>
+      </w:r>
+      <w:r>
+        <w:t xml:space="preserve">capacity of the resin where breakthrough is expected. Elution buffer pH will be studied over pH</w:t>
+      </w:r>
+      <w:r>
+        <w:t xml:space="preserve"> </w:t>
+      </w:r>
+      <w:r>
+        <w:t xml:space="preserve">3.2 to 3.9 against a set-point of pH 3.55. Load flow</w:t>
+      </w:r>
+      <w:r>
+        <w:t xml:space="preserve"> </w:t>
+      </w:r>
+      <w:r>
+        <w:t xml:space="preserve">rate will be studied over 100 to 300 cm/hr and end of pool collect over</w:t>
+      </w:r>
+      <w:r>
+        <w:t xml:space="preserve"> </w:t>
+      </w:r>
+      <w:r>
+        <w:t xml:space="preserve">2 to 3.2 CV, both of which cover more than the excursion a commercial</w:t>
+      </w:r>
+      <w:r>
+        <w:t xml:space="preserve"> </w:t>
+      </w:r>
+      <w:r>
+        <w:t xml:space="preserve">chromatography skid can produce. The coded letters used for the factors in the design matrices</w:t>
+      </w:r>
+      <w:r>
+        <w:t xml:space="preserve"> </w:t>
+      </w:r>
+      <w:r>
+        <w:t xml:space="preserve">and in the effect tables are given in</w:t>
       </w:r>
       <w:r>
         <w:t xml:space="preserve"> </w:t>
@@ -4933,10 +5300,7 @@
         </w:r>
       </w:hyperlink>
       <w:r>
-        <w:t xml:space="preserve"> </w:t>
-      </w:r>
-      <w:r>
-        <w:t xml:space="preserve">throughout the design matrices in the appendices.</w:t>
+        <w:t xml:space="preserve">.</w:t>
       </w:r>
     </w:p>
     <w:tbl>
@@ -4963,7 +5327,7 @@
               <w:pStyle w:val="ImageCaption"/>
             </w:pPr>
             <w:r>
-              <w:t xml:space="preserve">Table 8: Letter codes for the multivariate factors, used in Appendix A and Appendix B.</w:t>
+              <w:t xml:space="preserve">Table 8: Coded factor legend for the screening and response-surface designs.</w:t>
             </w:r>
           </w:p>
           <w:tbl>
@@ -5257,100 +5621,6 @@
         </w:tc>
       </w:tr>
     </w:tbl>
-    <w:p>
-      <w:pPr>
-        <w:pStyle w:val="BodyText"/>
-      </w:pPr>
-      <w:r>
-        <w:t xml:space="preserve">The edges of each range are chosen for a stated reason. Protein load will be studied over</w:t>
-      </w:r>
-      <w:r>
-        <w:t xml:space="preserve"> </w:t>
-      </w:r>
-      <w:r>
-        <w:t xml:space="preserve">10–50 g/L resin. The lower edge represents an early, low-titre harvest, and the</w:t>
-      </w:r>
-      <w:r>
-        <w:t xml:space="preserve"> </w:t>
-      </w:r>
-      <w:r>
-        <w:t xml:space="preserve">upper edge approaches the dynamic binding capacity of the resin at the shortest residence</w:t>
-      </w:r>
-      <w:r>
-        <w:t xml:space="preserve"> </w:t>
-      </w:r>
-      <w:r>
-        <w:t xml:space="preserve">time in the design, which is where breakthrough would first appear. Elution buffer pH will be</w:t>
-      </w:r>
-      <w:r>
-        <w:t xml:space="preserve"> </w:t>
-      </w:r>
-      <w:r>
-        <w:t xml:space="preserve">studied over 3.2–3.9. Its lower edge is bounded by the risk of acid</w:t>
-      </w:r>
-      <w:r>
-        <w:t xml:space="preserve"> </w:t>
-      </w:r>
-      <w:r>
-        <w:t xml:space="preserve">induced aggregation, which platform experience places below the value studied here, and its</w:t>
-      </w:r>
-      <w:r>
-        <w:t xml:space="preserve"> </w:t>
-      </w:r>
-      <w:r>
-        <w:t xml:space="preserve">upper edge is bounded by incomplete elution and the yield loss that accompanies it. Load flow</w:t>
-      </w:r>
-      <w:r>
-        <w:t xml:space="preserve"> </w:t>
-      </w:r>
-      <w:r>
-        <w:t xml:space="preserve">rate will be studied over 100–300 cm/hr. That range spans the residence times</w:t>
-      </w:r>
-      <w:r>
-        <w:t xml:space="preserve"> </w:t>
-      </w:r>
-      <w:r>
-        <w:t xml:space="preserve">achievable at commercial scale within the packing tolerance of the column. End of pool</w:t>
-      </w:r>
-      <w:r>
-        <w:t xml:space="preserve"> </w:t>
-      </w:r>
-      <w:r>
-        <w:t xml:space="preserve">collect will be studied over 2–3.2 CV. Its lower edge truncates the</w:t>
-      </w:r>
-      <w:r>
-        <w:t xml:space="preserve"> </w:t>
-      </w:r>
-      <w:r>
-        <w:t xml:space="preserve">peak before the trailing edge, and its upper edge extends well into it.</w:t>
-      </w:r>
-    </w:p>
-    <w:p>
-      <w:pPr>
-        <w:pStyle w:val="BodyText"/>
-      </w:pPr>
-      <w:r>
-        <w:t xml:space="preserve">The two univariate parameters are ranged on the same principle, so operating temperature will</w:t>
-      </w:r>
-      <w:r>
-        <w:t xml:space="preserve"> </w:t>
-      </w:r>
-      <w:r>
-        <w:t xml:space="preserve">be studied over 15–30 °C, which covers the extremes of the</w:t>
-      </w:r>
-      <w:r>
-        <w:t xml:space="preserve"> </w:t>
-      </w:r>
-      <w:r>
-        <w:t xml:space="preserve">chromatography suite, and bed height over 10–30 cm, which covers the</w:t>
-      </w:r>
-      <w:r>
-        <w:t xml:space="preserve"> </w:t>
-      </w:r>
-      <w:r>
-        <w:t xml:space="preserve">packing tolerance of the commercial column.</w:t>
-      </w:r>
-    </w:p>
     <w:bookmarkEnd w:id="32"/>
     <w:bookmarkStart w:id="33" w:name="screening-design"/>
     <w:p>
@@ -5366,31 +5636,49 @@
         <w:pStyle w:val="FirstParagraph"/>
       </w:pPr>
       <w:r>
-        <w:t xml:space="preserve">The screening stage establishes which factors matter. A two-level full factorial in the</w:t>
-      </w:r>
-      <w:r>
-        <w:t xml:space="preserve"> </w:t>
-      </w:r>
-      <w:r>
-        <w:t xml:space="preserve">4 multivariate factors will be run and augmented with 3</w:t>
-      </w:r>
-      <w:r>
-        <w:t xml:space="preserve"> </w:t>
-      </w:r>
-      <w:r>
-        <w:t xml:space="preserve">centre points, giving 19 runs in total. The design is not fractional, so all</w:t>
-      </w:r>
-      <w:r>
-        <w:t xml:space="preserve"> </w:t>
-      </w:r>
-      <w:r>
-        <w:t xml:space="preserve">4 main effects and all 6 two-factor interactions are estimated</w:t>
-      </w:r>
-      <w:r>
-        <w:t xml:space="preserve"> </w:t>
-      </w:r>
-      <w:r>
-        <w:t xml:space="preserve">without aliasing.</w:t>
+        <w:t xml:space="preserve">The screening study is a two-level full factorial in the 4 multivariate</w:t>
+      </w:r>
+      <w:r>
+        <w:t xml:space="preserve"> </w:t>
+      </w:r>
+      <w:r>
+        <w:t xml:space="preserve">factors with 3 centre points, which is 16 factorial runs</w:t>
+      </w:r>
+      <w:r>
+        <w:t xml:space="preserve"> </w:t>
+      </w:r>
+      <w:r>
+        <w:t xml:space="preserve">and 19 runs in total. A full factorial was selected rather than a fractional</w:t>
+      </w:r>
+      <w:r>
+        <w:t xml:space="preserve"> </w:t>
+      </w:r>
+      <w:r>
+        <w:t xml:space="preserve">design because four factors are few enough to afford it, and because it estimates every main</w:t>
+      </w:r>
+      <w:r>
+        <w:t xml:space="preserve"> </w:t>
+      </w:r>
+      <w:r>
+        <w:t xml:space="preserve">effect and every two-factor interaction without aliasing. The interaction between protein load</w:t>
+      </w:r>
+      <w:r>
+        <w:t xml:space="preserve"> </w:t>
+      </w:r>
+      <w:r>
+        <w:t xml:space="preserve">and elution pH described in §4.1 is the reason the interactions matter here, and a resolution IV</w:t>
+      </w:r>
+      <w:r>
+        <w:t xml:space="preserve"> </w:t>
+      </w:r>
+      <w:r>
+        <w:t xml:space="preserve">design would have aliased it with another two-factor interaction. The planned matrix is given in</w:t>
+      </w:r>
+      <w:r>
+        <w:t xml:space="preserve"> </w:t>
+      </w:r>
+      <w:r>
+        <w:t xml:space="preserve">Appendix A.</w:t>
       </w:r>
     </w:p>
     <w:p>
@@ -5398,156 +5686,398 @@
         <w:pStyle w:val="BodyText"/>
       </w:pPr>
       <w:r>
-        <w:t xml:space="preserve">A design of this size identifies effects. It does not by itself support prediction, because</w:t>
-      </w:r>
-      <w:r>
-        <w:t xml:space="preserve"> </w:t>
-      </w:r>
-      <w:r>
-        <w:t xml:space="preserve">it carries no quadratic terms and few residual degrees of freedom once the interactions are</w:t>
-      </w:r>
-      <w:r>
-        <w:t xml:space="preserve"> </w:t>
-      </w:r>
-      <w:r>
-        <w:t xml:space="preserve">fitted. The predictive model of this study is the response-surface model of §6.3, and the</w:t>
-      </w:r>
-      <w:r>
-        <w:t xml:space="preserve"> </w:t>
-      </w:r>
-      <w:r>
-        <w:t xml:space="preserve">operating region and the proven acceptable ranges will be derived from that model and not</w:t>
-      </w:r>
-      <w:r>
-        <w:t xml:space="preserve"> </w:t>
-      </w:r>
-      <w:r>
-        <w:t xml:space="preserve">from the screening fit.</w:t>
+        <w:t xml:space="preserve">A two-level design cannot estimate curvature. The centre points test for curvature as a single</w:t>
+      </w:r>
+      <w:r>
+        <w:t xml:space="preserve"> </w:t>
+      </w:r>
+      <w:r>
+        <w:t xml:space="preserve">degree of freedom, and they cannot say which factor carries it. Where curvature is present, the</w:t>
+      </w:r>
+      <w:r>
+        <w:t xml:space="preserve"> </w:t>
+      </w:r>
+      <w:r>
+        <w:t xml:space="preserve">response-surface design resolves it. For this reason the screening analysis will be reported as</w:t>
+      </w:r>
+      <w:r>
+        <w:t xml:space="preserve"> </w:t>
+      </w:r>
+      <w:r>
+        <w:t xml:space="preserve">the identification of effects and their directions, and not as a predictive model.</w:t>
+      </w:r>
+    </w:p>
+    <w:bookmarkEnd w:id="33"/>
+    <w:bookmarkStart w:id="34" w:name="response-surface-design"/>
+    <w:p>
+      <w:pPr>
+        <w:pStyle w:val="Heading2"/>
+      </w:pPr>
+      <w:r>
+        <w:t xml:space="preserve">6.3 Response-surface design</w:t>
       </w:r>
     </w:p>
     <w:p>
       <w:pPr>
-        <w:pStyle w:val="BodyText"/>
-      </w:pPr>
-      <w:r>
-        <w:t xml:space="preserve">Run order will be randomized, and the centre points will be distributed through the sequence,</w:t>
-      </w:r>
-      <w:r>
-        <w:t xml:space="preserve"> </w:t>
-      </w:r>
-      <w:r>
-        <w:t xml:space="preserve">so that drift in the column or in the assay appears as centre-point variation and is</w:t>
-      </w:r>
-      <w:r>
-        <w:t xml:space="preserve"> </w:t>
-      </w:r>
-      <w:r>
-        <w:t xml:space="preserve">separated from the factor effects. The planned matrix is given in Appendix A.</w:t>
-      </w:r>
-    </w:p>
-    <w:bookmarkEnd w:id="33"/>
-    <w:bookmarkStart w:id="38" w:name="response-surface-design"/>
-    <w:p>
-      <w:pPr>
-        <w:pStyle w:val="Heading2"/>
-      </w:pPr>
-      <w:r>
-        <w:t xml:space="preserve">6.3 Response-surface design</w:t>
+        <w:pStyle w:val="FirstParagraph"/>
+      </w:pPr>
+      <w:r>
+        <w:t xml:space="preserve">The response-surface study is a face-centred central composite design in the same</w:t>
+      </w:r>
+      <w:r>
+        <w:t xml:space="preserve"> </w:t>
+      </w:r>
+      <w:r>
+        <w:t xml:space="preserve">4 factors, with 16 factorial runs,</w:t>
+      </w:r>
+      <w:r>
+        <w:t xml:space="preserve"> </w:t>
+      </w:r>
+      <w:r>
+        <w:t xml:space="preserve">8 axial runs and 4 centre points, which is</w:t>
+      </w:r>
+      <w:r>
+        <w:t xml:space="preserve"> </w:t>
+      </w:r>
+      <w:r>
+        <w:t xml:space="preserve">28 runs in total. The axial points sit on the faces of the cube rather than</w:t>
+      </w:r>
+      <w:r>
+        <w:t xml:space="preserve"> </w:t>
+      </w:r>
+      <w:r>
+        <w:t xml:space="preserve">outside it, so no run exceeds the characterized range of its factor and every setting stays</w:t>
+      </w:r>
+      <w:r>
+        <w:t xml:space="preserve"> </w:t>
+      </w:r>
+      <w:r>
+        <w:t xml:space="preserve">inside a region the equipment can hold. The design supports the full quadratic model, which adds</w:t>
+      </w:r>
+      <w:r>
+        <w:t xml:space="preserve"> </w:t>
+      </w:r>
+      <w:r>
+        <w:t xml:space="preserve">the squared terms that describe curvature to the main effects and interactions already estimated</w:t>
+      </w:r>
+      <w:r>
+        <w:t xml:space="preserve"> </w:t>
+      </w:r>
+      <w:r>
+        <w:t xml:space="preserve">by the screening design. The planned matrix is given in Appendix B.</w:t>
       </w:r>
     </w:p>
     <w:p>
       <w:pPr>
-        <w:pStyle w:val="FirstParagraph"/>
-      </w:pPr>
-      <w:r>
-        <w:t xml:space="preserve">A face-centred central composite design will follow in the same 4 factors, and</w:t>
-      </w:r>
-      <w:r>
-        <w:t xml:space="preserve"> </w:t>
-      </w:r>
-      <w:r>
-        <w:t xml:space="preserve">it comprises 16 factorial runs, 8 axial runs and</w:t>
-      </w:r>
-      <w:r>
-        <w:t xml:space="preserve"> </w:t>
-      </w:r>
-      <w:r>
-        <w:t xml:space="preserve">4 centre points, giving 28 runs. The axial points sit on the</w:t>
-      </w:r>
-      <w:r>
-        <w:t xml:space="preserve"> </w:t>
-      </w:r>
-      <w:r>
-        <w:t xml:space="preserve">faces of the cube, so no run is set outside the characterization range of any factor, and the</w:t>
-      </w:r>
-      <w:r>
-        <w:t xml:space="preserve"> </w:t>
-      </w:r>
-      <w:r>
-        <w:t xml:space="preserve">design stays inside the region the scale-down model was qualified over.</w:t>
+        <w:pStyle w:val="BodyText"/>
+      </w:pPr>
+      <w:r>
+        <w:t xml:space="preserve">The response-surface design covers all 4 multivariate factors and is</w:t>
+      </w:r>
+      <w:r>
+        <w:t xml:space="preserve"> </w:t>
+      </w:r>
+      <w:r>
+        <w:t xml:space="preserve">therefore fixed before the screening data are seen. Prior knowledge is sufficient here to</w:t>
+      </w:r>
+      <w:r>
+        <w:t xml:space="preserve"> </w:t>
+      </w:r>
+      <w:r>
+        <w:t xml:space="preserve">justify carrying every multivariate factor forward, and executing both designs on the same</w:t>
+      </w:r>
+      <w:r>
+        <w:t xml:space="preserve"> </w:t>
+      </w:r>
+      <w:r>
+        <w:t xml:space="preserve">factor set means the two datasets can be compared directly. Where the screening study shows a</w:t>
+      </w:r>
+      <w:r>
+        <w:t xml:space="preserve"> </w:t>
+      </w:r>
+      <w:r>
+        <w:t xml:space="preserve">factor to have no effect on any response, that finding will be reported, and the factor will</w:t>
+      </w:r>
+      <w:r>
+        <w:t xml:space="preserve"> </w:t>
+      </w:r>
+      <w:r>
+        <w:t xml:space="preserve">still appear in the response-surface model so that the model covers the whole characterized</w:t>
+      </w:r>
+      <w:r>
+        <w:t xml:space="preserve"> </w:t>
+      </w:r>
+      <w:r>
+        <w:t xml:space="preserve">region.</w:t>
+      </w:r>
+    </w:p>
+    <w:bookmarkEnd w:id="34"/>
+    <w:bookmarkStart w:id="35" w:name="univariate-assessment"/>
+    <w:p>
+      <w:pPr>
+        <w:pStyle w:val="Heading2"/>
+      </w:pPr>
+      <w:r>
+        <w:t xml:space="preserve">6.4 Univariate assessment</w:t>
       </w:r>
     </w:p>
     <w:p>
       <w:pPr>
-        <w:pStyle w:val="BodyText"/>
-      </w:pPr>
-      <w:r>
-        <w:t xml:space="preserve">The quadratic terms are the reason for this second design. Curvature distinguishes a response</w:t>
-      </w:r>
-      <w:r>
-        <w:t xml:space="preserve"> </w:t>
-      </w:r>
-      <w:r>
-        <w:t xml:space="preserve">with an interior optimum from one that changes monotonically across the range, and only the</w:t>
-      </w:r>
-      <w:r>
-        <w:t xml:space="preserve"> </w:t>
-      </w:r>
-      <w:r>
-        <w:t xml:space="preserve">second kind can be summarized honestly by a univariate limit. The fitted quadratic model is</w:t>
-      </w:r>
-      <w:r>
-        <w:t xml:space="preserve"> </w:t>
-      </w:r>
-      <w:r>
-        <w:t xml:space="preserve">the model to which the criteria of §7 and the analysis of §8 will be applied.</w:t>
+        <w:pStyle w:val="FirstParagraph"/>
+      </w:pPr>
+      <w:r>
+        <w:t xml:space="preserve">Operating temperature and bed height will be assessed one factor at a time. Each will be run at</w:t>
+      </w:r>
+      <w:r>
+        <w:t xml:space="preserve"> </w:t>
+      </w:r>
+      <w:r>
+        <w:t xml:space="preserve">the low edge, the centre and the high edge of its characterized range, with the other parameters</w:t>
+      </w:r>
+      <w:r>
+        <w:t xml:space="preserve"> </w:t>
+      </w:r>
+      <w:r>
+        <w:t xml:space="preserve">held at their set-points and with the same responses measured as in the multivariate designs.</w:t>
+      </w:r>
+      <w:r>
+        <w:t xml:space="preserve"> </w:t>
+      </w:r>
+      <w:r>
+        <w:t xml:space="preserve">Temperature will be assessed over 15 to 30 °C and bed height over</w:t>
+      </w:r>
+      <w:r>
+        <w:t xml:space="preserve"> </w:t>
+      </w:r>
+      <w:r>
+        <w:t xml:space="preserve">10 to 30 cm.</w:t>
       </w:r>
     </w:p>
     <w:p>
       <w:pPr>
         <w:pStyle w:val="BodyText"/>
       </w:pPr>
-      <w:hyperlink w:anchor="fig-design">
+      <w:r>
+        <w:t xml:space="preserve">These two parameters were kept out of the multivariate design for the mechanistic reasons given</w:t>
+      </w:r>
+      <w:r>
+        <w:t xml:space="preserve"> </w:t>
+      </w:r>
+      <w:r>
+        <w:t xml:space="preserve">in §4.1. Their expected effects are small beside those of load and elution pH over the ranges</w:t>
+      </w:r>
+      <w:r>
+        <w:t xml:space="preserve"> </w:t>
+      </w:r>
+      <w:r>
+        <w:t xml:space="preserve">they can take, and neither is expected to interact with the parameters that drive host cell</w:t>
+      </w:r>
+      <w:r>
+        <w:t xml:space="preserve"> </w:t>
+      </w:r>
+      <w:r>
+        <w:t xml:space="preserve">protein. A univariate study cannot detect an interaction, and this limitation is accepted here</w:t>
+      </w:r>
+      <w:r>
+        <w:t xml:space="preserve"> </w:t>
+      </w:r>
+      <w:r>
+        <w:t xml:space="preserve">because the risk assessment found no credible interaction to detect. Should the univariate data</w:t>
+      </w:r>
+      <w:r>
+        <w:t xml:space="preserve"> </w:t>
+      </w:r>
+      <w:r>
+        <w:t xml:space="preserve">show an effect comparable with the multivariate effects, the parameter will be added to a</w:t>
+      </w:r>
+      <w:r>
+        <w:t xml:space="preserve"> </w:t>
+      </w:r>
+      <w:r>
+        <w:t xml:space="preserve">supplementary multivariate study before the operating region is declared.</w:t>
+      </w:r>
+    </w:p>
+    <w:bookmarkEnd w:id="35"/>
+    <w:bookmarkEnd w:id="36"/>
+    <w:bookmarkStart w:id="38" w:name="acceptance-and-decision-criteria"/>
+    <w:p>
+      <w:pPr>
+        <w:pStyle w:val="Heading1"/>
+      </w:pPr>
+      <w:r>
+        <w:t xml:space="preserve">7. Acceptance and decision criteria</w:t>
+      </w:r>
+    </w:p>
+    <w:p>
+      <w:pPr>
+        <w:pStyle w:val="FirstParagraph"/>
+      </w:pPr>
+      <w:r>
+        <w:t xml:space="preserve">This section states the criteria the study must meet. It states no outcome, and every criterion</w:t>
+      </w:r>
+      <w:r>
+        <w:t xml:space="preserve"> </w:t>
+      </w:r>
+      <w:r>
+        <w:t xml:space="preserve">below is fixed before the data are generated.</w:t>
+      </w:r>
+    </w:p>
+    <w:p>
+      <w:pPr>
+        <w:pStyle w:val="BodyText"/>
+      </w:pPr>
+      <w:r>
+        <w:t xml:space="preserve">The scale-down model must meet the qualification criteria of §5.1 before any characterization</w:t>
+      </w:r>
+      <w:r>
+        <w:t xml:space="preserve"> </w:t>
+      </w:r>
+      <w:r>
+        <w:t xml:space="preserve">run is executed. A characterization run performed on an unqualified model may not be used to</w:t>
+      </w:r>
+      <w:r>
+        <w:t xml:space="preserve"> </w:t>
+      </w:r>
+      <w:r>
+        <w:t xml:space="preserve">support an operating range.</w:t>
+      </w:r>
+    </w:p>
+    <w:p>
+      <w:pPr>
+        <w:pStyle w:val="BodyText"/>
+      </w:pPr>
+      <w:r>
+        <w:t xml:space="preserve">A response-surface model will be judged adequate for a response when its model F test is</w:t>
+      </w:r>
+      <w:r>
+        <w:t xml:space="preserve"> </w:t>
+      </w:r>
+      <w:r>
+        <w:t xml:space="preserve">significant at p &lt; 0.05, when its lack of fit is not significant against pure error at</w:t>
+      </w:r>
+      <w:r>
+        <w:t xml:space="preserve"> </w:t>
+      </w:r>
+      <w:r>
+        <w:t xml:space="preserve">p &lt; 0.05, and when its adjusted and predicted coefficients of determination are reported and</w:t>
+      </w:r>
+      <w:r>
+        <w:t xml:space="preserve"> </w:t>
+      </w:r>
+      <w:r>
+        <w:t xml:space="preserve">consistent with each other. A large gap between the adjusted and predicted forms indicates a</w:t>
+      </w:r>
+      <w:r>
+        <w:t xml:space="preserve"> </w:t>
+      </w:r>
+      <w:r>
+        <w:t xml:space="preserve">model that fits the executed runs better than it predicts a new one, and where such a gap is</w:t>
+      </w:r>
+      <w:r>
+        <w:t xml:space="preserve"> </w:t>
+      </w:r>
+      <w:r>
+        <w:t xml:space="preserve">found the model will be re-examined before it is used. Where lack of fit is significant, the</w:t>
+      </w:r>
+      <w:r>
+        <w:t xml:space="preserve"> </w:t>
+      </w:r>
+      <w:r>
+        <w:t xml:space="preserve">model will not be used to define the operating region until the misfit is explained, and the</w:t>
+      </w:r>
+      <w:r>
+        <w:t xml:space="preserve"> </w:t>
+      </w:r>
+      <w:r>
+        <w:t xml:space="preserve">design may be augmented under SOP-1002.</w:t>
+      </w:r>
+    </w:p>
+    <w:p>
+      <w:pPr>
+        <w:pStyle w:val="BodyText"/>
+      </w:pPr>
+      <w:r>
+        <w:t xml:space="preserve">The acceptance criteria against which the responses will be judged are given in</w:t>
+      </w:r>
+      <w:r>
+        <w:t xml:space="preserve"> </w:t>
+      </w:r>
+      <w:hyperlink w:anchor="tbl-criteria">
         <w:r>
           <w:rPr>
             <w:rStyle w:val="Hyperlink"/>
           </w:rPr>
-          <w:t xml:space="preserve">Figure 1</w:t>
+          <w:t xml:space="preserve">Table 9</w:t>
         </w:r>
       </w:hyperlink>
       <w:r>
-        <w:t xml:space="preserve"> </w:t>
-      </w:r>
-      <w:r>
-        <w:t xml:space="preserve">shows the planned design in the plane of protein load and elution buffer pH,</w:t>
-      </w:r>
-      <w:r>
-        <w:t xml:space="preserve"> </w:t>
-      </w:r>
-      <w:r>
-        <w:t xml:space="preserve">which are the two parameters expected to govern the quality attributes of the step, and it</w:t>
-      </w:r>
-      <w:r>
-        <w:t xml:space="preserve"> </w:t>
-      </w:r>
-      <w:r>
-        <w:t xml:space="preserve">also shows that the normal operating range sits well inside the characterized region on both</w:t>
-      </w:r>
-      <w:r>
-        <w:t xml:space="preserve"> </w:t>
-      </w:r>
-      <w:r>
-        <w:t xml:space="preserve">axes.</w:t>
+        <w:t xml:space="preserve">.</w:t>
+      </w:r>
+      <w:r>
+        <w:t xml:space="preserve"> </w:t>
+      </w:r>
+      <w:r>
+        <w:t xml:space="preserve">Pool host cell protein is judged against an in-process limit rather than against the drug</w:t>
+      </w:r>
+      <w:r>
+        <w:t xml:space="preserve"> </w:t>
+      </w:r>
+      <w:r>
+        <w:t xml:space="preserve">substance criterion, because the cation and anion exchange steps still clear host cell protein</w:t>
+      </w:r>
+      <w:r>
+        <w:t xml:space="preserve"> </w:t>
+      </w:r>
+      <w:r>
+        <w:t xml:space="preserve">after the capture step and the capture pool is an intermediate. The in-process limit is the</w:t>
+      </w:r>
+      <w:r>
+        <w:t xml:space="preserve"> </w:t>
+      </w:r>
+      <w:r>
+        <w:t xml:space="preserve">drug substance criterion of 100 ng/mg carried back through the clearance</w:t>
+      </w:r>
+      <w:r>
+        <w:t xml:space="preserve"> </w:t>
+      </w:r>
+      <w:r>
+        <w:t xml:space="preserve">the downstream steps deliver in the nominal train, divided by a safety factor of</w:t>
+      </w:r>
+      <w:r>
+        <w:t xml:space="preserve"> </w:t>
+      </w:r>
+      <w:r>
+        <w:t xml:space="preserve">4.5. Without the safety factor the limit would sit at the concentration</w:t>
+      </w:r>
+      <w:r>
+        <w:t xml:space="preserve"> </w:t>
+      </w:r>
+      <w:r>
+        <w:t xml:space="preserve">above which the downstream steps can no longer bring the batch to the drug substance criterion,</w:t>
+      </w:r>
+      <w:r>
+        <w:t xml:space="preserve"> </w:t>
+      </w:r>
+      <w:r>
+        <w:t xml:space="preserve">and the drug substance would then depend on every downstream step delivering its nominal</w:t>
+      </w:r>
+      <w:r>
+        <w:t xml:space="preserve"> </w:t>
+      </w:r>
+      <w:r>
+        <w:t xml:space="preserve">clearance exactly.</w:t>
+      </w:r>
+      <w:r>
+        <w:t xml:space="preserve"> </w:t>
+      </w:r>
+      <w:r>
+        <w:t xml:space="preserve">Leached Protein A is judged against the drug substance criterion directly, because it is the</w:t>
+      </w:r>
+      <w:r>
+        <w:t xml:space="preserve"> </w:t>
+      </w:r>
+      <w:r>
+        <w:t xml:space="preserve">attribute this step forms and the criterion is nearly binding at the capture pool.</w:t>
       </w:r>
     </w:p>
     <w:tbl>
@@ -5563,55 +6093,7 @@
       <w:tr>
         <w:tc>
           <w:tcPr/>
-          <w:bookmarkStart w:id="37" w:name="fig-design"/>
-          <w:p>
-            <w:pPr>
-              <w:pStyle w:val="Compact"/>
-              <w:jc w:val="center"/>
-            </w:pPr>
-            <w:r>
-              <w:drawing>
-                <wp:inline>
-                  <wp:extent cx="5029200" cy="3733800"/>
-                  <wp:effectExtent b="0" l="0" r="0" t="0"/>
-                  <wp:docPr descr="" title="" id="35" name="Picture"/>
-                  <a:graphic>
-                    <a:graphicData uri="http://schemas.openxmlformats.org/drawingml/2006/picture">
-                      <pic:pic>
-                        <pic:nvPicPr>
-                          <pic:cNvPr descr="PCP-005_protein_a_files/figure-docx/fig-design-output-1.png" id="36" name="Picture"/>
-                          <pic:cNvPicPr>
-                            <a:picLocks noChangeArrowheads="1" noChangeAspect="1"/>
-                          </pic:cNvPicPr>
-                        </pic:nvPicPr>
-                        <pic:blipFill>
-                          <a:blip r:embed="rId34"/>
-                          <a:stretch>
-                            <a:fillRect/>
-                          </a:stretch>
-                        </pic:blipFill>
-                        <pic:spPr bwMode="auto">
-                          <a:xfrm>
-                            <a:off x="0" y="0"/>
-                            <a:ext cx="5029200" cy="3733800"/>
-                          </a:xfrm>
-                          <a:prstGeom prst="rect">
-                            <a:avLst/>
-                          </a:prstGeom>
-                          <a:noFill/>
-                          <a:ln w="9525">
-                            <a:noFill/>
-                            <a:headEnd/>
-                            <a:tailEnd/>
-                          </a:ln>
-                        </pic:spPr>
-                      </pic:pic>
-                    </a:graphicData>
-                  </a:graphic>
-                </wp:inline>
-              </w:drawing>
-            </w:r>
-          </w:p>
+          <w:bookmarkStart w:id="37" w:name="tbl-criteria"/>
           <w:p>
             <w:pPr>
               <w:jc w:val="center"/>
@@ -5622,10 +6104,179 @@
               <w:pStyle w:val="ImageCaption"/>
             </w:pPr>
             <w:r>
-              <w:t xml:space="preserve">Figure 1: Planned response-surface design, projected onto the plane of protein load and elution buffer pH. Runs coincide in this projection because the other two factors are not shown. The dashed box is the normal operating range and the star marks the set-point.</w:t>
+              <w:t xml:space="preserve">Table 9: Acceptance criteria for the measured responses.</w:t>
             </w:r>
           </w:p>
+          <w:tbl>
+            <w:tblPr>
+              <w:tblStyle w:val="Table"/>
+              <w:tblW w:type="pct" w:w="5000"/>
+              <w:tblLayout w:type="fixed"/>
+              <w:tblLook w:firstRow="1" w:lastRow="0" w:firstColumn="0" w:lastColumn="0" w:noHBand="0" w:noVBand="0" w:val="0020"/>
+            </w:tblPr>
+            <w:tblGrid>
+              <w:gridCol w:w="2640"/>
+              <w:gridCol w:w="2640"/>
+              <w:gridCol w:w="2640"/>
+            </w:tblGrid>
+            <w:tr>
+              <w:trPr>
+                <w:tblHeader w:val="on"/>
+              </w:trPr>
+              <w:tc>
+                <w:tcPr/>
+                <w:p>
+                  <w:pPr>
+                    <w:pStyle w:val="Compact"/>
+                    <w:jc w:val="center"/>
+                  </w:pPr>
+                  <w:r>
+                    <w:t xml:space="preserve">Response</w:t>
+                  </w:r>
+                </w:p>
+              </w:tc>
+              <w:tc>
+                <w:tcPr/>
+                <w:p>
+                  <w:pPr>
+                    <w:pStyle w:val="Compact"/>
+                    <w:jc w:val="center"/>
+                  </w:pPr>
+                  <w:r>
+                    <w:t xml:space="preserve">Acceptance criterion</w:t>
+                  </w:r>
+                </w:p>
+              </w:tc>
+              <w:tc>
+                <w:tcPr/>
+                <w:p>
+                  <w:pPr>
+                    <w:pStyle w:val="Compact"/>
+                    <w:jc w:val="center"/>
+                  </w:pPr>
+                  <w:r>
+                    <w:t xml:space="preserve">Basis</w:t>
+                  </w:r>
+                </w:p>
+              </w:tc>
+            </w:tr>
+            <w:tr>
+              <w:tc>
+                <w:tcPr/>
+                <w:p>
+                  <w:pPr>
+                    <w:pStyle w:val="Compact"/>
+                    <w:jc w:val="center"/>
+                  </w:pPr>
+                  <w:r>
+                    <w:t xml:space="preserve">Pool HCP (ng/mg)</w:t>
+                  </w:r>
+                </w:p>
+              </w:tc>
+              <w:tc>
+                <w:tcPr/>
+                <w:p>
+                  <w:pPr>
+                    <w:pStyle w:val="Compact"/>
+                    <w:jc w:val="center"/>
+                  </w:pPr>
+                  <w:r>
+                    <w:t xml:space="preserve">≤ 10,724 ng/mg</w:t>
+                  </w:r>
+                </w:p>
+              </w:tc>
+              <w:tc>
+                <w:tcPr/>
+                <w:p>
+                  <w:pPr>
+                    <w:pStyle w:val="Compact"/>
+                    <w:jc w:val="center"/>
+                  </w:pPr>
+                  <w:r>
+                    <w:t xml:space="preserve">In-process limit, back-calculated from the drug substance criterion of 100 ng/mg</w:t>
+                  </w:r>
+                </w:p>
+              </w:tc>
+            </w:tr>
+            <w:tr>
+              <w:tc>
+                <w:tcPr/>
+                <w:p>
+                  <w:pPr>
+                    <w:pStyle w:val="Compact"/>
+                    <w:jc w:val="center"/>
+                  </w:pPr>
+                  <w:r>
+                    <w:t xml:space="preserve">Leached Protein A (ppm)</w:t>
+                  </w:r>
+                </w:p>
+              </w:tc>
+              <w:tc>
+                <w:tcPr/>
+                <w:p>
+                  <w:pPr>
+                    <w:pStyle w:val="Compact"/>
+                    <w:jc w:val="center"/>
+                  </w:pPr>
+                  <w:r>
+                    <w:t xml:space="preserve">≤ 5 ppm</w:t>
+                  </w:r>
+                </w:p>
+              </w:tc>
+              <w:tc>
+                <w:tcPr/>
+                <w:p>
+                  <w:pPr>
+                    <w:pStyle w:val="Compact"/>
+                    <w:jc w:val="center"/>
+                  </w:pPr>
+                  <w:r>
+                    <w:t xml:space="preserve">Drug substance criterion</w:t>
+                  </w:r>
+                </w:p>
+              </w:tc>
+            </w:tr>
+            <w:tr>
+              <w:tc>
+                <w:tcPr/>
+                <w:p>
+                  <w:pPr>
+                    <w:pStyle w:val="Compact"/>
+                    <w:jc w:val="center"/>
+                  </w:pPr>
+                  <w:r>
+                    <w:t xml:space="preserve">Step yield</w:t>
+                  </w:r>
+                </w:p>
+              </w:tc>
+              <w:tc>
+                <w:tcPr/>
+                <w:p>
+                  <w:pPr>
+                    <w:pStyle w:val="Compact"/>
+                    <w:jc w:val="center"/>
+                  </w:pPr>
+                  <w:r>
+                    <w:t xml:space="preserve">None</w:t>
+                  </w:r>
+                </w:p>
+              </w:tc>
+              <w:tc>
+                <w:tcPr/>
+                <w:p>
+                  <w:pPr>
+                    <w:pStyle w:val="Compact"/>
+                    <w:jc w:val="center"/>
+                  </w:pPr>
+                  <w:r>
+                    <w:t xml:space="preserve">Process performance attribute, reported and not judged against a quality criterion</w:t>
+                  </w:r>
+                </w:p>
+              </w:tc>
+            </w:tr>
+          </w:tbl>
           <w:bookmarkEnd w:id="37"/>
+          <w:p/>
         </w:tc>
       </w:tr>
     </w:tbl>
@@ -5634,711 +6285,44 @@
         <w:pStyle w:val="BodyText"/>
       </w:pPr>
       <w:r>
-        <w:t xml:space="preserve">The planned matrix is given in Appendix B.</w:t>
-      </w:r>
-    </w:p>
-    <w:bookmarkEnd w:id="38"/>
-    <w:bookmarkStart w:id="39" w:name="univariate-assessment"/>
-    <w:p>
-      <w:pPr>
-        <w:pStyle w:val="Heading2"/>
-      </w:pPr>
-      <w:r>
-        <w:t xml:space="preserve">6.4 Univariate assessment</w:t>
+        <w:t xml:space="preserve">Step yield carries no quality acceptance criterion. It will be reported for every run and used</w:t>
+      </w:r>
+      <w:r>
+        <w:t xml:space="preserve"> </w:t>
+      </w:r>
+      <w:r>
+        <w:t xml:space="preserve">in the discussion of the operating region. A setting that meets both impurity criteria at an</w:t>
+      </w:r>
+      <w:r>
+        <w:t xml:space="preserve"> </w:t>
+      </w:r>
+      <w:r>
+        <w:t xml:space="preserve">unacceptable yield is not a setting the process would be operated at.</w:t>
       </w:r>
     </w:p>
     <w:p>
       <w:pPr>
-        <w:pStyle w:val="FirstParagraph"/>
-      </w:pPr>
-      <w:r>
-        <w:t xml:space="preserve">Operating temperature and bed height will be assessed one factor at a time, with every other</w:t>
-      </w:r>
-      <w:r>
-        <w:t xml:space="preserve"> </w:t>
-      </w:r>
-      <w:r>
-        <w:t xml:space="preserve">parameter held at its set-point. RA-001 kept both out of the multivariate design for a</w:t>
-      </w:r>
-      <w:r>
-        <w:t xml:space="preserve"> </w:t>
-      </w:r>
-      <w:r>
-        <w:t xml:space="preserve">mechanistic reason. Temperature acts on binding kinetics and on the rate of ligand</w:t>
-      </w:r>
-      <w:r>
-        <w:t xml:space="preserve"> </w:t>
-      </w:r>
-      <w:r>
-        <w:t xml:space="preserve">hydrolysis, and both processes are slow compared with the residence time of the step. Bed</w:t>
-      </w:r>
-      <w:r>
-        <w:t xml:space="preserve"> </w:t>
-      </w:r>
-      <w:r>
-        <w:t xml:space="preserve">height acts on residence time at a fixed linear velocity, so its influence is already spanned</w:t>
-      </w:r>
-      <w:r>
-        <w:t xml:space="preserve"> </w:t>
-      </w:r>
-      <w:r>
-        <w:t xml:space="preserve">by the load flow rate factor of the multivariate design.</w:t>
-      </w:r>
-    </w:p>
-    <w:p>
-      <w:pPr>
         <w:pStyle w:val="BodyText"/>
       </w:pPr>
       <w:r>
-        <w:t xml:space="preserve">Each of the two will be run at both edges of its characterization range and at its set-point,</w:t>
-      </w:r>
-      <w:r>
-        <w:t xml:space="preserve"> </w:t>
-      </w:r>
-      <w:r>
-        <w:t xml:space="preserve">and the responses measured are those of</w:t>
-      </w:r>
-      <w:r>
-        <w:t xml:space="preserve"> </w:t>
-      </w:r>
-      <w:hyperlink w:anchor="tbl-amv">
-        <w:r>
-          <w:rPr>
-            <w:rStyle w:val="Hyperlink"/>
-          </w:rPr>
-          <w:t xml:space="preserve">Table 6</w:t>
-        </w:r>
-      </w:hyperlink>
-      <w:r>
-        <w:t xml:space="preserve">. The outcome will be reported as a proven</w:t>
-      </w:r>
-      <w:r>
-        <w:t xml:space="preserve"> </w:t>
-      </w:r>
-      <w:r>
-        <w:t xml:space="preserve">acceptable range for the parameter, on the same basis as §8, and not as a term in the</w:t>
-      </w:r>
-      <w:r>
-        <w:t xml:space="preserve"> </w:t>
-      </w:r>
-      <w:r>
-        <w:t xml:space="preserve">response-surface model.</w:t>
-      </w:r>
-    </w:p>
-    <w:bookmarkEnd w:id="39"/>
-    <w:bookmarkEnd w:id="40"/>
-    <w:bookmarkStart w:id="41" w:name="acceptance-and-decision-criteria"/>
-    <w:p>
-      <w:pPr>
-        <w:pStyle w:val="Heading1"/>
-      </w:pPr>
-      <w:r>
-        <w:t xml:space="preserve">7. Acceptance and decision criteria</w:t>
-      </w:r>
-    </w:p>
-    <w:p>
-      <w:pPr>
-        <w:pStyle w:val="FirstParagraph"/>
-      </w:pPr>
-      <w:r>
-        <w:t xml:space="preserve">The criteria in this section are fixed before the study is executed, and PCR-005 will judge</w:t>
-      </w:r>
-      <w:r>
-        <w:t xml:space="preserve"> </w:t>
-      </w:r>
-      <w:r>
-        <w:t xml:space="preserve">the study against them. They are stated as rules, so that the disposition of a result does not</w:t>
-      </w:r>
-      <w:r>
-        <w:t xml:space="preserve"> </w:t>
-      </w:r>
-      <w:r>
-        <w:t xml:space="preserve">depend on the result.</w:t>
-      </w:r>
-    </w:p>
-    <w:p>
-      <w:pPr>
-        <w:pStyle w:val="BodyText"/>
-      </w:pPr>
-      <w:r>
-        <w:t xml:space="preserve">The scale-down model must be qualified before the first characterization run, against the</w:t>
-      </w:r>
-      <w:r>
-        <w:t xml:space="preserve"> </w:t>
-      </w:r>
-      <w:r>
-        <w:t xml:space="preserve">criterion of §5.1. If the model fails to qualify, the study stops, the model is modified, and</w:t>
-      </w:r>
-      <w:r>
-        <w:t xml:space="preserve"> </w:t>
-      </w:r>
-      <w:r>
-        <w:t xml:space="preserve">it is requalified before any design is executed.</w:t>
-      </w:r>
-    </w:p>
-    <w:p>
-      <w:pPr>
-        <w:pStyle w:val="BodyText"/>
-      </w:pPr>
-      <w:r>
-        <w:t xml:space="preserve">A fitted model will be accepted as adequate when its lack of fit is not significant against</w:t>
-      </w:r>
-      <w:r>
-        <w:t xml:space="preserve"> </w:t>
-      </w:r>
-      <w:r>
-        <w:t xml:space="preserve">pure error at alpha = 0.05 and when its adjusted coefficient of determination supports the</w:t>
-      </w:r>
-      <w:r>
-        <w:t xml:space="preserve"> </w:t>
-      </w:r>
-      <w:r>
-        <w:t xml:space="preserve">effects being reported. A model will be described as predictive only when its predicted</w:t>
-      </w:r>
-      <w:r>
-        <w:t xml:space="preserve"> </w:t>
-      </w:r>
-      <w:r>
-        <w:t xml:space="preserve">coefficient of determination is close to its adjusted value. Where the two diverge, the model</w:t>
-      </w:r>
-      <w:r>
-        <w:t xml:space="preserve"> </w:t>
-      </w:r>
-      <w:r>
-        <w:t xml:space="preserve">will be reported as descriptive over the ranges studied, and no prediction outside the</w:t>
-      </w:r>
-      <w:r>
-        <w:t xml:space="preserve"> </w:t>
-      </w:r>
-      <w:r>
-        <w:t xml:space="preserve">observed conditions will be made from it.</w:t>
-      </w:r>
-    </w:p>
-    <w:p>
-      <w:pPr>
-        <w:pStyle w:val="BodyText"/>
-      </w:pPr>
-      <w:r>
-        <w:t xml:space="preserve">A response with no significant term is a result and will be reported as one. That response</w:t>
-      </w:r>
-      <w:r>
-        <w:t xml:space="preserve"> </w:t>
-      </w:r>
-      <w:r>
-        <w:t xml:space="preserve">will be described as robust over the characterization ranges studied. Its parameters will</w:t>
-      </w:r>
-      <w:r>
-        <w:t xml:space="preserve"> </w:t>
-      </w:r>
-      <w:r>
-        <w:t xml:space="preserve">remain in the knowledge space as the evidence for that robustness, and no operating limit</w:t>
-      </w:r>
-      <w:r>
-        <w:t xml:space="preserve"> </w:t>
-      </w:r>
-      <w:r>
-        <w:t xml:space="preserve">will be derived from an effect that the study could not resolve.</w:t>
-      </w:r>
-    </w:p>
-    <w:p>
-      <w:pPr>
-        <w:pStyle w:val="BodyText"/>
-      </w:pPr>
-      <w:r>
-        <w:t xml:space="preserve">Attribute acceptance is taken from the drug-substance criteria in</w:t>
-      </w:r>
-      <w:r>
-        <w:t xml:space="preserve"> </w:t>
-      </w:r>
-      <w:hyperlink w:anchor="tbl-cqa">
-        <w:r>
-          <w:rPr>
-            <w:rStyle w:val="Hyperlink"/>
-          </w:rPr>
-          <w:t xml:space="preserve">Table 5</w:t>
-        </w:r>
-      </w:hyperlink>
-      <w:r>
-        <w:t xml:space="preserve">, so leached</w:t>
-      </w:r>
-      <w:r>
-        <w:t xml:space="preserve"> </w:t>
-      </w:r>
-      <w:r>
-        <w:t xml:space="preserve">Protein A in the eluate pool must not exceed 5 ppm. Pool host cell protein will</w:t>
-      </w:r>
-      <w:r>
-        <w:t xml:space="preserve"> </w:t>
-      </w:r>
-      <w:r>
-        <w:t xml:space="preserve">be judged</w:t>
-      </w:r>
-      <w:r>
-        <w:t xml:space="preserve"> </w:t>
-      </w:r>
-      <w:r>
-        <w:t xml:space="preserve">against the drug-substance criterion of 100 ng/mg, which is a conservative reference</w:t>
-      </w:r>
-      <w:r>
-        <w:t xml:space="preserve"> </w:t>
-      </w:r>
-      <w:r>
-        <w:t xml:space="preserve">for an intermediate pool, because cation exchange and anion exchange each remove further host</w:t>
-      </w:r>
-      <w:r>
-        <w:t xml:space="preserve"> </w:t>
-      </w:r>
-      <w:r>
-        <w:t xml:space="preserve">cell protein (PCP-007, PCP-008). Where that criterion is not met across the characterization</w:t>
-      </w:r>
-      <w:r>
-        <w:t xml:space="preserve"> </w:t>
-      </w:r>
-      <w:r>
-        <w:t xml:space="preserve">range, the operating limits for host cell protein will be set jointly with the polishing</w:t>
-      </w:r>
-      <w:r>
-        <w:t xml:space="preserve"> </w:t>
-      </w:r>
-      <w:r>
-        <w:t xml:space="preserve">steps and consolidated in PCMR-001, and this report will state the pool levels the polishing</w:t>
-      </w:r>
-      <w:r>
-        <w:t xml:space="preserve"> </w:t>
-      </w:r>
-      <w:r>
-        <w:t xml:space="preserve">steps must accept.</w:t>
-      </w:r>
-    </w:p>
-    <w:p>
-      <w:pPr>
-        <w:pStyle w:val="BodyText"/>
-      </w:pPr>
-      <w:r>
-        <w:t xml:space="preserve">Step yield carries no acceptance criterion of that kind. It is a process-performance</w:t>
-      </w:r>
-      <w:r>
-        <w:t xml:space="preserve"> </w:t>
-      </w:r>
-      <w:r>
-        <w:t xml:space="preserve">attribute, and it will be reported with its model and used to justify the normal operating</w:t>
-      </w:r>
-      <w:r>
-        <w:t xml:space="preserve"> </w:t>
-      </w:r>
-      <w:r>
-        <w:t xml:space="preserve">ranges of the parameters that affect it.</w:t>
-      </w:r>
-    </w:p>
-    <w:p>
-      <w:pPr>
-        <w:pStyle w:val="BodyText"/>
-      </w:pPr>
-      <w:r>
-        <w:t xml:space="preserve">The operating region will be declared as the multivariate subset of the characterization</w:t>
-      </w:r>
-      <w:r>
-        <w:t xml:space="preserve"> </w:t>
-      </w:r>
-      <w:r>
-        <w:t xml:space="preserve">ranges over which every attribute with a criterion is predicted to stay inside that</w:t>
-      </w:r>
-      <w:r>
-        <w:t xml:space="preserve"> </w:t>
-      </w:r>
-      <w:r>
-        <w:t xml:space="preserve">criterion. The normal operating ranges of</w:t>
-      </w:r>
-      <w:r>
-        <w:t xml:space="preserve"> </w:t>
-      </w:r>
-      <w:hyperlink w:anchor="tbl-params">
-        <w:r>
-          <w:rPr>
-            <w:rStyle w:val="Hyperlink"/>
-          </w:rPr>
-          <w:t xml:space="preserve">Table 7</w:t>
-        </w:r>
-      </w:hyperlink>
-      <w:r>
-        <w:t xml:space="preserve"> </w:t>
-      </w:r>
-      <w:r>
-        <w:t xml:space="preserve">must lie inside that region with</w:t>
-      </w:r>
-      <w:r>
-        <w:t xml:space="preserve"> </w:t>
-      </w:r>
-      <w:r>
-        <w:t xml:space="preserve">margin on every axis. If they do not, PCR-005 will narrow the normal operating range and</w:t>
-      </w:r>
-      <w:r>
-        <w:t xml:space="preserve"> </w:t>
-      </w:r>
-      <w:r>
-        <w:t xml:space="preserve">carry the change into the control strategy, and the acceptance criterion will not be relaxed</w:t>
-      </w:r>
-      <w:r>
-        <w:t xml:space="preserve"> </w:t>
-      </w:r>
-      <w:r>
-        <w:t xml:space="preserve">to accommodate the observed performance.</w:t>
-      </w:r>
-    </w:p>
-    <w:p>
-      <w:pPr>
-        <w:pStyle w:val="BodyText"/>
-      </w:pPr>
-      <w:r>
-        <w:t xml:space="preserve">Capability will be judged against the minimum capability index defined in PCMP-001, and it</w:t>
-      </w:r>
-      <w:r>
-        <w:t xml:space="preserve"> </w:t>
-      </w:r>
-      <w:r>
-        <w:t xml:space="preserve">will be reported for each attribute together with its margin to the limit. Parameter</w:t>
-      </w:r>
-      <w:r>
-        <w:t xml:space="preserve"> </w:t>
-      </w:r>
-      <w:r>
-        <w:t xml:space="preserve">classification will follow the decision logic of SOP-4001 and will be recorded in PCR-005. No</w:t>
-      </w:r>
-      <w:r>
-        <w:t xml:space="preserve"> </w:t>
-      </w:r>
-      <w:r>
-        <w:t xml:space="preserve">classification is asserted in this plan.</w:t>
-      </w:r>
-    </w:p>
-    <w:bookmarkEnd w:id="41"/>
-    <w:bookmarkStart w:id="42" w:name="X6e399b04be57e9d5f909b4238f9408193405dfd"/>
-    <w:p>
-      <w:pPr>
-        <w:pStyle w:val="Heading1"/>
-      </w:pPr>
-      <w:r>
-        <w:t xml:space="preserve">8. Proven acceptable ranges (planned analysis)</w:t>
-      </w:r>
-    </w:p>
-    <w:p>
-      <w:pPr>
-        <w:pStyle w:val="FirstParagraph"/>
-      </w:pPr>
-      <w:r>
-        <w:t xml:space="preserve">A proven acceptable range is the range of one parameter over which a quality attribute stays</w:t>
-      </w:r>
-      <w:r>
-        <w:t xml:space="preserve"> </w:t>
-      </w:r>
-      <w:r>
-        <w:t xml:space="preserve">within acceptance, and it complements the multivariate operating region of §7. The study will</w:t>
-      </w:r>
-      <w:r>
-        <w:t xml:space="preserve"> </w:t>
-      </w:r>
-      <w:r>
-        <w:t xml:space="preserve">report both, and PCR-005 will state which of the two binds the operating limits of the step.</w:t>
-      </w:r>
-    </w:p>
-    <w:p>
-      <w:pPr>
-        <w:pStyle w:val="BodyText"/>
-      </w:pPr>
-      <w:r>
-        <w:t xml:space="preserve">The acceptance basis is fixed first, and it is not the same for the two attributes this step</w:t>
-      </w:r>
-      <w:r>
-        <w:t xml:space="preserve"> </w:t>
-      </w:r>
-      <w:r>
-        <w:t xml:space="preserve">governs. Both are impurities that later steps clear, so the drug-substance specification in</w:t>
-      </w:r>
-      <w:r>
-        <w:t xml:space="preserve"> </w:t>
-      </w:r>
-      <w:hyperlink w:anchor="tbl-cqa">
-        <w:r>
-          <w:rPr>
-            <w:rStyle w:val="Hyperlink"/>
-          </w:rPr>
-          <w:t xml:space="preserve">Table 5</w:t>
-        </w:r>
-      </w:hyperlink>
-      <w:r>
-        <w:t xml:space="preserve"> </w:t>
-      </w:r>
-      <w:r>
-        <w:t xml:space="preserve">does not describe what the capture pool has to achieve. For pool host cell protein</w:t>
-      </w:r>
-      <w:r>
-        <w:t xml:space="preserve"> </w:t>
-      </w:r>
-      <w:r>
-        <w:t xml:space="preserve">the criterion is an in-process limit, obtained by carrying the drug-substance limit back</w:t>
-      </w:r>
-      <w:r>
-        <w:t xml:space="preserve"> </w:t>
-      </w:r>
-      <w:r>
-        <w:t xml:space="preserve">through the clearance that cation exchange and anion exchange deliver and then dividing by an</w:t>
-      </w:r>
-      <w:r>
-        <w:t xml:space="preserve"> </w:t>
-      </w:r>
-      <w:r>
-        <w:t xml:space="preserve">assurance margin. For leached Protein A that calculation returns a ceiling three orders of</w:t>
-      </w:r>
-      <w:r>
-        <w:t xml:space="preserve"> </w:t>
-      </w:r>
-      <w:r>
-        <w:t xml:space="preserve">magnitude above the pool, so it does not bind, and the drug-substance specification is</w:t>
-      </w:r>
-      <w:r>
-        <w:t xml:space="preserve"> </w:t>
-      </w:r>
-      <w:r>
-        <w:t xml:space="preserve">applied directly because it is the tighter of the two at this pool. This step makes no viral</w:t>
-      </w:r>
-      <w:r>
-        <w:t xml:space="preserve"> </w:t>
-      </w:r>
-      <w:r>
-        <w:t xml:space="preserve">clearance claim, so the step-level back calculation used for a clearance attribute, in which</w:t>
-      </w:r>
-      <w:r>
-        <w:t xml:space="preserve"> </w:t>
-      </w:r>
-      <w:r>
-        <w:t xml:space="preserve">the requirement is the cumulative one less the clearance credited to the other steps, does</w:t>
-      </w:r>
-      <w:r>
-        <w:t xml:space="preserve"> </w:t>
-      </w:r>
-      <w:r>
-        <w:t xml:space="preserve">not arise here.</w:t>
-      </w:r>
-    </w:p>
-    <w:p>
-      <w:pPr>
-        <w:pStyle w:val="BodyText"/>
-      </w:pPr>
-      <w:r>
-        <w:t xml:space="preserve">Two analyses will be run for every combination of a governed attribute and a multivariate</w:t>
-      </w:r>
-      <w:r>
-        <w:t xml:space="preserve"> </w:t>
-      </w:r>
-      <w:r>
-        <w:t xml:space="preserve">parameter. The first holds the remaining parameters at their set-points and scans the</w:t>
-      </w:r>
-      <w:r>
-        <w:t xml:space="preserve"> </w:t>
-      </w:r>
-      <w:r>
-        <w:t xml:space="preserve">parameter of interest across its characterization range. The second varies the remaining</w:t>
-      </w:r>
-      <w:r>
-        <w:t xml:space="preserve"> </w:t>
-      </w:r>
-      <w:r>
-        <w:t xml:space="preserve">parameters inside their normal operating ranges, by Monte-Carlo of the fitted</w:t>
-      </w:r>
-      <w:r>
-        <w:t xml:space="preserve"> </w:t>
-      </w:r>
-      <w:r>
-        <w:t xml:space="preserve">response-surface model with 2,000 draws at each of</w:t>
-      </w:r>
-      <w:r>
-        <w:t xml:space="preserve"> </w:t>
-      </w:r>
-      <w:r>
-        <w:t xml:space="preserve">81 grid points, and takes the 95 % predictive interval of the attribute.</w:t>
-      </w:r>
-      <w:r>
-        <w:t xml:space="preserve"> </w:t>
-      </w:r>
-      <w:r>
-        <w:t xml:space="preserve">The first analysis answers what the parameter does on its own. The second answers whether the</w:t>
-      </w:r>
-      <w:r>
-        <w:t xml:space="preserve"> </w:t>
-      </w:r>
-      <w:r>
-        <w:t xml:space="preserve">range survives normal co-variation of the rest of the operating point, and it is the</w:t>
-      </w:r>
-      <w:r>
-        <w:t xml:space="preserve"> </w:t>
-      </w:r>
-      <w:r>
-        <w:t xml:space="preserve">narrower of the two.</w:t>
-      </w:r>
-    </w:p>
-    <w:p>
-      <w:pPr>
-        <w:pStyle w:val="BodyText"/>
-      </w:pPr>
-      <w:r>
-        <w:t xml:space="preserve">The decision rule is the same in both analyses. The proven acceptable range is the contiguous</w:t>
-      </w:r>
-      <w:r>
-        <w:t xml:space="preserve"> </w:t>
-      </w:r>
-      <w:r>
-        <w:t xml:space="preserve">interval containing the set-point over which the attribute stays within its acceptance</w:t>
-      </w:r>
-      <w:r>
-        <w:t xml:space="preserve"> </w:t>
-      </w:r>
-      <w:r>
-        <w:t xml:space="preserve">criterion. Where that interval covers the whole characterization range, the parameter is</w:t>
-      </w:r>
-      <w:r>
-        <w:t xml:space="preserve"> </w:t>
-      </w:r>
-      <w:r>
-        <w:t xml:space="preserve">proven acceptable across everything studied, and the binding constraint on the operating</w:t>
-      </w:r>
-      <w:r>
-        <w:t xml:space="preserve"> </w:t>
-      </w:r>
-      <w:r>
-        <w:t xml:space="preserve">region is then the multivariate corner and not the univariate range. Where the interval is</w:t>
-      </w:r>
-      <w:r>
-        <w:t xml:space="preserve"> </w:t>
-      </w:r>
-      <w:r>
-        <w:t xml:space="preserve">narrower, PCR-005 will name the attribute that binds it and give the remaining margin to the</w:t>
-      </w:r>
-      <w:r>
-        <w:t xml:space="preserve"> </w:t>
-      </w:r>
-      <w:r>
-        <w:t xml:space="preserve">normal operating range. Where the set-point condition itself does not meet the criterion, no</w:t>
-      </w:r>
-      <w:r>
-        <w:t xml:space="preserve"> </w:t>
-      </w:r>
-      <w:r>
-        <w:t xml:space="preserve">proven acceptable range exists for that combination, and the report will say so plainly and</w:t>
-      </w:r>
-      <w:r>
-        <w:t xml:space="preserve"> </w:t>
-      </w:r>
-      <w:r>
-        <w:t xml:space="preserve">refer the attribute to the downstream steps.</w:t>
-      </w:r>
-    </w:p>
-    <w:p>
-      <w:pPr>
-        <w:pStyle w:val="BodyText"/>
-      </w:pPr>
-      <w:r>
-        <w:t xml:space="preserve">Each governed attribute will be reported with a two-panel figure for its governing parameter,</w:t>
-      </w:r>
-      <w:r>
-        <w:t xml:space="preserve"> </w:t>
-      </w:r>
-      <w:r>
-        <w:t xml:space="preserve">in which the left panel is the analysis at set-point and the right panel the analysis with</w:t>
-      </w:r>
-      <w:r>
-        <w:t xml:space="preserve"> </w:t>
-      </w:r>
-      <w:r>
-        <w:t xml:space="preserve">the other parameters varying inside their normal operating ranges. Both panels carry the</w:t>
-      </w:r>
-      <w:r>
-        <w:t xml:space="preserve"> </w:t>
-      </w:r>
-      <w:r>
-        <w:t xml:space="preserve">acceptance</w:t>
-      </w:r>
-      <w:r>
-        <w:t xml:space="preserve"> </w:t>
-      </w:r>
-      <w:r>
-        <w:t xml:space="preserve">limit, the shaded acceptable region, the set-point and the normal operating range. The full</w:t>
-      </w:r>
-      <w:r>
-        <w:t xml:space="preserve"> </w:t>
-      </w:r>
-      <w:r>
-        <w:t xml:space="preserve">table of ranges will cover every combination of a governed attribute and a multivariate</w:t>
-      </w:r>
-      <w:r>
-        <w:t xml:space="preserve"> </w:t>
-      </w:r>
-      <w:r>
-        <w:t xml:space="preserve">parameter, in both analyses.</w:t>
-      </w:r>
-    </w:p>
-    <w:bookmarkEnd w:id="42"/>
-    <w:bookmarkStart w:id="43" w:name="data-management-and-integrity"/>
-    <w:p>
-      <w:pPr>
-        <w:pStyle w:val="Heading1"/>
-      </w:pPr>
-      <w:r>
-        <w:t xml:space="preserve">9. Data management and integrity</w:t>
-      </w:r>
-    </w:p>
-    <w:p>
-      <w:pPr>
-        <w:pStyle w:val="FirstParagraph"/>
-      </w:pPr>
-      <w:r>
-        <w:t xml:space="preserve">Raw data will be captured in the electronic laboratory notebook and the chromatography data</w:t>
-      </w:r>
-      <w:r>
-        <w:t xml:space="preserve"> </w:t>
-      </w:r>
-      <w:r>
-        <w:t xml:space="preserve">system at the point of generation, the audit trail of each system will remain enabled for the</w:t>
-      </w:r>
-      <w:r>
-        <w:t xml:space="preserve"> </w:t>
-      </w:r>
-      <w:r>
-        <w:t xml:space="preserve">duration of the study, and the records will meet ALCOA+ expectations. Analytical results will</w:t>
-      </w:r>
-      <w:r>
-        <w:t xml:space="preserve"> </w:t>
-      </w:r>
-      <w:r>
-        <w:t xml:space="preserve">be transferred into the statistical analysis by a validated export, and the analysis script</w:t>
-      </w:r>
-      <w:r>
-        <w:t xml:space="preserve"> </w:t>
-      </w:r>
-      <w:r>
-        <w:t xml:space="preserve">and its input data will be archived together under SOP-1002. A second qualified person will</w:t>
-      </w:r>
-      <w:r>
-        <w:t xml:space="preserve"> </w:t>
-      </w:r>
-      <w:r>
-        <w:t xml:space="preserve">review every transcription and every fitted model before its results are used in PCR-005.</w:t>
-      </w:r>
-    </w:p>
-    <w:bookmarkEnd w:id="43"/>
-    <w:bookmarkStart w:id="45" w:name="roles-and-responsibilities"/>
-    <w:p>
-      <w:pPr>
-        <w:pStyle w:val="Heading1"/>
-      </w:pPr>
-      <w:r>
-        <w:t xml:space="preserve">10. Roles and responsibilities</w:t>
-      </w:r>
-    </w:p>
-    <w:p>
-      <w:pPr>
-        <w:pStyle w:val="FirstParagraph"/>
-      </w:pPr>
-      <w:hyperlink w:anchor="tbl-roles">
+        <w:t xml:space="preserve">The operating region will be declared as the part of the characterized space over which every</w:t>
+      </w:r>
+      <w:r>
+        <w:t xml:space="preserve"> </w:t>
+      </w:r>
+      <w:r>
+        <w:t xml:space="preserve">quality attribute the step controls is predicted by its response-surface model to meet the</w:t>
+      </w:r>
+      <w:r>
+        <w:t xml:space="preserve"> </w:t>
+      </w:r>
+      <w:r>
+        <w:t xml:space="preserve">criterion in</w:t>
+      </w:r>
+      <w:r>
+        <w:t xml:space="preserve"> </w:t>
+      </w:r>
+      <w:hyperlink w:anchor="tbl-criteria">
         <w:r>
           <w:rPr>
             <w:rStyle w:val="Hyperlink"/>
@@ -6347,16 +6331,506 @@
         </w:r>
       </w:hyperlink>
       <w:r>
-        <w:t xml:space="preserve"> </w:t>
-      </w:r>
-      <w:r>
-        <w:t xml:space="preserve">assigns the work of the study, and the author of this plan is accountable for its</w:t>
-      </w:r>
-      <w:r>
-        <w:t xml:space="preserve"> </w:t>
-      </w:r>
-      <w:r>
-        <w:t xml:space="preserve">execution as written. Any departure from the plan is recorded as a deviation in PCR-005.</w:t>
+        <w:t xml:space="preserve">. The study passes when the model is adequate for each modelled</w:t>
+      </w:r>
+      <w:r>
+        <w:t xml:space="preserve"> </w:t>
+      </w:r>
+      <w:r>
+        <w:t xml:space="preserve">response, when the</w:t>
+      </w:r>
+      <w:r>
+        <w:t xml:space="preserve"> </w:t>
+      </w:r>
+      <w:r>
+        <w:t xml:space="preserve">normal operating range of every parameter lies inside that region, and when the proven</w:t>
+      </w:r>
+      <w:r>
+        <w:t xml:space="preserve"> </w:t>
+      </w:r>
+      <w:r>
+        <w:t xml:space="preserve">acceptable ranges of §8 contain the normal operating range. A parameter whose normal operating</w:t>
+      </w:r>
+      <w:r>
+        <w:t xml:space="preserve"> </w:t>
+      </w:r>
+      <w:r>
+        <w:t xml:space="preserve">range is not contained will have its range narrowed in PCR-005, and the narrowed range will be</w:t>
+      </w:r>
+      <w:r>
+        <w:t xml:space="preserve"> </w:t>
+      </w:r>
+      <w:r>
+        <w:t xml:space="preserve">carried into the control strategy.</w:t>
+      </w:r>
+    </w:p>
+    <w:p>
+      <w:pPr>
+        <w:pStyle w:val="BodyText"/>
+      </w:pPr>
+      <w:r>
+        <w:t xml:space="preserve">Capability will be estimated and reported for each quality attribute the step controls, as</w:t>
+      </w:r>
+      <w:r>
+        <w:t xml:space="preserve"> </w:t>
+      </w:r>
+      <w:r>
+        <w:t xml:space="preserve">described in §5.5. No</w:t>
+      </w:r>
+      <w:r>
+        <w:t xml:space="preserve"> </w:t>
+      </w:r>
+      <w:r>
+        <w:t xml:space="preserve">numerical capability threshold is set in this plan, because no such threshold is established</w:t>
+      </w:r>
+      <w:r>
+        <w:t xml:space="preserve"> </w:t>
+      </w:r>
+      <w:r>
+        <w:t xml:space="preserve">for these attributes in this process. The estimate will be read together with the margin between</w:t>
+      </w:r>
+      <w:r>
+        <w:t xml:space="preserve"> </w:t>
+      </w:r>
+      <w:r>
+        <w:t xml:space="preserve">the predicted level and its criterion, and both will be reported.</w:t>
+      </w:r>
+    </w:p>
+    <w:p>
+      <w:pPr>
+        <w:pStyle w:val="BodyText"/>
+      </w:pPr>
+      <w:r>
+        <w:t xml:space="preserve">Any departure from this plan will be recorded as a deviation at the time it occurs, with the</w:t>
+      </w:r>
+      <w:r>
+        <w:t xml:space="preserve"> </w:t>
+      </w:r>
+      <w:r>
+        <w:t xml:space="preserve">runs it affects, an assessment of its impact on the conclusions, and its disposition. Deviations</w:t>
+      </w:r>
+      <w:r>
+        <w:t xml:space="preserve"> </w:t>
+      </w:r>
+      <w:r>
+        <w:t xml:space="preserve">will be reported in PCR-005 whether or not they affect the outcome. Where a deviation</w:t>
+      </w:r>
+      <w:r>
+        <w:t xml:space="preserve"> </w:t>
+      </w:r>
+      <w:r>
+        <w:t xml:space="preserve">invalidates a design for the definition of the operating region, the affected design will be</w:t>
+      </w:r>
+      <w:r>
+        <w:t xml:space="preserve"> </w:t>
+      </w:r>
+      <w:r>
+        <w:t xml:space="preserve">re-executed and the original dataset retained and referenced.</w:t>
+      </w:r>
+    </w:p>
+    <w:bookmarkEnd w:id="38"/>
+    <w:bookmarkStart w:id="39" w:name="X6e399b04be57e9d5f909b4238f9408193405dfd"/>
+    <w:p>
+      <w:pPr>
+        <w:pStyle w:val="Heading1"/>
+      </w:pPr>
+      <w:r>
+        <w:t xml:space="preserve">8. Proven acceptable ranges (planned analysis)</w:t>
+      </w:r>
+    </w:p>
+    <w:p>
+      <w:pPr>
+        <w:pStyle w:val="FirstParagraph"/>
+      </w:pPr>
+      <w:r>
+        <w:t xml:space="preserve">A proven acceptable range is the range of a single parameter over which the quality attribute</w:t>
+      </w:r>
+      <w:r>
+        <w:t xml:space="preserve"> </w:t>
+      </w:r>
+      <w:r>
+        <w:t xml:space="preserve">it affects is shown by data to remain acceptable</w:t>
+      </w:r>
+      <w:r>
+        <w:t xml:space="preserve"> </w:t>
+      </w:r>
+      <w:r>
+        <w:t xml:space="preserve">(U.S. Food and Drug Administration 2011)</w:t>
+      </w:r>
+      <w:r>
+        <w:t xml:space="preserve">. It is determined per attribute and</w:t>
+      </w:r>
+      <w:r>
+        <w:t xml:space="preserve"> </w:t>
+      </w:r>
+      <w:r>
+        <w:t xml:space="preserve">per parameter, so one parameter may carry several proven acceptable ranges, and the narrowest</w:t>
+      </w:r>
+      <w:r>
+        <w:t xml:space="preserve"> </w:t>
+      </w:r>
+      <w:r>
+        <w:t xml:space="preserve">of them is the one that binds. The analysis described here will be run for every combination of</w:t>
+      </w:r>
+      <w:r>
+        <w:t xml:space="preserve"> </w:t>
+      </w:r>
+      <w:r>
+        <w:t xml:space="preserve">a quality attribute the step controls and a multivariate parameter, and its results will be</w:t>
+      </w:r>
+      <w:r>
+        <w:t xml:space="preserve"> </w:t>
+      </w:r>
+      <w:r>
+        <w:t xml:space="preserve">reported in PCR-005.</w:t>
+      </w:r>
+    </w:p>
+    <w:p>
+      <w:pPr>
+        <w:pStyle w:val="BodyText"/>
+      </w:pPr>
+      <w:r>
+        <w:t xml:space="preserve">The acceptance basis is the criterion in</w:t>
+      </w:r>
+      <w:r>
+        <w:t xml:space="preserve"> </w:t>
+      </w:r>
+      <w:hyperlink w:anchor="tbl-criteria">
+        <w:r>
+          <w:rPr>
+            <w:rStyle w:val="Hyperlink"/>
+          </w:rPr>
+          <w:t xml:space="preserve">Table 9</w:t>
+        </w:r>
+      </w:hyperlink>
+      <w:r>
+        <w:t xml:space="preserve">. Pool host cell protein will be judged</w:t>
+      </w:r>
+      <w:r>
+        <w:t xml:space="preserve"> </w:t>
+      </w:r>
+      <w:r>
+        <w:t xml:space="preserve">against the in-process limit and leached Protein A against the drug substance criterion, and</w:t>
+      </w:r>
+      <w:r>
+        <w:t xml:space="preserve"> </w:t>
+      </w:r>
+      <w:r>
+        <w:t xml:space="preserve">the criterion used will be stated in the reported table beside each range so that the reader</w:t>
+      </w:r>
+      <w:r>
+        <w:t xml:space="preserve"> </w:t>
+      </w:r>
+      <w:r>
+        <w:t xml:space="preserve">does not have to infer which yardstick was applied. Step yield is not a quality attribute and</w:t>
+      </w:r>
+      <w:r>
+        <w:t xml:space="preserve"> </w:t>
+      </w:r>
+      <w:r>
+        <w:t xml:space="preserve">therefore has no proven acceptable range.</w:t>
+      </w:r>
+    </w:p>
+    <w:p>
+      <w:pPr>
+        <w:pStyle w:val="BodyText"/>
+      </w:pPr>
+      <w:r>
+        <w:t xml:space="preserve">Two analyses will be run for each combination. The first holds the other parameters at their</w:t>
+      </w:r>
+      <w:r>
+        <w:t xml:space="preserve"> </w:t>
+      </w:r>
+      <w:r>
+        <w:t xml:space="preserve">set-points, which for every multivariate parameter of this step is the centre of its</w:t>
+      </w:r>
+      <w:r>
+        <w:t xml:space="preserve"> </w:t>
+      </w:r>
+      <w:r>
+        <w:t xml:space="preserve">characterized range, and scans the parameter across its characterized range using the mean</w:t>
+      </w:r>
+      <w:r>
+        <w:t xml:space="preserve"> </w:t>
+      </w:r>
+      <w:r>
+        <w:t xml:space="preserve">prediction of the fitted response-surface model. The second propagates the variation of the</w:t>
+      </w:r>
+      <w:r>
+        <w:t xml:space="preserve"> </w:t>
+      </w:r>
+      <w:r>
+        <w:t xml:space="preserve">other parameters. It scans the parameter across 81 settings, and at each</w:t>
+      </w:r>
+      <w:r>
+        <w:t xml:space="preserve"> </w:t>
+      </w:r>
+      <w:r>
+        <w:t xml:space="preserve">setting it draws 2,000 batches with the other parameters sampled within</w:t>
+      </w:r>
+      <w:r>
+        <w:t xml:space="preserve"> </w:t>
+      </w:r>
+      <w:r>
+        <w:t xml:space="preserve">their normal operating ranges and with the residual variation of the fitted model added. The</w:t>
+      </w:r>
+      <w:r>
+        <w:t xml:space="preserve"> </w:t>
+      </w:r>
+      <w:r>
+        <w:t xml:space="preserve">range from the second analysis is expected to be the narrower of the two, because it asks the</w:t>
+      </w:r>
+      <w:r>
+        <w:t xml:space="preserve"> </w:t>
+      </w:r>
+      <w:r>
+        <w:t xml:space="preserve">attribute to stay acceptable under the variation the process actually carries rather than at</w:t>
+      </w:r>
+      <w:r>
+        <w:t xml:space="preserve"> </w:t>
+      </w:r>
+      <w:r>
+        <w:t xml:space="preserve">one nominal setting of the other parameters.</w:t>
+      </w:r>
+    </w:p>
+    <w:p>
+      <w:pPr>
+        <w:pStyle w:val="BodyText"/>
+      </w:pPr>
+      <w:r>
+        <w:t xml:space="preserve">The decision rule is the same for both analyses. The proven acceptable range is the contiguous</w:t>
+      </w:r>
+      <w:r>
+        <w:t xml:space="preserve"> </w:t>
+      </w:r>
+      <w:r>
+        <w:t xml:space="preserve">interval around the centre over which the response meets its criterion, evaluated on the mean</w:t>
+      </w:r>
+      <w:r>
+        <w:t xml:space="preserve"> </w:t>
+      </w:r>
+      <w:r>
+        <w:t xml:space="preserve">prediction for the first analysis and on the 95 percent predictive interval for the second. An</w:t>
+      </w:r>
+      <w:r>
+        <w:t xml:space="preserve"> </w:t>
+      </w:r>
+      <w:r>
+        <w:t xml:space="preserve">interval that meets the criterion but is separated from the centre by settings that do not is</w:t>
+      </w:r>
+      <w:r>
+        <w:t xml:space="preserve"> </w:t>
+      </w:r>
+      <w:r>
+        <w:t xml:space="preserve">not part of the range. A range is bounded by the characterized range of the parameter and will</w:t>
+      </w:r>
+      <w:r>
+        <w:t xml:space="preserve"> </w:t>
+      </w:r>
+      <w:r>
+        <w:t xml:space="preserve">never be reported beyond it, since the model has no data outside the region it was fitted on.</w:t>
+      </w:r>
+    </w:p>
+    <w:p>
+      <w:pPr>
+        <w:pStyle w:val="BodyText"/>
+      </w:pPr>
+      <w:r>
+        <w:t xml:space="preserve">Each quality attribute the step controls will be reported with a plot of the response against</w:t>
+      </w:r>
+      <w:r>
+        <w:t xml:space="preserve"> </w:t>
+      </w:r>
+      <w:r>
+        <w:t xml:space="preserve">the parameter that has the largest main effect on it in the response-surface model, with the</w:t>
+      </w:r>
+      <w:r>
+        <w:t xml:space="preserve"> </w:t>
+      </w:r>
+      <w:r>
+        <w:t xml:space="preserve">acceptable region shaded green and the set-point and the normal operating range marked, so that</w:t>
+      </w:r>
+      <w:r>
+        <w:t xml:space="preserve"> </w:t>
+      </w:r>
+      <w:r>
+        <w:t xml:space="preserve">the margin between the routine operating range and the edge of acceptance can be read</w:t>
+      </w:r>
+      <w:r>
+        <w:t xml:space="preserve"> </w:t>
+      </w:r>
+      <w:r>
+        <w:t xml:space="preserve">directly.</w:t>
+      </w:r>
+    </w:p>
+    <w:p>
+      <w:pPr>
+        <w:pStyle w:val="BodyText"/>
+      </w:pPr>
+      <w:r>
+        <w:t xml:space="preserve">A proven acceptable range is a univariate statement and does not replace the operating region</w:t>
+      </w:r>
+      <w:r>
+        <w:t xml:space="preserve"> </w:t>
+      </w:r>
+      <w:r>
+        <w:t xml:space="preserve">of §7. Two parameters may each sit inside their own proven acceptable range while their</w:t>
+      </w:r>
+      <w:r>
+        <w:t xml:space="preserve"> </w:t>
+      </w:r>
+      <w:r>
+        <w:t xml:space="preserve">combination sits outside the multivariate region. Where the two disagree, the multivariate</w:t>
+      </w:r>
+      <w:r>
+        <w:t xml:space="preserve"> </w:t>
+      </w:r>
+      <w:r>
+        <w:t xml:space="preserve">region takes precedence, and the proven acceptable ranges will</w:t>
+      </w:r>
+      <w:r>
+        <w:t xml:space="preserve"> </w:t>
+      </w:r>
+      <w:r>
+        <w:t xml:space="preserve">be reported as supporting information for excursion assessment.</w:t>
+      </w:r>
+    </w:p>
+    <w:bookmarkEnd w:id="39"/>
+    <w:bookmarkStart w:id="40" w:name="data-management-and-integrity"/>
+    <w:p>
+      <w:pPr>
+        <w:pStyle w:val="Heading1"/>
+      </w:pPr>
+      <w:r>
+        <w:t xml:space="preserve">9. Data management and integrity</w:t>
+      </w:r>
+    </w:p>
+    <w:p>
+      <w:pPr>
+        <w:pStyle w:val="FirstParagraph"/>
+      </w:pPr>
+      <w:r>
+        <w:t xml:space="preserve">All study data will be handled under the ALCOA+ principles. Chromatography data will be acquired</w:t>
+      </w:r>
+      <w:r>
+        <w:t xml:space="preserve"> </w:t>
+      </w:r>
+      <w:r>
+        <w:t xml:space="preserve">in the validated chromatography data system, analytical results will be recorded in the</w:t>
+      </w:r>
+      <w:r>
+        <w:t xml:space="preserve"> </w:t>
+      </w:r>
+      <w:r>
+        <w:t xml:space="preserve">laboratory information management system, and run conditions and observations will be recorded</w:t>
+      </w:r>
+      <w:r>
+        <w:t xml:space="preserve"> </w:t>
+      </w:r>
+      <w:r>
+        <w:t xml:space="preserve">in the electronic laboratory notebook. Each system carries an audit trail, and records are</w:t>
+      </w:r>
+      <w:r>
+        <w:t xml:space="preserve"> </w:t>
+      </w:r>
+      <w:r>
+        <w:t xml:space="preserve">attributable to the analyst who made them and contemporaneous with the work.</w:t>
+      </w:r>
+    </w:p>
+    <w:p>
+      <w:pPr>
+        <w:pStyle w:val="BodyText"/>
+      </w:pPr>
+      <w:r>
+        <w:t xml:space="preserve">Raw data will be retained in the acquiring system and will not be transcribed by hand into the</w:t>
+      </w:r>
+      <w:r>
+        <w:t xml:space="preserve"> </w:t>
+      </w:r>
+      <w:r>
+        <w:t xml:space="preserve">analysis. Datasets used for the statistical analysis will be exported under a controlled</w:t>
+      </w:r>
+      <w:r>
+        <w:t xml:space="preserve"> </w:t>
+      </w:r>
+      <w:r>
+        <w:t xml:space="preserve">procedure, and each export will be reconciled against its source records by a second person</w:t>
+      </w:r>
+      <w:r>
+        <w:t xml:space="preserve"> </w:t>
+      </w:r>
+      <w:r>
+        <w:t xml:space="preserve">before the analysis is run. The statistical analysis, including the scripts and their input</w:t>
+      </w:r>
+      <w:r>
+        <w:t xml:space="preserve"> </w:t>
+      </w:r>
+      <w:r>
+        <w:t xml:space="preserve">datasets, will be retained so that the analysis in PCR-005 can be reproduced from the raw data.</w:t>
+      </w:r>
+    </w:p>
+    <w:p>
+      <w:pPr>
+        <w:pStyle w:val="BodyText"/>
+      </w:pPr>
+      <w:r>
+        <w:t xml:space="preserve">Any change to a recorded value will be made as a tracked correction with its reason, and the</w:t>
+      </w:r>
+      <w:r>
+        <w:t xml:space="preserve"> </w:t>
+      </w:r>
+      <w:r>
+        <w:t xml:space="preserve">original value will remain visible. Data that are excluded from an analysis will be reported</w:t>
+      </w:r>
+      <w:r>
+        <w:t xml:space="preserve"> </w:t>
+      </w:r>
+      <w:r>
+        <w:t xml:space="preserve">with the reason for the exclusion, and no result may be excluded because of its value alone.</w:t>
+      </w:r>
+    </w:p>
+    <w:bookmarkEnd w:id="40"/>
+    <w:bookmarkStart w:id="42" w:name="roles-and-responsibilities"/>
+    <w:p>
+      <w:pPr>
+        <w:pStyle w:val="Heading1"/>
+      </w:pPr>
+      <w:r>
+        <w:t xml:space="preserve">10. Roles and responsibilities</w:t>
+      </w:r>
+    </w:p>
+    <w:p>
+      <w:pPr>
+        <w:pStyle w:val="FirstParagraph"/>
+      </w:pPr>
+      <w:r>
+        <w:t xml:space="preserve">The functions responsible for the work are given in</w:t>
+      </w:r>
+      <w:r>
+        <w:t xml:space="preserve"> </w:t>
+      </w:r>
+      <w:hyperlink w:anchor="tbl-roles">
+        <w:r>
+          <w:rPr>
+            <w:rStyle w:val="Hyperlink"/>
+          </w:rPr>
+          <w:t xml:space="preserve">Table 10</w:t>
+        </w:r>
+      </w:hyperlink>
+      <w:r>
+        <w:t xml:space="preserve">. The author of this plan is</w:t>
+      </w:r>
+      <w:r>
+        <w:t xml:space="preserve"> </w:t>
+      </w:r>
+      <w:r>
+        <w:t xml:space="preserve">accountable for its execution as written and for raising a deviation where execution departs</w:t>
+      </w:r>
+      <w:r>
+        <w:t xml:space="preserve"> </w:t>
+      </w:r>
+      <w:r>
+        <w:t xml:space="preserve">from it.</w:t>
       </w:r>
     </w:p>
     <w:tbl>
@@ -6372,7 +6846,7 @@
       <w:tr>
         <w:tc>
           <w:tcPr/>
-          <w:bookmarkStart w:id="44" w:name="tbl-roles"/>
+          <w:bookmarkStart w:id="41" w:name="tbl-roles"/>
           <w:p>
             <w:pPr>
               <w:jc w:val="center"/>
@@ -6383,7 +6857,7 @@
               <w:pStyle w:val="ImageCaption"/>
             </w:pPr>
             <w:r>
-              <w:t xml:space="preserve">Table 9: Roles and responsibilities for the study.</w:t>
+              <w:t xml:space="preserve">Table 10: Functions and their responsibilities for the planned studies.</w:t>
             </w:r>
           </w:p>
           <w:tbl>
@@ -6447,7 +6921,7 @@
                     <w:jc w:val="center"/>
                   </w:pPr>
                   <w:r>
-                    <w:t xml:space="preserve">Owns the plan; qualifies the scale-down model; executes the runs; authors PCR-005</w:t>
+                    <w:t xml:space="preserve">Owns the plan, qualifies the scale-down model, executes the runs, interprets the results and writes PCR-005</w:t>
                   </w:r>
                 </w:p>
               </w:tc>
@@ -6461,33 +6935,19 @@
                     <w:jc w:val="center"/>
                   </w:pPr>
                   <w:r>
-                    <w:t xml:space="preserve">Analytical Development</w:t>
-                  </w:r>
-                </w:p>
-              </w:tc>
-              <w:tc>
-                <w:tcPr/>
-                <w:p>
-                  <w:pPr>
-                    <w:pStyle w:val="Compact"/>
-                    <w:jc w:val="center"/>
-                  </w:pPr>
-                  <w:r>
-                    <w:t xml:space="preserve">Performs the assays under the validations in</w:t>
-                  </w:r>
-                  <w:r>
-                    <w:t xml:space="preserve"> </w:t>
-                  </w:r>
-                  <w:hyperlink w:anchor="tbl-amv">
-                    <w:r>
-                      <w:rPr>
-                        <w:rStyle w:val="Hyperlink"/>
-                      </w:rPr>
-                      <w:t xml:space="preserve">Table 6</w:t>
-                    </w:r>
-                  </w:hyperlink>
-                  <w:r>
-                    <w:t xml:space="preserve">; reports method performance</w:t>
+                    <w:t xml:space="preserve">Statistics</w:t>
+                  </w:r>
+                </w:p>
+              </w:tc>
+              <w:tc>
+                <w:tcPr/>
+                <w:p>
+                  <w:pPr>
+                    <w:pStyle w:val="Compact"/>
+                    <w:jc w:val="center"/>
+                  </w:pPr>
+                  <w:r>
+                    <w:t xml:space="preserve">Specifies the designs, performs the model fitting and the capability analysis, and reviews the statistical conclusions</w:t>
                   </w:r>
                 </w:p>
               </w:tc>
@@ -6501,19 +6961,19 @@
                     <w:jc w:val="center"/>
                   </w:pPr>
                   <w:r>
-                    <w:t xml:space="preserve">Statistics</w:t>
-                  </w:r>
-                </w:p>
-              </w:tc>
-              <w:tc>
-                <w:tcPr/>
-                <w:p>
-                  <w:pPr>
-                    <w:pStyle w:val="Compact"/>
-                    <w:jc w:val="center"/>
-                  </w:pPr>
-                  <w:r>
-                    <w:t xml:space="preserve">Reviews the designs before execution; fits and diagnoses the models; reviews the capability analysis</w:t>
+                    <w:t xml:space="preserve">Analytical Development</w:t>
+                  </w:r>
+                </w:p>
+              </w:tc>
+              <w:tc>
+                <w:tcPr/>
+                <w:p>
+                  <w:pPr>
+                    <w:pStyle w:val="Compact"/>
+                    <w:jc w:val="center"/>
+                  </w:pPr>
+                  <w:r>
+                    <w:t xml:space="preserve">Performs the validated assays, reports method performance at the levels measured, and investigates questioned results</w:t>
                   </w:r>
                 </w:p>
               </w:tc>
@@ -6539,7 +6999,7 @@
                     <w:jc w:val="center"/>
                   </w:pPr>
                   <w:r>
-                    <w:t xml:space="preserve">Confirms commercial-scale equivalence of the operation and reviews the proposed operating ranges</w:t>
+                    <w:t xml:space="preserve">Reviews the ranges for consistency with the commercial equipment and the batch record, and receives the control strategy input</w:t>
                   </w:r>
                 </w:p>
               </w:tc>
@@ -6565,19 +7025,19 @@
                     <w:jc w:val="center"/>
                   </w:pPr>
                   <w:r>
-                    <w:t xml:space="preserve">Approves the plan and the report; dispositions any deviation</w:t>
+                    <w:t xml:space="preserve">Approves this plan and PCR-005, and reviews deviations and their dispositions</w:t>
                   </w:r>
                 </w:p>
               </w:tc>
             </w:tr>
           </w:tbl>
-          <w:bookmarkEnd w:id="44"/>
+          <w:bookmarkEnd w:id="41"/>
           <w:p/>
         </w:tc>
       </w:tr>
     </w:tbl>
-    <w:bookmarkEnd w:id="45"/>
-    <w:bookmarkStart w:id="46" w:name="deliverables-and-schedule"/>
+    <w:bookmarkEnd w:id="42"/>
+    <w:bookmarkStart w:id="43" w:name="deliverables-and-schedule"/>
     <w:p>
       <w:pPr>
         <w:pStyle w:val="Heading1"/>
@@ -6591,55 +7051,69 @@
         <w:pStyle w:val="FirstParagraph"/>
       </w:pPr>
       <w:r>
-        <w:t xml:space="preserve">The deliverable of this plan is PCR-005, the characterization report for the capture step. The</w:t>
-      </w:r>
-      <w:r>
-        <w:t xml:space="preserve"> </w:t>
-      </w:r>
-      <w:r>
-        <w:t xml:space="preserve">study runs in three phases. The scale-down model is qualified first, the screening design</w:t>
-      </w:r>
-      <w:r>
-        <w:t xml:space="preserve"> </w:t>
-      </w:r>
-      <w:r>
-        <w:t xml:space="preserve">follows, and the response-surface design and the univariate runs are executed last. Each</w:t>
-      </w:r>
-      <w:r>
-        <w:t xml:space="preserve"> </w:t>
-      </w:r>
-      <w:r>
-        <w:t xml:space="preserve">phase is released to the next by a review of its data against §7. No calendar dates are given</w:t>
-      </w:r>
-      <w:r>
-        <w:t xml:space="preserve"> </w:t>
-      </w:r>
-      <w:r>
-        <w:t xml:space="preserve">here, and the campaign schedule is held in PTP-001 and PCMP-001.</w:t>
-      </w:r>
-    </w:p>
-    <w:bookmarkEnd w:id="46"/>
-    <w:bookmarkStart w:id="47" w:name="risks-and-assumptions"/>
-    <w:p>
-      <w:pPr>
-        <w:pStyle w:val="Heading1"/>
-      </w:pPr>
-      <w:r>
-        <w:t xml:space="preserve">12. Risks and assumptions</w:t>
+        <w:t xml:space="preserve">The deliverable of this plan is PCR-005, the process characterization report for the capture</w:t>
+      </w:r>
+      <w:r>
+        <w:t xml:space="preserve"> </w:t>
+      </w:r>
+      <w:r>
+        <w:t xml:space="preserve">step. The report will present the qualification of the scale-down model, the executed designs,</w:t>
+      </w:r>
+      <w:r>
+        <w:t xml:space="preserve"> </w:t>
+      </w:r>
+      <w:r>
+        <w:t xml:space="preserve">the fitted models with their adequacy, the operating region, the proven acceptable ranges, the</w:t>
+      </w:r>
+      <w:r>
+        <w:t xml:space="preserve"> </w:t>
+      </w:r>
+      <w:r>
+        <w:t xml:space="preserve">capability estimates, the classification of each parameter and the contribution of the step to</w:t>
+      </w:r>
+      <w:r>
+        <w:t xml:space="preserve"> </w:t>
+      </w:r>
+      <w:r>
+        <w:t xml:space="preserve">the control strategy. The conclusions of PCR-005 roll up into PCMR-001.</w:t>
       </w:r>
     </w:p>
     <w:p>
       <w:pPr>
-        <w:pStyle w:val="FirstParagraph"/>
-      </w:pPr>
-      <w:r>
-        <w:t xml:space="preserve">The study rests on three assumptions, and each is stated here with the consequence that</w:t>
-      </w:r>
-      <w:r>
-        <w:t xml:space="preserve"> </w:t>
-      </w:r>
-      <w:r>
-        <w:t xml:space="preserve">follows if it does not hold, so that PCR-005 can be read against them.</w:t>
+        <w:pStyle w:val="BodyText"/>
+      </w:pPr>
+      <w:r>
+        <w:t xml:space="preserve">The work will be executed in five phases and in the order given. The scale-down model is</w:t>
+      </w:r>
+      <w:r>
+        <w:t xml:space="preserve"> </w:t>
+      </w:r>
+      <w:r>
+        <w:t xml:space="preserve">qualified first. The screening design is executed and analysed second. The response-surface</w:t>
+      </w:r>
+      <w:r>
+        <w:t xml:space="preserve"> </w:t>
+      </w:r>
+      <w:r>
+        <w:t xml:space="preserve">design is executed third, and it will not begin until the screening data have been reviewed and</w:t>
+      </w:r>
+      <w:r>
+        <w:t xml:space="preserve"> </w:t>
+      </w:r>
+      <w:r>
+        <w:t xml:space="preserve">the model qualification remains valid. The univariate assessments are executed fourth and may</w:t>
+      </w:r>
+      <w:r>
+        <w:t xml:space="preserve"> </w:t>
+      </w:r>
+      <w:r>
+        <w:t xml:space="preserve">run in parallel with the response-surface design, since they share no equipment constraint with</w:t>
+      </w:r>
+      <w:r>
+        <w:t xml:space="preserve"> </w:t>
+      </w:r>
+      <w:r>
+        <w:t xml:space="preserve">it. The analysis and the report are completed last.</w:t>
       </w:r>
     </w:p>
     <w:p>
@@ -6647,57 +7121,67 @@
         <w:pStyle w:val="BodyText"/>
       </w:pPr>
       <w:r>
-        <w:t xml:space="preserve">The first assumption is the representativeness of the scale-down model. Qualification under</w:t>
-      </w:r>
-      <w:r>
-        <w:t xml:space="preserve"> </w:t>
-      </w:r>
-      <w:r>
-        <w:t xml:space="preserve">SOP-1001 addresses it directly, but a residual risk remains that packing a column at</w:t>
-      </w:r>
-      <w:r>
-        <w:t xml:space="preserve"> </w:t>
-      </w:r>
-      <w:r>
-        <w:t xml:space="preserve">commercial diameter behaves differently from the bench-scale bed, and that risk is closed at</w:t>
-      </w:r>
-      <w:r>
-        <w:t xml:space="preserve"> </w:t>
-      </w:r>
-      <w:r>
-        <w:t xml:space="preserve">commercial scale during PPQ and not in this study.</w:t>
+        <w:t xml:space="preserve">No calendar dates are fixed in this plan. The sequence above is the binding commitment, and the</w:t>
+      </w:r>
+      <w:r>
+        <w:t xml:space="preserve"> </w:t>
+      </w:r>
+      <w:r>
+        <w:t xml:space="preserve">schedule is held in the project plan under PTP-001.</w:t>
+      </w:r>
+    </w:p>
+    <w:bookmarkEnd w:id="43"/>
+    <w:bookmarkStart w:id="44" w:name="risks-and-assumptions"/>
+    <w:p>
+      <w:pPr>
+        <w:pStyle w:val="Heading1"/>
+      </w:pPr>
+      <w:r>
+        <w:t xml:space="preserve">12. Risks and assumptions</w:t>
       </w:r>
     </w:p>
     <w:p>
       <w:pPr>
-        <w:pStyle w:val="BodyText"/>
-      </w:pPr>
-      <w:r>
-        <w:t xml:space="preserve">The second assumption concerns the use of a single pooled feed lot per design, a choice that</w:t>
-      </w:r>
-      <w:r>
-        <w:t xml:space="preserve"> </w:t>
-      </w:r>
-      <w:r>
-        <w:t xml:space="preserve">removes feed variation from the residual error and is the reason the study cannot detect an</w:t>
-      </w:r>
-      <w:r>
-        <w:t xml:space="preserve"> </w:t>
-      </w:r>
-      <w:r>
-        <w:t xml:space="preserve">interaction between a studied factor and a feed attribute. Feed variability is controlled by</w:t>
-      </w:r>
-      <w:r>
-        <w:t xml:space="preserve"> </w:t>
-      </w:r>
-      <w:r>
-        <w:t xml:space="preserve">the input specification of §5.2 and characterized in PCR-004, and the input attributes of the</w:t>
-      </w:r>
-      <w:r>
-        <w:t xml:space="preserve"> </w:t>
-      </w:r>
-      <w:r>
-        <w:t xml:space="preserve">pool used here will be reported so that the study can be placed against that range.</w:t>
+        <w:pStyle w:val="FirstParagraph"/>
+      </w:pPr>
+      <w:r>
+        <w:t xml:space="preserve">The plan rests on four assumptions. The scale-down model is assumed to represent the commercial</w:t>
+      </w:r>
+      <w:r>
+        <w:t xml:space="preserve"> </w:t>
+      </w:r>
+      <w:r>
+        <w:t xml:space="preserve">column for the attributes measured, and that assumption is tested by the qualification of §5.1</w:t>
+      </w:r>
+      <w:r>
+        <w:t xml:space="preserve"> </w:t>
+      </w:r>
+      <w:r>
+        <w:t xml:space="preserve">rather than taken on trust. The clarified harvest used in the studies is assumed to be</w:t>
+      </w:r>
+      <w:r>
+        <w:t xml:space="preserve"> </w:t>
+      </w:r>
+      <w:r>
+        <w:t xml:space="preserve">representative of commercial harvest, which is the reason the input attributes of the feed lot</w:t>
+      </w:r>
+      <w:r>
+        <w:t xml:space="preserve"> </w:t>
+      </w:r>
+      <w:r>
+        <w:t xml:space="preserve">are characterized and reported. The platform knowledge summarized in §4.1 is assumed to transfer</w:t>
+      </w:r>
+      <w:r>
+        <w:t xml:space="preserve"> </w:t>
+      </w:r>
+      <w:r>
+        <w:t xml:space="preserve">to A-Mab, which the case for prior knowledge in that section justifies by mechanism. The resin</w:t>
+      </w:r>
+      <w:r>
+        <w:t xml:space="preserve"> </w:t>
+      </w:r>
+      <w:r>
+        <w:t xml:space="preserve">is assumed to behave within its qualified cycle window, which SOP-2008 controls.</w:t>
       </w:r>
     </w:p>
     <w:p>
@@ -6705,25 +7189,49 @@
         <w:pStyle w:val="BodyText"/>
       </w:pPr>
       <w:r>
-        <w:t xml:space="preserve">The third is assay precision at low leached Protein A concentrations (§5.3). If the observed</w:t>
-      </w:r>
-      <w:r>
-        <w:t xml:space="preserve"> </w:t>
-      </w:r>
-      <w:r>
-        <w:t xml:space="preserve">variation of that response is dominated by the assay, the study will not resolve small</w:t>
-      </w:r>
-      <w:r>
-        <w:t xml:space="preserve"> </w:t>
-      </w:r>
-      <w:r>
-        <w:t xml:space="preserve">effects on it, and the response will be reported as robust over the ranges studied instead of</w:t>
-      </w:r>
-      <w:r>
-        <w:t xml:space="preserve"> </w:t>
-      </w:r>
-      <w:r>
-        <w:t xml:space="preserve">being modelled.</w:t>
+        <w:t xml:space="preserve">Four risks are recognized. A feed lot that is not representative would bias every run of a</w:t>
+      </w:r>
+      <w:r>
+        <w:t xml:space="preserve"> </w:t>
+      </w:r>
+      <w:r>
+        <w:t xml:space="preserve">design, and the mitigation is the characterization of the feed lot before the design is</w:t>
+      </w:r>
+      <w:r>
+        <w:t xml:space="preserve"> </w:t>
+      </w:r>
+      <w:r>
+        <w:t xml:space="preserve">executed. A model that fails its qualification criteria would delay the studies, and the</w:t>
+      </w:r>
+      <w:r>
+        <w:t xml:space="preserve"> </w:t>
+      </w:r>
+      <w:r>
+        <w:t xml:space="preserve">mitigation is to qualify the model before the designs are scheduled. An assay whose precision at</w:t>
+      </w:r>
+      <w:r>
+        <w:t xml:space="preserve"> </w:t>
+      </w:r>
+      <w:r>
+        <w:t xml:space="preserve">the measured level is poor relative to the effects would limit what the study can resolve, which</w:t>
+      </w:r>
+      <w:r>
+        <w:t xml:space="preserve"> </w:t>
+      </w:r>
+      <w:r>
+        <w:t xml:space="preserve">is why assay precision is reported with the results and why no effect smaller than that precision</w:t>
+      </w:r>
+      <w:r>
+        <w:t xml:space="preserve"> </w:t>
+      </w:r>
+      <w:r>
+        <w:t xml:space="preserve">will be claimed. A significant lack of fit in a response-surface model would prevent the operating</w:t>
+      </w:r>
+      <w:r>
+        <w:t xml:space="preserve"> </w:t>
+      </w:r>
+      <w:r>
+        <w:t xml:space="preserve">region from being declared for that response, and the mitigation is the augmentation route of §7.</w:t>
       </w:r>
     </w:p>
     <w:p>
@@ -6731,35 +7239,29 @@
         <w:pStyle w:val="BodyText"/>
       </w:pPr>
       <w:r>
-        <w:t xml:space="preserve">One further risk is inherent to the design and is not a failure of it. Conditions at the</w:t>
-      </w:r>
-      <w:r>
-        <w:t xml:space="preserve"> </w:t>
-      </w:r>
-      <w:r>
-        <w:t xml:space="preserve">edges of the characterization ranges may produce material outside an acceptance criterion.</w:t>
-      </w:r>
-      <w:r>
-        <w:t xml:space="preserve"> </w:t>
-      </w:r>
-      <w:r>
-        <w:t xml:space="preserve">That outcome defines an edge of failure and bounds the knowledge space, and it will be</w:t>
-      </w:r>
-      <w:r>
-        <w:t xml:space="preserve"> </w:t>
-      </w:r>
-      <w:r>
-        <w:t xml:space="preserve">reported as such. A change of resin lot during the study would require a bridging run at the</w:t>
-      </w:r>
-      <w:r>
-        <w:t xml:space="preserve"> </w:t>
-      </w:r>
-      <w:r>
-        <w:t xml:space="preserve">set-point condition before the affected design is continued.</w:t>
+        <w:t xml:space="preserve">One risk is accepted without mitigation. The operating region and the proven acceptable ranges</w:t>
+      </w:r>
+      <w:r>
+        <w:t xml:space="preserve"> </w:t>
+      </w:r>
+      <w:r>
+        <w:t xml:space="preserve">will be established on a scale-down model, and they are not confirmed at commercial scale by</w:t>
+      </w:r>
+      <w:r>
+        <w:t xml:space="preserve"> </w:t>
+      </w:r>
+      <w:r>
+        <w:t xml:space="preserve">this study. Confirmation is Stage 2 work under PTP-001, and the claims made in PCR-005 will be</w:t>
+      </w:r>
+      <w:r>
+        <w:t xml:space="preserve"> </w:t>
+      </w:r>
+      <w:r>
+        <w:t xml:space="preserve">bounded accordingly.</w:t>
       </w:r>
     </w:p>
-    <w:bookmarkEnd w:id="47"/>
-    <w:bookmarkStart w:id="48" w:name="approvals-1"/>
+    <w:bookmarkEnd w:id="44"/>
+    <w:bookmarkStart w:id="45" w:name="approvals-1"/>
     <w:p>
       <w:pPr>
         <w:pStyle w:val="Heading1"/>
@@ -6773,7 +7275,7 @@
         <w:pStyle w:val="FirstParagraph"/>
       </w:pPr>
       <w:r>
-        <w:t xml:space="preserve">This plan becomes effective when the approvals recorded in</w:t>
+        <w:t xml:space="preserve">This plan requires the approval of the functions listed in</w:t>
       </w:r>
       <w:r>
         <w:t xml:space="preserve"> </w:t>
@@ -6790,29 +7292,197 @@
         <w:t xml:space="preserve"> </w:t>
       </w:r>
       <w:r>
-        <w:t xml:space="preserve">are complete. Any change</w:t>
-      </w:r>
-      <w:r>
-        <w:t xml:space="preserve"> </w:t>
-      </w:r>
-      <w:r>
-        <w:t xml:space="preserve">after approval is made by a controlled revision of the whole document. A change made after</w:t>
-      </w:r>
-      <w:r>
-        <w:t xml:space="preserve"> </w:t>
-      </w:r>
-      <w:r>
-        <w:t xml:space="preserve">execution has begun is recorded and assessed as a deviation in PCR-005.</w:t>
+        <w:t xml:space="preserve">before any characterization</w:t>
+      </w:r>
+      <w:r>
+        <w:t xml:space="preserve"> </w:t>
+      </w:r>
+      <w:r>
+        <w:t xml:space="preserve">run is executed. Approval signifies that the scope, the designs, the acceptance criteria and the</w:t>
+      </w:r>
+      <w:r>
+        <w:t xml:space="preserve"> </w:t>
+      </w:r>
+      <w:r>
+        <w:t xml:space="preserve">decision rules are agreed as written, and that the results obtained under them will be accepted</w:t>
+      </w:r>
+      <w:r>
+        <w:t xml:space="preserve"> </w:t>
+      </w:r>
+      <w:r>
+        <w:t xml:space="preserve">as the basis for the operating ranges of the capture step. A change to this plan after approval</w:t>
+      </w:r>
+      <w:r>
+        <w:t xml:space="preserve"> </w:t>
+      </w:r>
+      <w:r>
+        <w:t xml:space="preserve">will be made by revision of the document, and a departure discovered during execution will be</w:t>
+      </w:r>
+      <w:r>
+        <w:t xml:space="preserve"> </w:t>
+      </w:r>
+      <w:r>
+        <w:t xml:space="preserve">handled as a deviation under §7.</w:t>
+      </w:r>
+    </w:p>
+    <w:bookmarkEnd w:id="45"/>
+    <w:bookmarkStart w:id="53" w:name="references"/>
+    <w:p>
+      <w:pPr>
+        <w:pStyle w:val="Heading1"/>
+      </w:pPr>
+      <w:r>
+        <w:t xml:space="preserve">References</w:t>
+      </w:r>
+    </w:p>
+    <w:bookmarkStart w:id="52" w:name="refs"/>
+    <w:bookmarkStart w:id="46" w:name="ref-amab2009"/>
+    <w:p>
+      <w:pPr>
+        <w:pStyle w:val="Bibliography"/>
+      </w:pPr>
+      <w:r>
+        <w:t xml:space="preserve">CMC Biotech Working Group. 2009.</w:t>
+      </w:r>
+      <w:r>
+        <w:t xml:space="preserve"> </w:t>
+      </w:r>
+      <w:r>
+        <w:rPr>
+          <w:i/>
+          <w:iCs/>
+        </w:rPr>
+        <w:t xml:space="preserve">A-Mab: A Case Study in Bioprocess Development</w:t>
+      </w:r>
+      <w:r>
+        <w:t xml:space="preserve">. CASSS.</w:t>
+      </w:r>
+    </w:p>
+    <w:bookmarkEnd w:id="46"/>
+    <w:bookmarkStart w:id="47" w:name="ref-ichq8"/>
+    <w:p>
+      <w:pPr>
+        <w:pStyle w:val="Bibliography"/>
+      </w:pPr>
+      <w:r>
+        <w:t xml:space="preserve">International Council for Harmonisation. 2009.</w:t>
+      </w:r>
+      <w:r>
+        <w:t xml:space="preserve"> </w:t>
+      </w:r>
+      <w:r>
+        <w:rPr>
+          <w:i/>
+          <w:iCs/>
+        </w:rPr>
+        <w:t xml:space="preserve">ICH Q8(R2): Pharmaceutical Development</w:t>
+      </w:r>
+      <w:r>
+        <w:t xml:space="preserve">. ICH.</w:t>
+      </w:r>
+    </w:p>
+    <w:bookmarkEnd w:id="47"/>
+    <w:bookmarkStart w:id="48" w:name="ref-ichq11"/>
+    <w:p>
+      <w:pPr>
+        <w:pStyle w:val="Bibliography"/>
+      </w:pPr>
+      <w:r>
+        <w:t xml:space="preserve">International Council for Harmonisation. 2012.</w:t>
+      </w:r>
+      <w:r>
+        <w:t xml:space="preserve"> </w:t>
+      </w:r>
+      <w:r>
+        <w:rPr>
+          <w:i/>
+          <w:iCs/>
+        </w:rPr>
+        <w:t xml:space="preserve">ICH Q11: Development and Manufacture of Drug Substances</w:t>
+      </w:r>
+      <w:r>
+        <w:t xml:space="preserve">. ICH.</w:t>
       </w:r>
     </w:p>
     <w:bookmarkEnd w:id="48"/>
-    <w:bookmarkStart w:id="53" w:name="appendices-ab-planned-design-matrices"/>
+    <w:bookmarkStart w:id="49" w:name="ref-ichq5a"/>
     <w:p>
       <w:pPr>
+        <w:pStyle w:val="Bibliography"/>
+      </w:pPr>
+      <w:r>
+        <w:t xml:space="preserve">International Council for Harmonisation. 2023a.</w:t>
+      </w:r>
+      <w:r>
+        <w:t xml:space="preserve"> </w:t>
+      </w:r>
+      <w:r>
+        <w:rPr>
+          <w:i/>
+          <w:iCs/>
+        </w:rPr>
+        <w:t xml:space="preserve">ICH Q5A(R2): Viral Safety Evaluation of Biotechnology Products Derived from Cell Lines of Human or Animal Origin</w:t>
+      </w:r>
+      <w:r>
+        <w:t xml:space="preserve">. ICH.</w:t>
+      </w:r>
+    </w:p>
+    <w:bookmarkEnd w:id="49"/>
+    <w:bookmarkStart w:id="50" w:name="ref-ichq9"/>
+    <w:p>
+      <w:pPr>
+        <w:pStyle w:val="Bibliography"/>
+      </w:pPr>
+      <w:r>
+        <w:t xml:space="preserve">International Council for Harmonisation. 2023b.</w:t>
+      </w:r>
+      <w:r>
+        <w:t xml:space="preserve"> </w:t>
+      </w:r>
+      <w:r>
+        <w:rPr>
+          <w:i/>
+          <w:iCs/>
+        </w:rPr>
+        <w:t xml:space="preserve">ICH Q9(R1): Quality Risk Management</w:t>
+      </w:r>
+      <w:r>
+        <w:t xml:space="preserve">. ICH.</w:t>
+      </w:r>
+    </w:p>
+    <w:bookmarkEnd w:id="50"/>
+    <w:bookmarkStart w:id="51" w:name="ref-fda2011"/>
+    <w:p>
+      <w:pPr>
+        <w:pStyle w:val="Bibliography"/>
+      </w:pPr>
+      <w:r>
+        <w:t xml:space="preserve">U.S. Food and Drug Administration. 2011.</w:t>
+      </w:r>
+      <w:r>
+        <w:t xml:space="preserve"> </w:t>
+      </w:r>
+      <w:r>
+        <w:rPr>
+          <w:i/>
+          <w:iCs/>
+        </w:rPr>
+        <w:t xml:space="preserve">Guidance for Industry: Process Validation — General Principles and Practices</w:t>
+      </w:r>
+      <w:r>
+        <w:t xml:space="preserve">. FDA.</w:t>
+      </w:r>
+    </w:p>
+    <w:bookmarkEnd w:id="51"/>
+    <w:bookmarkEnd w:id="52"/>
+    <w:bookmarkEnd w:id="53"/>
+    <w:bookmarkStart w:id="55" w:name="X7149527b81b82ac7e9fc876cc411d0dd5d45eb6"/>
+    <w:p>
+      <w:pPr>
         <w:pStyle w:val="Heading1"/>
       </w:pPr>
       <w:r>
-        <w:t xml:space="preserve">14. Appendices A–B — Planned design matrices</w:t>
+        <w:t xml:space="preserve">Appendix A — Planned screening design matrix</w:t>
       </w:r>
     </w:p>
     <w:p>
@@ -6820,13 +7490,27 @@
         <w:pStyle w:val="FirstParagraph"/>
       </w:pPr>
       <w:r>
-        <w:t xml:space="preserve">Appendix A and Appendix B give the planned design matrices in coded form. The letter codes</w:t>
-      </w:r>
-      <w:r>
-        <w:t xml:space="preserve"> </w:t>
-      </w:r>
-      <w:r>
-        <w:t xml:space="preserve">are those of</w:t>
+        <w:t xml:space="preserve">The coded settings of the planned screening design are given in</w:t>
+      </w:r>
+      <w:r>
+        <w:t xml:space="preserve"> </w:t>
+      </w:r>
+      <w:hyperlink w:anchor="tbl-scr-matrix">
+        <w:r>
+          <w:rPr>
+            <w:rStyle w:val="Hyperlink"/>
+          </w:rPr>
+          <w:t xml:space="preserve">Table 11</w:t>
+        </w:r>
+      </w:hyperlink>
+      <w:r>
+        <w:t xml:space="preserve">. The factor</w:t>
+      </w:r>
+      <w:r>
+        <w:t xml:space="preserve"> </w:t>
+      </w:r>
+      <w:r>
+        <w:t xml:space="preserve">letters are those of</w:t>
       </w:r>
       <w:r>
         <w:t xml:space="preserve"> </w:t>
@@ -6840,36 +7524,19 @@
         </w:r>
       </w:hyperlink>
       <w:r>
-        <w:t xml:space="preserve">, and the coded levels of minus one, zero and plus one correspond to</w:t>
-      </w:r>
-      <w:r>
-        <w:t xml:space="preserve"> </w:t>
-      </w:r>
-      <w:r>
-        <w:t xml:space="preserve">the lower edge, the set-point and the upper edge of each characterization range in</w:t>
-      </w:r>
-      <w:r>
-        <w:t xml:space="preserve"> </w:t>
-      </w:r>
-      <w:hyperlink w:anchor="tbl-params">
-        <w:r>
-          <w:rPr>
-            <w:rStyle w:val="Hyperlink"/>
-          </w:rPr>
-          <w:t xml:space="preserve">Table 7</w:t>
-        </w:r>
-      </w:hyperlink>
-      <w:r>
-        <w:t xml:space="preserve">. No response columns are shown, because no run has been executed.</w:t>
-      </w:r>
-    </w:p>
-    <w:bookmarkStart w:id="50" w:name="X7149527b81b82ac7e9fc876cc411d0dd5d45eb6"/>
-    <w:p>
-      <w:pPr>
-        <w:pStyle w:val="Heading2"/>
-      </w:pPr>
-      <w:r>
-        <w:t xml:space="preserve">14.1 Appendix A — Planned screening design matrix</w:t>
+        <w:t xml:space="preserve">, the level −1 is the low edge of the characterized range, +1</w:t>
+      </w:r>
+      <w:r>
+        <w:t xml:space="preserve"> </w:t>
+      </w:r>
+      <w:r>
+        <w:t xml:space="preserve">the high edge and 0 the set-point. Response columns are absent because no run has been</w:t>
+      </w:r>
+      <w:r>
+        <w:t xml:space="preserve"> </w:t>
+      </w:r>
+      <w:r>
+        <w:t xml:space="preserve">executed.</w:t>
       </w:r>
     </w:p>
     <w:tbl>
@@ -6885,7 +7552,7 @@
       <w:tr>
         <w:tc>
           <w:tcPr/>
-          <w:bookmarkStart w:id="49" w:name="tbl-scrmat"/>
+          <w:bookmarkStart w:id="54" w:name="tbl-scr-matrix"/>
           <w:p>
             <w:pPr>
               <w:jc w:val="center"/>
@@ -6896,7 +7563,7 @@
               <w:pStyle w:val="ImageCaption"/>
             </w:pPr>
             <w:r>
-              <w:t xml:space="preserve">Table 10: Planned screening design matrix in coded factors (A, protein load; B, elution buffer pH; C, load flow rate; D, end of pool collect).</w:t>
+              <w:t xml:space="preserve">Table 11: Planned screening design matrix, coded settings.</w:t>
             </w:r>
           </w:p>
           <w:tbl>
@@ -8517,19 +9184,53 @@
               </w:tc>
             </w:tr>
           </w:tbl>
-          <w:bookmarkEnd w:id="49"/>
+          <w:bookmarkEnd w:id="54"/>
           <w:p/>
         </w:tc>
       </w:tr>
     </w:tbl>
-    <w:bookmarkEnd w:id="50"/>
-    <w:bookmarkStart w:id="52" w:name="Xd035249cb2928fc67e6106bc8a61a8b12039d8a"/>
+    <w:bookmarkEnd w:id="55"/>
+    <w:bookmarkStart w:id="57" w:name="Xd035249cb2928fc67e6106bc8a61a8b12039d8a"/>
     <w:p>
       <w:pPr>
-        <w:pStyle w:val="Heading2"/>
-      </w:pPr>
-      <w:r>
-        <w:t xml:space="preserve">14.2 Appendix B — Planned response-surface design matrix</w:t>
+        <w:pStyle w:val="Heading1"/>
+      </w:pPr>
+      <w:r>
+        <w:t xml:space="preserve">Appendix B — Planned response-surface design matrix</w:t>
+      </w:r>
+    </w:p>
+    <w:p>
+      <w:pPr>
+        <w:pStyle w:val="FirstParagraph"/>
+      </w:pPr>
+      <w:r>
+        <w:t xml:space="preserve">The coded settings of the planned response-surface design are given in</w:t>
+      </w:r>
+      <w:r>
+        <w:t xml:space="preserve"> </w:t>
+      </w:r>
+      <w:hyperlink w:anchor="tbl-rsm-matrix">
+        <w:r>
+          <w:rPr>
+            <w:rStyle w:val="Hyperlink"/>
+          </w:rPr>
+          <w:t xml:space="preserve">Table 12</w:t>
+        </w:r>
+      </w:hyperlink>
+      <w:r>
+        <w:t xml:space="preserve">. The</w:t>
+      </w:r>
+      <w:r>
+        <w:t xml:space="preserve"> </w:t>
+      </w:r>
+      <w:r>
+        <w:t xml:space="preserve">axial runs carry one factor at ±1 with the others at 0, which places them on the faces of the</w:t>
+      </w:r>
+      <w:r>
+        <w:t xml:space="preserve"> </w:t>
+      </w:r>
+      <w:r>
+        <w:t xml:space="preserve">cube described in §6.3.</w:t>
       </w:r>
     </w:p>
     <w:tbl>
@@ -8545,7 +9246,7 @@
       <w:tr>
         <w:tc>
           <w:tcPr/>
-          <w:bookmarkStart w:id="51" w:name="tbl-rsmmat"/>
+          <w:bookmarkStart w:id="56" w:name="tbl-rsm-matrix"/>
           <w:p>
             <w:pPr>
               <w:jc w:val="center"/>
@@ -8556,7 +9257,7 @@
               <w:pStyle w:val="ImageCaption"/>
             </w:pPr>
             <w:r>
-              <w:t xml:space="preserve">Table 11: Planned face-centred central composite design matrix in coded factors.</w:t>
+              <w:t xml:space="preserve">Table 12: Planned response-surface design matrix, coded settings.</w:t>
             </w:r>
           </w:p>
           <w:tbl>
@@ -10897,163 +11598,12 @@
               </w:tc>
             </w:tr>
           </w:tbl>
-          <w:bookmarkEnd w:id="51"/>
+          <w:bookmarkEnd w:id="56"/>
           <w:p/>
         </w:tc>
       </w:tr>
     </w:tbl>
-    <w:bookmarkEnd w:id="52"/>
-    <w:bookmarkEnd w:id="53"/>
-    <w:bookmarkStart w:id="61" w:name="references"/>
-    <w:p>
-      <w:pPr>
-        <w:pStyle w:val="Heading1"/>
-      </w:pPr>
-      <w:r>
-        <w:t xml:space="preserve">References</w:t>
-      </w:r>
-    </w:p>
-    <w:bookmarkStart w:id="60" w:name="refs"/>
-    <w:bookmarkStart w:id="54" w:name="ref-amab2009"/>
-    <w:p>
-      <w:pPr>
-        <w:pStyle w:val="Bibliography"/>
-      </w:pPr>
-      <w:r>
-        <w:t xml:space="preserve">CMC Biotech Working Group. 2009.</w:t>
-      </w:r>
-      <w:r>
-        <w:t xml:space="preserve"> </w:t>
-      </w:r>
-      <w:r>
-        <w:rPr>
-          <w:i/>
-          <w:iCs/>
-        </w:rPr>
-        <w:t xml:space="preserve">A-Mab: A Case Study in Bioprocess Development</w:t>
-      </w:r>
-      <w:r>
-        <w:t xml:space="preserve">. CASSS.</w:t>
-      </w:r>
-    </w:p>
-    <w:bookmarkEnd w:id="54"/>
-    <w:bookmarkStart w:id="55" w:name="ref-ichq8"/>
-    <w:p>
-      <w:pPr>
-        <w:pStyle w:val="Bibliography"/>
-      </w:pPr>
-      <w:r>
-        <w:t xml:space="preserve">International Council for Harmonisation. 2009.</w:t>
-      </w:r>
-      <w:r>
-        <w:t xml:space="preserve"> </w:t>
-      </w:r>
-      <w:r>
-        <w:rPr>
-          <w:i/>
-          <w:iCs/>
-        </w:rPr>
-        <w:t xml:space="preserve">ICH Q8(R2): Pharmaceutical Development</w:t>
-      </w:r>
-      <w:r>
-        <w:t xml:space="preserve">. ICH.</w:t>
-      </w:r>
-    </w:p>
-    <w:bookmarkEnd w:id="55"/>
-    <w:bookmarkStart w:id="56" w:name="ref-ichq11"/>
-    <w:p>
-      <w:pPr>
-        <w:pStyle w:val="Bibliography"/>
-      </w:pPr>
-      <w:r>
-        <w:t xml:space="preserve">International Council for Harmonisation. 2012.</w:t>
-      </w:r>
-      <w:r>
-        <w:t xml:space="preserve"> </w:t>
-      </w:r>
-      <w:r>
-        <w:rPr>
-          <w:i/>
-          <w:iCs/>
-        </w:rPr>
-        <w:t xml:space="preserve">ICH Q11: Development and Manufacture of Drug Substances</w:t>
-      </w:r>
-      <w:r>
-        <w:t xml:space="preserve">. ICH.</w:t>
-      </w:r>
-    </w:p>
-    <w:bookmarkEnd w:id="56"/>
-    <w:bookmarkStart w:id="57" w:name="ref-ichq5a"/>
-    <w:p>
-      <w:pPr>
-        <w:pStyle w:val="Bibliography"/>
-      </w:pPr>
-      <w:r>
-        <w:t xml:space="preserve">International Council for Harmonisation. 2023a.</w:t>
-      </w:r>
-      <w:r>
-        <w:t xml:space="preserve"> </w:t>
-      </w:r>
-      <w:r>
-        <w:rPr>
-          <w:i/>
-          <w:iCs/>
-        </w:rPr>
-        <w:t xml:space="preserve">ICH Q5A(R2): Viral Safety Evaluation of Biotechnology Products Derived from Cell Lines of Human or Animal Origin</w:t>
-      </w:r>
-      <w:r>
-        <w:t xml:space="preserve">. ICH.</w:t>
-      </w:r>
-    </w:p>
     <w:bookmarkEnd w:id="57"/>
-    <w:bookmarkStart w:id="58" w:name="ref-ichq9"/>
-    <w:p>
-      <w:pPr>
-        <w:pStyle w:val="Bibliography"/>
-      </w:pPr>
-      <w:r>
-        <w:t xml:space="preserve">International Council for Harmonisation. 2023b.</w:t>
-      </w:r>
-      <w:r>
-        <w:t xml:space="preserve"> </w:t>
-      </w:r>
-      <w:r>
-        <w:rPr>
-          <w:i/>
-          <w:iCs/>
-        </w:rPr>
-        <w:t xml:space="preserve">ICH Q9(R1): Quality Risk Management</w:t>
-      </w:r>
-      <w:r>
-        <w:t xml:space="preserve">. ICH.</w:t>
-      </w:r>
-    </w:p>
-    <w:bookmarkEnd w:id="58"/>
-    <w:bookmarkStart w:id="59" w:name="ref-fda2011"/>
-    <w:p>
-      <w:pPr>
-        <w:pStyle w:val="Bibliography"/>
-      </w:pPr>
-      <w:r>
-        <w:t xml:space="preserve">U.S. Food and Drug Administration. 2011.</w:t>
-      </w:r>
-      <w:r>
-        <w:t xml:space="preserve"> </w:t>
-      </w:r>
-      <w:r>
-        <w:rPr>
-          <w:i/>
-          <w:iCs/>
-        </w:rPr>
-        <w:t xml:space="preserve">Guidance for Industry: Process Validation — General Principles and Practices</w:t>
-      </w:r>
-      <w:r>
-        <w:t xml:space="preserve">. FDA.</w:t>
-      </w:r>
-    </w:p>
-    <w:bookmarkEnd w:id="59"/>
-    <w:bookmarkEnd w:id="60"/>
-    <w:bookmarkEnd w:id="61"/>
     <w:sectPr>
       <w:footnotePr>
         <w:numRestart w:val="eachSect"/>
@@ -11164,116 +11714,13 @@
       </w:pPr>
     </w:lvl>
   </w:abstractNum>
-  <w:abstractNum w:abstractNumId="991">
-    <w:nsid w:val="0000A991"/>
-    <w:multiLevelType w:val="multilevel"/>
-    <w:lvl w:ilvl="0">
-      <w:numFmt w:val="bullet"/>
-      <w:lvlText w:val=""/>
-      <w:lvlJc w:val="left"/>
-      <w:pPr>
-        <w:ind w:left="720" w:hanging="360"/>
-      </w:pPr>
-      <w:rPr>
-        <w:rFonts w:ascii="Symbol" w:hAnsi="Symbol" w:cs="Symbol" w:hint="default"/>
-      </w:rPr>
-    </w:lvl>
-    <w:lvl w:ilvl="1">
-      <w:numFmt w:val="bullet"/>
-      <w:lvlText w:val="o"/>
-      <w:lvlJc w:val="left"/>
-      <w:pPr>
-        <w:ind w:left="1440" w:hanging="360"/>
-      </w:pPr>
-      <w:rPr>
-        <w:rFonts w:ascii="Courier New" w:hAnsi="Courier New" w:cs="Courier New" w:hint="default"/>
-      </w:rPr>
-    </w:lvl>
-    <w:lvl w:ilvl="2">
-      <w:numFmt w:val="bullet"/>
-      <w:lvlText w:val=""/>
-      <w:lvlJc w:val="left"/>
-      <w:pPr>
-        <w:ind w:left="2160" w:hanging="360"/>
-      </w:pPr>
-      <w:rPr>
-        <w:rFonts w:ascii="Wingdings" w:hAnsi="Wingdings" w:cs="Wingdings" w:hint="default"/>
-      </w:rPr>
-    </w:lvl>
-    <w:lvl w:ilvl="3">
-      <w:numFmt w:val="bullet"/>
-      <w:lvlText w:val=""/>
-      <w:lvlJc w:val="left"/>
-      <w:pPr>
-        <w:ind w:left="2880" w:hanging="360"/>
-      </w:pPr>
-      <w:rPr>
-        <w:rFonts w:ascii="Symbol" w:hAnsi="Symbol" w:cs="Symbol" w:hint="default"/>
-      </w:rPr>
-    </w:lvl>
-    <w:lvl w:ilvl="4">
-      <w:numFmt w:val="bullet"/>
-      <w:lvlText w:val="o"/>
-      <w:lvlJc w:val="left"/>
-      <w:pPr>
-        <w:ind w:left="3600" w:hanging="360"/>
-      </w:pPr>
-      <w:rPr>
-        <w:rFonts w:ascii="Courier New" w:hAnsi="Courier New" w:cs="Courier New" w:hint="default"/>
-      </w:rPr>
-    </w:lvl>
-    <w:lvl w:ilvl="5">
-      <w:numFmt w:val="bullet"/>
-      <w:lvlText w:val=""/>
-      <w:lvlJc w:val="left"/>
-      <w:pPr>
-        <w:ind w:left="4320" w:hanging="360"/>
-      </w:pPr>
-      <w:rPr>
-        <w:rFonts w:ascii="Wingdings" w:hAnsi="Wingdings" w:cs="Wingdings" w:hint="default"/>
-      </w:rPr>
-    </w:lvl>
-    <w:lvl w:ilvl="6">
-      <w:numFmt w:val="bullet"/>
-      <w:lvlText w:val=""/>
-      <w:lvlJc w:val="left"/>
-      <w:pPr>
-        <w:ind w:left="5040" w:hanging="360"/>
-      </w:pPr>
-      <w:rPr>
-        <w:rFonts w:ascii="Symbol" w:hAnsi="Symbol" w:cs="Symbol" w:hint="default"/>
-      </w:rPr>
-    </w:lvl>
-    <w:lvl w:ilvl="7">
-      <w:numFmt w:val="bullet"/>
-      <w:lvlText w:val="o"/>
-      <w:lvlJc w:val="left"/>
-      <w:pPr>
-        <w:ind w:left="5760" w:hanging="360"/>
-      </w:pPr>
-      <w:rPr>
-        <w:rFonts w:ascii="Courier New" w:hAnsi="Courier New" w:cs="Courier New" w:hint="default"/>
-      </w:rPr>
-    </w:lvl>
-    <w:lvl w:ilvl="8">
-      <w:numFmt w:val="bullet"/>
-      <w:lvlText w:val=""/>
-      <w:lvlJc w:val="left"/>
-      <w:pPr>
-        <w:ind w:left="6480" w:hanging="360"/>
-      </w:pPr>
-      <w:rPr>
-        <w:rFonts w:ascii="Wingdings" w:hAnsi="Wingdings" w:cs="Wingdings" w:hint="default"/>
-      </w:rPr>
-    </w:lvl>
-  </w:abstractNum>
-  <w:abstractNum w:abstractNumId="99531">
-    <w:nsid w:val="00A99531"/>
+  <w:abstractNum w:abstractNumId="99411">
+    <w:nsid w:val="00A99411"/>
     <w:multiLevelType w:val="multilevel"/>
     <w:lvl w:ilvl="0">
       <w:start w:val="1"/>
-      <w:numFmt w:val="lowerRoman"/>
-      <w:lvlText w:val="(%1)"/>
+      <w:numFmt w:val="decimal"/>
+      <w:lvlText w:val="%1."/>
       <w:lvlJc w:val="left"/>
       <w:pPr>
         <w:ind w:left="720" w:hanging="360"/>
@@ -11281,8 +11728,8 @@
     </w:lvl>
     <w:lvl w:ilvl="1">
       <w:start w:val="1"/>
-      <w:numFmt w:val="lowerRoman"/>
-      <w:lvlText w:val="(%2)"/>
+      <w:numFmt w:val="decimal"/>
+      <w:lvlText w:val="%2."/>
       <w:lvlJc w:val="left"/>
       <w:pPr>
         <w:ind w:left="1440" w:hanging="360"/>
@@ -11290,8 +11737,8 @@
     </w:lvl>
     <w:lvl w:ilvl="2">
       <w:start w:val="1"/>
-      <w:numFmt w:val="lowerRoman"/>
-      <w:lvlText w:val="(%3)"/>
+      <w:numFmt w:val="decimal"/>
+      <w:lvlText w:val="%3."/>
       <w:lvlJc w:val="left"/>
       <w:pPr>
         <w:ind w:left="2160" w:hanging="360"/>
@@ -11299,8 +11746,8 @@
     </w:lvl>
     <w:lvl w:ilvl="3">
       <w:start w:val="1"/>
-      <w:numFmt w:val="lowerRoman"/>
-      <w:lvlText w:val="(%4)"/>
+      <w:numFmt w:val="decimal"/>
+      <w:lvlText w:val="%4."/>
       <w:lvlJc w:val="left"/>
       <w:pPr>
         <w:ind w:left="2880" w:hanging="360"/>
@@ -11308,8 +11755,8 @@
     </w:lvl>
     <w:lvl w:ilvl="4">
       <w:start w:val="1"/>
-      <w:numFmt w:val="lowerRoman"/>
-      <w:lvlText w:val="(%5)"/>
+      <w:numFmt w:val="decimal"/>
+      <w:lvlText w:val="%5."/>
       <w:lvlJc w:val="left"/>
       <w:pPr>
         <w:ind w:left="3600" w:hanging="360"/>
@@ -11317,8 +11764,8 @@
     </w:lvl>
     <w:lvl w:ilvl="5">
       <w:start w:val="1"/>
-      <w:numFmt w:val="lowerRoman"/>
-      <w:lvlText w:val="(%6)"/>
+      <w:numFmt w:val="decimal"/>
+      <w:lvlText w:val="%6."/>
       <w:lvlJc w:val="left"/>
       <w:pPr>
         <w:ind w:left="4320" w:hanging="360"/>
@@ -11326,8 +11773,8 @@
     </w:lvl>
     <w:lvl w:ilvl="6">
       <w:start w:val="1"/>
-      <w:numFmt w:val="lowerRoman"/>
-      <w:lvlText w:val="(%7)"/>
+      <w:numFmt w:val="decimal"/>
+      <w:lvlText w:val="%7."/>
       <w:lvlJc w:val="left"/>
       <w:pPr>
         <w:ind w:left="5040" w:hanging="360"/>
@@ -11335,8 +11782,8 @@
     </w:lvl>
     <w:lvl w:ilvl="7">
       <w:start w:val="1"/>
-      <w:numFmt w:val="lowerRoman"/>
-      <w:lvlText w:val="(%8)"/>
+      <w:numFmt w:val="decimal"/>
+      <w:lvlText w:val="%8."/>
       <w:lvlJc w:val="left"/>
       <w:pPr>
         <w:ind w:left="5760" w:hanging="360"/>
@@ -11344,348 +11791,8 @@
     </w:lvl>
     <w:lvl w:ilvl="8">
       <w:start w:val="1"/>
-      <w:numFmt w:val="lowerRoman"/>
-      <w:lvlText w:val="(%9)"/>
-      <w:lvlJc w:val="left"/>
-      <w:pPr>
-        <w:ind w:left="6480" w:hanging="360"/>
-      </w:pPr>
-    </w:lvl>
-  </w:abstractNum>
-  <w:abstractNum w:abstractNumId="99532">
-    <w:nsid w:val="00A99532"/>
-    <w:multiLevelType w:val="multilevel"/>
-    <w:lvl w:ilvl="0">
-      <w:start w:val="2"/>
-      <w:numFmt w:val="lowerRoman"/>
-      <w:lvlText w:val="(%1)"/>
-      <w:lvlJc w:val="left"/>
-      <w:pPr>
-        <w:ind w:left="720" w:hanging="360"/>
-      </w:pPr>
-    </w:lvl>
-    <w:lvl w:ilvl="1">
-      <w:start w:val="2"/>
-      <w:numFmt w:val="lowerRoman"/>
-      <w:lvlText w:val="(%2)"/>
-      <w:lvlJc w:val="left"/>
-      <w:pPr>
-        <w:ind w:left="1440" w:hanging="360"/>
-      </w:pPr>
-    </w:lvl>
-    <w:lvl w:ilvl="2">
-      <w:start w:val="2"/>
-      <w:numFmt w:val="lowerRoman"/>
-      <w:lvlText w:val="(%3)"/>
-      <w:lvlJc w:val="left"/>
-      <w:pPr>
-        <w:ind w:left="2160" w:hanging="360"/>
-      </w:pPr>
-    </w:lvl>
-    <w:lvl w:ilvl="3">
-      <w:start w:val="2"/>
-      <w:numFmt w:val="lowerRoman"/>
-      <w:lvlText w:val="(%4)"/>
-      <w:lvlJc w:val="left"/>
-      <w:pPr>
-        <w:ind w:left="2880" w:hanging="360"/>
-      </w:pPr>
-    </w:lvl>
-    <w:lvl w:ilvl="4">
-      <w:start w:val="2"/>
-      <w:numFmt w:val="lowerRoman"/>
-      <w:lvlText w:val="(%5)"/>
-      <w:lvlJc w:val="left"/>
-      <w:pPr>
-        <w:ind w:left="3600" w:hanging="360"/>
-      </w:pPr>
-    </w:lvl>
-    <w:lvl w:ilvl="5">
-      <w:start w:val="2"/>
-      <w:numFmt w:val="lowerRoman"/>
-      <w:lvlText w:val="(%6)"/>
-      <w:lvlJc w:val="left"/>
-      <w:pPr>
-        <w:ind w:left="4320" w:hanging="360"/>
-      </w:pPr>
-    </w:lvl>
-    <w:lvl w:ilvl="6">
-      <w:start w:val="2"/>
-      <w:numFmt w:val="lowerRoman"/>
-      <w:lvlText w:val="(%7)"/>
-      <w:lvlJc w:val="left"/>
-      <w:pPr>
-        <w:ind w:left="5040" w:hanging="360"/>
-      </w:pPr>
-    </w:lvl>
-    <w:lvl w:ilvl="7">
-      <w:start w:val="2"/>
-      <w:numFmt w:val="lowerRoman"/>
-      <w:lvlText w:val="(%8)"/>
-      <w:lvlJc w:val="left"/>
-      <w:pPr>
-        <w:ind w:left="5760" w:hanging="360"/>
-      </w:pPr>
-    </w:lvl>
-    <w:lvl w:ilvl="8">
-      <w:start w:val="2"/>
-      <w:numFmt w:val="lowerRoman"/>
-      <w:lvlText w:val="(%9)"/>
-      <w:lvlJc w:val="left"/>
-      <w:pPr>
-        <w:ind w:left="6480" w:hanging="360"/>
-      </w:pPr>
-    </w:lvl>
-  </w:abstractNum>
-  <w:abstractNum w:abstractNumId="99533">
-    <w:nsid w:val="00A99533"/>
-    <w:multiLevelType w:val="multilevel"/>
-    <w:lvl w:ilvl="0">
-      <w:start w:val="3"/>
-      <w:numFmt w:val="lowerRoman"/>
-      <w:lvlText w:val="(%1)"/>
-      <w:lvlJc w:val="left"/>
-      <w:pPr>
-        <w:ind w:left="720" w:hanging="360"/>
-      </w:pPr>
-    </w:lvl>
-    <w:lvl w:ilvl="1">
-      <w:start w:val="3"/>
-      <w:numFmt w:val="lowerRoman"/>
-      <w:lvlText w:val="(%2)"/>
-      <w:lvlJc w:val="left"/>
-      <w:pPr>
-        <w:ind w:left="1440" w:hanging="360"/>
-      </w:pPr>
-    </w:lvl>
-    <w:lvl w:ilvl="2">
-      <w:start w:val="3"/>
-      <w:numFmt w:val="lowerRoman"/>
-      <w:lvlText w:val="(%3)"/>
-      <w:lvlJc w:val="left"/>
-      <w:pPr>
-        <w:ind w:left="2160" w:hanging="360"/>
-      </w:pPr>
-    </w:lvl>
-    <w:lvl w:ilvl="3">
-      <w:start w:val="3"/>
-      <w:numFmt w:val="lowerRoman"/>
-      <w:lvlText w:val="(%4)"/>
-      <w:lvlJc w:val="left"/>
-      <w:pPr>
-        <w:ind w:left="2880" w:hanging="360"/>
-      </w:pPr>
-    </w:lvl>
-    <w:lvl w:ilvl="4">
-      <w:start w:val="3"/>
-      <w:numFmt w:val="lowerRoman"/>
-      <w:lvlText w:val="(%5)"/>
-      <w:lvlJc w:val="left"/>
-      <w:pPr>
-        <w:ind w:left="3600" w:hanging="360"/>
-      </w:pPr>
-    </w:lvl>
-    <w:lvl w:ilvl="5">
-      <w:start w:val="3"/>
-      <w:numFmt w:val="lowerRoman"/>
-      <w:lvlText w:val="(%6)"/>
-      <w:lvlJc w:val="left"/>
-      <w:pPr>
-        <w:ind w:left="4320" w:hanging="360"/>
-      </w:pPr>
-    </w:lvl>
-    <w:lvl w:ilvl="6">
-      <w:start w:val="3"/>
-      <w:numFmt w:val="lowerRoman"/>
-      <w:lvlText w:val="(%7)"/>
-      <w:lvlJc w:val="left"/>
-      <w:pPr>
-        <w:ind w:left="5040" w:hanging="360"/>
-      </w:pPr>
-    </w:lvl>
-    <w:lvl w:ilvl="7">
-      <w:start w:val="3"/>
-      <w:numFmt w:val="lowerRoman"/>
-      <w:lvlText w:val="(%8)"/>
-      <w:lvlJc w:val="left"/>
-      <w:pPr>
-        <w:ind w:left="5760" w:hanging="360"/>
-      </w:pPr>
-    </w:lvl>
-    <w:lvl w:ilvl="8">
-      <w:start w:val="3"/>
-      <w:numFmt w:val="lowerRoman"/>
-      <w:lvlText w:val="(%9)"/>
-      <w:lvlJc w:val="left"/>
-      <w:pPr>
-        <w:ind w:left="6480" w:hanging="360"/>
-      </w:pPr>
-    </w:lvl>
-  </w:abstractNum>
-  <w:abstractNum w:abstractNumId="99534">
-    <w:nsid w:val="00A99534"/>
-    <w:multiLevelType w:val="multilevel"/>
-    <w:lvl w:ilvl="0">
-      <w:start w:val="4"/>
-      <w:numFmt w:val="lowerRoman"/>
-      <w:lvlText w:val="(%1)"/>
-      <w:lvlJc w:val="left"/>
-      <w:pPr>
-        <w:ind w:left="720" w:hanging="360"/>
-      </w:pPr>
-    </w:lvl>
-    <w:lvl w:ilvl="1">
-      <w:start w:val="4"/>
-      <w:numFmt w:val="lowerRoman"/>
-      <w:lvlText w:val="(%2)"/>
-      <w:lvlJc w:val="left"/>
-      <w:pPr>
-        <w:ind w:left="1440" w:hanging="360"/>
-      </w:pPr>
-    </w:lvl>
-    <w:lvl w:ilvl="2">
-      <w:start w:val="4"/>
-      <w:numFmt w:val="lowerRoman"/>
-      <w:lvlText w:val="(%3)"/>
-      <w:lvlJc w:val="left"/>
-      <w:pPr>
-        <w:ind w:left="2160" w:hanging="360"/>
-      </w:pPr>
-    </w:lvl>
-    <w:lvl w:ilvl="3">
-      <w:start w:val="4"/>
-      <w:numFmt w:val="lowerRoman"/>
-      <w:lvlText w:val="(%4)"/>
-      <w:lvlJc w:val="left"/>
-      <w:pPr>
-        <w:ind w:left="2880" w:hanging="360"/>
-      </w:pPr>
-    </w:lvl>
-    <w:lvl w:ilvl="4">
-      <w:start w:val="4"/>
-      <w:numFmt w:val="lowerRoman"/>
-      <w:lvlText w:val="(%5)"/>
-      <w:lvlJc w:val="left"/>
-      <w:pPr>
-        <w:ind w:left="3600" w:hanging="360"/>
-      </w:pPr>
-    </w:lvl>
-    <w:lvl w:ilvl="5">
-      <w:start w:val="4"/>
-      <w:numFmt w:val="lowerRoman"/>
-      <w:lvlText w:val="(%6)"/>
-      <w:lvlJc w:val="left"/>
-      <w:pPr>
-        <w:ind w:left="4320" w:hanging="360"/>
-      </w:pPr>
-    </w:lvl>
-    <w:lvl w:ilvl="6">
-      <w:start w:val="4"/>
-      <w:numFmt w:val="lowerRoman"/>
-      <w:lvlText w:val="(%7)"/>
-      <w:lvlJc w:val="left"/>
-      <w:pPr>
-        <w:ind w:left="5040" w:hanging="360"/>
-      </w:pPr>
-    </w:lvl>
-    <w:lvl w:ilvl="7">
-      <w:start w:val="4"/>
-      <w:numFmt w:val="lowerRoman"/>
-      <w:lvlText w:val="(%8)"/>
-      <w:lvlJc w:val="left"/>
-      <w:pPr>
-        <w:ind w:left="5760" w:hanging="360"/>
-      </w:pPr>
-    </w:lvl>
-    <w:lvl w:ilvl="8">
-      <w:start w:val="4"/>
-      <w:numFmt w:val="lowerRoman"/>
-      <w:lvlText w:val="(%9)"/>
-      <w:lvlJc w:val="left"/>
-      <w:pPr>
-        <w:ind w:left="6480" w:hanging="360"/>
-      </w:pPr>
-    </w:lvl>
-  </w:abstractNum>
-  <w:abstractNum w:abstractNumId="997322">
-    <w:nsid w:val="0A997322"/>
-    <w:multiLevelType w:val="multilevel"/>
-    <w:lvl w:ilvl="0">
-      <w:start w:val="22"/>
-      <w:numFmt w:val="lowerLetter"/>
-      <w:lvlText w:val="(%1)"/>
-      <w:lvlJc w:val="left"/>
-      <w:pPr>
-        <w:ind w:left="720" w:hanging="360"/>
-      </w:pPr>
-    </w:lvl>
-    <w:lvl w:ilvl="1">
-      <w:start w:val="22"/>
-      <w:numFmt w:val="lowerLetter"/>
-      <w:lvlText w:val="(%2)"/>
-      <w:lvlJc w:val="left"/>
-      <w:pPr>
-        <w:ind w:left="1440" w:hanging="360"/>
-      </w:pPr>
-    </w:lvl>
-    <w:lvl w:ilvl="2">
-      <w:start w:val="22"/>
-      <w:numFmt w:val="lowerLetter"/>
-      <w:lvlText w:val="(%3)"/>
-      <w:lvlJc w:val="left"/>
-      <w:pPr>
-        <w:ind w:left="2160" w:hanging="360"/>
-      </w:pPr>
-    </w:lvl>
-    <w:lvl w:ilvl="3">
-      <w:start w:val="22"/>
-      <w:numFmt w:val="lowerLetter"/>
-      <w:lvlText w:val="(%4)"/>
-      <w:lvlJc w:val="left"/>
-      <w:pPr>
-        <w:ind w:left="2880" w:hanging="360"/>
-      </w:pPr>
-    </w:lvl>
-    <w:lvl w:ilvl="4">
-      <w:start w:val="22"/>
-      <w:numFmt w:val="lowerLetter"/>
-      <w:lvlText w:val="(%5)"/>
-      <w:lvlJc w:val="left"/>
-      <w:pPr>
-        <w:ind w:left="3600" w:hanging="360"/>
-      </w:pPr>
-    </w:lvl>
-    <w:lvl w:ilvl="5">
-      <w:start w:val="22"/>
-      <w:numFmt w:val="lowerLetter"/>
-      <w:lvlText w:val="(%6)"/>
-      <w:lvlJc w:val="left"/>
-      <w:pPr>
-        <w:ind w:left="4320" w:hanging="360"/>
-      </w:pPr>
-    </w:lvl>
-    <w:lvl w:ilvl="6">
-      <w:start w:val="22"/>
-      <w:numFmt w:val="lowerLetter"/>
-      <w:lvlText w:val="(%7)"/>
-      <w:lvlJc w:val="left"/>
-      <w:pPr>
-        <w:ind w:left="5040" w:hanging="360"/>
-      </w:pPr>
-    </w:lvl>
-    <w:lvl w:ilvl="7">
-      <w:start w:val="22"/>
-      <w:numFmt w:val="lowerLetter"/>
-      <w:lvlText w:val="(%8)"/>
-      <w:lvlJc w:val="left"/>
-      <w:pPr>
-        <w:ind w:left="5760" w:hanging="360"/>
-      </w:pPr>
-    </w:lvl>
-    <w:lvl w:ilvl="8">
-      <w:start w:val="22"/>
-      <w:numFmt w:val="lowerLetter"/>
-      <w:lvlText w:val="(%9)"/>
+      <w:numFmt w:val="decimal"/>
+      <w:lvlText w:val="%9."/>
       <w:lvlJc w:val="left"/>
       <w:pPr>
         <w:ind w:left="6480" w:hanging="360"/>
@@ -11696,10 +11803,7 @@
     <w:abstractNumId w:val="990"/>
   </w:num>
   <w:num w:numId="1001">
-    <w:abstractNumId w:val="991"/>
-  </w:num>
-  <w:num w:numId="1002">
-    <w:abstractNumId w:val="99531"/>
+    <w:abstractNumId w:val="99411"/>
     <w:lvlOverride w:ilvl="0">
       <w:startOverride w:val="1"/>
     </w:lvlOverride>
@@ -11726,126 +11830,6 @@
     </w:lvlOverride>
     <w:lvlOverride w:ilvl="8">
       <w:startOverride w:val="1"/>
-    </w:lvlOverride>
-  </w:num>
-  <w:num w:numId="1003">
-    <w:abstractNumId w:val="99532"/>
-    <w:lvlOverride w:ilvl="0">
-      <w:startOverride w:val="2"/>
-    </w:lvlOverride>
-    <w:lvlOverride w:ilvl="1">
-      <w:startOverride w:val="2"/>
-    </w:lvlOverride>
-    <w:lvlOverride w:ilvl="2">
-      <w:startOverride w:val="2"/>
-    </w:lvlOverride>
-    <w:lvlOverride w:ilvl="3">
-      <w:startOverride w:val="2"/>
-    </w:lvlOverride>
-    <w:lvlOverride w:ilvl="4">
-      <w:startOverride w:val="2"/>
-    </w:lvlOverride>
-    <w:lvlOverride w:ilvl="5">
-      <w:startOverride w:val="2"/>
-    </w:lvlOverride>
-    <w:lvlOverride w:ilvl="6">
-      <w:startOverride w:val="2"/>
-    </w:lvlOverride>
-    <w:lvlOverride w:ilvl="7">
-      <w:startOverride w:val="2"/>
-    </w:lvlOverride>
-    <w:lvlOverride w:ilvl="8">
-      <w:startOverride w:val="2"/>
-    </w:lvlOverride>
-  </w:num>
-  <w:num w:numId="1004">
-    <w:abstractNumId w:val="99533"/>
-    <w:lvlOverride w:ilvl="0">
-      <w:startOverride w:val="3"/>
-    </w:lvlOverride>
-    <w:lvlOverride w:ilvl="1">
-      <w:startOverride w:val="3"/>
-    </w:lvlOverride>
-    <w:lvlOverride w:ilvl="2">
-      <w:startOverride w:val="3"/>
-    </w:lvlOverride>
-    <w:lvlOverride w:ilvl="3">
-      <w:startOverride w:val="3"/>
-    </w:lvlOverride>
-    <w:lvlOverride w:ilvl="4">
-      <w:startOverride w:val="3"/>
-    </w:lvlOverride>
-    <w:lvlOverride w:ilvl="5">
-      <w:startOverride w:val="3"/>
-    </w:lvlOverride>
-    <w:lvlOverride w:ilvl="6">
-      <w:startOverride w:val="3"/>
-    </w:lvlOverride>
-    <w:lvlOverride w:ilvl="7">
-      <w:startOverride w:val="3"/>
-    </w:lvlOverride>
-    <w:lvlOverride w:ilvl="8">
-      <w:startOverride w:val="3"/>
-    </w:lvlOverride>
-  </w:num>
-  <w:num w:numId="1005">
-    <w:abstractNumId w:val="99534"/>
-    <w:lvlOverride w:ilvl="0">
-      <w:startOverride w:val="4"/>
-    </w:lvlOverride>
-    <w:lvlOverride w:ilvl="1">
-      <w:startOverride w:val="4"/>
-    </w:lvlOverride>
-    <w:lvlOverride w:ilvl="2">
-      <w:startOverride w:val="4"/>
-    </w:lvlOverride>
-    <w:lvlOverride w:ilvl="3">
-      <w:startOverride w:val="4"/>
-    </w:lvlOverride>
-    <w:lvlOverride w:ilvl="4">
-      <w:startOverride w:val="4"/>
-    </w:lvlOverride>
-    <w:lvlOverride w:ilvl="5">
-      <w:startOverride w:val="4"/>
-    </w:lvlOverride>
-    <w:lvlOverride w:ilvl="6">
-      <w:startOverride w:val="4"/>
-    </w:lvlOverride>
-    <w:lvlOverride w:ilvl="7">
-      <w:startOverride w:val="4"/>
-    </w:lvlOverride>
-    <w:lvlOverride w:ilvl="8">
-      <w:startOverride w:val="4"/>
-    </w:lvlOverride>
-  </w:num>
-  <w:num w:numId="1006">
-    <w:abstractNumId w:val="997322"/>
-    <w:lvlOverride w:ilvl="0">
-      <w:startOverride w:val="22"/>
-    </w:lvlOverride>
-    <w:lvlOverride w:ilvl="1">
-      <w:startOverride w:val="22"/>
-    </w:lvlOverride>
-    <w:lvlOverride w:ilvl="2">
-      <w:startOverride w:val="22"/>
-    </w:lvlOverride>
-    <w:lvlOverride w:ilvl="3">
-      <w:startOverride w:val="22"/>
-    </w:lvlOverride>
-    <w:lvlOverride w:ilvl="4">
-      <w:startOverride w:val="22"/>
-    </w:lvlOverride>
-    <w:lvlOverride w:ilvl="5">
-      <w:startOverride w:val="22"/>
-    </w:lvlOverride>
-    <w:lvlOverride w:ilvl="6">
-      <w:startOverride w:val="22"/>
-    </w:lvlOverride>
-    <w:lvlOverride w:ilvl="7">
-      <w:startOverride w:val="22"/>
-    </w:lvlOverride>
-    <w:lvlOverride w:ilvl="8">
-      <w:startOverride w:val="22"/>
     </w:lvlOverride>
   </w:num>
 </w:numbering>
